--- a/00_doc/LabDocGeneral/Aurix_lab_zabeleske_i_plan_PoVl.docx
+++ b/00_doc/LabDocGeneral/Aurix_lab_zabeleske_i_plan_PoVl.docx
@@ -1,6 +1,6 @@
 
 <file path=word/document.xml><?xml version="1.0" encoding="utf-8"?>
-<w:document xmlns:wpc="http://schemas.microsoft.com/office/word/2010/wordprocessingCanvas" xmlns:cx="http://schemas.microsoft.com/office/drawing/2014/chartex" xmlns:cx1="http://schemas.microsoft.com/office/drawing/2015/9/8/chartex" xmlns:cx2="http://schemas.microsoft.com/office/drawing/2015/10/21/chartex" xmlns:cx3="http://schemas.microsoft.com/office/drawing/2016/5/9/chartex" xmlns:cx4="http://schemas.microsoft.com/office/drawing/2016/5/10/chartex" xmlns:cx5="http://schemas.microsoft.com/office/drawing/2016/5/11/chartex" xmlns:cx6="http://schemas.microsoft.com/office/drawing/2016/5/12/chartex" xmlns:cx7="http://schemas.microsoft.com/office/drawing/2016/5/13/chartex" xmlns:cx8="http://schemas.microsoft.com/office/drawing/2016/5/14/chartex" xmlns:mc="http://schemas.openxmlformats.org/markup-compatibility/2006" xmlns:aink="http://schemas.microsoft.com/office/drawing/2016/ink" xmlns:am3d="http://schemas.microsoft.com/office/drawing/2017/model3d" xmlns:o="urn:schemas-microsoft-com:office:office" xmlns:oel="http://schemas.microsoft.com/office/2019/extlst" xmlns:r="http://schemas.openxmlformats.org/officeDocument/2006/relationships" xmlns:m="http://schemas.openxmlformats.org/officeDocument/2006/math" xmlns:v="urn:schemas-microsoft-com:vml" xmlns:wp14="http://schemas.microsoft.com/office/word/2010/wordprocessingDrawing" xmlns:wp="http://schemas.openxmlformats.org/drawingml/2006/wordprocessingDrawing" xmlns:w10="urn:schemas-microsoft-com:office:word" xmlns:w="http://schemas.openxmlformats.org/wordprocessingml/2006/main" xmlns:w14="http://schemas.microsoft.com/office/word/2010/wordml" xmlns:w15="http://schemas.microsoft.com/office/word/2012/wordml" xmlns:w16cex="http://schemas.microsoft.com/office/word/2018/wordml/cex" xmlns:w16cid="http://schemas.microsoft.com/office/word/2016/wordml/cid" xmlns:w16="http://schemas.microsoft.com/office/word/2018/wordml" xmlns:w16du="http://schemas.microsoft.com/office/word/2023/wordml/word16du" xmlns:w16sdtdh="http://schemas.microsoft.com/office/word/2020/wordml/sdtdatahash" xmlns:w16sdtfl="http://schemas.microsoft.com/office/word/2024/wordml/sdtformatlock" xmlns:w16se="http://schemas.microsoft.com/office/word/2015/wordml/symex" xmlns:wpg="http://schemas.microsoft.com/office/word/2010/wordprocessingGroup" xmlns:wpi="http://schemas.microsoft.com/office/word/2010/wordprocessingInk" xmlns:wne="http://schemas.microsoft.com/office/word/2006/wordml" xmlns:wps="http://schemas.microsoft.com/office/word/2010/wordprocessingShape" mc:Ignorable="w14 w15 w16se w16cid w16 w16cex w16sdtdh w16sdtfl w16du wp14">
+<w:document xmlns:wpc="http://schemas.microsoft.com/office/word/2010/wordprocessingCanvas" xmlns:cx="http://schemas.microsoft.com/office/drawing/2014/chartex" xmlns:cx1="http://schemas.microsoft.com/office/drawing/2015/9/8/chartex" xmlns:mc="http://schemas.openxmlformats.org/markup-compatibility/2006" xmlns:o="urn:schemas-microsoft-com:office:office" xmlns:r="http://schemas.openxmlformats.org/officeDocument/2006/relationships" xmlns:m="http://schemas.openxmlformats.org/officeDocument/2006/math" xmlns:v="urn:schemas-microsoft-com:vml" xmlns:wp14="http://schemas.microsoft.com/office/word/2010/wordprocessingDrawing" xmlns:wp="http://schemas.openxmlformats.org/drawingml/2006/wordprocessingDrawing" xmlns:w10="urn:schemas-microsoft-com:office:word" xmlns:w="http://schemas.openxmlformats.org/wordprocessingml/2006/main" xmlns:w14="http://schemas.microsoft.com/office/word/2010/wordml" xmlns:w15="http://schemas.microsoft.com/office/word/2012/wordml" xmlns:w16se="http://schemas.microsoft.com/office/word/2015/wordml/symex" xmlns:wpg="http://schemas.microsoft.com/office/word/2010/wordprocessingGroup" xmlns:wpi="http://schemas.microsoft.com/office/word/2010/wordprocessingInk" xmlns:wne="http://schemas.microsoft.com/office/word/2006/wordml" xmlns:wps="http://schemas.microsoft.com/office/word/2010/wordprocessingShape" mc:Ignorable="w14 w15 w16se wp14">
   <w:body>
     <w:p>
       <w:pPr>
@@ -147,9 +147,9 @@
         <w:tblLook w:val="04A0" w:firstRow="1" w:lastRow="0" w:firstColumn="1" w:lastColumn="0" w:noHBand="0" w:noVBand="1"/>
       </w:tblPr>
       <w:tblGrid>
-        <w:gridCol w:w="624"/>
-        <w:gridCol w:w="1191"/>
-        <w:gridCol w:w="1247"/>
+        <w:gridCol w:w="426"/>
+        <w:gridCol w:w="1389"/>
+        <w:gridCol w:w="1304"/>
         <w:gridCol w:w="1701"/>
         <w:gridCol w:w="2552"/>
         <w:gridCol w:w="1701"/>
@@ -162,7 +162,7 @@
         <w:tc>
           <w:tcPr>
             <w:cnfStyle w:val="001000000000" w:firstRow="0" w:lastRow="0" w:firstColumn="1" w:lastColumn="0" w:oddVBand="0" w:evenVBand="0" w:oddHBand="0" w:evenHBand="0" w:firstRowFirstColumn="0" w:firstRowLastColumn="0" w:lastRowFirstColumn="0" w:lastRowLastColumn="0"/>
-            <w:tcW w:w="624" w:type="dxa"/>
+            <w:tcW w:w="426" w:type="dxa"/>
           </w:tcPr>
           <w:p>
             <w:pPr>
@@ -175,20 +175,11 @@
                 <w:szCs w:val="14"/>
               </w:rPr>
             </w:pPr>
-            <w:r>
-              <w:rPr>
-                <w:rFonts w:eastAsia="Times New Roman" w:cstheme="minorHAnsi"/>
-                <w:color w:val="0A0A0A"/>
-                <w:sz w:val="14"/>
-                <w:szCs w:val="14"/>
-              </w:rPr>
-              <w:t>Vežba</w:t>
-            </w:r>
           </w:p>
         </w:tc>
         <w:tc>
           <w:tcPr>
-            <w:tcW w:w="1191" w:type="dxa"/>
+            <w:tcW w:w="1389" w:type="dxa"/>
           </w:tcPr>
           <w:p>
             <w:pPr>
@@ -215,7 +206,7 @@
         </w:tc>
         <w:tc>
           <w:tcPr>
-            <w:tcW w:w="1247" w:type="dxa"/>
+            <w:tcW w:w="1304" w:type="dxa"/>
           </w:tcPr>
           <w:p>
             <w:pPr>
@@ -340,14 +331,12 @@
         <w:tc>
           <w:tcPr>
             <w:cnfStyle w:val="001000000000" w:firstRow="0" w:lastRow="0" w:firstColumn="1" w:lastColumn="0" w:oddVBand="0" w:evenVBand="0" w:oddHBand="0" w:evenHBand="0" w:firstRowFirstColumn="0" w:firstRowLastColumn="0" w:lastRowFirstColumn="0" w:lastRowLastColumn="0"/>
-            <w:tcW w:w="624" w:type="dxa"/>
+            <w:tcW w:w="426" w:type="dxa"/>
           </w:tcPr>
           <w:p>
             <w:pPr>
               <w:rPr>
                 <w:rFonts w:eastAsia="Times New Roman" w:cstheme="minorHAnsi"/>
-                <w:b w:val="0"/>
-                <w:bCs w:val="0"/>
                 <w:color w:val="0A0A0A"/>
                 <w:sz w:val="14"/>
                 <w:szCs w:val="14"/>
@@ -360,135 +349,70 @@
                 <w:sz w:val="14"/>
                 <w:szCs w:val="14"/>
               </w:rPr>
-              <w:t>1.</w:t>
+              <w:t>1</w:t>
+            </w:r>
+            <w:r>
+              <w:rPr>
+                <w:rFonts w:eastAsia="Times New Roman" w:cstheme="minorHAnsi"/>
+                <w:color w:val="0A0A0A"/>
+                <w:sz w:val="14"/>
+                <w:szCs w:val="14"/>
+              </w:rPr>
+              <w:t>.</w:t>
             </w:r>
           </w:p>
         </w:tc>
         <w:tc>
           <w:tcPr>
-            <w:tcW w:w="1191" w:type="dxa"/>
+            <w:tcW w:w="1389" w:type="dxa"/>
           </w:tcPr>
           <w:p>
             <w:pPr>
               <w:cnfStyle w:val="000000100000" w:firstRow="0" w:lastRow="0" w:firstColumn="0" w:lastColumn="0" w:oddVBand="0" w:evenVBand="0" w:oddHBand="1" w:evenHBand="0" w:firstRowFirstColumn="0" w:firstRowLastColumn="0" w:lastRowFirstColumn="0" w:lastRowLastColumn="0"/>
               <w:rPr>
                 <w:rFonts w:eastAsia="Times New Roman" w:cstheme="minorHAnsi"/>
+                <w:color w:val="0A0A0A"/>
+                <w:sz w:val="14"/>
+                <w:szCs w:val="14"/>
+              </w:rPr>
+            </w:pPr>
+            <w:r>
+              <w:rPr>
+                <w:rFonts w:eastAsia="Times New Roman" w:cstheme="minorHAnsi"/>
                 <w:b/>
                 <w:bCs/>
                 <w:color w:val="0A0A0A"/>
                 <w:sz w:val="14"/>
                 <w:szCs w:val="14"/>
-                <w:highlight w:val="yellow"/>
-              </w:rPr>
-            </w:pPr>
-            <w:r>
-              <w:rPr>
-                <w:rFonts w:eastAsia="Times New Roman" w:cstheme="minorHAnsi"/>
-                <w:b/>
-                <w:bCs/>
-                <w:color w:val="0A0A0A"/>
-                <w:sz w:val="14"/>
-                <w:szCs w:val="14"/>
-                <w:highlight w:val="yellow"/>
-              </w:rPr>
-              <w:t xml:space="preserve">FreeRTOS_Basic </w:t>
+              </w:rPr>
+              <w:t>CAN Bus (Rx/Tx)</w:t>
             </w:r>
           </w:p>
         </w:tc>
         <w:tc>
           <w:tcPr>
-            <w:tcW w:w="1247" w:type="dxa"/>
+            <w:tcW w:w="1304" w:type="dxa"/>
           </w:tcPr>
           <w:p>
             <w:pPr>
               <w:cnfStyle w:val="000000100000" w:firstRow="0" w:lastRow="0" w:firstColumn="0" w:lastColumn="0" w:oddVBand="0" w:evenVBand="0" w:oddHBand="1" w:evenHBand="0" w:firstRowFirstColumn="0" w:firstRowLastColumn="0" w:lastRowFirstColumn="0" w:lastRowLastColumn="0"/>
               <w:rPr>
                 <w:rFonts w:eastAsia="Times New Roman" w:cstheme="minorHAnsi"/>
+                <w:color w:val="0A0A0A"/>
+                <w:sz w:val="14"/>
+                <w:szCs w:val="14"/>
+              </w:rPr>
+            </w:pPr>
+            <w:r>
+              <w:rPr>
+                <w:rFonts w:eastAsia="Times New Roman" w:cstheme="minorHAnsi"/>
                 <w:b/>
                 <w:bCs/>
                 <w:color w:val="0A0A0A"/>
                 <w:sz w:val="14"/>
                 <w:szCs w:val="14"/>
               </w:rPr>
-            </w:pPr>
-            <w:r>
-              <w:rPr>
-                <w:rFonts w:eastAsia="Times New Roman" w:cstheme="minorHAnsi"/>
-                <w:b/>
-                <w:bCs/>
-                <w:color w:val="0A0A0A"/>
-                <w:sz w:val="14"/>
-                <w:szCs w:val="14"/>
-              </w:rPr>
-              <w:t>t</w:t>
-            </w:r>
-            <w:r>
-              <w:rPr>
-                <w:rFonts w:eastAsia="Times New Roman" w:cstheme="minorHAnsi"/>
-                <w:b/>
-                <w:bCs/>
-                <w:color w:val="0A0A0A"/>
-                <w:sz w:val="14"/>
-                <w:szCs w:val="14"/>
-              </w:rPr>
-              <w:t xml:space="preserve">ask_app_led1 </w:t>
-            </w:r>
-            <w:r>
-              <w:rPr>
-                <w:rFonts w:eastAsia="Times New Roman" w:cstheme="minorHAnsi"/>
-                <w:b/>
-                <w:bCs/>
-                <w:color w:val="0A0A0A"/>
-                <w:sz w:val="14"/>
-                <w:szCs w:val="14"/>
-              </w:rPr>
-              <w:t>(3)</w:t>
-            </w:r>
-          </w:p>
-          <w:p>
-            <w:pPr>
-              <w:cnfStyle w:val="000000100000" w:firstRow="0" w:lastRow="0" w:firstColumn="0" w:lastColumn="0" w:oddVBand="0" w:evenVBand="0" w:oddHBand="1" w:evenHBand="0" w:firstRowFirstColumn="0" w:firstRowLastColumn="0" w:lastRowFirstColumn="0" w:lastRowLastColumn="0"/>
-              <w:rPr>
-                <w:rFonts w:eastAsia="Times New Roman" w:cstheme="minorHAnsi"/>
-                <w:b/>
-                <w:bCs/>
-                <w:color w:val="0A0A0A"/>
-                <w:sz w:val="14"/>
-                <w:szCs w:val="14"/>
-              </w:rPr>
-            </w:pPr>
-            <w:r>
-              <w:rPr>
-                <w:rFonts w:eastAsia="Times New Roman" w:cstheme="minorHAnsi"/>
-                <w:b/>
-                <w:bCs/>
-                <w:color w:val="0A0A0A"/>
-                <w:sz w:val="14"/>
-                <w:szCs w:val="14"/>
-              </w:rPr>
-              <w:t>t</w:t>
-            </w:r>
-            <w:r>
-              <w:rPr>
-                <w:rFonts w:eastAsia="Times New Roman" w:cstheme="minorHAnsi"/>
-                <w:b/>
-                <w:bCs/>
-                <w:color w:val="0A0A0A"/>
-                <w:sz w:val="14"/>
-                <w:szCs w:val="14"/>
-              </w:rPr>
-              <w:t>ask_app_led2</w:t>
-            </w:r>
-            <w:r>
-              <w:rPr>
-                <w:rFonts w:eastAsia="Times New Roman" w:cstheme="minorHAnsi"/>
-                <w:b/>
-                <w:bCs/>
-                <w:color w:val="0A0A0A"/>
-                <w:sz w:val="14"/>
-                <w:szCs w:val="14"/>
-              </w:rPr>
-              <w:t xml:space="preserve"> (2)</w:t>
+              <w:t>Bez FreeRTOS</w:t>
             </w:r>
           </w:p>
         </w:tc>
@@ -501,7 +425,6 @@
               <w:cnfStyle w:val="000000100000" w:firstRow="0" w:lastRow="0" w:firstColumn="0" w:lastColumn="0" w:oddVBand="0" w:evenVBand="0" w:oddHBand="1" w:evenHBand="0" w:firstRowFirstColumn="0" w:firstRowLastColumn="0" w:lastRowFirstColumn="0" w:lastRowLastColumn="0"/>
               <w:rPr>
                 <w:rFonts w:eastAsia="Times New Roman" w:cstheme="minorHAnsi"/>
-                <w:bCs/>
                 <w:color w:val="0A0A0A"/>
                 <w:sz w:val="14"/>
                 <w:szCs w:val="14"/>
@@ -510,102 +433,11 @@
             <w:r>
               <w:rPr>
                 <w:rFonts w:eastAsia="Times New Roman" w:cstheme="minorHAnsi"/>
-                <w:b/>
-                <w:bCs/>
-                <w:color w:val="0A0A0A"/>
-                <w:sz w:val="14"/>
-                <w:szCs w:val="14"/>
-              </w:rPr>
-              <w:t>Periodičan task</w:t>
-            </w:r>
-            <w:r>
-              <w:rPr>
-                <w:rFonts w:eastAsia="Times New Roman" w:cstheme="minorHAnsi"/>
-                <w:bCs/>
-                <w:color w:val="0A0A0A"/>
-                <w:sz w:val="14"/>
-                <w:szCs w:val="14"/>
-              </w:rPr>
-              <w:t>;</w:t>
-            </w:r>
-          </w:p>
-          <w:p>
-            <w:pPr>
-              <w:cnfStyle w:val="000000100000" w:firstRow="0" w:lastRow="0" w:firstColumn="0" w:lastColumn="0" w:oddVBand="0" w:evenVBand="0" w:oddHBand="1" w:evenHBand="0" w:firstRowFirstColumn="0" w:firstRowLastColumn="0" w:lastRowFirstColumn="0" w:lastRowLastColumn="0"/>
-              <w:rPr>
-                <w:rFonts w:eastAsia="Times New Roman" w:cstheme="minorHAnsi"/>
-                <w:b/>
-                <w:bCs/>
-                <w:color w:val="0A0A0A"/>
-                <w:sz w:val="14"/>
-                <w:szCs w:val="14"/>
-              </w:rPr>
-            </w:pPr>
-            <w:r>
-              <w:rPr>
-                <w:rFonts w:eastAsia="Times New Roman" w:cstheme="minorHAnsi"/>
-                <w:bCs/>
-                <w:color w:val="0A0A0A"/>
-                <w:sz w:val="14"/>
-                <w:szCs w:val="14"/>
-              </w:rPr>
-              <w:t>Sinhronizacija taska i ISR-a</w:t>
-            </w:r>
-            <w:r>
-              <w:rPr>
-                <w:rFonts w:eastAsia="Times New Roman" w:cstheme="minorHAnsi"/>
-                <w:bCs/>
-                <w:color w:val="0A0A0A"/>
-                <w:sz w:val="14"/>
-                <w:szCs w:val="14"/>
-              </w:rPr>
-              <w:t xml:space="preserve"> upotrebom</w:t>
-            </w:r>
-            <w:r>
-              <w:rPr>
-                <w:rFonts w:eastAsia="Times New Roman" w:cstheme="minorHAnsi"/>
-                <w:bCs/>
-                <w:color w:val="0A0A0A"/>
-                <w:sz w:val="14"/>
-                <w:szCs w:val="14"/>
-              </w:rPr>
-              <w:t xml:space="preserve"> </w:t>
-            </w:r>
-            <w:r>
-              <w:rPr>
-                <w:rFonts w:eastAsia="Times New Roman" w:cstheme="minorHAnsi"/>
-                <w:b/>
-                <w:bCs/>
-                <w:i/>
-                <w:color w:val="0A0A0A"/>
-                <w:sz w:val="14"/>
-                <w:szCs w:val="14"/>
-              </w:rPr>
-              <w:t>binary sem</w:t>
-            </w:r>
-            <w:r>
-              <w:rPr>
-                <w:rFonts w:eastAsia="Times New Roman" w:cstheme="minorHAnsi"/>
-                <w:b/>
-                <w:bCs/>
-                <w:i/>
-                <w:color w:val="0A0A0A"/>
-                <w:sz w:val="14"/>
-                <w:szCs w:val="14"/>
-              </w:rPr>
-              <w:t>a</w:t>
-            </w:r>
-            <w:r>
-              <w:rPr>
-                <w:rFonts w:eastAsia="Times New Roman" w:cstheme="minorHAnsi"/>
-                <w:b/>
-                <w:bCs/>
-                <w:i/>
-                <w:color w:val="0A0A0A"/>
-                <w:sz w:val="14"/>
-                <w:szCs w:val="14"/>
-              </w:rPr>
-              <w:t>phore</w:t>
+                <w:color w:val="0A0A0A"/>
+                <w:sz w:val="14"/>
+                <w:szCs w:val="14"/>
+              </w:rPr>
+              <w:t>-</w:t>
             </w:r>
           </w:p>
         </w:tc>
@@ -618,7 +450,6 @@
               <w:cnfStyle w:val="000000100000" w:firstRow="0" w:lastRow="0" w:firstColumn="0" w:lastColumn="0" w:oddVBand="0" w:evenVBand="0" w:oddHBand="1" w:evenHBand="0" w:firstRowFirstColumn="0" w:firstRowLastColumn="0" w:lastRowFirstColumn="0" w:lastRowLastColumn="0"/>
               <w:rPr>
                 <w:rFonts w:eastAsia="Times New Roman" w:cstheme="minorHAnsi"/>
-                <w:bCs/>
                 <w:color w:val="0A0A0A"/>
                 <w:sz w:val="14"/>
                 <w:szCs w:val="14"/>
@@ -632,225 +463,104 @@
                 <w:sz w:val="14"/>
                 <w:szCs w:val="14"/>
               </w:rPr>
-              <w:t>Task_app_led1</w:t>
-            </w:r>
-            <w:r>
-              <w:rPr>
-                <w:rFonts w:eastAsia="Times New Roman" w:cstheme="minorHAnsi"/>
-                <w:bCs/>
-                <w:color w:val="0A0A0A"/>
-                <w:sz w:val="14"/>
-                <w:szCs w:val="14"/>
-              </w:rPr>
-              <w:t xml:space="preserve">: periodičan, </w:t>
-            </w:r>
-            <w:r>
-              <w:rPr>
-                <w:rFonts w:eastAsia="Times New Roman" w:cstheme="minorHAnsi"/>
-                <w:bCs/>
-                <w:i/>
-                <w:color w:val="0A0A0A"/>
-                <w:sz w:val="14"/>
-                <w:szCs w:val="14"/>
-              </w:rPr>
-              <w:t>toggle-</w:t>
-            </w:r>
-            <w:r>
-              <w:rPr>
-                <w:rFonts w:eastAsia="Times New Roman" w:cstheme="minorHAnsi"/>
-                <w:bCs/>
-                <w:color w:val="0A0A0A"/>
-                <w:sz w:val="14"/>
-                <w:szCs w:val="14"/>
-              </w:rPr>
-              <w:t>uje LED1 </w:t>
-            </w:r>
-          </w:p>
-          <w:p>
-            <w:pPr>
-              <w:cnfStyle w:val="000000100000" w:firstRow="0" w:lastRow="0" w:firstColumn="0" w:lastColumn="0" w:oddVBand="0" w:evenVBand="0" w:oddHBand="1" w:evenHBand="0" w:firstRowFirstColumn="0" w:firstRowLastColumn="0" w:lastRowFirstColumn="0" w:lastRowLastColumn="0"/>
-              <w:rPr>
-                <w:rFonts w:eastAsia="Times New Roman" w:cstheme="minorHAnsi"/>
-                <w:b/>
-                <w:bCs/>
-                <w:color w:val="0A0A0A"/>
-                <w:sz w:val="14"/>
-                <w:szCs w:val="14"/>
-              </w:rPr>
-            </w:pPr>
-            <w:r>
-              <w:rPr>
-                <w:rFonts w:eastAsia="Times New Roman" w:cstheme="minorHAnsi"/>
-                <w:bCs/>
-                <w:color w:val="0A0A0A"/>
-                <w:sz w:val="14"/>
-                <w:szCs w:val="14"/>
-              </w:rPr>
-              <w:t>Task_app_led2</w:t>
-            </w:r>
-            <w:r>
-              <w:rPr>
-                <w:rFonts w:eastAsia="Times New Roman" w:cstheme="minorHAnsi"/>
-                <w:bCs/>
-                <w:color w:val="0A0A0A"/>
-                <w:sz w:val="14"/>
-                <w:szCs w:val="14"/>
-              </w:rPr>
-              <w:t>: </w:t>
-            </w:r>
-            <w:r>
-              <w:rPr>
-                <w:rFonts w:eastAsia="Times New Roman" w:cstheme="minorHAnsi"/>
-                <w:bCs/>
-                <w:color w:val="0A0A0A"/>
-                <w:sz w:val="14"/>
-                <w:szCs w:val="14"/>
-              </w:rPr>
-              <w:t>s</w:t>
-            </w:r>
-            <w:r>
-              <w:rPr>
-                <w:rFonts w:eastAsia="Times New Roman" w:cstheme="minorHAnsi"/>
-                <w:bCs/>
-                <w:color w:val="0A0A0A"/>
-                <w:sz w:val="14"/>
-                <w:szCs w:val="14"/>
-              </w:rPr>
-              <w:t xml:space="preserve">inhronizacija taska sa prekidom </w:t>
-            </w:r>
-            <w:r>
-              <w:rPr>
-                <w:rFonts w:eastAsia="Times New Roman" w:cstheme="minorHAnsi"/>
-                <w:bCs/>
-                <w:color w:val="0A0A0A"/>
-                <w:sz w:val="14"/>
-                <w:szCs w:val="14"/>
-              </w:rPr>
-              <w:t>(eksternim ISR upotrebom tastera) upotrebom</w:t>
-            </w:r>
-            <w:r>
-              <w:rPr>
-                <w:rFonts w:eastAsia="Times New Roman" w:cstheme="minorHAnsi"/>
-                <w:bCs/>
+              <w:t>CAN komunikacija</w:t>
+            </w:r>
+            <w:r>
+              <w:rPr>
+                <w:rFonts w:eastAsia="Times New Roman" w:cstheme="minorHAnsi"/>
+                <w:bCs/>
+                <w:color w:val="0A0A0A"/>
+                <w:sz w:val="14"/>
+                <w:szCs w:val="14"/>
+              </w:rPr>
+              <w:t>:</w:t>
+            </w:r>
+            <w:r>
+              <w:rPr>
+                <w:rFonts w:eastAsia="Times New Roman" w:cstheme="minorHAnsi"/>
+                <w:bCs/>
+                <w:color w:val="0A0A0A"/>
+                <w:sz w:val="14"/>
+                <w:szCs w:val="14"/>
+              </w:rPr>
+              <w:t xml:space="preserve"> CAN loopback između 2 noda</w:t>
+            </w:r>
+            <w:r>
+              <w:rPr>
+                <w:rFonts w:eastAsia="Times New Roman" w:cstheme="minorHAnsi"/>
+                <w:bCs/>
+                <w:color w:val="0A0A0A"/>
+                <w:sz w:val="14"/>
+                <w:szCs w:val="14"/>
+              </w:rPr>
+              <w:t xml:space="preserve"> - unutar jednog kontrolera</w:t>
+            </w:r>
+            <w:r>
+              <w:rPr>
+                <w:rFonts w:eastAsia="Times New Roman" w:cstheme="minorHAnsi"/>
+                <w:bCs/>
+                <w:color w:val="0A0A0A"/>
+                <w:sz w:val="14"/>
+                <w:szCs w:val="14"/>
+              </w:rPr>
+              <w:t>, a posle između 2 kartice</w:t>
+            </w:r>
+            <w:r>
+              <w:rPr>
+                <w:rFonts w:eastAsia="Times New Roman" w:cstheme="minorHAnsi"/>
+                <w:bCs/>
+                <w:color w:val="0A0A0A"/>
+                <w:sz w:val="14"/>
+                <w:szCs w:val="14"/>
+              </w:rPr>
+              <w:t>. Definisani</w:t>
+            </w:r>
+            <w:r>
+              <w:rPr>
+                <w:rFonts w:eastAsia="Times New Roman" w:cstheme="minorHAnsi"/>
+                <w:bCs/>
+                <w:color w:val="0A0A0A"/>
+                <w:sz w:val="14"/>
+                <w:szCs w:val="14"/>
+              </w:rPr>
+              <w:t xml:space="preserve"> CAN</w:t>
+            </w:r>
+            <w:r>
+              <w:rPr>
+                <w:rFonts w:eastAsia="Times New Roman" w:cstheme="minorHAnsi"/>
+                <w:bCs/>
+                <w:color w:val="0A0A0A"/>
+                <w:sz w:val="14"/>
+                <w:szCs w:val="14"/>
+              </w:rPr>
+              <w:t xml:space="preserve"> ISR</w:t>
+            </w:r>
+            <w:r>
+              <w:rPr>
+                <w:rFonts w:eastAsia="Times New Roman" w:cstheme="minorHAnsi"/>
+                <w:color w:val="0A0A0A"/>
+                <w:sz w:val="14"/>
+                <w:szCs w:val="14"/>
+              </w:rPr>
+              <w:t> Tx, Rx</w:t>
+            </w:r>
+            <w:r>
+              <w:rPr>
+                <w:rFonts w:eastAsia="Times New Roman" w:cstheme="minorHAnsi"/>
+                <w:color w:val="0A0A0A"/>
+                <w:sz w:val="14"/>
+                <w:szCs w:val="14"/>
+              </w:rPr>
+              <w:t>, prijem, slanje.</w:t>
+            </w:r>
+            <w:r>
+              <w:rPr>
+                <w:rFonts w:eastAsia="Times New Roman" w:cstheme="minorHAnsi"/>
                 <w:color w:val="0A0A0A"/>
                 <w:sz w:val="14"/>
                 <w:szCs w:val="14"/>
               </w:rPr>
               <w:t xml:space="preserve"> </w:t>
-            </w:r>
-            <w:r>
-              <w:rPr>
-                <w:rFonts w:eastAsia="Times New Roman" w:cstheme="minorHAnsi"/>
-                <w:b/>
-                <w:bCs/>
-                <w:color w:val="0A0A0A"/>
-                <w:sz w:val="14"/>
-                <w:szCs w:val="14"/>
-              </w:rPr>
-              <w:t>binarnog semafora</w:t>
-            </w:r>
-          </w:p>
-          <w:p>
-            <w:pPr>
-              <w:cnfStyle w:val="000000100000" w:firstRow="0" w:lastRow="0" w:firstColumn="0" w:lastColumn="0" w:oddVBand="0" w:evenVBand="0" w:oddHBand="1" w:evenHBand="0" w:firstRowFirstColumn="0" w:firstRowLastColumn="0" w:lastRowFirstColumn="0" w:lastRowLastColumn="0"/>
-              <w:rPr>
-                <w:rFonts w:eastAsia="Times New Roman" w:cstheme="minorHAnsi"/>
-                <w:bCs/>
-                <w:color w:val="0A0A0A"/>
-                <w:sz w:val="14"/>
-                <w:szCs w:val="14"/>
-              </w:rPr>
-            </w:pPr>
-            <w:r>
-              <w:rPr>
-                <w:rFonts w:eastAsia="Times New Roman" w:cstheme="minorHAnsi"/>
-                <w:bCs/>
-                <w:color w:val="0A0A0A"/>
-                <w:sz w:val="14"/>
-                <w:szCs w:val="14"/>
-              </w:rPr>
-              <w:t>(</w:t>
-            </w:r>
-            <w:r>
-              <w:rPr>
-                <w:rFonts w:eastAsia="Times New Roman" w:cstheme="minorHAnsi"/>
-                <w:bCs/>
-                <w:color w:val="0A0A0A"/>
-                <w:sz w:val="14"/>
-                <w:szCs w:val="14"/>
-              </w:rPr>
-              <w:t>vTaskNotifyGiveFromISR() + ulTaskNotifyTake()</w:t>
-            </w:r>
-            <w:r>
-              <w:rPr>
-                <w:rFonts w:eastAsia="Times New Roman" w:cstheme="minorHAnsi"/>
-                <w:bCs/>
-                <w:color w:val="0A0A0A"/>
-                <w:sz w:val="14"/>
-                <w:szCs w:val="14"/>
-              </w:rPr>
-              <w:t xml:space="preserve">). Nakon dobijene </w:t>
-            </w:r>
-            <w:r>
-              <w:rPr>
-                <w:rFonts w:eastAsia="Times New Roman" w:cstheme="minorHAnsi"/>
-                <w:bCs/>
-                <w:color w:val="0A0A0A"/>
-                <w:sz w:val="14"/>
-                <w:szCs w:val="14"/>
-              </w:rPr>
-              <w:t>notifikacij</w:t>
-            </w:r>
-            <w:r>
-              <w:rPr>
-                <w:rFonts w:eastAsia="Times New Roman" w:cstheme="minorHAnsi"/>
-                <w:bCs/>
-                <w:color w:val="0A0A0A"/>
-                <w:sz w:val="14"/>
-                <w:szCs w:val="14"/>
-              </w:rPr>
-              <w:t>e</w:t>
-            </w:r>
-            <w:r>
-              <w:rPr>
-                <w:rFonts w:eastAsia="Times New Roman" w:cstheme="minorHAnsi"/>
-                <w:bCs/>
-                <w:color w:val="0A0A0A"/>
-                <w:sz w:val="14"/>
-                <w:szCs w:val="14"/>
-              </w:rPr>
-              <w:t>,</w:t>
-            </w:r>
-            <w:r>
-              <w:rPr>
-                <w:rFonts w:eastAsia="Times New Roman" w:cstheme="minorHAnsi"/>
-                <w:bCs/>
-                <w:color w:val="0A0A0A"/>
-                <w:sz w:val="14"/>
-                <w:szCs w:val="14"/>
-              </w:rPr>
-              <w:t xml:space="preserve"> task </w:t>
-            </w:r>
-            <w:r>
-              <w:rPr>
-                <w:rFonts w:eastAsia="Times New Roman" w:cstheme="minorHAnsi"/>
-                <w:bCs/>
-                <w:i/>
-                <w:color w:val="0A0A0A"/>
-                <w:sz w:val="14"/>
-                <w:szCs w:val="14"/>
-              </w:rPr>
-              <w:t>toggle</w:t>
-            </w:r>
-            <w:r>
-              <w:rPr>
-                <w:rFonts w:eastAsia="Times New Roman" w:cstheme="minorHAnsi"/>
-                <w:bCs/>
-                <w:color w:val="0A0A0A"/>
-                <w:sz w:val="14"/>
-                <w:szCs w:val="14"/>
-              </w:rPr>
-              <w:t>-uje LED2</w:t>
             </w:r>
           </w:p>
         </w:tc>
@@ -863,92 +573,89 @@
               <w:cnfStyle w:val="000000100000" w:firstRow="0" w:lastRow="0" w:firstColumn="0" w:lastColumn="0" w:oddVBand="0" w:evenVBand="0" w:oddHBand="1" w:evenHBand="0" w:firstRowFirstColumn="0" w:firstRowLastColumn="0" w:lastRowFirstColumn="0" w:lastRowLastColumn="0"/>
               <w:rPr>
                 <w:rFonts w:eastAsia="Times New Roman" w:cstheme="minorHAnsi"/>
-                <w:bCs/>
-                <w:color w:val="0A0A0A"/>
-                <w:sz w:val="14"/>
-                <w:szCs w:val="14"/>
+                <w:color w:val="0A0A0A"/>
+                <w:sz w:val="14"/>
+                <w:szCs w:val="14"/>
+                <w:lang w:val="sr-Latn-RS"/>
               </w:rPr>
             </w:pPr>
             <w:r>
               <w:rPr>
                 <w:rFonts w:eastAsia="Times New Roman" w:cstheme="minorHAnsi"/>
-                <w:bCs/>
-                <w:color w:val="0A0A0A"/>
-                <w:sz w:val="14"/>
-                <w:szCs w:val="14"/>
-              </w:rPr>
-              <w:t>Task_app_led1</w:t>
-            </w:r>
-            <w:r>
-              <w:rPr>
-                <w:rFonts w:eastAsia="Times New Roman" w:cstheme="minorHAnsi"/>
-                <w:bCs/>
-                <w:color w:val="0A0A0A"/>
-                <w:sz w:val="14"/>
-                <w:szCs w:val="14"/>
-              </w:rPr>
-              <w:t xml:space="preserve"> </w:t>
-            </w:r>
-            <w:r>
-              <w:rPr>
-                <w:rFonts w:eastAsia="Times New Roman" w:cstheme="minorHAnsi"/>
-                <w:bCs/>
-                <w:color w:val="0A0A0A"/>
-                <w:sz w:val="14"/>
-                <w:szCs w:val="14"/>
-              </w:rPr>
-              <w:t xml:space="preserve">treba da </w:t>
-            </w:r>
-            <w:r>
-              <w:rPr>
-                <w:rFonts w:eastAsia="Times New Roman" w:cstheme="minorHAnsi"/>
-                <w:bCs/>
-                <w:color w:val="0A0A0A"/>
-                <w:sz w:val="14"/>
-                <w:szCs w:val="14"/>
-              </w:rPr>
-              <w:t xml:space="preserve">ažurira </w:t>
-            </w:r>
-            <w:r>
-              <w:rPr>
-                <w:rFonts w:eastAsia="Times New Roman" w:cstheme="minorHAnsi"/>
-                <w:bCs/>
-                <w:color w:val="0A0A0A"/>
-                <w:sz w:val="14"/>
-                <w:szCs w:val="14"/>
-              </w:rPr>
-              <w:t xml:space="preserve">novo </w:t>
-            </w:r>
-            <w:r>
-              <w:rPr>
-                <w:rFonts w:eastAsia="Times New Roman" w:cstheme="minorHAnsi"/>
-                <w:bCs/>
-                <w:color w:val="0A0A0A"/>
-                <w:sz w:val="14"/>
-                <w:szCs w:val="14"/>
-              </w:rPr>
-              <w:t xml:space="preserve">kreiranu strukturu vremena </w:t>
-            </w:r>
-            <w:r>
-              <w:rPr>
-                <w:rFonts w:eastAsia="Times New Roman" w:cstheme="minorHAnsi"/>
-                <w:bCs/>
+                <w:color w:val="0A0A0A"/>
+                <w:sz w:val="14"/>
+                <w:szCs w:val="14"/>
+              </w:rPr>
+              <w:t xml:space="preserve">- </w:t>
+            </w:r>
+            <w:r>
+              <w:rPr>
+                <w:rFonts w:eastAsia="Times New Roman" w:cstheme="minorHAnsi"/>
+                <w:color w:val="0A0A0A"/>
+                <w:sz w:val="14"/>
+                <w:szCs w:val="14"/>
+              </w:rPr>
+              <w:t>Preraditi originalni CAN loopback primer, tako da se ostvari CAN komunikacija izme</w:t>
+            </w:r>
+            <w:r>
+              <w:rPr>
+                <w:rFonts w:eastAsia="Times New Roman" w:cstheme="minorHAnsi"/>
+                <w:color w:val="0A0A0A"/>
+                <w:sz w:val="14"/>
+                <w:szCs w:val="14"/>
+                <w:lang w:val="sr-Latn-RS"/>
+              </w:rPr>
+              <w:t xml:space="preserve">đu 2 kartice. </w:t>
+            </w:r>
+          </w:p>
+          <w:p>
+            <w:pPr>
+              <w:cnfStyle w:val="000000100000" w:firstRow="0" w:lastRow="0" w:firstColumn="0" w:lastColumn="0" w:oddVBand="0" w:evenVBand="0" w:oddHBand="1" w:evenHBand="0" w:firstRowFirstColumn="0" w:firstRowLastColumn="0" w:lastRowFirstColumn="0" w:lastRowLastColumn="0"/>
+              <w:rPr>
+                <w:rFonts w:eastAsia="Times New Roman" w:cstheme="minorHAnsi"/>
+                <w:b/>
+                <w:bCs/>
+                <w:color w:val="0A0A0A"/>
+                <w:sz w:val="14"/>
+                <w:szCs w:val="14"/>
+              </w:rPr>
+            </w:pPr>
+            <w:r>
+              <w:rPr>
+                <w:rFonts w:eastAsia="Times New Roman" w:cstheme="minorHAnsi"/>
+                <w:color w:val="0A0A0A"/>
+                <w:sz w:val="14"/>
+                <w:szCs w:val="14"/>
+              </w:rPr>
+              <w:t xml:space="preserve">- </w:t>
+            </w:r>
+            <w:r>
+              <w:rPr>
+                <w:rFonts w:eastAsia="Times New Roman" w:cstheme="minorHAnsi"/>
+                <w:color w:val="0A0A0A"/>
+                <w:sz w:val="14"/>
+                <w:szCs w:val="14"/>
+              </w:rPr>
+              <w:t xml:space="preserve">Osciloskopom analizirati CAN </w:t>
+            </w:r>
+            <w:r>
+              <w:rPr>
+                <w:rFonts w:eastAsia="Times New Roman" w:cstheme="minorHAnsi"/>
                 <w:i/>
                 <w:color w:val="0A0A0A"/>
                 <w:sz w:val="14"/>
                 <w:szCs w:val="14"/>
               </w:rPr>
-              <w:t>SystemTime</w:t>
-            </w:r>
-            <w:r>
-              <w:rPr>
-                <w:rFonts w:eastAsia="Times New Roman" w:cstheme="minorHAnsi"/>
-                <w:bCs/>
-                <w:color w:val="0A0A0A"/>
-                <w:sz w:val="14"/>
-                <w:szCs w:val="14"/>
-              </w:rPr>
-              <w:t xml:space="preserve"> (hh:mm:ss)</w:t>
+              <w:t>bus</w:t>
+            </w:r>
+            <w:r>
+              <w:rPr>
+                <w:rFonts w:eastAsia="Times New Roman" w:cstheme="minorHAnsi"/>
+                <w:color w:val="0A0A0A"/>
+                <w:sz w:val="14"/>
+                <w:szCs w:val="14"/>
+              </w:rPr>
+              <w:t xml:space="preserve"> signale</w:t>
             </w:r>
           </w:p>
         </w:tc>
@@ -961,40 +668,110 @@
         <w:tc>
           <w:tcPr>
             <w:cnfStyle w:val="001000000000" w:firstRow="0" w:lastRow="0" w:firstColumn="1" w:lastColumn="0" w:oddVBand="0" w:evenVBand="0" w:oddHBand="0" w:evenHBand="0" w:firstRowFirstColumn="0" w:firstRowLastColumn="0" w:lastRowFirstColumn="0" w:lastRowLastColumn="0"/>
-            <w:tcW w:w="624" w:type="dxa"/>
+            <w:tcW w:w="426" w:type="dxa"/>
           </w:tcPr>
           <w:p>
             <w:pPr>
               <w:rPr>
                 <w:rFonts w:eastAsia="Times New Roman" w:cstheme="minorHAnsi"/>
-                <w:color w:val="0A0A0A"/>
-                <w:sz w:val="14"/>
-                <w:szCs w:val="14"/>
+                <w:color w:val="FF0000"/>
+                <w:sz w:val="14"/>
+                <w:szCs w:val="14"/>
+                <w:highlight w:val="yellow"/>
               </w:rPr>
             </w:pPr>
             <w:r>
               <w:rPr>
                 <w:rFonts w:eastAsia="Times New Roman" w:cstheme="minorHAnsi"/>
-                <w:color w:val="0A0A0A"/>
-                <w:sz w:val="14"/>
-                <w:szCs w:val="14"/>
-              </w:rPr>
-              <w:t>2.</w:t>
+                <w:sz w:val="14"/>
+                <w:szCs w:val="14"/>
+              </w:rPr>
+              <w:t>2</w:t>
+            </w:r>
+            <w:r>
+              <w:rPr>
+                <w:rFonts w:eastAsia="Times New Roman" w:cstheme="minorHAnsi"/>
+                <w:sz w:val="14"/>
+                <w:szCs w:val="14"/>
+              </w:rPr>
+              <w:t>.</w:t>
+            </w:r>
+            <w:r>
+              <w:rPr>
+                <w:rFonts w:eastAsia="Times New Roman" w:cstheme="minorHAnsi"/>
+                <w:sz w:val="14"/>
+                <w:szCs w:val="14"/>
+              </w:rPr>
+              <w:t xml:space="preserve"> </w:t>
+            </w:r>
+            <w:r>
+              <w:rPr>
+                <w:rFonts w:eastAsia="Times New Roman" w:cstheme="minorHAnsi"/>
+                <w:color w:val="FF0000"/>
+                <w:sz w:val="14"/>
+                <w:szCs w:val="14"/>
+                <w:highlight w:val="yellow"/>
+              </w:rPr>
+              <w:t>Copy</w:t>
+            </w:r>
+          </w:p>
+          <w:p>
+            <w:pPr>
+              <w:rPr>
+                <w:rFonts w:eastAsia="Times New Roman" w:cstheme="minorHAnsi"/>
+                <w:b w:val="0"/>
+                <w:bCs w:val="0"/>
+                <w:color w:val="0A0A0A"/>
+                <w:sz w:val="14"/>
+                <w:szCs w:val="14"/>
+              </w:rPr>
+            </w:pPr>
+            <w:r>
+              <w:rPr>
+                <w:rFonts w:eastAsia="Times New Roman" w:cstheme="minorHAnsi"/>
+                <w:color w:val="FF0000"/>
+                <w:sz w:val="14"/>
+                <w:szCs w:val="14"/>
+                <w:highlight w:val="yellow"/>
+              </w:rPr>
+              <w:t>Z</w:t>
+            </w:r>
+            <w:r>
+              <w:rPr>
+                <w:rFonts w:eastAsia="Times New Roman" w:cstheme="minorHAnsi"/>
+                <w:color w:val="FF0000"/>
+                <w:sz w:val="14"/>
+                <w:szCs w:val="14"/>
+                <w:highlight w:val="yellow"/>
+              </w:rPr>
+              <w:t>adatak</w:t>
+            </w:r>
+            <w:r>
+              <w:rPr>
+                <w:rFonts w:eastAsia="Times New Roman" w:cstheme="minorHAnsi"/>
+                <w:color w:val="FF0000"/>
+                <w:sz w:val="14"/>
+                <w:szCs w:val="14"/>
+              </w:rPr>
+              <w:t>...</w:t>
             </w:r>
           </w:p>
         </w:tc>
         <w:tc>
           <w:tcPr>
-            <w:tcW w:w="1191" w:type="dxa"/>
+            <w:tcW w:w="1389" w:type="dxa"/>
           </w:tcPr>
           <w:p>
             <w:pPr>
               <w:cnfStyle w:val="000000000000" w:firstRow="0" w:lastRow="0" w:firstColumn="0" w:lastColumn="0" w:oddVBand="0" w:evenVBand="0" w:oddHBand="0" w:evenHBand="0" w:firstRowFirstColumn="0" w:firstRowLastColumn="0" w:lastRowFirstColumn="0" w:lastRowLastColumn="0"/>
               <w:rPr>
                 <w:rFonts w:eastAsia="Times New Roman" w:cstheme="minorHAnsi"/>
-                <w:color w:val="0A0A0A"/>
-                <w:sz w:val="14"/>
-                <w:szCs w:val="14"/>
+                <w:b/>
+                <w:bCs/>
+                <w:color w:val="0A0A0A"/>
+                <w:sz w:val="14"/>
+                <w:szCs w:val="14"/>
+                <w:highlight w:val="yellow"/>
               </w:rPr>
             </w:pPr>
             <w:r>
@@ -1005,22 +782,22 @@
                 <w:color w:val="0A0A0A"/>
                 <w:sz w:val="14"/>
                 <w:szCs w:val="14"/>
-                <w:highlight w:val="yellow"/>
-              </w:rPr>
-              <w:t>CAN Bus (Rx/Tx)</w:t>
+              </w:rPr>
+              <w:t xml:space="preserve">FreeRTOS_Basic </w:t>
             </w:r>
           </w:p>
         </w:tc>
         <w:tc>
           <w:tcPr>
-            <w:tcW w:w="1247" w:type="dxa"/>
+            <w:tcW w:w="1304" w:type="dxa"/>
           </w:tcPr>
           <w:p>
             <w:pPr>
               <w:cnfStyle w:val="000000000000" w:firstRow="0" w:lastRow="0" w:firstColumn="0" w:lastColumn="0" w:oddVBand="0" w:evenVBand="0" w:oddHBand="0" w:evenHBand="0" w:firstRowFirstColumn="0" w:firstRowLastColumn="0" w:lastRowFirstColumn="0" w:lastRowLastColumn="0"/>
               <w:rPr>
                 <w:rFonts w:eastAsia="Times New Roman" w:cstheme="minorHAnsi"/>
-                <w:color w:val="0A0A0A"/>
+                <w:b/>
+                <w:bCs/>
                 <w:sz w:val="14"/>
                 <w:szCs w:val="14"/>
               </w:rPr>
@@ -1030,11 +807,93 @@
                 <w:rFonts w:eastAsia="Times New Roman" w:cstheme="minorHAnsi"/>
                 <w:b/>
                 <w:bCs/>
-                <w:color w:val="0A0A0A"/>
-                <w:sz w:val="14"/>
-                <w:szCs w:val="14"/>
-              </w:rPr>
-              <w:t>Bez FreeRTOS</w:t>
+                <w:sz w:val="14"/>
+                <w:szCs w:val="14"/>
+              </w:rPr>
+              <w:t>t</w:t>
+            </w:r>
+            <w:r>
+              <w:rPr>
+                <w:rFonts w:eastAsia="Times New Roman" w:cstheme="minorHAnsi"/>
+                <w:b/>
+                <w:bCs/>
+                <w:sz w:val="14"/>
+                <w:szCs w:val="14"/>
+              </w:rPr>
+              <w:t>ask_app_led1 (</w:t>
+            </w:r>
+            <w:r>
+              <w:rPr>
+                <w:rFonts w:eastAsia="Times New Roman" w:cstheme="minorHAnsi"/>
+                <w:b/>
+                <w:bCs/>
+                <w:sz w:val="14"/>
+                <w:szCs w:val="14"/>
+              </w:rPr>
+              <w:t>2</w:t>
+            </w:r>
+            <w:r>
+              <w:rPr>
+                <w:rFonts w:eastAsia="Times New Roman" w:cstheme="minorHAnsi"/>
+                <w:b/>
+                <w:bCs/>
+                <w:sz w:val="14"/>
+                <w:szCs w:val="14"/>
+              </w:rPr>
+              <w:t>)</w:t>
+            </w:r>
+          </w:p>
+          <w:p>
+            <w:pPr>
+              <w:cnfStyle w:val="000000000000" w:firstRow="0" w:lastRow="0" w:firstColumn="0" w:lastColumn="0" w:oddVBand="0" w:evenVBand="0" w:oddHBand="0" w:evenHBand="0" w:firstRowFirstColumn="0" w:firstRowLastColumn="0" w:lastRowFirstColumn="0" w:lastRowLastColumn="0"/>
+              <w:rPr>
+                <w:rFonts w:eastAsia="Times New Roman" w:cstheme="minorHAnsi"/>
+                <w:b/>
+                <w:bCs/>
+                <w:color w:val="0A0A0A"/>
+                <w:sz w:val="14"/>
+                <w:szCs w:val="14"/>
+              </w:rPr>
+            </w:pPr>
+            <w:r>
+              <w:rPr>
+                <w:rFonts w:eastAsia="Times New Roman" w:cstheme="minorHAnsi"/>
+                <w:b/>
+                <w:bCs/>
+                <w:sz w:val="14"/>
+                <w:szCs w:val="14"/>
+              </w:rPr>
+              <w:t>t</w:t>
+            </w:r>
+            <w:r>
+              <w:rPr>
+                <w:rFonts w:eastAsia="Times New Roman" w:cstheme="minorHAnsi"/>
+                <w:b/>
+                <w:bCs/>
+                <w:sz w:val="14"/>
+                <w:szCs w:val="14"/>
+              </w:rPr>
+              <w:t>ask_app_led2</w:t>
+            </w:r>
+            <w:r>
+              <w:rPr>
+                <w:rFonts w:eastAsia="Times New Roman" w:cstheme="minorHAnsi"/>
+                <w:b/>
+                <w:bCs/>
+                <w:sz w:val="14"/>
+                <w:szCs w:val="14"/>
+              </w:rPr>
+              <w:t xml:space="preserve"> (3</w:t>
+            </w:r>
+            <w:r>
+              <w:rPr>
+                <w:rFonts w:eastAsia="Times New Roman" w:cstheme="minorHAnsi"/>
+                <w:b/>
+                <w:bCs/>
+                <w:sz w:val="14"/>
+                <w:szCs w:val="14"/>
+              </w:rPr>
+              <w:t>)</w:t>
             </w:r>
           </w:p>
         </w:tc>
@@ -1047,6 +906,7 @@
               <w:cnfStyle w:val="000000000000" w:firstRow="0" w:lastRow="0" w:firstColumn="0" w:lastColumn="0" w:oddVBand="0" w:evenVBand="0" w:oddHBand="0" w:evenHBand="0" w:firstRowFirstColumn="0" w:firstRowLastColumn="0" w:lastRowFirstColumn="0" w:lastRowLastColumn="0"/>
               <w:rPr>
                 <w:rFonts w:eastAsia="Times New Roman" w:cstheme="minorHAnsi"/>
+                <w:bCs/>
                 <w:color w:val="0A0A0A"/>
                 <w:sz w:val="14"/>
                 <w:szCs w:val="14"/>
@@ -1055,11 +915,167 @@
             <w:r>
               <w:rPr>
                 <w:rFonts w:eastAsia="Times New Roman" w:cstheme="minorHAnsi"/>
-                <w:color w:val="0A0A0A"/>
-                <w:sz w:val="14"/>
-                <w:szCs w:val="14"/>
-              </w:rPr>
-              <w:t>-</w:t>
+                <w:b/>
+                <w:bCs/>
+                <w:color w:val="0A0A0A"/>
+                <w:sz w:val="14"/>
+                <w:szCs w:val="14"/>
+              </w:rPr>
+              <w:t xml:space="preserve">- </w:t>
+            </w:r>
+            <w:r>
+              <w:rPr>
+                <w:rFonts w:eastAsia="Times New Roman" w:cstheme="minorHAnsi"/>
+                <w:b/>
+                <w:bCs/>
+                <w:i/>
+                <w:color w:val="0A0A0A"/>
+                <w:sz w:val="14"/>
+                <w:szCs w:val="14"/>
+              </w:rPr>
+              <w:t>Periodičan</w:t>
+            </w:r>
+            <w:r>
+              <w:rPr>
+                <w:rFonts w:eastAsia="Times New Roman" w:cstheme="minorHAnsi"/>
+                <w:b/>
+                <w:bCs/>
+                <w:color w:val="0A0A0A"/>
+                <w:sz w:val="14"/>
+                <w:szCs w:val="14"/>
+              </w:rPr>
+              <w:t xml:space="preserve"> </w:t>
+            </w:r>
+            <w:r>
+              <w:rPr>
+                <w:rFonts w:eastAsia="Times New Roman" w:cstheme="minorHAnsi"/>
+                <w:b/>
+                <w:bCs/>
+                <w:i/>
+                <w:color w:val="0A0A0A"/>
+                <w:sz w:val="14"/>
+                <w:szCs w:val="14"/>
+              </w:rPr>
+              <w:t>task</w:t>
+            </w:r>
+          </w:p>
+          <w:p>
+            <w:pPr>
+              <w:cnfStyle w:val="000000000000" w:firstRow="0" w:lastRow="0" w:firstColumn="0" w:lastColumn="0" w:oddVBand="0" w:evenVBand="0" w:oddHBand="0" w:evenHBand="0" w:firstRowFirstColumn="0" w:firstRowLastColumn="0" w:lastRowFirstColumn="0" w:lastRowLastColumn="0"/>
+              <w:rPr>
+                <w:rFonts w:eastAsia="Times New Roman" w:cstheme="minorHAnsi"/>
+                <w:b/>
+                <w:bCs/>
+                <w:color w:val="0A0A0A"/>
+                <w:sz w:val="14"/>
+                <w:szCs w:val="14"/>
+              </w:rPr>
+            </w:pPr>
+            <w:r>
+              <w:rPr>
+                <w:rFonts w:eastAsia="Times New Roman" w:cstheme="minorHAnsi"/>
+                <w:bCs/>
+                <w:color w:val="0A0A0A"/>
+                <w:sz w:val="14"/>
+                <w:szCs w:val="14"/>
+              </w:rPr>
+              <w:t xml:space="preserve">- </w:t>
+            </w:r>
+            <w:r>
+              <w:rPr>
+                <w:rFonts w:eastAsia="Times New Roman" w:cstheme="minorHAnsi"/>
+                <w:b/>
+                <w:bCs/>
+                <w:i/>
+                <w:color w:val="0A0A0A"/>
+                <w:sz w:val="14"/>
+                <w:szCs w:val="14"/>
+              </w:rPr>
+              <w:t>B</w:t>
+            </w:r>
+            <w:r>
+              <w:rPr>
+                <w:rFonts w:eastAsia="Times New Roman" w:cstheme="minorHAnsi"/>
+                <w:b/>
+                <w:bCs/>
+                <w:i/>
+                <w:color w:val="0A0A0A"/>
+                <w:sz w:val="14"/>
+                <w:szCs w:val="14"/>
+              </w:rPr>
+              <w:t>inary semaphore</w:t>
+            </w:r>
+            <w:r>
+              <w:rPr>
+                <w:rFonts w:eastAsia="Times New Roman" w:cstheme="minorHAnsi"/>
+                <w:b/>
+                <w:bCs/>
+                <w:i/>
+                <w:color w:val="0A0A0A"/>
+                <w:sz w:val="14"/>
+                <w:szCs w:val="14"/>
+              </w:rPr>
+              <w:t>:</w:t>
+            </w:r>
+            <w:r>
+              <w:rPr>
+                <w:rFonts w:eastAsia="Times New Roman" w:cstheme="minorHAnsi"/>
+                <w:bCs/>
+                <w:color w:val="0A0A0A"/>
+                <w:sz w:val="14"/>
+                <w:szCs w:val="14"/>
+              </w:rPr>
+              <w:t xml:space="preserve"> </w:t>
+            </w:r>
+            <w:r>
+              <w:rPr>
+                <w:rFonts w:eastAsia="Times New Roman" w:cstheme="minorHAnsi"/>
+                <w:bCs/>
+                <w:color w:val="0A0A0A"/>
+                <w:sz w:val="14"/>
+                <w:szCs w:val="14"/>
+              </w:rPr>
+              <w:t>za s</w:t>
+            </w:r>
+            <w:r>
+              <w:rPr>
+                <w:rFonts w:eastAsia="Times New Roman" w:cstheme="minorHAnsi"/>
+                <w:bCs/>
+                <w:color w:val="0A0A0A"/>
+                <w:sz w:val="14"/>
+                <w:szCs w:val="14"/>
+              </w:rPr>
+              <w:t>inhronizacij</w:t>
+            </w:r>
+            <w:r>
+              <w:rPr>
+                <w:rFonts w:eastAsia="Times New Roman" w:cstheme="minorHAnsi"/>
+                <w:bCs/>
+                <w:color w:val="0A0A0A"/>
+                <w:sz w:val="14"/>
+                <w:szCs w:val="14"/>
+              </w:rPr>
+              <w:t>u</w:t>
+            </w:r>
+            <w:r>
+              <w:rPr>
+                <w:rFonts w:eastAsia="Times New Roman" w:cstheme="minorHAnsi"/>
+                <w:bCs/>
+                <w:color w:val="0A0A0A"/>
+                <w:sz w:val="14"/>
+                <w:szCs w:val="14"/>
+              </w:rPr>
+              <w:t xml:space="preserve"> taska i ISR-a</w:t>
+            </w:r>
+            <w:r>
+              <w:rPr>
+                <w:rFonts w:eastAsia="Times New Roman" w:cstheme="minorHAnsi"/>
+                <w:bCs/>
+                <w:color w:val="0A0A0A"/>
+                <w:sz w:val="14"/>
+                <w:szCs w:val="14"/>
+              </w:rPr>
+              <w:t xml:space="preserve"> </w:t>
             </w:r>
           </w:p>
         </w:tc>
@@ -1072,6 +1088,7 @@
               <w:cnfStyle w:val="000000000000" w:firstRow="0" w:lastRow="0" w:firstColumn="0" w:lastColumn="0" w:oddVBand="0" w:evenVBand="0" w:oddHBand="0" w:evenHBand="0" w:firstRowFirstColumn="0" w:firstRowLastColumn="0" w:lastRowFirstColumn="0" w:lastRowLastColumn="0"/>
               <w:rPr>
                 <w:rFonts w:eastAsia="Times New Roman" w:cstheme="minorHAnsi"/>
+                <w:bCs/>
                 <w:color w:val="0A0A0A"/>
                 <w:sz w:val="14"/>
                 <w:szCs w:val="14"/>
@@ -1085,64 +1102,305 @@
                 <w:sz w:val="14"/>
                 <w:szCs w:val="14"/>
               </w:rPr>
-              <w:t>CAN komunikacija (CAN loopback između 2 noda, a posle između 2 kartice)</w:t>
-            </w:r>
-            <w:r>
-              <w:rPr>
-                <w:rFonts w:eastAsia="Times New Roman" w:cstheme="minorHAnsi"/>
-                <w:bCs/>
-                <w:color w:val="0A0A0A"/>
-                <w:sz w:val="14"/>
-                <w:szCs w:val="14"/>
-              </w:rPr>
-              <w:t>. Definisani</w:t>
-            </w:r>
-            <w:r>
-              <w:rPr>
-                <w:rFonts w:eastAsia="Times New Roman" w:cstheme="minorHAnsi"/>
-                <w:bCs/>
-                <w:color w:val="0A0A0A"/>
-                <w:sz w:val="14"/>
-                <w:szCs w:val="14"/>
-              </w:rPr>
-              <w:t xml:space="preserve"> CAN</w:t>
-            </w:r>
-            <w:r>
-              <w:rPr>
-                <w:rFonts w:eastAsia="Times New Roman" w:cstheme="minorHAnsi"/>
-                <w:bCs/>
-                <w:color w:val="0A0A0A"/>
-                <w:sz w:val="14"/>
-                <w:szCs w:val="14"/>
-              </w:rPr>
-              <w:t xml:space="preserve"> ISR</w:t>
-            </w:r>
-            <w:r>
-              <w:rPr>
-                <w:rFonts w:eastAsia="Times New Roman" w:cstheme="minorHAnsi"/>
-                <w:color w:val="0A0A0A"/>
-                <w:sz w:val="14"/>
-                <w:szCs w:val="14"/>
-              </w:rPr>
-              <w:t> Tx, Rx</w:t>
-            </w:r>
-            <w:r>
-              <w:rPr>
-                <w:rFonts w:eastAsia="Times New Roman" w:cstheme="minorHAnsi"/>
-                <w:color w:val="0A0A0A"/>
-                <w:sz w:val="14"/>
-                <w:szCs w:val="14"/>
-              </w:rPr>
-              <w:t>, prijem, slanje.</w:t>
-            </w:r>
-            <w:r>
-              <w:rPr>
-                <w:rFonts w:eastAsia="Times New Roman" w:cstheme="minorHAnsi"/>
+              <w:t xml:space="preserve">- </w:t>
+            </w:r>
+            <w:r>
+              <w:rPr>
+                <w:rFonts w:eastAsia="Times New Roman" w:cstheme="minorHAnsi"/>
+                <w:bCs/>
+                <w:color w:val="0A0A0A"/>
+                <w:sz w:val="14"/>
+                <w:szCs w:val="14"/>
+              </w:rPr>
+              <w:t>t</w:t>
+            </w:r>
+            <w:r>
+              <w:rPr>
+                <w:rFonts w:eastAsia="Times New Roman" w:cstheme="minorHAnsi"/>
+                <w:bCs/>
+                <w:color w:val="0A0A0A"/>
+                <w:sz w:val="14"/>
+                <w:szCs w:val="14"/>
+              </w:rPr>
+              <w:t>ask_app_led1</w:t>
+            </w:r>
+            <w:r>
+              <w:rPr>
+                <w:rFonts w:eastAsia="Times New Roman" w:cstheme="minorHAnsi"/>
+                <w:bCs/>
+                <w:color w:val="0A0A0A"/>
+                <w:sz w:val="14"/>
+                <w:szCs w:val="14"/>
+              </w:rPr>
+              <w:t xml:space="preserve">: periodičan, </w:t>
+            </w:r>
+            <w:r>
+              <w:rPr>
+                <w:rFonts w:eastAsia="Times New Roman" w:cstheme="minorHAnsi"/>
+                <w:bCs/>
+                <w:i/>
+                <w:color w:val="0A0A0A"/>
+                <w:sz w:val="14"/>
+                <w:szCs w:val="14"/>
+              </w:rPr>
+              <w:t>toggle-</w:t>
+            </w:r>
+            <w:r>
+              <w:rPr>
+                <w:rFonts w:eastAsia="Times New Roman" w:cstheme="minorHAnsi"/>
+                <w:bCs/>
+                <w:color w:val="0A0A0A"/>
+                <w:sz w:val="14"/>
+                <w:szCs w:val="14"/>
+              </w:rPr>
+              <w:t>uje LED1 </w:t>
+            </w:r>
+          </w:p>
+          <w:p>
+            <w:pPr>
+              <w:cnfStyle w:val="000000000000" w:firstRow="0" w:lastRow="0" w:firstColumn="0" w:lastColumn="0" w:oddVBand="0" w:evenVBand="0" w:oddHBand="0" w:evenHBand="0" w:firstRowFirstColumn="0" w:firstRowLastColumn="0" w:lastRowFirstColumn="0" w:lastRowLastColumn="0"/>
+              <w:rPr>
+                <w:rFonts w:eastAsia="Times New Roman" w:cstheme="minorHAnsi"/>
+                <w:b/>
+                <w:bCs/>
+                <w:color w:val="0A0A0A"/>
+                <w:sz w:val="14"/>
+                <w:szCs w:val="14"/>
+              </w:rPr>
+            </w:pPr>
+            <w:r>
+              <w:rPr>
+                <w:rFonts w:eastAsia="Times New Roman" w:cstheme="minorHAnsi"/>
+                <w:bCs/>
+                <w:color w:val="0A0A0A"/>
+                <w:sz w:val="14"/>
+                <w:szCs w:val="14"/>
+              </w:rPr>
+              <w:t xml:space="preserve">- </w:t>
+            </w:r>
+            <w:r>
+              <w:rPr>
+                <w:rFonts w:eastAsia="Times New Roman" w:cstheme="minorHAnsi"/>
+                <w:bCs/>
+                <w:color w:val="0A0A0A"/>
+                <w:sz w:val="14"/>
+                <w:szCs w:val="14"/>
+              </w:rPr>
+              <w:t>t</w:t>
+            </w:r>
+            <w:r>
+              <w:rPr>
+                <w:rFonts w:eastAsia="Times New Roman" w:cstheme="minorHAnsi"/>
+                <w:bCs/>
+                <w:color w:val="0A0A0A"/>
+                <w:sz w:val="14"/>
+                <w:szCs w:val="14"/>
+              </w:rPr>
+              <w:t>ask_app_led2</w:t>
+            </w:r>
+            <w:r>
+              <w:rPr>
+                <w:rFonts w:eastAsia="Times New Roman" w:cstheme="minorHAnsi"/>
+                <w:bCs/>
+                <w:color w:val="0A0A0A"/>
+                <w:sz w:val="14"/>
+                <w:szCs w:val="14"/>
+              </w:rPr>
+              <w:t>: </w:t>
+            </w:r>
+            <w:r>
+              <w:rPr>
+                <w:rFonts w:eastAsia="Times New Roman" w:cstheme="minorHAnsi"/>
+                <w:bCs/>
+                <w:color w:val="0A0A0A"/>
+                <w:sz w:val="14"/>
+                <w:szCs w:val="14"/>
+              </w:rPr>
+              <w:t>s</w:t>
+            </w:r>
+            <w:r>
+              <w:rPr>
+                <w:rFonts w:eastAsia="Times New Roman" w:cstheme="minorHAnsi"/>
+                <w:bCs/>
+                <w:color w:val="0A0A0A"/>
+                <w:sz w:val="14"/>
+                <w:szCs w:val="14"/>
+              </w:rPr>
+              <w:t xml:space="preserve">inhronizacija taska sa prekidom </w:t>
+            </w:r>
+            <w:r>
+              <w:rPr>
+                <w:rFonts w:eastAsia="Times New Roman" w:cstheme="minorHAnsi"/>
+                <w:bCs/>
+                <w:color w:val="0A0A0A"/>
+                <w:sz w:val="14"/>
+                <w:szCs w:val="14"/>
+              </w:rPr>
+              <w:t xml:space="preserve">(eksternim ISR </w:t>
+            </w:r>
+            <w:r>
+              <w:rPr>
+                <w:rFonts w:eastAsia="Times New Roman" w:cstheme="minorHAnsi"/>
+                <w:bCs/>
+                <w:color w:val="0A0A0A"/>
+                <w:sz w:val="14"/>
+                <w:szCs w:val="14"/>
+              </w:rPr>
+              <w:t>aktiviran</w:t>
+            </w:r>
+            <w:r>
+              <w:rPr>
+                <w:rFonts w:eastAsia="Times New Roman" w:cstheme="minorHAnsi"/>
+                <w:bCs/>
+                <w:color w:val="0A0A0A"/>
+                <w:sz w:val="14"/>
+                <w:szCs w:val="14"/>
+              </w:rPr>
+              <w:t xml:space="preserve"> taster</w:t>
+            </w:r>
+            <w:r>
+              <w:rPr>
+                <w:rFonts w:eastAsia="Times New Roman" w:cstheme="minorHAnsi"/>
+                <w:bCs/>
+                <w:color w:val="0A0A0A"/>
+                <w:sz w:val="14"/>
+                <w:szCs w:val="14"/>
+              </w:rPr>
+              <w:t>om</w:t>
+            </w:r>
+            <w:r>
+              <w:rPr>
+                <w:rFonts w:eastAsia="Times New Roman" w:cstheme="minorHAnsi"/>
+                <w:bCs/>
+                <w:color w:val="0A0A0A"/>
+                <w:sz w:val="14"/>
+                <w:szCs w:val="14"/>
+              </w:rPr>
+              <w:t>) upotrebom</w:t>
+            </w:r>
+            <w:r>
+              <w:rPr>
+                <w:rFonts w:eastAsia="Times New Roman" w:cstheme="minorHAnsi"/>
+                <w:bCs/>
                 <w:color w:val="0A0A0A"/>
                 <w:sz w:val="14"/>
                 <w:szCs w:val="14"/>
               </w:rPr>
               <w:t xml:space="preserve"> </w:t>
+            </w:r>
+            <w:r>
+              <w:rPr>
+                <w:rFonts w:eastAsia="Times New Roman" w:cstheme="minorHAnsi"/>
+                <w:b/>
+                <w:bCs/>
+                <w:color w:val="0A0A0A"/>
+                <w:sz w:val="14"/>
+                <w:szCs w:val="14"/>
+              </w:rPr>
+              <w:t>binarnog semafora</w:t>
+            </w:r>
+          </w:p>
+          <w:p>
+            <w:pPr>
+              <w:cnfStyle w:val="000000000000" w:firstRow="0" w:lastRow="0" w:firstColumn="0" w:lastColumn="0" w:oddVBand="0" w:evenVBand="0" w:oddHBand="0" w:evenHBand="0" w:firstRowFirstColumn="0" w:firstRowLastColumn="0" w:lastRowFirstColumn="0" w:lastRowLastColumn="0"/>
+              <w:rPr>
+                <w:rFonts w:eastAsia="Times New Roman" w:cstheme="minorHAnsi"/>
+                <w:bCs/>
+                <w:color w:val="0A0A0A"/>
+                <w:sz w:val="14"/>
+                <w:szCs w:val="14"/>
+              </w:rPr>
+            </w:pPr>
+            <w:r>
+              <w:rPr>
+                <w:rFonts w:eastAsia="Times New Roman" w:cstheme="minorHAnsi"/>
+                <w:bCs/>
+                <w:color w:val="0A0A0A"/>
+                <w:sz w:val="14"/>
+                <w:szCs w:val="14"/>
+              </w:rPr>
+              <w:t>(</w:t>
+            </w:r>
+            <w:r>
+              <w:rPr>
+                <w:rFonts w:eastAsia="Times New Roman" w:cstheme="minorHAnsi"/>
+                <w:bCs/>
+                <w:color w:val="0A0A0A"/>
+                <w:sz w:val="14"/>
+                <w:szCs w:val="14"/>
+              </w:rPr>
+              <w:t>vTaskNotifyGiveFromISR() + ulTaskNotifyTake()</w:t>
+            </w:r>
+            <w:r>
+              <w:rPr>
+                <w:rFonts w:eastAsia="Times New Roman" w:cstheme="minorHAnsi"/>
+                <w:bCs/>
+                <w:color w:val="0A0A0A"/>
+                <w:sz w:val="14"/>
+                <w:szCs w:val="14"/>
+              </w:rPr>
+              <w:t xml:space="preserve">). Nakon dobijene </w:t>
+            </w:r>
+            <w:r>
+              <w:rPr>
+                <w:rFonts w:eastAsia="Times New Roman" w:cstheme="minorHAnsi"/>
+                <w:bCs/>
+                <w:color w:val="0A0A0A"/>
+                <w:sz w:val="14"/>
+                <w:szCs w:val="14"/>
+              </w:rPr>
+              <w:t>notifikacij</w:t>
+            </w:r>
+            <w:r>
+              <w:rPr>
+                <w:rFonts w:eastAsia="Times New Roman" w:cstheme="minorHAnsi"/>
+                <w:bCs/>
+                <w:color w:val="0A0A0A"/>
+                <w:sz w:val="14"/>
+                <w:szCs w:val="14"/>
+              </w:rPr>
+              <w:t>e</w:t>
+            </w:r>
+            <w:r>
+              <w:rPr>
+                <w:rFonts w:eastAsia="Times New Roman" w:cstheme="minorHAnsi"/>
+                <w:bCs/>
+                <w:color w:val="0A0A0A"/>
+                <w:sz w:val="14"/>
+                <w:szCs w:val="14"/>
+              </w:rPr>
+              <w:t>,</w:t>
+            </w:r>
+            <w:r>
+              <w:rPr>
+                <w:rFonts w:eastAsia="Times New Roman" w:cstheme="minorHAnsi"/>
+                <w:bCs/>
+                <w:color w:val="0A0A0A"/>
+                <w:sz w:val="14"/>
+                <w:szCs w:val="14"/>
+              </w:rPr>
+              <w:t xml:space="preserve"> task </w:t>
+            </w:r>
+            <w:r>
+              <w:rPr>
+                <w:rFonts w:eastAsia="Times New Roman" w:cstheme="minorHAnsi"/>
+                <w:bCs/>
+                <w:i/>
+                <w:color w:val="0A0A0A"/>
+                <w:sz w:val="14"/>
+                <w:szCs w:val="14"/>
+              </w:rPr>
+              <w:t>toggle</w:t>
+            </w:r>
+            <w:r>
+              <w:rPr>
+                <w:rFonts w:eastAsia="Times New Roman" w:cstheme="minorHAnsi"/>
+                <w:bCs/>
+                <w:color w:val="0A0A0A"/>
+                <w:sz w:val="14"/>
+                <w:szCs w:val="14"/>
+              </w:rPr>
+              <w:t>-uje LED2</w:t>
             </w:r>
           </w:p>
         </w:tc>
@@ -1155,7 +1413,6 @@
               <w:cnfStyle w:val="000000000000" w:firstRow="0" w:lastRow="0" w:firstColumn="0" w:lastColumn="0" w:oddVBand="0" w:evenVBand="0" w:oddHBand="0" w:evenHBand="0" w:firstRowFirstColumn="0" w:firstRowLastColumn="0" w:lastRowFirstColumn="0" w:lastRowLastColumn="0"/>
               <w:rPr>
                 <w:rFonts w:eastAsia="Times New Roman" w:cstheme="minorHAnsi"/>
-                <w:b/>
                 <w:bCs/>
                 <w:color w:val="0A0A0A"/>
                 <w:sz w:val="14"/>
@@ -1165,85 +1422,83 @@
             <w:r>
               <w:rPr>
                 <w:rFonts w:eastAsia="Times New Roman" w:cstheme="minorHAnsi"/>
-                <w:color w:val="0A0A0A"/>
-                <w:sz w:val="14"/>
-                <w:szCs w:val="14"/>
-              </w:rPr>
-              <w:t xml:space="preserve">Preraditi originalni CAN loopback primer, tako da se ostvari </w:t>
-            </w:r>
-            <w:r>
-              <w:rPr>
-                <w:rFonts w:eastAsia="Times New Roman" w:cstheme="minorHAnsi"/>
-                <w:color w:val="0A0A0A"/>
-                <w:sz w:val="14"/>
-                <w:szCs w:val="14"/>
-              </w:rPr>
-              <w:t xml:space="preserve">CAN </w:t>
-            </w:r>
-            <w:r>
-              <w:rPr>
-                <w:rFonts w:eastAsia="Times New Roman" w:cstheme="minorHAnsi"/>
-                <w:color w:val="0A0A0A"/>
-                <w:sz w:val="14"/>
-                <w:szCs w:val="14"/>
-              </w:rPr>
-              <w:t>komunikacija izme</w:t>
-            </w:r>
-            <w:r>
-              <w:rPr>
-                <w:rFonts w:eastAsia="Times New Roman" w:cstheme="minorHAnsi"/>
-                <w:color w:val="0A0A0A"/>
-                <w:sz w:val="14"/>
-                <w:szCs w:val="14"/>
-                <w:lang w:val="sr-Latn-RS"/>
-              </w:rPr>
-              <w:t xml:space="preserve">đu 2 kartice. </w:t>
-            </w:r>
-            <w:r>
-              <w:rPr>
-                <w:rFonts w:eastAsia="Times New Roman" w:cstheme="minorHAnsi"/>
-                <w:color w:val="0A0A0A"/>
-                <w:sz w:val="14"/>
-                <w:szCs w:val="14"/>
-              </w:rPr>
-              <w:t xml:space="preserve">Osciloskopom </w:t>
-            </w:r>
-            <w:r>
-              <w:rPr>
-                <w:rFonts w:eastAsia="Times New Roman" w:cstheme="minorHAnsi"/>
-                <w:color w:val="0A0A0A"/>
-                <w:sz w:val="14"/>
-                <w:szCs w:val="14"/>
-              </w:rPr>
-              <w:t xml:space="preserve">analizirati </w:t>
-            </w:r>
-            <w:r>
-              <w:rPr>
-                <w:rFonts w:eastAsia="Times New Roman" w:cstheme="minorHAnsi"/>
-                <w:color w:val="0A0A0A"/>
-                <w:sz w:val="14"/>
-                <w:szCs w:val="14"/>
-              </w:rPr>
-              <w:t xml:space="preserve">CAN </w:t>
-            </w:r>
-            <w:r>
-              <w:rPr>
-                <w:rFonts w:eastAsia="Times New Roman" w:cstheme="minorHAnsi"/>
+                <w:bCs/>
+                <w:color w:val="0A0A0A"/>
+                <w:sz w:val="14"/>
+                <w:szCs w:val="14"/>
+              </w:rPr>
+              <w:t>Task_app_led1</w:t>
+            </w:r>
+            <w:r>
+              <w:rPr>
+                <w:rFonts w:eastAsia="Times New Roman" w:cstheme="minorHAnsi"/>
+                <w:bCs/>
+                <w:color w:val="0A0A0A"/>
+                <w:sz w:val="14"/>
+                <w:szCs w:val="14"/>
+              </w:rPr>
+              <w:t xml:space="preserve"> </w:t>
+            </w:r>
+            <w:r>
+              <w:rPr>
+                <w:rFonts w:eastAsia="Times New Roman" w:cstheme="minorHAnsi"/>
+                <w:bCs/>
+                <w:color w:val="0A0A0A"/>
+                <w:sz w:val="14"/>
+                <w:szCs w:val="14"/>
+              </w:rPr>
+              <w:t xml:space="preserve">treba da </w:t>
+            </w:r>
+            <w:r>
+              <w:rPr>
+                <w:rFonts w:eastAsia="Times New Roman" w:cstheme="minorHAnsi"/>
+                <w:bCs/>
+                <w:color w:val="0A0A0A"/>
+                <w:sz w:val="14"/>
+                <w:szCs w:val="14"/>
+              </w:rPr>
+              <w:t xml:space="preserve">ažurira </w:t>
+            </w:r>
+            <w:r>
+              <w:rPr>
+                <w:rFonts w:eastAsia="Times New Roman" w:cstheme="minorHAnsi"/>
+                <w:bCs/>
+                <w:color w:val="0A0A0A"/>
+                <w:sz w:val="14"/>
+                <w:szCs w:val="14"/>
+              </w:rPr>
+              <w:t xml:space="preserve">novo </w:t>
+            </w:r>
+            <w:r>
+              <w:rPr>
+                <w:rFonts w:eastAsia="Times New Roman" w:cstheme="minorHAnsi"/>
+                <w:bCs/>
+                <w:color w:val="0A0A0A"/>
+                <w:sz w:val="14"/>
+                <w:szCs w:val="14"/>
+              </w:rPr>
+              <w:t xml:space="preserve">kreiranu strukturu vremena </w:t>
+            </w:r>
+            <w:r>
+              <w:rPr>
+                <w:rFonts w:eastAsia="Times New Roman" w:cstheme="minorHAnsi"/>
+                <w:bCs/>
                 <w:i/>
                 <w:color w:val="0A0A0A"/>
                 <w:sz w:val="14"/>
                 <w:szCs w:val="14"/>
               </w:rPr>
-              <w:t>bus</w:t>
-            </w:r>
-            <w:r>
-              <w:rPr>
-                <w:rFonts w:eastAsia="Times New Roman" w:cstheme="minorHAnsi"/>
-                <w:color w:val="0A0A0A"/>
-                <w:sz w:val="14"/>
-                <w:szCs w:val="14"/>
-              </w:rPr>
-              <w:t>.</w:t>
+              <w:t>SystemTime</w:t>
+            </w:r>
+            <w:r>
+              <w:rPr>
+                <w:rFonts w:eastAsia="Times New Roman" w:cstheme="minorHAnsi"/>
+                <w:bCs/>
+                <w:color w:val="0A0A0A"/>
+                <w:sz w:val="14"/>
+                <w:szCs w:val="14"/>
+              </w:rPr>
+              <w:t xml:space="preserve"> (hh:mm:ss)</w:t>
             </w:r>
           </w:p>
         </w:tc>
@@ -1257,7 +1512,7 @@
         <w:tc>
           <w:tcPr>
             <w:cnfStyle w:val="001000000000" w:firstRow="0" w:lastRow="0" w:firstColumn="1" w:lastColumn="0" w:oddVBand="0" w:evenVBand="0" w:oddHBand="0" w:evenHBand="0" w:firstRowFirstColumn="0" w:firstRowLastColumn="0" w:lastRowFirstColumn="0" w:lastRowLastColumn="0"/>
-            <w:tcW w:w="624" w:type="dxa"/>
+            <w:tcW w:w="426" w:type="dxa"/>
           </w:tcPr>
           <w:p>
             <w:pPr>
@@ -1290,7 +1545,7 @@
         </w:tc>
         <w:tc>
           <w:tcPr>
-            <w:tcW w:w="1191" w:type="dxa"/>
+            <w:tcW w:w="1389" w:type="dxa"/>
           </w:tcPr>
           <w:p>
             <w:pPr>
@@ -1300,7 +1555,6 @@
                 <w:color w:val="0A0A0A"/>
                 <w:sz w:val="14"/>
                 <w:szCs w:val="14"/>
-                <w:highlight w:val="green"/>
               </w:rPr>
             </w:pPr>
             <w:r>
@@ -1311,7 +1565,6 @@
                 <w:color w:val="0A0A0A"/>
                 <w:sz w:val="14"/>
                 <w:szCs w:val="14"/>
-                <w:highlight w:val="green"/>
               </w:rPr>
               <w:t>System init</w:t>
             </w:r>
@@ -1319,13 +1572,15 @@
         </w:tc>
         <w:tc>
           <w:tcPr>
-            <w:tcW w:w="1247" w:type="dxa"/>
+            <w:tcW w:w="1304" w:type="dxa"/>
           </w:tcPr>
           <w:p>
             <w:pPr>
               <w:cnfStyle w:val="000000100000" w:firstRow="0" w:lastRow="0" w:firstColumn="0" w:lastColumn="0" w:oddVBand="0" w:evenVBand="0" w:oddHBand="1" w:evenHBand="0" w:firstRowFirstColumn="0" w:firstRowLastColumn="0" w:lastRowFirstColumn="0" w:lastRowLastColumn="0"/>
               <w:rPr>
                 <w:rFonts w:eastAsia="Times New Roman" w:cstheme="minorHAnsi"/>
+                <w:b/>
+                <w:bCs/>
                 <w:color w:val="0A0A0A"/>
                 <w:sz w:val="14"/>
                 <w:szCs w:val="14"/>
@@ -1362,7 +1617,70 @@
                 <w:sz w:val="14"/>
                 <w:szCs w:val="14"/>
               </w:rPr>
-              <w:t>init (6)</w:t>
+              <w:t>init (1</w:t>
+            </w:r>
+            <w:r>
+              <w:rPr>
+                <w:rFonts w:eastAsia="Times New Roman" w:cstheme="minorHAnsi"/>
+                <w:b/>
+                <w:bCs/>
+                <w:color w:val="0A0A0A"/>
+                <w:sz w:val="14"/>
+                <w:szCs w:val="14"/>
+              </w:rPr>
+              <w:t>)</w:t>
+            </w:r>
+            <w:r>
+              <w:rPr>
+                <w:rFonts w:eastAsia="Times New Roman" w:cstheme="minorHAnsi"/>
+                <w:b/>
+                <w:bCs/>
+                <w:color w:val="0A0A0A"/>
+                <w:sz w:val="14"/>
+                <w:szCs w:val="14"/>
+              </w:rPr>
+              <w:t xml:space="preserve"> </w:t>
+            </w:r>
+          </w:p>
+          <w:p>
+            <w:pPr>
+              <w:cnfStyle w:val="000000100000" w:firstRow="0" w:lastRow="0" w:firstColumn="0" w:lastColumn="0" w:oddVBand="0" w:evenVBand="0" w:oddHBand="1" w:evenHBand="0" w:firstRowFirstColumn="0" w:firstRowLastColumn="0" w:lastRowFirstColumn="0" w:lastRowLastColumn="0"/>
+              <w:rPr>
+                <w:rFonts w:eastAsia="Times New Roman" w:cstheme="minorHAnsi"/>
+                <w:color w:val="0A0A0A"/>
+                <w:sz w:val="14"/>
+                <w:szCs w:val="14"/>
+              </w:rPr>
+            </w:pPr>
+            <w:r>
+              <w:rPr>
+                <w:rFonts w:eastAsia="Times New Roman" w:cstheme="minorHAnsi"/>
+                <w:bCs/>
+                <w:color w:val="0A0A0A"/>
+                <w:sz w:val="14"/>
+                <w:szCs w:val="14"/>
+              </w:rPr>
+              <w:t xml:space="preserve">(file: </w:t>
+            </w:r>
+            <w:r>
+              <w:rPr>
+                <w:rFonts w:eastAsia="Times New Roman" w:cstheme="minorHAnsi"/>
+                <w:bCs/>
+                <w:color w:val="0A0A0A"/>
+                <w:sz w:val="14"/>
+                <w:szCs w:val="14"/>
+              </w:rPr>
+              <w:t>App_SystemInit</w:t>
+            </w:r>
+            <w:r>
+              <w:rPr>
+                <w:rFonts w:eastAsia="Times New Roman" w:cstheme="minorHAnsi"/>
+                <w:bCs/>
+                <w:color w:val="0A0A0A"/>
+                <w:sz w:val="14"/>
+                <w:szCs w:val="14"/>
+              </w:rPr>
+              <w:t>.c)</w:t>
             </w:r>
           </w:p>
         </w:tc>
@@ -1443,7 +1761,7 @@
                 <w:sz w:val="14"/>
                 <w:szCs w:val="14"/>
               </w:rPr>
-              <w:t xml:space="preserve">, za kao priprema </w:t>
+              <w:t xml:space="preserve">, priprema </w:t>
             </w:r>
             <w:r>
               <w:rPr>
@@ -1564,7 +1882,34 @@
                 <w:sz w:val="14"/>
                 <w:szCs w:val="14"/>
               </w:rPr>
-              <w:t>Na kraju kreira sve ostale taskove</w:t>
+              <w:t>Dati t</w:t>
+            </w:r>
+            <w:r>
+              <w:rPr>
+                <w:rFonts w:eastAsia="Times New Roman" w:cstheme="minorHAnsi"/>
+                <w:color w:val="0A0A0A"/>
+                <w:sz w:val="14"/>
+                <w:szCs w:val="14"/>
+              </w:rPr>
+              <w:t>a</w:t>
+            </w:r>
+            <w:r>
+              <w:rPr>
+                <w:rFonts w:eastAsia="Times New Roman" w:cstheme="minorHAnsi"/>
+                <w:color w:val="0A0A0A"/>
+                <w:sz w:val="14"/>
+                <w:szCs w:val="14"/>
+              </w:rPr>
+              <w:t>sk</w:t>
+            </w:r>
+            <w:r>
+              <w:rPr>
+                <w:rFonts w:eastAsia="Times New Roman" w:cstheme="minorHAnsi"/>
+                <w:color w:val="0A0A0A"/>
+                <w:sz w:val="14"/>
+                <w:szCs w:val="14"/>
+              </w:rPr>
+              <w:t xml:space="preserve"> kraju kreira sve ostale taskove</w:t>
             </w:r>
             <w:r>
               <w:rPr>
@@ -1600,6 +1945,16 @@
                 <w:sz w:val="14"/>
                 <w:szCs w:val="14"/>
               </w:rPr>
+              <w:t xml:space="preserve">- </w:t>
+            </w:r>
+            <w:r>
+              <w:rPr>
+                <w:rFonts w:eastAsia="Times New Roman" w:cstheme="minorHAnsi"/>
+                <w:bCs/>
+                <w:color w:val="0A0A0A"/>
+                <w:sz w:val="14"/>
+                <w:szCs w:val="14"/>
+              </w:rPr>
               <w:t xml:space="preserve">U originalnom </w:t>
             </w:r>
             <w:r>
@@ -1707,6 +2062,16 @@
                 <w:szCs w:val="14"/>
               </w:rPr>
             </w:pPr>
+            <w:r>
+              <w:rPr>
+                <w:rFonts w:eastAsia="Times New Roman" w:cstheme="minorHAnsi"/>
+                <w:bCs/>
+                <w:color w:val="0A0A0A"/>
+                <w:sz w:val="14"/>
+                <w:szCs w:val="14"/>
+              </w:rPr>
+              <w:t xml:space="preserve">- </w:t>
+            </w:r>
             <w:r>
               <w:rPr>
                 <w:rFonts w:eastAsia="Times New Roman" w:cstheme="minorHAnsi"/>
@@ -1778,11 +2143,59 @@
         </w:trPr>
         <w:tc>
           <w:tcPr>
-            <w:tcW w:w="624" w:type="dxa"/>
+            <w:cnfStyle w:val="001000000000" w:firstRow="0" w:lastRow="0" w:firstColumn="1" w:lastColumn="0" w:oddVBand="0" w:evenVBand="0" w:oddHBand="0" w:evenHBand="0" w:firstRowFirstColumn="0" w:firstRowLastColumn="0" w:lastRowFirstColumn="0" w:lastRowLastColumn="0"/>
+            <w:tcW w:w="426" w:type="dxa"/>
           </w:tcPr>
           <w:p>
             <w:pPr>
-              <w:cnfStyle w:val="001000000000" w:firstRow="0" w:lastRow="0" w:firstColumn="1" w:lastColumn="0" w:oddVBand="0" w:evenVBand="0" w:oddHBand="0" w:evenHBand="0" w:firstRowFirstColumn="0" w:firstRowLastColumn="0" w:lastRowFirstColumn="0" w:lastRowLastColumn="0"/>
+              <w:rPr>
+                <w:rFonts w:eastAsia="Times New Roman" w:cstheme="minorHAnsi"/>
+                <w:color w:val="0A0A0A"/>
+                <w:sz w:val="14"/>
+                <w:szCs w:val="14"/>
+              </w:rPr>
+            </w:pPr>
+            <w:r>
+              <w:rPr>
+                <w:rFonts w:eastAsia="Times New Roman" w:cstheme="minorHAnsi"/>
+                <w:sz w:val="14"/>
+                <w:szCs w:val="14"/>
+              </w:rPr>
+              <w:t>4</w:t>
+            </w:r>
+            <w:r>
+              <w:rPr>
+                <w:rFonts w:eastAsia="Times New Roman" w:cstheme="minorHAnsi"/>
+                <w:color w:val="0A0A0A"/>
+                <w:sz w:val="14"/>
+                <w:szCs w:val="14"/>
+              </w:rPr>
+              <w:t>.</w:t>
+            </w:r>
+          </w:p>
+          <w:p>
+            <w:pPr>
+              <w:rPr>
+                <w:rFonts w:eastAsia="Times New Roman" w:cstheme="minorHAnsi"/>
+                <w:color w:val="FF0000"/>
+                <w:sz w:val="14"/>
+                <w:szCs w:val="14"/>
+                <w:highlight w:val="yellow"/>
+              </w:rPr>
+            </w:pPr>
+            <w:r>
+              <w:rPr>
+                <w:rFonts w:eastAsia="Times New Roman" w:cstheme="minorHAnsi"/>
+                <w:color w:val="FF0000"/>
+                <w:sz w:val="14"/>
+                <w:szCs w:val="14"/>
+                <w:highlight w:val="yellow"/>
+              </w:rPr>
+              <w:t>Copy</w:t>
+            </w:r>
+          </w:p>
+          <w:p>
+            <w:pPr>
               <w:rPr>
                 <w:rFonts w:eastAsia="Times New Roman" w:cstheme="minorHAnsi"/>
                 <w:b w:val="0"/>
@@ -1795,29 +2208,41 @@
             <w:r>
               <w:rPr>
                 <w:rFonts w:eastAsia="Times New Roman" w:cstheme="minorHAnsi"/>
-                <w:color w:val="0A0A0A"/>
-                <w:sz w:val="14"/>
-                <w:szCs w:val="14"/>
-              </w:rPr>
-              <w:t>4</w:t>
-            </w:r>
-            <w:r>
-              <w:rPr>
-                <w:rFonts w:eastAsia="Times New Roman" w:cstheme="minorHAnsi"/>
-                <w:color w:val="0A0A0A"/>
-                <w:sz w:val="14"/>
-                <w:szCs w:val="14"/>
-              </w:rPr>
-              <w:t>.</w:t>
+                <w:color w:val="FF0000"/>
+                <w:sz w:val="14"/>
+                <w:szCs w:val="14"/>
+                <w:highlight w:val="yellow"/>
+              </w:rPr>
+              <w:t>Z</w:t>
+            </w:r>
+            <w:r>
+              <w:rPr>
+                <w:rFonts w:eastAsia="Times New Roman" w:cstheme="minorHAnsi"/>
+                <w:color w:val="FF0000"/>
+                <w:sz w:val="14"/>
+                <w:szCs w:val="14"/>
+                <w:highlight w:val="yellow"/>
+              </w:rPr>
+              <w:t>adatak</w:t>
+            </w:r>
+            <w:r>
+              <w:rPr>
+                <w:rFonts w:eastAsia="Times New Roman" w:cstheme="minorHAnsi"/>
+                <w:color w:val="FF0000"/>
+                <w:sz w:val="14"/>
+                <w:szCs w:val="14"/>
+              </w:rPr>
+              <w:t>…</w:t>
             </w:r>
           </w:p>
         </w:tc>
         <w:tc>
           <w:tcPr>
-            <w:tcW w:w="1191" w:type="dxa"/>
+            <w:tcW w:w="1389" w:type="dxa"/>
           </w:tcPr>
           <w:p>
             <w:pPr>
+              <w:cnfStyle w:val="000000000000" w:firstRow="0" w:lastRow="0" w:firstColumn="0" w:lastColumn="0" w:oddVBand="0" w:evenVBand="0" w:oddHBand="0" w:evenHBand="0" w:firstRowFirstColumn="0" w:firstRowLastColumn="0" w:lastRowFirstColumn="0" w:lastRowLastColumn="0"/>
               <w:rPr>
                 <w:rFonts w:eastAsia="Times New Roman" w:cstheme="minorHAnsi"/>
                 <w:b/>
@@ -1825,7 +2250,6 @@
                 <w:color w:val="0A0A0A"/>
                 <w:sz w:val="14"/>
                 <w:szCs w:val="14"/>
-                <w:highlight w:val="green"/>
               </w:rPr>
             </w:pPr>
             <w:r>
@@ -1836,7 +2260,6 @@
                 <w:color w:val="0A0A0A"/>
                 <w:sz w:val="14"/>
                 <w:szCs w:val="14"/>
-                <w:highlight w:val="green"/>
               </w:rPr>
               <w:t>CAN Bus (Rx/Tx)</w:t>
             </w:r>
@@ -1844,15 +2267,15 @@
         </w:tc>
         <w:tc>
           <w:tcPr>
-            <w:tcW w:w="1247" w:type="dxa"/>
+            <w:tcW w:w="1304" w:type="dxa"/>
           </w:tcPr>
           <w:p>
             <w:pPr>
+              <w:cnfStyle w:val="000000000000" w:firstRow="0" w:lastRow="0" w:firstColumn="0" w:lastColumn="0" w:oddVBand="0" w:evenVBand="0" w:oddHBand="0" w:evenHBand="0" w:firstRowFirstColumn="0" w:firstRowLastColumn="0" w:lastRowFirstColumn="0" w:lastRowLastColumn="0"/>
               <w:rPr>
                 <w:rFonts w:eastAsia="Times New Roman" w:cstheme="minorHAnsi"/>
                 <w:b/>
                 <w:bCs/>
-                <w:color w:val="0A0A0A"/>
                 <w:sz w:val="14"/>
                 <w:szCs w:val="14"/>
               </w:rPr>
@@ -1862,24 +2285,25 @@
                 <w:rFonts w:eastAsia="Times New Roman" w:cstheme="minorHAnsi"/>
                 <w:b/>
                 <w:bCs/>
-                <w:color w:val="0A0A0A"/>
-                <w:sz w:val="14"/>
-                <w:szCs w:val="14"/>
-              </w:rPr>
-              <w:t>t</w:t>
+                <w:sz w:val="14"/>
+                <w:szCs w:val="14"/>
+              </w:rPr>
+              <w:t>task_can_rx</w:t>
             </w:r>
             <w:r>
               <w:rPr>
                 <w:rFonts w:eastAsia="Times New Roman" w:cstheme="minorHAnsi"/>
                 <w:b/>
                 <w:bCs/>
-                <w:color w:val="0A0A0A"/>
-                <w:sz w:val="14"/>
-                <w:szCs w:val="14"/>
-              </w:rPr>
-              <w:t>ask_</w:t>
-            </w:r>
-            <w:r>
+                <w:sz w:val="14"/>
+                <w:szCs w:val="14"/>
+              </w:rPr>
+              <w:t xml:space="preserve"> (4)</w:t>
+            </w:r>
+          </w:p>
+          <w:p>
+            <w:pPr>
+              <w:cnfStyle w:val="000000000000" w:firstRow="0" w:lastRow="0" w:firstColumn="0" w:lastColumn="0" w:oddVBand="0" w:evenVBand="0" w:oddHBand="0" w:evenHBand="0" w:firstRowFirstColumn="0" w:firstRowLastColumn="0" w:lastRowFirstColumn="0" w:lastRowLastColumn="0"/>
               <w:rPr>
                 <w:rFonts w:eastAsia="Times New Roman" w:cstheme="minorHAnsi"/>
                 <w:b/>
@@ -1888,18 +2312,46 @@
                 <w:sz w:val="14"/>
                 <w:szCs w:val="14"/>
               </w:rPr>
-              <w:t>canr</w:t>
-            </w:r>
+            </w:pPr>
             <w:r>
               <w:rPr>
                 <w:rFonts w:eastAsia="Times New Roman" w:cstheme="minorHAnsi"/>
                 <w:b/>
                 <w:bCs/>
-                <w:color w:val="0A0A0A"/>
-                <w:sz w:val="14"/>
-                <w:szCs w:val="14"/>
-              </w:rPr>
-              <w:t>x_handler (4)</w:t>
+                <w:sz w:val="14"/>
+                <w:szCs w:val="14"/>
+              </w:rPr>
+              <w:t>task_can_t</w:t>
+            </w:r>
+            <w:r>
+              <w:rPr>
+                <w:rFonts w:eastAsia="Times New Roman" w:cstheme="minorHAnsi"/>
+                <w:b/>
+                <w:bCs/>
+                <w:sz w:val="14"/>
+                <w:szCs w:val="14"/>
+              </w:rPr>
+              <w:t>x (</w:t>
+            </w:r>
+            <w:r>
+              <w:rPr>
+                <w:rFonts w:eastAsia="Times New Roman" w:cstheme="minorHAnsi"/>
+                <w:b/>
+                <w:bCs/>
+                <w:sz w:val="14"/>
+                <w:szCs w:val="14"/>
+              </w:rPr>
+              <w:t>5</w:t>
+            </w:r>
+            <w:r>
+              <w:rPr>
+                <w:rFonts w:eastAsia="Times New Roman" w:cstheme="minorHAnsi"/>
+                <w:b/>
+                <w:bCs/>
+                <w:sz w:val="14"/>
+                <w:szCs w:val="14"/>
+              </w:rPr>
+              <w:t>)</w:t>
             </w:r>
           </w:p>
         </w:tc>
@@ -1909,6 +2361,7 @@
           </w:tcPr>
           <w:p>
             <w:pPr>
+              <w:cnfStyle w:val="000000000000" w:firstRow="0" w:lastRow="0" w:firstColumn="0" w:lastColumn="0" w:oddVBand="0" w:evenVBand="0" w:oddHBand="0" w:evenHBand="0" w:firstRowFirstColumn="0" w:firstRowLastColumn="0" w:lastRowFirstColumn="0" w:lastRowLastColumn="0"/>
               <w:rPr>
                 <w:rFonts w:eastAsia="Times New Roman" w:cstheme="minorHAnsi"/>
                 <w:b/>
@@ -1927,11 +2380,34 @@
                 <w:sz w:val="14"/>
                 <w:szCs w:val="14"/>
               </w:rPr>
-              <w:t>Queue (za Rx)</w:t>
+              <w:t>Q</w:t>
+            </w:r>
+            <w:r>
+              <w:rPr>
+                <w:rFonts w:eastAsia="Times New Roman" w:cstheme="minorHAnsi"/>
+                <w:b/>
+                <w:bCs/>
+                <w:color w:val="0A0A0A"/>
+                <w:sz w:val="14"/>
+                <w:szCs w:val="14"/>
+              </w:rPr>
+              <w:t xml:space="preserve">ueue (za </w:t>
+            </w:r>
+            <w:r>
+              <w:rPr>
+                <w:rFonts w:eastAsia="Times New Roman" w:cstheme="minorHAnsi"/>
+                <w:b/>
+                <w:bCs/>
+                <w:color w:val="0A0A0A"/>
+                <w:sz w:val="14"/>
+                <w:szCs w:val="14"/>
+              </w:rPr>
+              <w:t>Rx)</w:t>
             </w:r>
           </w:p>
           <w:p>
             <w:pPr>
+              <w:cnfStyle w:val="000000000000" w:firstRow="0" w:lastRow="0" w:firstColumn="0" w:lastColumn="0" w:oddVBand="0" w:evenVBand="0" w:oddHBand="0" w:evenHBand="0" w:firstRowFirstColumn="0" w:firstRowLastColumn="0" w:lastRowFirstColumn="0" w:lastRowLastColumn="0"/>
               <w:rPr>
                 <w:rFonts w:eastAsia="Times New Roman" w:cstheme="minorHAnsi"/>
                 <w:bCs/>
@@ -1973,15 +2449,69 @@
           </w:p>
           <w:p>
             <w:pPr>
-              <w:rPr>
-                <w:rFonts w:eastAsia="Times New Roman" w:cstheme="minorHAnsi"/>
-                <w:b/>
+              <w:cnfStyle w:val="000000000000" w:firstRow="0" w:lastRow="0" w:firstColumn="0" w:lastColumn="0" w:oddVBand="0" w:evenVBand="0" w:oddHBand="0" w:evenHBand="0" w:firstRowFirstColumn="0" w:firstRowLastColumn="0" w:lastRowFirstColumn="0" w:lastRowLastColumn="0"/>
+              <w:rPr>
+                <w:rFonts w:eastAsia="Times New Roman" w:cstheme="minorHAnsi"/>
                 <w:bCs/>
                 <w:color w:val="0A0A0A"/>
                 <w:sz w:val="14"/>
                 <w:szCs w:val="14"/>
               </w:rPr>
             </w:pPr>
+            <w:r>
+              <w:rPr>
+                <w:rFonts w:eastAsia="Times New Roman" w:cstheme="minorHAnsi"/>
+                <w:bCs/>
+                <w:sz w:val="14"/>
+                <w:szCs w:val="14"/>
+              </w:rPr>
+              <w:t>P</w:t>
+            </w:r>
+            <w:r>
+              <w:rPr>
+                <w:rFonts w:eastAsia="Times New Roman" w:cstheme="minorHAnsi"/>
+                <w:bCs/>
+                <w:sz w:val="14"/>
+                <w:szCs w:val="14"/>
+              </w:rPr>
+              <w:t xml:space="preserve">eriodican task </w:t>
+            </w:r>
+            <w:r>
+              <w:rPr>
+                <w:rFonts w:eastAsia="Times New Roman" w:cstheme="minorHAnsi"/>
+                <w:bCs/>
+                <w:sz w:val="14"/>
+                <w:szCs w:val="14"/>
+              </w:rPr>
+              <w:t>(</w:t>
+            </w:r>
+            <w:r>
+              <w:rPr>
+                <w:rFonts w:eastAsia="Times New Roman" w:cstheme="minorHAnsi"/>
+                <w:bCs/>
+                <w:sz w:val="14"/>
+                <w:szCs w:val="14"/>
+              </w:rPr>
+              <w:t>za</w:t>
+            </w:r>
+            <w:r>
+              <w:rPr>
+                <w:rFonts w:eastAsia="Times New Roman" w:cstheme="minorHAnsi"/>
+                <w:bCs/>
+                <w:sz w:val="14"/>
+                <w:szCs w:val="14"/>
+              </w:rPr>
+              <w:t xml:space="preserve"> Tx</w:t>
+            </w:r>
+            <w:r>
+              <w:rPr>
+                <w:rFonts w:eastAsia="Times New Roman" w:cstheme="minorHAnsi"/>
+                <w:bCs/>
+                <w:sz w:val="14"/>
+                <w:szCs w:val="14"/>
+              </w:rPr>
+              <w:t>)</w:t>
+            </w:r>
           </w:p>
         </w:tc>
         <w:tc>
@@ -1990,6 +2520,7 @@
           </w:tcPr>
           <w:p>
             <w:pPr>
+              <w:cnfStyle w:val="000000000000" w:firstRow="0" w:lastRow="0" w:firstColumn="0" w:lastColumn="0" w:oddVBand="0" w:evenVBand="0" w:oddHBand="0" w:evenHBand="0" w:firstRowFirstColumn="0" w:firstRowLastColumn="0" w:lastRowFirstColumn="0" w:lastRowLastColumn="0"/>
               <w:rPr>
                 <w:rFonts w:eastAsia="Times New Roman" w:cstheme="minorHAnsi"/>
                 <w:color w:val="0A0A0A"/>
@@ -2018,6 +2549,7 @@
           </w:p>
           <w:p>
             <w:pPr>
+              <w:cnfStyle w:val="000000000000" w:firstRow="0" w:lastRow="0" w:firstColumn="0" w:lastColumn="0" w:oddVBand="0" w:evenVBand="0" w:oddHBand="0" w:evenHBand="0" w:firstRowFirstColumn="0" w:firstRowLastColumn="0" w:lastRowFirstColumn="0" w:lastRowLastColumn="0"/>
               <w:rPr>
                 <w:rFonts w:eastAsia="Times New Roman" w:cstheme="minorHAnsi"/>
                 <w:bCs/>
@@ -2071,6 +2603,7 @@
           </w:p>
           <w:p>
             <w:pPr>
+              <w:cnfStyle w:val="000000000000" w:firstRow="0" w:lastRow="0" w:firstColumn="0" w:lastColumn="0" w:oddVBand="0" w:evenVBand="0" w:oddHBand="0" w:evenHBand="0" w:firstRowFirstColumn="0" w:firstRowLastColumn="0" w:lastRowFirstColumn="0" w:lastRowLastColumn="0"/>
               <w:rPr>
                 <w:rFonts w:eastAsia="Times New Roman" w:cstheme="minorHAnsi"/>
                 <w:bCs/>
@@ -2144,6 +2677,7 @@
           </w:p>
           <w:p>
             <w:pPr>
+              <w:cnfStyle w:val="000000000000" w:firstRow="0" w:lastRow="0" w:firstColumn="0" w:lastColumn="0" w:oddVBand="0" w:evenVBand="0" w:oddHBand="0" w:evenHBand="0" w:firstRowFirstColumn="0" w:firstRowLastColumn="0" w:lastRowFirstColumn="0" w:lastRowLastColumn="0"/>
               <w:rPr>
                 <w:rFonts w:eastAsia="Times New Roman" w:cstheme="minorHAnsi"/>
                 <w:bCs/>
@@ -2160,6 +2694,7 @@
           </w:tcPr>
           <w:p>
             <w:pPr>
+              <w:cnfStyle w:val="000000000000" w:firstRow="0" w:lastRow="0" w:firstColumn="0" w:lastColumn="0" w:oddVBand="0" w:evenVBand="0" w:oddHBand="0" w:evenHBand="0" w:firstRowFirstColumn="0" w:firstRowLastColumn="0" w:lastRowFirstColumn="0" w:lastRowLastColumn="0"/>
               <w:rPr>
                 <w:rFonts w:eastAsia="Times New Roman" w:cstheme="minorHAnsi"/>
                 <w:color w:val="0A0A0A"/>
@@ -2188,6 +2723,7 @@
           </w:p>
           <w:p>
             <w:pPr>
+              <w:cnfStyle w:val="000000000000" w:firstRow="0" w:lastRow="0" w:firstColumn="0" w:lastColumn="0" w:oddVBand="0" w:evenVBand="0" w:oddHBand="0" w:evenHBand="0" w:firstRowFirstColumn="0" w:firstRowLastColumn="0" w:lastRowFirstColumn="0" w:lastRowLastColumn="0"/>
               <w:rPr>
                 <w:rFonts w:eastAsia="Times New Roman" w:cstheme="minorHAnsi"/>
                 <w:bCs/>
@@ -2229,6 +2765,7 @@
           </w:p>
           <w:p>
             <w:pPr>
+              <w:cnfStyle w:val="000000000000" w:firstRow="0" w:lastRow="0" w:firstColumn="0" w:lastColumn="0" w:oddVBand="0" w:evenVBand="0" w:oddHBand="0" w:evenHBand="0" w:firstRowFirstColumn="0" w:firstRowLastColumn="0" w:lastRowFirstColumn="0" w:lastRowLastColumn="0"/>
               <w:rPr>
                 <w:rFonts w:eastAsia="Times New Roman" w:cstheme="minorHAnsi"/>
                 <w:bCs/>
@@ -2342,6 +2879,7 @@
           </w:p>
           <w:p>
             <w:pPr>
+              <w:cnfStyle w:val="000000000000" w:firstRow="0" w:lastRow="0" w:firstColumn="0" w:lastColumn="0" w:oddVBand="0" w:evenVBand="0" w:oddHBand="0" w:evenHBand="0" w:firstRowFirstColumn="0" w:firstRowLastColumn="0" w:lastRowFirstColumn="0" w:lastRowLastColumn="0"/>
               <w:rPr>
                 <w:rFonts w:eastAsia="Times New Roman" w:cstheme="minorHAnsi"/>
                 <w:color w:val="0A0A0A"/>
@@ -2361,6 +2899,7 @@
           </w:p>
           <w:p>
             <w:pPr>
+              <w:cnfStyle w:val="000000000000" w:firstRow="0" w:lastRow="0" w:firstColumn="0" w:lastColumn="0" w:oddVBand="0" w:evenVBand="0" w:oddHBand="0" w:evenHBand="0" w:firstRowFirstColumn="0" w:firstRowLastColumn="0" w:lastRowFirstColumn="0" w:lastRowLastColumn="0"/>
               <w:rPr>
                 <w:rFonts w:eastAsia="Times New Roman" w:cstheme="minorHAnsi"/>
                 <w:i/>
@@ -2384,6 +2923,7 @@
           </w:p>
           <w:p>
             <w:pPr>
+              <w:cnfStyle w:val="000000000000" w:firstRow="0" w:lastRow="0" w:firstColumn="0" w:lastColumn="0" w:oddVBand="0" w:evenVBand="0" w:oddHBand="0" w:evenHBand="0" w:firstRowFirstColumn="0" w:firstRowLastColumn="0" w:lastRowFirstColumn="0" w:lastRowLastColumn="0"/>
               <w:rPr>
                 <w:rFonts w:eastAsia="Times New Roman" w:cstheme="minorHAnsi"/>
                 <w:b/>
@@ -2416,7 +2956,7 @@
         <w:tc>
           <w:tcPr>
             <w:cnfStyle w:val="001000000000" w:firstRow="0" w:lastRow="0" w:firstColumn="1" w:lastColumn="0" w:oddVBand="0" w:evenVBand="0" w:oddHBand="0" w:evenHBand="0" w:firstRowFirstColumn="0" w:firstRowLastColumn="0" w:lastRowFirstColumn="0" w:lastRowLastColumn="0"/>
-            <w:tcW w:w="624" w:type="dxa"/>
+            <w:tcW w:w="426" w:type="dxa"/>
           </w:tcPr>
           <w:p>
             <w:pPr>
@@ -2449,7 +2989,7 @@
         </w:tc>
         <w:tc>
           <w:tcPr>
-            <w:tcW w:w="1191" w:type="dxa"/>
+            <w:tcW w:w="1389" w:type="dxa"/>
           </w:tcPr>
           <w:p>
             <w:pPr>
@@ -2476,13 +3016,15 @@
         </w:tc>
         <w:tc>
           <w:tcPr>
-            <w:tcW w:w="1247" w:type="dxa"/>
+            <w:tcW w:w="1304" w:type="dxa"/>
           </w:tcPr>
           <w:p>
             <w:pPr>
               <w:cnfStyle w:val="000000100000" w:firstRow="0" w:lastRow="0" w:firstColumn="0" w:lastColumn="0" w:oddVBand="0" w:evenVBand="0" w:oddHBand="1" w:evenHBand="0" w:firstRowFirstColumn="0" w:firstRowLastColumn="0" w:lastRowFirstColumn="0" w:lastRowLastColumn="0"/>
               <w:rPr>
                 <w:rFonts w:eastAsia="Times New Roman" w:cstheme="minorHAnsi"/>
+                <w:b/>
+                <w:bCs/>
                 <w:color w:val="0A0A0A"/>
                 <w:sz w:val="14"/>
                 <w:szCs w:val="14"/>
@@ -2497,7 +3039,150 @@
                 <w:sz w:val="14"/>
                 <w:szCs w:val="14"/>
               </w:rPr>
-              <w:t>Task 5 (5)</w:t>
+              <w:t>t</w:t>
+            </w:r>
+            <w:r>
+              <w:rPr>
+                <w:rFonts w:eastAsia="Times New Roman" w:cstheme="minorHAnsi"/>
+                <w:b/>
+                <w:bCs/>
+                <w:color w:val="0A0A0A"/>
+                <w:sz w:val="14"/>
+                <w:szCs w:val="14"/>
+              </w:rPr>
+              <w:t>ask</w:t>
+            </w:r>
+            <w:r>
+              <w:rPr>
+                <w:rFonts w:eastAsia="Times New Roman" w:cstheme="minorHAnsi"/>
+                <w:b/>
+                <w:bCs/>
+                <w:color w:val="0A0A0A"/>
+                <w:sz w:val="14"/>
+                <w:szCs w:val="14"/>
+              </w:rPr>
+              <w:t>_uart_rx</w:t>
+            </w:r>
+            <w:r>
+              <w:rPr>
+                <w:rFonts w:eastAsia="Times New Roman" w:cstheme="minorHAnsi"/>
+                <w:b/>
+                <w:bCs/>
+                <w:color w:val="0A0A0A"/>
+                <w:sz w:val="14"/>
+                <w:szCs w:val="14"/>
+              </w:rPr>
+              <w:t xml:space="preserve"> (</w:t>
+            </w:r>
+            <w:r>
+              <w:rPr>
+                <w:rFonts w:eastAsia="Times New Roman" w:cstheme="minorHAnsi"/>
+                <w:b/>
+                <w:bCs/>
+                <w:color w:val="0A0A0A"/>
+                <w:sz w:val="14"/>
+                <w:szCs w:val="14"/>
+              </w:rPr>
+              <w:t>6</w:t>
+            </w:r>
+            <w:r>
+              <w:rPr>
+                <w:rFonts w:eastAsia="Times New Roman" w:cstheme="minorHAnsi"/>
+                <w:b/>
+                <w:bCs/>
+                <w:color w:val="0A0A0A"/>
+                <w:sz w:val="14"/>
+                <w:szCs w:val="14"/>
+              </w:rPr>
+              <w:t>)</w:t>
+            </w:r>
+          </w:p>
+          <w:p>
+            <w:pPr>
+              <w:cnfStyle w:val="000000100000" w:firstRow="0" w:lastRow="0" w:firstColumn="0" w:lastColumn="0" w:oddVBand="0" w:evenVBand="0" w:oddHBand="1" w:evenHBand="0" w:firstRowFirstColumn="0" w:firstRowLastColumn="0" w:lastRowFirstColumn="0" w:lastRowLastColumn="0"/>
+              <w:rPr>
+                <w:rFonts w:eastAsia="Times New Roman" w:cstheme="minorHAnsi"/>
+                <w:color w:val="0A0A0A"/>
+                <w:sz w:val="14"/>
+                <w:szCs w:val="14"/>
+              </w:rPr>
+            </w:pPr>
+            <w:r>
+              <w:rPr>
+                <w:rFonts w:eastAsia="Times New Roman" w:cstheme="minorHAnsi"/>
+                <w:b/>
+                <w:bCs/>
+                <w:color w:val="0A0A0A"/>
+                <w:sz w:val="14"/>
+                <w:szCs w:val="14"/>
+              </w:rPr>
+              <w:t>t</w:t>
+            </w:r>
+            <w:r>
+              <w:rPr>
+                <w:rFonts w:eastAsia="Times New Roman" w:cstheme="minorHAnsi"/>
+                <w:b/>
+                <w:bCs/>
+                <w:color w:val="0A0A0A"/>
+                <w:sz w:val="14"/>
+                <w:szCs w:val="14"/>
+              </w:rPr>
+              <w:t>ask</w:t>
+            </w:r>
+            <w:r>
+              <w:rPr>
+                <w:rFonts w:eastAsia="Times New Roman" w:cstheme="minorHAnsi"/>
+                <w:b/>
+                <w:bCs/>
+                <w:color w:val="0A0A0A"/>
+                <w:sz w:val="14"/>
+                <w:szCs w:val="14"/>
+              </w:rPr>
+              <w:t>_uart</w:t>
+            </w:r>
+            <w:r>
+              <w:rPr>
+                <w:rFonts w:eastAsia="Times New Roman" w:cstheme="minorHAnsi"/>
+                <w:b/>
+                <w:bCs/>
+                <w:color w:val="0A0A0A"/>
+                <w:sz w:val="14"/>
+                <w:szCs w:val="14"/>
+              </w:rPr>
+              <w:t>_</w:t>
+            </w:r>
+            <w:r>
+              <w:rPr>
+                <w:rFonts w:eastAsia="Times New Roman" w:cstheme="minorHAnsi"/>
+                <w:b/>
+                <w:bCs/>
+                <w:color w:val="0A0A0A"/>
+                <w:sz w:val="14"/>
+                <w:szCs w:val="14"/>
+              </w:rPr>
+              <w:t>tx</w:t>
+            </w:r>
+            <w:r>
+              <w:rPr>
+                <w:rFonts w:eastAsia="Times New Roman" w:cstheme="minorHAnsi"/>
+                <w:b/>
+                <w:bCs/>
+                <w:color w:val="0A0A0A"/>
+                <w:sz w:val="14"/>
+                <w:szCs w:val="14"/>
+              </w:rPr>
+              <w:t xml:space="preserve"> (7</w:t>
+            </w:r>
+            <w:r>
+              <w:rPr>
+                <w:rFonts w:eastAsia="Times New Roman" w:cstheme="minorHAnsi"/>
+                <w:b/>
+                <w:bCs/>
+                <w:color w:val="0A0A0A"/>
+                <w:sz w:val="14"/>
+                <w:szCs w:val="14"/>
+              </w:rPr>
+              <w:t>)</w:t>
             </w:r>
           </w:p>
         </w:tc>
@@ -2510,6 +3195,8 @@
               <w:cnfStyle w:val="000000100000" w:firstRow="0" w:lastRow="0" w:firstColumn="0" w:lastColumn="0" w:oddVBand="0" w:evenVBand="0" w:oddHBand="1" w:evenHBand="0" w:firstRowFirstColumn="0" w:firstRowLastColumn="0" w:lastRowFirstColumn="0" w:lastRowLastColumn="0"/>
               <w:rPr>
                 <w:rFonts w:eastAsia="Times New Roman" w:cstheme="minorHAnsi"/>
+                <w:b/>
+                <w:bCs/>
                 <w:color w:val="0A0A0A"/>
                 <w:sz w:val="14"/>
                 <w:szCs w:val="14"/>
@@ -2524,7 +3211,40 @@
                 <w:sz w:val="14"/>
                 <w:szCs w:val="14"/>
               </w:rPr>
-              <w:t>Mutex (za Tx) + Queue (za Rx)</w:t>
+              <w:t>Queue (za Rx)</w:t>
+            </w:r>
+          </w:p>
+          <w:p>
+            <w:pPr>
+              <w:cnfStyle w:val="000000100000" w:firstRow="0" w:lastRow="0" w:firstColumn="0" w:lastColumn="0" w:oddVBand="0" w:evenVBand="0" w:oddHBand="1" w:evenHBand="0" w:firstRowFirstColumn="0" w:firstRowLastColumn="0" w:lastRowFirstColumn="0" w:lastRowLastColumn="0"/>
+              <w:rPr>
+                <w:rFonts w:eastAsia="Times New Roman" w:cstheme="minorHAnsi"/>
+                <w:color w:val="0A0A0A"/>
+                <w:sz w:val="14"/>
+                <w:szCs w:val="14"/>
+              </w:rPr>
+            </w:pPr>
+            <w:r>
+              <w:rPr>
+                <w:rFonts w:eastAsia="Times New Roman" w:cstheme="minorHAnsi"/>
+                <w:b/>
+                <w:bCs/>
+                <w:color w:val="0A0A0A"/>
+                <w:sz w:val="14"/>
+                <w:szCs w:val="14"/>
+              </w:rPr>
+              <w:t xml:space="preserve">Queue </w:t>
+            </w:r>
+            <w:r>
+              <w:rPr>
+                <w:rFonts w:eastAsia="Times New Roman" w:cstheme="minorHAnsi"/>
+                <w:b/>
+                <w:bCs/>
+                <w:color w:val="0A0A0A"/>
+                <w:sz w:val="14"/>
+                <w:szCs w:val="14"/>
+              </w:rPr>
+              <w:t>(za Tx)</w:t>
             </w:r>
           </w:p>
         </w:tc>
@@ -2591,16 +3311,6 @@
               </w:rPr>
               <w:t xml:space="preserve">: </w:t>
             </w:r>
-            <w:r>
-              <w:rPr>
-                <w:rFonts w:eastAsia="Times New Roman" w:cstheme="minorHAnsi"/>
-                <w:bCs/>
-                <w:color w:val="FF0000"/>
-                <w:sz w:val="14"/>
-                <w:szCs w:val="14"/>
-              </w:rPr>
-              <w:t>ASCLIN_Shell_UART_1_KIT_TC375_LK</w:t>
-            </w:r>
           </w:p>
           <w:p>
             <w:pPr>
@@ -2622,6 +3332,28 @@
                 <w:szCs w:val="14"/>
               </w:rPr>
               <w:t>iLLD_TC375_ADS_printf_scanf</w:t>
+            </w:r>
+          </w:p>
+          <w:p>
+            <w:pPr>
+              <w:cnfStyle w:val="000000100000" w:firstRow="0" w:lastRow="0" w:firstColumn="0" w:lastColumn="0" w:oddVBand="0" w:evenVBand="0" w:oddHBand="1" w:evenHBand="0" w:firstRowFirstColumn="0" w:firstRowLastColumn="0" w:lastRowFirstColumn="0" w:lastRowLastColumn="0"/>
+              <w:rPr>
+                <w:rFonts w:eastAsia="Times New Roman" w:cstheme="minorHAnsi"/>
+                <w:bCs/>
+                <w:color w:val="FF0000"/>
+                <w:sz w:val="14"/>
+                <w:szCs w:val="14"/>
+              </w:rPr>
+            </w:pPr>
+            <w:r>
+              <w:rPr>
+                <w:rFonts w:eastAsia="Times New Roman" w:cstheme="minorHAnsi"/>
+                <w:bCs/>
+                <w:color w:val="FF0000"/>
+                <w:sz w:val="14"/>
+                <w:szCs w:val="14"/>
+              </w:rPr>
+              <w:t>ASCLIN_Shell_UART_1_KIT_TC375_LK</w:t>
             </w:r>
           </w:p>
           <w:p>
@@ -2642,7 +3374,7 @@
               <w:cnfStyle w:val="000000100000" w:firstRow="0" w:lastRow="0" w:firstColumn="0" w:lastColumn="0" w:oddVBand="0" w:evenVBand="0" w:oddHBand="1" w:evenHBand="0" w:firstRowFirstColumn="0" w:firstRowLastColumn="0" w:lastRowFirstColumn="0" w:lastRowLastColumn="0"/>
               <w:rPr>
                 <w:rFonts w:eastAsia="Times New Roman" w:cstheme="minorHAnsi"/>
-                <w:color w:val="0A0A0A"/>
+                <w:bCs/>
                 <w:sz w:val="14"/>
                 <w:szCs w:val="14"/>
               </w:rPr>
@@ -2650,63 +3382,74 @@
             <w:r>
               <w:rPr>
                 <w:rFonts w:eastAsia="Times New Roman" w:cstheme="minorHAnsi"/>
+                <w:bCs/>
+                <w:sz w:val="14"/>
+                <w:szCs w:val="14"/>
+              </w:rPr>
+              <w:t xml:space="preserve">- </w:t>
+            </w:r>
+            <w:r>
+              <w:rPr>
+                <w:rFonts w:eastAsia="Times New Roman" w:cstheme="minorHAnsi"/>
+                <w:bCs/>
+                <w:sz w:val="14"/>
+                <w:szCs w:val="14"/>
+              </w:rPr>
+              <w:t>RX: ISR + binary semaphore + ring buffer</w:t>
+            </w:r>
+          </w:p>
+          <w:p>
+            <w:pPr>
+              <w:cnfStyle w:val="000000100000" w:firstRow="0" w:lastRow="0" w:firstColumn="0" w:lastColumn="0" w:oddVBand="0" w:evenVBand="0" w:oddHBand="1" w:evenHBand="0" w:firstRowFirstColumn="0" w:firstRowLastColumn="0" w:lastRowFirstColumn="0" w:lastRowLastColumn="0"/>
+              <w:rPr>
+                <w:rFonts w:eastAsia="Times New Roman" w:cstheme="minorHAnsi"/>
+                <w:bCs/>
+                <w:sz w:val="14"/>
+                <w:szCs w:val="14"/>
+              </w:rPr>
+            </w:pPr>
+            <w:r>
+              <w:rPr>
+                <w:rFonts w:eastAsia="Times New Roman" w:cstheme="minorHAnsi"/>
+                <w:bCs/>
+                <w:sz w:val="14"/>
+                <w:szCs w:val="14"/>
+              </w:rPr>
+              <w:t xml:space="preserve">- </w:t>
+            </w:r>
+            <w:r>
+              <w:rPr>
+                <w:rFonts w:eastAsia="Times New Roman" w:cstheme="minorHAnsi"/>
+                <w:bCs/>
+                <w:sz w:val="14"/>
+                <w:szCs w:val="14"/>
+              </w:rPr>
+              <w:t>TX: queue + dedicated UART TX task</w:t>
+            </w:r>
+          </w:p>
+          <w:p>
+            <w:pPr>
+              <w:cnfStyle w:val="000000100000" w:firstRow="0" w:lastRow="0" w:firstColumn="0" w:lastColumn="0" w:oddVBand="0" w:evenVBand="0" w:oddHBand="1" w:evenHBand="0" w:firstRowFirstColumn="0" w:firstRowLastColumn="0" w:lastRowFirstColumn="0" w:lastRowLastColumn="0"/>
+              <w:rPr>
+                <w:rFonts w:eastAsia="Times New Roman" w:cstheme="minorHAnsi"/>
                 <w:b/>
                 <w:bCs/>
                 <w:color w:val="0A0A0A"/>
                 <w:sz w:val="14"/>
                 <w:szCs w:val="14"/>
               </w:rPr>
-              <w:t>Task 5 (CLI)</w:t>
-            </w:r>
-            <w:r>
-              <w:rPr>
-                <w:rFonts w:eastAsia="Times New Roman" w:cstheme="minorHAnsi"/>
-                <w:color w:val="0A0A0A"/>
-                <w:sz w:val="14"/>
-                <w:szCs w:val="14"/>
-              </w:rPr>
-              <w:t> čita komande iz reda. Svi ostali taskovi koriste </w:t>
-            </w:r>
-            <w:r>
-              <w:rPr>
-                <w:rFonts w:eastAsia="Times New Roman" w:cstheme="minorHAnsi"/>
-                <w:b/>
-                <w:bCs/>
-                <w:color w:val="0A0A0A"/>
-                <w:sz w:val="14"/>
-                <w:szCs w:val="14"/>
-              </w:rPr>
-              <w:t>Mutex</w:t>
-            </w:r>
-            <w:r>
-              <w:rPr>
-                <w:rFonts w:eastAsia="Times New Roman" w:cstheme="minorHAnsi"/>
-                <w:color w:val="0A0A0A"/>
-                <w:sz w:val="14"/>
-                <w:szCs w:val="14"/>
-              </w:rPr>
-              <w:t> prilikom </w:t>
-            </w:r>
-            <w:r>
-              <w:rPr>
-                <w:rFonts w:eastAsia="Times New Roman" w:cstheme="minorHAnsi"/>
-                <w:color w:val="0A0A0A"/>
-                <w:sz w:val="14"/>
-                <w:szCs w:val="14"/>
-                <w:bdr w:val="single" w:sz="6" w:space="2" w:color="F0F2F5" w:frame="1"/>
-                <w:shd w:val="clear" w:color="auto" w:fill="F0F2F5"/>
-              </w:rPr>
-              <w:t>printf</w:t>
-            </w:r>
-            <w:r>
-              <w:rPr>
-                <w:rFonts w:eastAsia="Times New Roman" w:cstheme="minorHAnsi"/>
-                <w:color w:val="0A0A0A"/>
-                <w:sz w:val="14"/>
-                <w:szCs w:val="14"/>
-              </w:rPr>
-              <w:t> funkcije kako bi sprečili mešanje karaktera.</w:t>
-            </w:r>
+            </w:pPr>
+          </w:p>
+          <w:p>
+            <w:pPr>
+              <w:cnfStyle w:val="000000100000" w:firstRow="0" w:lastRow="0" w:firstColumn="0" w:lastColumn="0" w:oddVBand="0" w:evenVBand="0" w:oddHBand="1" w:evenHBand="0" w:firstRowFirstColumn="0" w:firstRowLastColumn="0" w:lastRowFirstColumn="0" w:lastRowLastColumn="0"/>
+              <w:rPr>
+                <w:rFonts w:eastAsia="Times New Roman" w:cstheme="minorHAnsi"/>
+                <w:color w:val="0A0A0A"/>
+                <w:sz w:val="14"/>
+                <w:szCs w:val="14"/>
+              </w:rPr>
+            </w:pPr>
           </w:p>
         </w:tc>
         <w:tc>
@@ -2718,7 +3461,7 @@
               <w:cnfStyle w:val="000000100000" w:firstRow="0" w:lastRow="0" w:firstColumn="0" w:lastColumn="0" w:oddVBand="0" w:evenVBand="0" w:oddHBand="1" w:evenHBand="0" w:firstRowFirstColumn="0" w:firstRowLastColumn="0" w:lastRowFirstColumn="0" w:lastRowLastColumn="0"/>
               <w:rPr>
                 <w:rFonts w:eastAsia="Times New Roman" w:cstheme="minorHAnsi"/>
-                <w:color w:val="0A0A0A"/>
+                <w:bCs/>
                 <w:sz w:val="14"/>
                 <w:szCs w:val="14"/>
               </w:rPr>
@@ -2730,7 +3473,328 @@
                 <w:sz w:val="14"/>
                 <w:szCs w:val="14"/>
               </w:rPr>
-              <w:t>TBD</w:t>
+              <w:t>1.)</w:t>
+            </w:r>
+            <w:r>
+              <w:rPr>
+                <w:rFonts w:eastAsia="Times New Roman" w:cstheme="minorHAnsi"/>
+                <w:color w:val="0A0A0A"/>
+                <w:sz w:val="14"/>
+                <w:szCs w:val="14"/>
+              </w:rPr>
+              <w:t xml:space="preserve"> </w:t>
+            </w:r>
+            <w:r>
+              <w:rPr>
+                <w:rFonts w:eastAsia="Times New Roman" w:cstheme="minorHAnsi"/>
+                <w:color w:val="0A0A0A"/>
+                <w:sz w:val="14"/>
+                <w:szCs w:val="14"/>
+              </w:rPr>
+              <w:t xml:space="preserve">Prouciti i testirati originalni primer </w:t>
+            </w:r>
+            <w:r>
+              <w:rPr>
+                <w:rFonts w:eastAsia="Times New Roman" w:cstheme="minorHAnsi"/>
+                <w:bCs/>
+                <w:sz w:val="14"/>
+                <w:szCs w:val="14"/>
+              </w:rPr>
+              <w:t>iLLD_TC375_ADS_printf_scanf</w:t>
+            </w:r>
+            <w:r>
+              <w:rPr>
+                <w:rFonts w:eastAsia="Times New Roman" w:cstheme="minorHAnsi"/>
+                <w:bCs/>
+                <w:sz w:val="14"/>
+                <w:szCs w:val="14"/>
+              </w:rPr>
+              <w:t xml:space="preserve">. </w:t>
+            </w:r>
+          </w:p>
+          <w:p>
+            <w:pPr>
+              <w:cnfStyle w:val="000000100000" w:firstRow="0" w:lastRow="0" w:firstColumn="0" w:lastColumn="0" w:oddVBand="0" w:evenVBand="0" w:oddHBand="1" w:evenHBand="0" w:firstRowFirstColumn="0" w:firstRowLastColumn="0" w:lastRowFirstColumn="0" w:lastRowLastColumn="0"/>
+              <w:rPr>
+                <w:rFonts w:eastAsia="Times New Roman" w:cstheme="minorHAnsi"/>
+                <w:bCs/>
+                <w:sz w:val="14"/>
+                <w:szCs w:val="14"/>
+              </w:rPr>
+            </w:pPr>
+            <w:r>
+              <w:rPr>
+                <w:rFonts w:eastAsia="Times New Roman" w:cstheme="minorHAnsi"/>
+                <w:bCs/>
+                <w:sz w:val="14"/>
+                <w:szCs w:val="14"/>
+              </w:rPr>
+              <w:t xml:space="preserve">(dodatni, slozeniji </w:t>
+            </w:r>
+            <w:r>
+              <w:rPr>
+                <w:rFonts w:eastAsia="Times New Roman" w:cstheme="minorHAnsi"/>
+                <w:bCs/>
+                <w:i/>
+                <w:sz w:val="14"/>
+                <w:szCs w:val="14"/>
+              </w:rPr>
+              <w:t>Debug Console</w:t>
+            </w:r>
+            <w:r>
+              <w:rPr>
+                <w:rFonts w:eastAsia="Times New Roman" w:cstheme="minorHAnsi"/>
+                <w:bCs/>
+                <w:sz w:val="14"/>
+                <w:szCs w:val="14"/>
+              </w:rPr>
+              <w:t xml:space="preserve"> primer</w:t>
+            </w:r>
+            <w:r>
+              <w:rPr>
+                <w:rFonts w:eastAsia="Times New Roman" w:cstheme="minorHAnsi"/>
+                <w:bCs/>
+                <w:sz w:val="14"/>
+                <w:szCs w:val="14"/>
+              </w:rPr>
+              <w:t>:</w:t>
+            </w:r>
+            <w:r>
+              <w:rPr>
+                <w:rFonts w:eastAsia="Times New Roman" w:cstheme="minorHAnsi"/>
+                <w:bCs/>
+                <w:sz w:val="14"/>
+                <w:szCs w:val="14"/>
+              </w:rPr>
+              <w:t xml:space="preserve"> </w:t>
+            </w:r>
+            <w:r>
+              <w:rPr>
+                <w:rFonts w:eastAsia="Times New Roman" w:cstheme="minorHAnsi"/>
+                <w:bCs/>
+                <w:sz w:val="14"/>
+                <w:szCs w:val="14"/>
+              </w:rPr>
+              <w:t>ASCLIN_Shell_UART_1_KIT_TC375_LK</w:t>
+            </w:r>
+            <w:r>
+              <w:rPr>
+                <w:rFonts w:eastAsia="Times New Roman" w:cstheme="minorHAnsi"/>
+                <w:bCs/>
+                <w:sz w:val="14"/>
+                <w:szCs w:val="14"/>
+              </w:rPr>
+              <w:t>-neobavezno)</w:t>
+            </w:r>
+          </w:p>
+          <w:p>
+            <w:pPr>
+              <w:cnfStyle w:val="000000100000" w:firstRow="0" w:lastRow="0" w:firstColumn="0" w:lastColumn="0" w:oddVBand="0" w:evenVBand="0" w:oddHBand="1" w:evenHBand="0" w:firstRowFirstColumn="0" w:firstRowLastColumn="0" w:lastRowFirstColumn="0" w:lastRowLastColumn="0"/>
+              <w:rPr>
+                <w:rFonts w:eastAsia="Times New Roman" w:cstheme="minorHAnsi"/>
+                <w:color w:val="0A0A0A"/>
+                <w:sz w:val="14"/>
+                <w:szCs w:val="14"/>
+              </w:rPr>
+            </w:pPr>
+            <w:r>
+              <w:rPr>
+                <w:rFonts w:eastAsia="Times New Roman" w:cstheme="minorHAnsi"/>
+                <w:color w:val="0A0A0A"/>
+                <w:sz w:val="14"/>
+                <w:szCs w:val="14"/>
+              </w:rPr>
+              <w:t>2.)</w:t>
+            </w:r>
+            <w:r>
+              <w:rPr>
+                <w:rFonts w:eastAsia="Times New Roman" w:cstheme="minorHAnsi"/>
+                <w:color w:val="0A0A0A"/>
+                <w:sz w:val="14"/>
+                <w:szCs w:val="14"/>
+              </w:rPr>
+              <w:t xml:space="preserve"> </w:t>
+            </w:r>
+            <w:r>
+              <w:rPr>
+                <w:rFonts w:eastAsia="Times New Roman" w:cstheme="minorHAnsi"/>
+                <w:color w:val="0A0A0A"/>
+                <w:sz w:val="14"/>
+                <w:szCs w:val="14"/>
+              </w:rPr>
+              <w:t xml:space="preserve">Osciloskopom analizirati </w:t>
+            </w:r>
+            <w:r>
+              <w:rPr>
+                <w:rFonts w:eastAsia="Times New Roman" w:cstheme="minorHAnsi"/>
+                <w:color w:val="0A0A0A"/>
+                <w:sz w:val="14"/>
+                <w:szCs w:val="14"/>
+              </w:rPr>
+              <w:t>UART</w:t>
+            </w:r>
+            <w:r>
+              <w:rPr>
+                <w:rFonts w:eastAsia="Times New Roman" w:cstheme="minorHAnsi"/>
+                <w:color w:val="0A0A0A"/>
+                <w:sz w:val="14"/>
+                <w:szCs w:val="14"/>
+              </w:rPr>
+              <w:t xml:space="preserve"> signale</w:t>
+            </w:r>
+          </w:p>
+          <w:p>
+            <w:pPr>
+              <w:cnfStyle w:val="000000100000" w:firstRow="0" w:lastRow="0" w:firstColumn="0" w:lastColumn="0" w:oddVBand="0" w:evenVBand="0" w:oddHBand="1" w:evenHBand="0" w:firstRowFirstColumn="0" w:firstRowLastColumn="0" w:lastRowFirstColumn="0" w:lastRowLastColumn="0"/>
+              <w:rPr>
+                <w:rFonts w:eastAsia="Times New Roman" w:cstheme="minorHAnsi"/>
+                <w:bCs/>
+                <w:sz w:val="14"/>
+                <w:szCs w:val="14"/>
+              </w:rPr>
+            </w:pPr>
+            <w:r>
+              <w:rPr>
+                <w:rFonts w:eastAsia="Times New Roman" w:cstheme="minorHAnsi"/>
+                <w:color w:val="0A0A0A"/>
+                <w:sz w:val="14"/>
+                <w:szCs w:val="14"/>
+              </w:rPr>
+              <w:t xml:space="preserve">3.) Ugraditi primer </w:t>
+            </w:r>
+            <w:r>
+              <w:rPr>
+                <w:rFonts w:eastAsia="Times New Roman" w:cstheme="minorHAnsi"/>
+                <w:bCs/>
+                <w:sz w:val="14"/>
+                <w:szCs w:val="14"/>
+              </w:rPr>
+              <w:t>iLLD_TC375_ADS_printf_scanf</w:t>
+            </w:r>
+            <w:r>
+              <w:rPr>
+                <w:rFonts w:eastAsia="Times New Roman" w:cstheme="minorHAnsi"/>
+                <w:bCs/>
+                <w:sz w:val="14"/>
+                <w:szCs w:val="14"/>
+              </w:rPr>
+              <w:t xml:space="preserve"> u FreeRtos </w:t>
+            </w:r>
+            <w:r>
+              <w:rPr>
+                <w:rFonts w:eastAsia="Times New Roman" w:cstheme="minorHAnsi"/>
+                <w:bCs/>
+                <w:sz w:val="14"/>
+                <w:szCs w:val="14"/>
+              </w:rPr>
+              <w:t>projekat, sa queue Rx i sa Tx opcijama</w:t>
+            </w:r>
+            <w:r>
+              <w:rPr>
+                <w:rFonts w:eastAsia="Times New Roman" w:cstheme="minorHAnsi"/>
+                <w:bCs/>
+                <w:sz w:val="14"/>
+                <w:szCs w:val="14"/>
+              </w:rPr>
+              <w:t xml:space="preserve">: </w:t>
+            </w:r>
+          </w:p>
+          <w:p>
+            <w:pPr>
+              <w:cnfStyle w:val="000000100000" w:firstRow="0" w:lastRow="0" w:firstColumn="0" w:lastColumn="0" w:oddVBand="0" w:evenVBand="0" w:oddHBand="1" w:evenHBand="0" w:firstRowFirstColumn="0" w:firstRowLastColumn="0" w:lastRowFirstColumn="0" w:lastRowLastColumn="0"/>
+              <w:rPr>
+                <w:rFonts w:eastAsia="Times New Roman" w:cstheme="minorHAnsi"/>
+                <w:color w:val="0A0A0A"/>
+                <w:sz w:val="14"/>
+                <w:szCs w:val="14"/>
+              </w:rPr>
+            </w:pPr>
+            <w:r>
+              <w:rPr>
+                <w:rFonts w:eastAsia="Times New Roman" w:cstheme="minorHAnsi"/>
+                <w:bCs/>
+                <w:sz w:val="14"/>
+                <w:szCs w:val="14"/>
+              </w:rPr>
+              <w:t xml:space="preserve">--- </w:t>
+            </w:r>
+            <w:r>
+              <w:rPr>
+                <w:rFonts w:eastAsia="Times New Roman" w:cstheme="minorHAnsi"/>
+                <w:color w:val="0A0A0A"/>
+                <w:sz w:val="14"/>
+                <w:szCs w:val="14"/>
+              </w:rPr>
+              <w:t xml:space="preserve">Mutex </w:t>
+            </w:r>
+            <w:r>
+              <w:rPr>
+                <w:rFonts w:eastAsia="Times New Roman" w:cstheme="minorHAnsi"/>
+                <w:color w:val="0A0A0A"/>
+                <w:sz w:val="14"/>
+                <w:szCs w:val="14"/>
+              </w:rPr>
+              <w:t>– rejected?</w:t>
+            </w:r>
+            <w:bookmarkStart w:id="0" w:name="_GoBack"/>
+            <w:bookmarkEnd w:id="0"/>
+          </w:p>
+          <w:p>
+            <w:pPr>
+              <w:cnfStyle w:val="000000100000" w:firstRow="0" w:lastRow="0" w:firstColumn="0" w:lastColumn="0" w:oddVBand="0" w:evenVBand="0" w:oddHBand="1" w:evenHBand="0" w:firstRowFirstColumn="0" w:firstRowLastColumn="0" w:lastRowFirstColumn="0" w:lastRowLastColumn="0"/>
+              <w:rPr>
+                <w:rFonts w:eastAsia="Times New Roman" w:cstheme="minorHAnsi"/>
+                <w:color w:val="0A0A0A"/>
+                <w:sz w:val="14"/>
+                <w:szCs w:val="14"/>
+              </w:rPr>
+            </w:pPr>
+            <w:r>
+              <w:rPr>
+                <w:rFonts w:eastAsia="Times New Roman" w:cstheme="minorHAnsi"/>
+                <w:color w:val="0A0A0A"/>
+                <w:sz w:val="14"/>
+                <w:szCs w:val="14"/>
+              </w:rPr>
+              <w:t xml:space="preserve">--- queue </w:t>
+            </w:r>
+          </w:p>
+          <w:p>
+            <w:pPr>
+              <w:cnfStyle w:val="000000100000" w:firstRow="0" w:lastRow="0" w:firstColumn="0" w:lastColumn="0" w:oddVBand="0" w:evenVBand="0" w:oddHBand="1" w:evenHBand="0" w:firstRowFirstColumn="0" w:firstRowLastColumn="0" w:lastRowFirstColumn="0" w:lastRowLastColumn="0"/>
+              <w:rPr>
+                <w:rFonts w:eastAsia="Times New Roman" w:cstheme="minorHAnsi"/>
+                <w:color w:val="0A0A0A"/>
+                <w:sz w:val="14"/>
+                <w:szCs w:val="14"/>
+              </w:rPr>
+            </w:pPr>
+            <w:r>
+              <w:rPr>
+                <w:rFonts w:eastAsia="Times New Roman" w:cstheme="minorHAnsi"/>
+                <w:color w:val="0A0A0A"/>
+                <w:sz w:val="14"/>
+                <w:szCs w:val="14"/>
+              </w:rPr>
+              <w:t>Videti “</w:t>
+            </w:r>
+            <w:r>
+              <w:rPr>
+                <w:rFonts w:eastAsia="Times New Roman" w:cstheme="minorHAnsi"/>
+                <w:color w:val="0A0A0A"/>
+                <w:sz w:val="14"/>
+                <w:szCs w:val="14"/>
+              </w:rPr>
+              <w:t>Dodatak 2: UART -&gt; FreeRtos predlog</w:t>
+            </w:r>
+            <w:r>
+              <w:rPr>
+                <w:rFonts w:eastAsia="Times New Roman" w:cstheme="minorHAnsi"/>
+                <w:color w:val="0A0A0A"/>
+                <w:sz w:val="14"/>
+                <w:szCs w:val="14"/>
+              </w:rPr>
+              <w:t>”</w:t>
             </w:r>
           </w:p>
         </w:tc>
@@ -2743,7 +3807,7 @@
         <w:tc>
           <w:tcPr>
             <w:cnfStyle w:val="001000000000" w:firstRow="0" w:lastRow="0" w:firstColumn="1" w:lastColumn="0" w:oddVBand="0" w:evenVBand="0" w:oddHBand="0" w:evenHBand="0" w:firstRowFirstColumn="0" w:firstRowLastColumn="0" w:lastRowFirstColumn="0" w:lastRowLastColumn="0"/>
-            <w:tcW w:w="624" w:type="dxa"/>
+            <w:tcW w:w="426" w:type="dxa"/>
           </w:tcPr>
           <w:p>
             <w:pPr>
@@ -2776,7 +3840,7 @@
         </w:tc>
         <w:tc>
           <w:tcPr>
-            <w:tcW w:w="1191" w:type="dxa"/>
+            <w:tcW w:w="1389" w:type="dxa"/>
           </w:tcPr>
           <w:p>
             <w:pPr>
@@ -2803,7 +3867,7 @@
         </w:tc>
         <w:tc>
           <w:tcPr>
-            <w:tcW w:w="1247" w:type="dxa"/>
+            <w:tcW w:w="1304" w:type="dxa"/>
           </w:tcPr>
           <w:p>
             <w:pPr>
@@ -2917,7 +3981,7 @@
         <w:tc>
           <w:tcPr>
             <w:cnfStyle w:val="001000000000" w:firstRow="0" w:lastRow="0" w:firstColumn="1" w:lastColumn="0" w:oddVBand="0" w:evenVBand="0" w:oddHBand="0" w:evenHBand="0" w:firstRowFirstColumn="0" w:firstRowLastColumn="0" w:lastRowFirstColumn="0" w:lastRowLastColumn="0"/>
-            <w:tcW w:w="624" w:type="dxa"/>
+            <w:tcW w:w="426" w:type="dxa"/>
           </w:tcPr>
           <w:p>
             <w:pPr>
@@ -2950,7 +4014,7 @@
         </w:tc>
         <w:tc>
           <w:tcPr>
-            <w:tcW w:w="1191" w:type="dxa"/>
+            <w:tcW w:w="1389" w:type="dxa"/>
           </w:tcPr>
           <w:p>
             <w:pPr>
@@ -2977,7 +4041,7 @@
         </w:tc>
         <w:tc>
           <w:tcPr>
-            <w:tcW w:w="1247" w:type="dxa"/>
+            <w:tcW w:w="1304" w:type="dxa"/>
           </w:tcPr>
           <w:p>
             <w:pPr>
@@ -3121,7 +4185,7 @@
         <w:tc>
           <w:tcPr>
             <w:cnfStyle w:val="001000000000" w:firstRow="0" w:lastRow="0" w:firstColumn="1" w:lastColumn="0" w:oddVBand="0" w:evenVBand="0" w:oddHBand="0" w:evenHBand="0" w:firstRowFirstColumn="0" w:firstRowLastColumn="0" w:lastRowFirstColumn="0" w:lastRowLastColumn="0"/>
-            <w:tcW w:w="624" w:type="dxa"/>
+            <w:tcW w:w="426" w:type="dxa"/>
           </w:tcPr>
           <w:p>
             <w:pPr>
@@ -3154,7 +4218,7 @@
         </w:tc>
         <w:tc>
           <w:tcPr>
-            <w:tcW w:w="1191" w:type="dxa"/>
+            <w:tcW w:w="1389" w:type="dxa"/>
           </w:tcPr>
           <w:p>
             <w:pPr>
@@ -3175,13 +4239,46 @@
                 <w:sz w:val="14"/>
                 <w:szCs w:val="14"/>
               </w:rPr>
-              <w:t>SPI - EEPROM</w:t>
+              <w:t xml:space="preserve">SPI </w:t>
+            </w:r>
+            <w:r>
+              <w:rPr>
+                <w:rFonts w:eastAsia="Times New Roman" w:cstheme="minorHAnsi"/>
+                <w:b/>
+                <w:bCs/>
+                <w:color w:val="0A0A0A"/>
+                <w:sz w:val="14"/>
+                <w:szCs w:val="14"/>
+              </w:rPr>
+              <w:t>–</w:t>
+            </w:r>
+            <w:r>
+              <w:rPr>
+                <w:rFonts w:eastAsia="Times New Roman" w:cstheme="minorHAnsi"/>
+                <w:b/>
+                <w:bCs/>
+                <w:color w:val="0A0A0A"/>
+                <w:sz w:val="14"/>
+                <w:szCs w:val="14"/>
+              </w:rPr>
+              <w:t xml:space="preserve"> </w:t>
+            </w:r>
+            <w:r>
+              <w:rPr>
+                <w:rFonts w:eastAsia="Times New Roman" w:cstheme="minorHAnsi"/>
+                <w:b/>
+                <w:bCs/>
+                <w:color w:val="0A0A0A"/>
+                <w:sz w:val="14"/>
+                <w:szCs w:val="14"/>
+              </w:rPr>
+              <w:t>EEPROM 5 Click</w:t>
             </w:r>
           </w:p>
         </w:tc>
         <w:tc>
           <w:tcPr>
-            <w:tcW w:w="1247" w:type="dxa"/>
+            <w:tcW w:w="1304" w:type="dxa"/>
           </w:tcPr>
           <w:p>
             <w:pPr>
@@ -3344,7 +4441,7 @@
         <w:tc>
           <w:tcPr>
             <w:cnfStyle w:val="001000000000" w:firstRow="0" w:lastRow="0" w:firstColumn="1" w:lastColumn="0" w:oddVBand="0" w:evenVBand="0" w:oddHBand="0" w:evenHBand="0" w:firstRowFirstColumn="0" w:firstRowLastColumn="0" w:lastRowFirstColumn="0" w:lastRowLastColumn="0"/>
-            <w:tcW w:w="624" w:type="dxa"/>
+            <w:tcW w:w="426" w:type="dxa"/>
           </w:tcPr>
           <w:p>
             <w:pPr>
@@ -3362,6 +4459,7 @@
                 <w:sz w:val="14"/>
                 <w:szCs w:val="14"/>
               </w:rPr>
+              <w:lastRenderedPageBreak/>
               <w:t>x</w:t>
             </w:r>
             <w:r>
@@ -3377,7 +4475,7 @@
         </w:tc>
         <w:tc>
           <w:tcPr>
-            <w:tcW w:w="1191" w:type="dxa"/>
+            <w:tcW w:w="1389" w:type="dxa"/>
           </w:tcPr>
           <w:p>
             <w:pPr>
@@ -3404,7 +4502,7 @@
         </w:tc>
         <w:tc>
           <w:tcPr>
-            <w:tcW w:w="1247" w:type="dxa"/>
+            <w:tcW w:w="1304" w:type="dxa"/>
           </w:tcPr>
           <w:p>
             <w:pPr>
@@ -3579,145 +4677,43 @@
     </w:p>
     <w:p>
       <w:pPr>
-        <w:spacing w:after="0" w:line="240" w:lineRule="auto"/>
-        <w:rPr>
-          <w:rFonts w:eastAsia="Times New Roman" w:cstheme="minorHAnsi"/>
-          <w:b/>
-          <w:bCs/>
-          <w:color w:val="0A0A0A"/>
-          <w:sz w:val="14"/>
-          <w:szCs w:val="14"/>
-        </w:rPr>
-      </w:pPr>
-    </w:p>
-    <w:p>
-      <w:pPr>
-        <w:spacing w:after="0" w:line="240" w:lineRule="auto"/>
-        <w:rPr>
-          <w:rFonts w:eastAsia="Times New Roman" w:cstheme="minorHAnsi"/>
-          <w:b/>
-          <w:bCs/>
-          <w:color w:val="0A0A0A"/>
-          <w:sz w:val="14"/>
-          <w:szCs w:val="14"/>
-        </w:rPr>
-      </w:pPr>
-    </w:p>
-    <w:p>
-      <w:pPr>
-        <w:spacing w:after="0" w:line="240" w:lineRule="auto"/>
-        <w:rPr>
-          <w:rFonts w:eastAsia="Times New Roman" w:cstheme="minorHAnsi"/>
-          <w:b/>
-          <w:bCs/>
-          <w:color w:val="0A0A0A"/>
-          <w:sz w:val="14"/>
-          <w:szCs w:val="14"/>
-        </w:rPr>
-      </w:pPr>
-    </w:p>
-    <w:p>
-      <w:pPr>
-        <w:spacing w:after="0" w:line="240" w:lineRule="auto"/>
-        <w:rPr>
-          <w:rFonts w:eastAsia="Times New Roman" w:cstheme="minorHAnsi"/>
-          <w:b/>
-          <w:bCs/>
-          <w:color w:val="0A0A0A"/>
-          <w:sz w:val="14"/>
-          <w:szCs w:val="14"/>
-        </w:rPr>
-      </w:pPr>
-    </w:p>
-    <w:p>
-      <w:pPr>
-        <w:tabs>
-          <w:tab w:val="left" w:pos="1006"/>
-        </w:tabs>
-        <w:rPr>
-          <w:rFonts w:cstheme="minorHAnsi"/>
-          <w:b/>
-          <w:sz w:val="14"/>
-          <w:szCs w:val="14"/>
-        </w:rPr>
-      </w:pPr>
-      <w:r>
-        <w:rPr>
-          <w:rFonts w:cstheme="minorHAnsi"/>
-          <w:b/>
-          <w:sz w:val="14"/>
-          <w:szCs w:val="14"/>
-        </w:rPr>
-        <w:lastRenderedPageBreak/>
-        <w:t>Zabeleske</w:t>
-      </w:r>
-      <w:r>
-        <w:rPr>
-          <w:rFonts w:cstheme="minorHAnsi"/>
-          <w:b/>
-          <w:sz w:val="14"/>
-          <w:szCs w:val="14"/>
+        <w:pStyle w:val="Heading3"/>
+      </w:pPr>
+      <w:r>
+        <w:rPr>
+          <w:rFonts w:eastAsia="Times New Roman"/>
+        </w:rPr>
+        <w:t>Dodatak 1</w:t>
+      </w:r>
+      <w:r>
+        <w:rPr>
+          <w:rFonts w:eastAsia="Times New Roman"/>
         </w:rPr>
         <w:t>:</w:t>
       </w:r>
       <w:r>
         <w:rPr>
-          <w:rFonts w:cstheme="minorHAnsi"/>
-          <w:b/>
-          <w:sz w:val="14"/>
-          <w:szCs w:val="14"/>
-        </w:rPr>
-        <w:tab/>
-      </w:r>
-    </w:p>
-    <w:p>
-      <w:pPr>
-        <w:pStyle w:val="ListParagraph"/>
-        <w:numPr>
-          <w:ilvl w:val="0"/>
-          <w:numId w:val="24"/>
-        </w:numPr>
-        <w:shd w:val="clear" w:color="auto" w:fill="FFFFFF"/>
-        <w:spacing w:after="0" w:line="240" w:lineRule="auto"/>
-        <w:rPr>
-          <w:rFonts w:cstheme="minorHAnsi"/>
-          <w:b/>
-          <w:sz w:val="14"/>
-          <w:szCs w:val="14"/>
-        </w:rPr>
-      </w:pPr>
-      <w:r>
-        <w:rPr>
-          <w:rFonts w:eastAsia="Times New Roman" w:cstheme="minorHAnsi"/>
-          <w:b/>
-          <w:bCs/>
-          <w:color w:val="0A0A0A"/>
-          <w:sz w:val="14"/>
-          <w:szCs w:val="14"/>
+          <w:rFonts w:eastAsia="Times New Roman"/>
+        </w:rPr>
+        <w:t xml:space="preserve"> </w:t>
+      </w:r>
+      <w:r>
+        <w:rPr>
+          <w:rFonts w:eastAsia="Times New Roman"/>
         </w:rPr>
         <w:t>t</w:t>
       </w:r>
       <w:r>
         <w:rPr>
-          <w:rFonts w:eastAsia="Times New Roman" w:cstheme="minorHAnsi"/>
-          <w:b/>
-          <w:bCs/>
-          <w:color w:val="0A0A0A"/>
-          <w:sz w:val="14"/>
-          <w:szCs w:val="14"/>
+          <w:rFonts w:eastAsia="Times New Roman"/>
         </w:rPr>
         <w:t>ask_system_init</w:t>
       </w:r>
       <w:r>
         <w:rPr>
-          <w:rFonts w:eastAsia="Times New Roman" w:cstheme="minorHAnsi"/>
-          <w:b/>
-          <w:bCs/>
-          <w:color w:val="0A0A0A"/>
-          <w:sz w:val="14"/>
-          <w:szCs w:val="14"/>
-        </w:rPr>
-        <w:t xml:space="preserve"> – primer </w:t>
+          <w:rFonts w:eastAsia="Times New Roman"/>
+        </w:rPr>
+        <w:t xml:space="preserve"> </w:t>
       </w:r>
     </w:p>
     <w:p>
@@ -4050,7 +5046,23 @@
           <w:sz w:val="14"/>
           <w:szCs w:val="14"/>
         </w:rPr>
-        <w:t xml:space="preserve">        tskIDLE_PRIORITY + 3,</w:t>
+        <w:t xml:space="preserve">        tskIDLE_PRIORITY + </w:t>
+      </w:r>
+      <w:r>
+        <w:rPr>
+          <w:rFonts w:ascii="Consolas" w:hAnsi="Consolas" w:cstheme="minorHAnsi"/>
+          <w:sz w:val="14"/>
+          <w:szCs w:val="14"/>
+        </w:rPr>
+        <w:t>3</w:t>
+      </w:r>
+      <w:r>
+        <w:rPr>
+          <w:rFonts w:ascii="Consolas" w:hAnsi="Consolas" w:cstheme="minorHAnsi"/>
+          <w:sz w:val="14"/>
+          <w:szCs w:val="14"/>
+        </w:rPr>
+        <w:t>,</w:t>
       </w:r>
     </w:p>
     <w:p>
@@ -4859,7 +5871,880 @@
           <w:szCs w:val="14"/>
         </w:rPr>
       </w:pPr>
-      <w:r>
+    </w:p>
+    <w:p>
+      <w:pPr>
+        <w:pStyle w:val="Heading3"/>
+      </w:pPr>
+      <w:r>
+        <w:rPr>
+          <w:rFonts w:eastAsia="Times New Roman"/>
+        </w:rPr>
+        <w:t>Dodatak 2</w:t>
+      </w:r>
+      <w:r>
+        <w:rPr>
+          <w:rFonts w:eastAsia="Times New Roman"/>
+        </w:rPr>
+        <w:t>:</w:t>
+      </w:r>
+      <w:r>
+        <w:rPr>
+          <w:rFonts w:eastAsia="Times New Roman"/>
+        </w:rPr>
+        <w:t xml:space="preserve"> </w:t>
+      </w:r>
+      <w:r>
+        <w:rPr>
+          <w:rFonts w:eastAsia="Times New Roman"/>
+        </w:rPr>
+        <w:t xml:space="preserve">UART </w:t>
+      </w:r>
+      <w:r>
+        <w:rPr>
+          <w:rFonts w:eastAsia="Times New Roman"/>
+        </w:rPr>
+        <w:t xml:space="preserve">-&gt; FreeRtos </w:t>
+      </w:r>
+      <w:r>
+        <w:rPr>
+          <w:rFonts w:eastAsia="Times New Roman"/>
+        </w:rPr>
+        <w:t>predlog</w:t>
+      </w:r>
+    </w:p>
+    <w:p>
+      <w:pPr>
+        <w:pBdr>
+          <w:top w:val="single" w:sz="4" w:space="1" w:color="auto"/>
+          <w:left w:val="single" w:sz="4" w:space="4" w:color="auto"/>
+          <w:bottom w:val="single" w:sz="4" w:space="1" w:color="auto"/>
+          <w:right w:val="single" w:sz="4" w:space="4" w:color="auto"/>
+        </w:pBdr>
+        <w:tabs>
+          <w:tab w:val="left" w:pos="1006"/>
+        </w:tabs>
+        <w:spacing w:after="0"/>
+        <w:rPr>
+          <w:rFonts w:ascii="Consolas" w:hAnsi="Consolas" w:cstheme="minorHAnsi"/>
+          <w:sz w:val="14"/>
+          <w:szCs w:val="14"/>
+        </w:rPr>
+      </w:pPr>
+      <w:r>
+        <w:rPr>
+          <w:rFonts w:ascii="Consolas" w:hAnsi="Consolas" w:cstheme="minorHAnsi"/>
+          <w:sz w:val="14"/>
+          <w:szCs w:val="14"/>
+        </w:rPr>
+        <w:t>#include "FreeRTOS.h"</w:t>
+      </w:r>
+    </w:p>
+    <w:p>
+      <w:pPr>
+        <w:pBdr>
+          <w:top w:val="single" w:sz="4" w:space="1" w:color="auto"/>
+          <w:left w:val="single" w:sz="4" w:space="4" w:color="auto"/>
+          <w:bottom w:val="single" w:sz="4" w:space="1" w:color="auto"/>
+          <w:right w:val="single" w:sz="4" w:space="4" w:color="auto"/>
+        </w:pBdr>
+        <w:tabs>
+          <w:tab w:val="left" w:pos="1006"/>
+        </w:tabs>
+        <w:spacing w:after="0"/>
+        <w:rPr>
+          <w:rFonts w:ascii="Consolas" w:hAnsi="Consolas" w:cstheme="minorHAnsi"/>
+          <w:sz w:val="14"/>
+          <w:szCs w:val="14"/>
+        </w:rPr>
+      </w:pPr>
+      <w:r>
+        <w:rPr>
+          <w:rFonts w:ascii="Consolas" w:hAnsi="Consolas" w:cstheme="minorHAnsi"/>
+          <w:sz w:val="14"/>
+          <w:szCs w:val="14"/>
+        </w:rPr>
+        <w:t>#include "task.h"</w:t>
+      </w:r>
+    </w:p>
+    <w:p>
+      <w:pPr>
+        <w:pBdr>
+          <w:top w:val="single" w:sz="4" w:space="1" w:color="auto"/>
+          <w:left w:val="single" w:sz="4" w:space="4" w:color="auto"/>
+          <w:bottom w:val="single" w:sz="4" w:space="1" w:color="auto"/>
+          <w:right w:val="single" w:sz="4" w:space="4" w:color="auto"/>
+        </w:pBdr>
+        <w:tabs>
+          <w:tab w:val="left" w:pos="1006"/>
+        </w:tabs>
+        <w:spacing w:after="0"/>
+        <w:rPr>
+          <w:rFonts w:ascii="Consolas" w:hAnsi="Consolas" w:cstheme="minorHAnsi"/>
+          <w:sz w:val="14"/>
+          <w:szCs w:val="14"/>
+        </w:rPr>
+      </w:pPr>
+      <w:r>
+        <w:rPr>
+          <w:rFonts w:ascii="Consolas" w:hAnsi="Consolas" w:cstheme="minorHAnsi"/>
+          <w:sz w:val="14"/>
+          <w:szCs w:val="14"/>
+        </w:rPr>
+        <w:t>#include "semphr.h"</w:t>
+      </w:r>
+    </w:p>
+    <w:p>
+      <w:pPr>
+        <w:pBdr>
+          <w:top w:val="single" w:sz="4" w:space="1" w:color="auto"/>
+          <w:left w:val="single" w:sz="4" w:space="4" w:color="auto"/>
+          <w:bottom w:val="single" w:sz="4" w:space="1" w:color="auto"/>
+          <w:right w:val="single" w:sz="4" w:space="4" w:color="auto"/>
+        </w:pBdr>
+        <w:tabs>
+          <w:tab w:val="left" w:pos="1006"/>
+        </w:tabs>
+        <w:spacing w:after="0"/>
+        <w:rPr>
+          <w:rFonts w:ascii="Consolas" w:hAnsi="Consolas" w:cstheme="minorHAnsi"/>
+          <w:sz w:val="14"/>
+          <w:szCs w:val="14"/>
+        </w:rPr>
+      </w:pPr>
+      <w:r>
+        <w:rPr>
+          <w:rFonts w:ascii="Consolas" w:hAnsi="Consolas" w:cstheme="minorHAnsi"/>
+          <w:sz w:val="14"/>
+          <w:szCs w:val="14"/>
+        </w:rPr>
+        <w:t>#include "queue.h"</w:t>
+      </w:r>
+    </w:p>
+    <w:p>
+      <w:pPr>
+        <w:pBdr>
+          <w:top w:val="single" w:sz="4" w:space="1" w:color="auto"/>
+          <w:left w:val="single" w:sz="4" w:space="4" w:color="auto"/>
+          <w:bottom w:val="single" w:sz="4" w:space="1" w:color="auto"/>
+          <w:right w:val="single" w:sz="4" w:space="4" w:color="auto"/>
+        </w:pBdr>
+        <w:tabs>
+          <w:tab w:val="left" w:pos="1006"/>
+        </w:tabs>
+        <w:spacing w:after="0"/>
+        <w:rPr>
+          <w:rFonts w:ascii="Consolas" w:hAnsi="Consolas" w:cstheme="minorHAnsi"/>
+          <w:sz w:val="14"/>
+          <w:szCs w:val="14"/>
+        </w:rPr>
+      </w:pPr>
+    </w:p>
+    <w:p>
+      <w:pPr>
+        <w:pBdr>
+          <w:top w:val="single" w:sz="4" w:space="1" w:color="auto"/>
+          <w:left w:val="single" w:sz="4" w:space="4" w:color="auto"/>
+          <w:bottom w:val="single" w:sz="4" w:space="1" w:color="auto"/>
+          <w:right w:val="single" w:sz="4" w:space="4" w:color="auto"/>
+        </w:pBdr>
+        <w:tabs>
+          <w:tab w:val="left" w:pos="1006"/>
+        </w:tabs>
+        <w:spacing w:after="0"/>
+        <w:rPr>
+          <w:rFonts w:ascii="Consolas" w:hAnsi="Consolas" w:cstheme="minorHAnsi"/>
+          <w:sz w:val="14"/>
+          <w:szCs w:val="14"/>
+        </w:rPr>
+      </w:pPr>
+      <w:r>
+        <w:rPr>
+          <w:rFonts w:ascii="Consolas" w:hAnsi="Consolas" w:cstheme="minorHAnsi"/>
+          <w:sz w:val="14"/>
+          <w:szCs w:val="14"/>
+        </w:rPr>
+        <w:t>static SemaphoreHandle_t g_uartRxSem;</w:t>
+      </w:r>
+    </w:p>
+    <w:p>
+      <w:pPr>
+        <w:pBdr>
+          <w:top w:val="single" w:sz="4" w:space="1" w:color="auto"/>
+          <w:left w:val="single" w:sz="4" w:space="4" w:color="auto"/>
+          <w:bottom w:val="single" w:sz="4" w:space="1" w:color="auto"/>
+          <w:right w:val="single" w:sz="4" w:space="4" w:color="auto"/>
+        </w:pBdr>
+        <w:tabs>
+          <w:tab w:val="left" w:pos="1006"/>
+        </w:tabs>
+        <w:spacing w:after="0"/>
+        <w:rPr>
+          <w:rFonts w:ascii="Consolas" w:hAnsi="Consolas" w:cstheme="minorHAnsi"/>
+          <w:sz w:val="14"/>
+          <w:szCs w:val="14"/>
+        </w:rPr>
+      </w:pPr>
+      <w:r>
+        <w:rPr>
+          <w:rFonts w:ascii="Consolas" w:hAnsi="Consolas" w:cstheme="minorHAnsi"/>
+          <w:sz w:val="14"/>
+          <w:szCs w:val="14"/>
+        </w:rPr>
+        <w:t>static QueueHandle_t     g_uartTxQueue;</w:t>
+      </w:r>
+    </w:p>
+    <w:p>
+      <w:pPr>
+        <w:pBdr>
+          <w:top w:val="single" w:sz="4" w:space="1" w:color="auto"/>
+          <w:left w:val="single" w:sz="4" w:space="4" w:color="auto"/>
+          <w:bottom w:val="single" w:sz="4" w:space="1" w:color="auto"/>
+          <w:right w:val="single" w:sz="4" w:space="4" w:color="auto"/>
+        </w:pBdr>
+        <w:tabs>
+          <w:tab w:val="left" w:pos="1006"/>
+        </w:tabs>
+        <w:spacing w:after="0"/>
+        <w:rPr>
+          <w:rFonts w:ascii="Consolas" w:hAnsi="Consolas" w:cstheme="minorHAnsi"/>
+          <w:sz w:val="14"/>
+          <w:szCs w:val="14"/>
+        </w:rPr>
+      </w:pPr>
+      <w:r>
+        <w:rPr>
+          <w:rFonts w:ascii="Consolas" w:hAnsi="Consolas" w:cstheme="minorHAnsi"/>
+          <w:sz w:val="14"/>
+          <w:szCs w:val="14"/>
+        </w:rPr>
+        <w:t>static uint8_t           g_rxBuf[128];</w:t>
+      </w:r>
+    </w:p>
+    <w:p>
+      <w:pPr>
+        <w:pBdr>
+          <w:top w:val="single" w:sz="4" w:space="1" w:color="auto"/>
+          <w:left w:val="single" w:sz="4" w:space="4" w:color="auto"/>
+          <w:bottom w:val="single" w:sz="4" w:space="1" w:color="auto"/>
+          <w:right w:val="single" w:sz="4" w:space="4" w:color="auto"/>
+        </w:pBdr>
+        <w:tabs>
+          <w:tab w:val="left" w:pos="1006"/>
+        </w:tabs>
+        <w:spacing w:after="0"/>
+        <w:rPr>
+          <w:rFonts w:ascii="Consolas" w:hAnsi="Consolas" w:cstheme="minorHAnsi"/>
+          <w:sz w:val="14"/>
+          <w:szCs w:val="14"/>
+        </w:rPr>
+      </w:pPr>
+      <w:r>
+        <w:rPr>
+          <w:rFonts w:ascii="Consolas" w:hAnsi="Consolas" w:cstheme="minorHAnsi"/>
+          <w:sz w:val="14"/>
+          <w:szCs w:val="14"/>
+        </w:rPr>
+        <w:t>static volatile uint16_t g_rxHead, g_rxTail;</w:t>
+      </w:r>
+    </w:p>
+    <w:p>
+      <w:pPr>
+        <w:pBdr>
+          <w:top w:val="single" w:sz="4" w:space="1" w:color="auto"/>
+          <w:left w:val="single" w:sz="4" w:space="4" w:color="auto"/>
+          <w:bottom w:val="single" w:sz="4" w:space="1" w:color="auto"/>
+          <w:right w:val="single" w:sz="4" w:space="4" w:color="auto"/>
+        </w:pBdr>
+        <w:tabs>
+          <w:tab w:val="left" w:pos="1006"/>
+        </w:tabs>
+        <w:spacing w:after="0"/>
+        <w:rPr>
+          <w:rFonts w:ascii="Consolas" w:hAnsi="Consolas" w:cstheme="minorHAnsi"/>
+          <w:sz w:val="14"/>
+          <w:szCs w:val="14"/>
+        </w:rPr>
+      </w:pPr>
+    </w:p>
+    <w:p>
+      <w:pPr>
+        <w:pBdr>
+          <w:top w:val="single" w:sz="4" w:space="1" w:color="auto"/>
+          <w:left w:val="single" w:sz="4" w:space="4" w:color="auto"/>
+          <w:bottom w:val="single" w:sz="4" w:space="1" w:color="auto"/>
+          <w:right w:val="single" w:sz="4" w:space="4" w:color="auto"/>
+        </w:pBdr>
+        <w:tabs>
+          <w:tab w:val="left" w:pos="1006"/>
+        </w:tabs>
+        <w:spacing w:after="0"/>
+        <w:rPr>
+          <w:rFonts w:ascii="Consolas" w:hAnsi="Consolas" w:cstheme="minorHAnsi"/>
+          <w:b/>
+          <w:sz w:val="14"/>
+          <w:szCs w:val="14"/>
+        </w:rPr>
+      </w:pPr>
+      <w:r>
+        <w:rPr>
+          <w:rFonts w:ascii="Consolas" w:hAnsi="Consolas" w:cstheme="minorHAnsi"/>
+          <w:b/>
+          <w:sz w:val="14"/>
+          <w:szCs w:val="14"/>
+        </w:rPr>
+        <w:t>static void uart_rx_buffer_push(uint8_t ch)</w:t>
+      </w:r>
+    </w:p>
+    <w:p>
+      <w:pPr>
+        <w:pBdr>
+          <w:top w:val="single" w:sz="4" w:space="1" w:color="auto"/>
+          <w:left w:val="single" w:sz="4" w:space="4" w:color="auto"/>
+          <w:bottom w:val="single" w:sz="4" w:space="1" w:color="auto"/>
+          <w:right w:val="single" w:sz="4" w:space="4" w:color="auto"/>
+        </w:pBdr>
+        <w:tabs>
+          <w:tab w:val="left" w:pos="1006"/>
+        </w:tabs>
+        <w:spacing w:after="0"/>
+        <w:rPr>
+          <w:rFonts w:ascii="Consolas" w:hAnsi="Consolas" w:cstheme="minorHAnsi"/>
+          <w:sz w:val="14"/>
+          <w:szCs w:val="14"/>
+        </w:rPr>
+      </w:pPr>
+      <w:r>
+        <w:rPr>
+          <w:rFonts w:ascii="Consolas" w:hAnsi="Consolas" w:cstheme="minorHAnsi"/>
+          <w:sz w:val="14"/>
+          <w:szCs w:val="14"/>
+        </w:rPr>
+        <w:t>{</w:t>
+      </w:r>
+    </w:p>
+    <w:p>
+      <w:pPr>
+        <w:pBdr>
+          <w:top w:val="single" w:sz="4" w:space="1" w:color="auto"/>
+          <w:left w:val="single" w:sz="4" w:space="4" w:color="auto"/>
+          <w:bottom w:val="single" w:sz="4" w:space="1" w:color="auto"/>
+          <w:right w:val="single" w:sz="4" w:space="4" w:color="auto"/>
+        </w:pBdr>
+        <w:tabs>
+          <w:tab w:val="left" w:pos="1006"/>
+        </w:tabs>
+        <w:spacing w:after="0"/>
+        <w:rPr>
+          <w:rFonts w:ascii="Consolas" w:hAnsi="Consolas" w:cstheme="minorHAnsi"/>
+          <w:sz w:val="14"/>
+          <w:szCs w:val="14"/>
+        </w:rPr>
+      </w:pPr>
+      <w:r>
+        <w:rPr>
+          <w:rFonts w:ascii="Consolas" w:hAnsi="Consolas" w:cstheme="minorHAnsi"/>
+          <w:sz w:val="14"/>
+          <w:szCs w:val="14"/>
+        </w:rPr>
+        <w:t xml:space="preserve">    uint16_t next = (g_rxHead + 1u) % sizeof(g_rxBuf);</w:t>
+      </w:r>
+    </w:p>
+    <w:p>
+      <w:pPr>
+        <w:pBdr>
+          <w:top w:val="single" w:sz="4" w:space="1" w:color="auto"/>
+          <w:left w:val="single" w:sz="4" w:space="4" w:color="auto"/>
+          <w:bottom w:val="single" w:sz="4" w:space="1" w:color="auto"/>
+          <w:right w:val="single" w:sz="4" w:space="4" w:color="auto"/>
+        </w:pBdr>
+        <w:tabs>
+          <w:tab w:val="left" w:pos="1006"/>
+        </w:tabs>
+        <w:spacing w:after="0"/>
+        <w:rPr>
+          <w:rFonts w:ascii="Consolas" w:hAnsi="Consolas" w:cstheme="minorHAnsi"/>
+          <w:sz w:val="14"/>
+          <w:szCs w:val="14"/>
+        </w:rPr>
+      </w:pPr>
+    </w:p>
+    <w:p>
+      <w:pPr>
+        <w:pBdr>
+          <w:top w:val="single" w:sz="4" w:space="1" w:color="auto"/>
+          <w:left w:val="single" w:sz="4" w:space="4" w:color="auto"/>
+          <w:bottom w:val="single" w:sz="4" w:space="1" w:color="auto"/>
+          <w:right w:val="single" w:sz="4" w:space="4" w:color="auto"/>
+        </w:pBdr>
+        <w:tabs>
+          <w:tab w:val="left" w:pos="1006"/>
+        </w:tabs>
+        <w:spacing w:after="0"/>
+        <w:rPr>
+          <w:rFonts w:ascii="Consolas" w:hAnsi="Consolas" w:cstheme="minorHAnsi"/>
+          <w:sz w:val="14"/>
+          <w:szCs w:val="14"/>
+        </w:rPr>
+      </w:pPr>
+      <w:r>
+        <w:rPr>
+          <w:rFonts w:ascii="Consolas" w:hAnsi="Consolas" w:cstheme="minorHAnsi"/>
+          <w:sz w:val="14"/>
+          <w:szCs w:val="14"/>
+        </w:rPr>
+        <w:t xml:space="preserve">    if (next != g_rxTail)</w:t>
+      </w:r>
+    </w:p>
+    <w:p>
+      <w:pPr>
+        <w:pBdr>
+          <w:top w:val="single" w:sz="4" w:space="1" w:color="auto"/>
+          <w:left w:val="single" w:sz="4" w:space="4" w:color="auto"/>
+          <w:bottom w:val="single" w:sz="4" w:space="1" w:color="auto"/>
+          <w:right w:val="single" w:sz="4" w:space="4" w:color="auto"/>
+        </w:pBdr>
+        <w:tabs>
+          <w:tab w:val="left" w:pos="1006"/>
+        </w:tabs>
+        <w:spacing w:after="0"/>
+        <w:rPr>
+          <w:rFonts w:ascii="Consolas" w:hAnsi="Consolas" w:cstheme="minorHAnsi"/>
+          <w:sz w:val="14"/>
+          <w:szCs w:val="14"/>
+        </w:rPr>
+      </w:pPr>
+      <w:r>
+        <w:rPr>
+          <w:rFonts w:ascii="Consolas" w:hAnsi="Consolas" w:cstheme="minorHAnsi"/>
+          <w:sz w:val="14"/>
+          <w:szCs w:val="14"/>
+        </w:rPr>
+        <w:t xml:space="preserve">    {</w:t>
+      </w:r>
+    </w:p>
+    <w:p>
+      <w:pPr>
+        <w:pBdr>
+          <w:top w:val="single" w:sz="4" w:space="1" w:color="auto"/>
+          <w:left w:val="single" w:sz="4" w:space="4" w:color="auto"/>
+          <w:bottom w:val="single" w:sz="4" w:space="1" w:color="auto"/>
+          <w:right w:val="single" w:sz="4" w:space="4" w:color="auto"/>
+        </w:pBdr>
+        <w:tabs>
+          <w:tab w:val="left" w:pos="1006"/>
+        </w:tabs>
+        <w:spacing w:after="0"/>
+        <w:rPr>
+          <w:rFonts w:ascii="Consolas" w:hAnsi="Consolas" w:cstheme="minorHAnsi"/>
+          <w:sz w:val="14"/>
+          <w:szCs w:val="14"/>
+        </w:rPr>
+      </w:pPr>
+      <w:r>
+        <w:rPr>
+          <w:rFonts w:ascii="Consolas" w:hAnsi="Consolas" w:cstheme="minorHAnsi"/>
+          <w:sz w:val="14"/>
+          <w:szCs w:val="14"/>
+        </w:rPr>
+        <w:t xml:space="preserve">        g_rxBuf[g_rxHead] = ch;</w:t>
+      </w:r>
+    </w:p>
+    <w:p>
+      <w:pPr>
+        <w:pBdr>
+          <w:top w:val="single" w:sz="4" w:space="1" w:color="auto"/>
+          <w:left w:val="single" w:sz="4" w:space="4" w:color="auto"/>
+          <w:bottom w:val="single" w:sz="4" w:space="1" w:color="auto"/>
+          <w:right w:val="single" w:sz="4" w:space="4" w:color="auto"/>
+        </w:pBdr>
+        <w:tabs>
+          <w:tab w:val="left" w:pos="1006"/>
+        </w:tabs>
+        <w:spacing w:after="0"/>
+        <w:rPr>
+          <w:rFonts w:ascii="Consolas" w:hAnsi="Consolas" w:cstheme="minorHAnsi"/>
+          <w:sz w:val="14"/>
+          <w:szCs w:val="14"/>
+        </w:rPr>
+      </w:pPr>
+      <w:r>
+        <w:rPr>
+          <w:rFonts w:ascii="Consolas" w:hAnsi="Consolas" w:cstheme="minorHAnsi"/>
+          <w:sz w:val="14"/>
+          <w:szCs w:val="14"/>
+        </w:rPr>
+        <w:t xml:space="preserve">        g_rxHead = next;</w:t>
+      </w:r>
+    </w:p>
+    <w:p>
+      <w:pPr>
+        <w:pBdr>
+          <w:top w:val="single" w:sz="4" w:space="1" w:color="auto"/>
+          <w:left w:val="single" w:sz="4" w:space="4" w:color="auto"/>
+          <w:bottom w:val="single" w:sz="4" w:space="1" w:color="auto"/>
+          <w:right w:val="single" w:sz="4" w:space="4" w:color="auto"/>
+        </w:pBdr>
+        <w:tabs>
+          <w:tab w:val="left" w:pos="1006"/>
+        </w:tabs>
+        <w:spacing w:after="0"/>
+        <w:rPr>
+          <w:rFonts w:ascii="Consolas" w:hAnsi="Consolas" w:cstheme="minorHAnsi"/>
+          <w:sz w:val="14"/>
+          <w:szCs w:val="14"/>
+        </w:rPr>
+      </w:pPr>
+      <w:r>
+        <w:rPr>
+          <w:rFonts w:ascii="Consolas" w:hAnsi="Consolas" w:cstheme="minorHAnsi"/>
+          <w:sz w:val="14"/>
+          <w:szCs w:val="14"/>
+        </w:rPr>
+        <w:t xml:space="preserve">    }</w:t>
+      </w:r>
+    </w:p>
+    <w:p>
+      <w:pPr>
+        <w:pBdr>
+          <w:top w:val="single" w:sz="4" w:space="1" w:color="auto"/>
+          <w:left w:val="single" w:sz="4" w:space="4" w:color="auto"/>
+          <w:bottom w:val="single" w:sz="4" w:space="1" w:color="auto"/>
+          <w:right w:val="single" w:sz="4" w:space="4" w:color="auto"/>
+        </w:pBdr>
+        <w:tabs>
+          <w:tab w:val="left" w:pos="1006"/>
+        </w:tabs>
+        <w:spacing w:after="0"/>
+        <w:rPr>
+          <w:rFonts w:ascii="Consolas" w:hAnsi="Consolas" w:cstheme="minorHAnsi"/>
+          <w:sz w:val="14"/>
+          <w:szCs w:val="14"/>
+        </w:rPr>
+      </w:pPr>
+      <w:r>
+        <w:rPr>
+          <w:rFonts w:ascii="Consolas" w:hAnsi="Consolas" w:cstheme="minorHAnsi"/>
+          <w:sz w:val="14"/>
+          <w:szCs w:val="14"/>
+        </w:rPr>
+        <w:t>}</w:t>
+      </w:r>
+    </w:p>
+    <w:p>
+      <w:pPr>
+        <w:pBdr>
+          <w:top w:val="single" w:sz="4" w:space="1" w:color="auto"/>
+          <w:left w:val="single" w:sz="4" w:space="4" w:color="auto"/>
+          <w:bottom w:val="single" w:sz="4" w:space="1" w:color="auto"/>
+          <w:right w:val="single" w:sz="4" w:space="4" w:color="auto"/>
+        </w:pBdr>
+        <w:tabs>
+          <w:tab w:val="left" w:pos="1006"/>
+        </w:tabs>
+        <w:spacing w:after="0"/>
+        <w:rPr>
+          <w:rFonts w:ascii="Consolas" w:hAnsi="Consolas" w:cstheme="minorHAnsi"/>
+          <w:sz w:val="14"/>
+          <w:szCs w:val="14"/>
+        </w:rPr>
+      </w:pPr>
+    </w:p>
+    <w:p>
+      <w:pPr>
+        <w:pBdr>
+          <w:top w:val="single" w:sz="4" w:space="1" w:color="auto"/>
+          <w:left w:val="single" w:sz="4" w:space="4" w:color="auto"/>
+          <w:bottom w:val="single" w:sz="4" w:space="1" w:color="auto"/>
+          <w:right w:val="single" w:sz="4" w:space="4" w:color="auto"/>
+        </w:pBdr>
+        <w:tabs>
+          <w:tab w:val="left" w:pos="1006"/>
+        </w:tabs>
+        <w:spacing w:after="0"/>
+        <w:rPr>
+          <w:rFonts w:ascii="Consolas" w:hAnsi="Consolas" w:cstheme="minorHAnsi"/>
+          <w:b/>
+          <w:sz w:val="14"/>
+          <w:szCs w:val="14"/>
+        </w:rPr>
+      </w:pPr>
+      <w:r>
+        <w:rPr>
+          <w:rFonts w:ascii="Consolas" w:hAnsi="Consolas" w:cstheme="minorHAnsi"/>
+          <w:b/>
+          <w:sz w:val="14"/>
+          <w:szCs w:val="14"/>
+        </w:rPr>
+        <w:t>static uint8_t uart_rx_buffer_pop(void)</w:t>
+      </w:r>
+    </w:p>
+    <w:p>
+      <w:pPr>
+        <w:pBdr>
+          <w:top w:val="single" w:sz="4" w:space="1" w:color="auto"/>
+          <w:left w:val="single" w:sz="4" w:space="4" w:color="auto"/>
+          <w:bottom w:val="single" w:sz="4" w:space="1" w:color="auto"/>
+          <w:right w:val="single" w:sz="4" w:space="4" w:color="auto"/>
+        </w:pBdr>
+        <w:tabs>
+          <w:tab w:val="left" w:pos="1006"/>
+        </w:tabs>
+        <w:spacing w:after="0"/>
+        <w:rPr>
+          <w:rFonts w:ascii="Consolas" w:hAnsi="Consolas" w:cstheme="minorHAnsi"/>
+          <w:sz w:val="14"/>
+          <w:szCs w:val="14"/>
+        </w:rPr>
+      </w:pPr>
+      <w:r>
+        <w:rPr>
+          <w:rFonts w:ascii="Consolas" w:hAnsi="Consolas" w:cstheme="minorHAnsi"/>
+          <w:sz w:val="14"/>
+          <w:szCs w:val="14"/>
+        </w:rPr>
+        <w:t>{</w:t>
+      </w:r>
+    </w:p>
+    <w:p>
+      <w:pPr>
+        <w:pBdr>
+          <w:top w:val="single" w:sz="4" w:space="1" w:color="auto"/>
+          <w:left w:val="single" w:sz="4" w:space="4" w:color="auto"/>
+          <w:bottom w:val="single" w:sz="4" w:space="1" w:color="auto"/>
+          <w:right w:val="single" w:sz="4" w:space="4" w:color="auto"/>
+        </w:pBdr>
+        <w:tabs>
+          <w:tab w:val="left" w:pos="1006"/>
+        </w:tabs>
+        <w:spacing w:after="0"/>
+        <w:rPr>
+          <w:rFonts w:ascii="Consolas" w:hAnsi="Consolas" w:cstheme="minorHAnsi"/>
+          <w:sz w:val="14"/>
+          <w:szCs w:val="14"/>
+        </w:rPr>
+      </w:pPr>
+      <w:r>
+        <w:rPr>
+          <w:rFonts w:ascii="Consolas" w:hAnsi="Consolas" w:cstheme="minorHAnsi"/>
+          <w:sz w:val="14"/>
+          <w:szCs w:val="14"/>
+        </w:rPr>
+        <w:t xml:space="preserve">    uint8_t ch = 0;</w:t>
+      </w:r>
+    </w:p>
+    <w:p>
+      <w:pPr>
+        <w:pBdr>
+          <w:top w:val="single" w:sz="4" w:space="1" w:color="auto"/>
+          <w:left w:val="single" w:sz="4" w:space="4" w:color="auto"/>
+          <w:bottom w:val="single" w:sz="4" w:space="1" w:color="auto"/>
+          <w:right w:val="single" w:sz="4" w:space="4" w:color="auto"/>
+        </w:pBdr>
+        <w:tabs>
+          <w:tab w:val="left" w:pos="1006"/>
+        </w:tabs>
+        <w:spacing w:after="0"/>
+        <w:rPr>
+          <w:rFonts w:ascii="Consolas" w:hAnsi="Consolas" w:cstheme="minorHAnsi"/>
+          <w:sz w:val="14"/>
+          <w:szCs w:val="14"/>
+        </w:rPr>
+      </w:pPr>
+    </w:p>
+    <w:p>
+      <w:pPr>
+        <w:pBdr>
+          <w:top w:val="single" w:sz="4" w:space="1" w:color="auto"/>
+          <w:left w:val="single" w:sz="4" w:space="4" w:color="auto"/>
+          <w:bottom w:val="single" w:sz="4" w:space="1" w:color="auto"/>
+          <w:right w:val="single" w:sz="4" w:space="4" w:color="auto"/>
+        </w:pBdr>
+        <w:tabs>
+          <w:tab w:val="left" w:pos="1006"/>
+        </w:tabs>
+        <w:spacing w:after="0"/>
+        <w:rPr>
+          <w:rFonts w:ascii="Consolas" w:hAnsi="Consolas" w:cstheme="minorHAnsi"/>
+          <w:sz w:val="14"/>
+          <w:szCs w:val="14"/>
+        </w:rPr>
+      </w:pPr>
+      <w:r>
+        <w:rPr>
+          <w:rFonts w:ascii="Consolas" w:hAnsi="Consolas" w:cstheme="minorHAnsi"/>
+          <w:sz w:val="14"/>
+          <w:szCs w:val="14"/>
+        </w:rPr>
+        <w:t xml:space="preserve">    if (g_rxHead != g_rxTail)</w:t>
+      </w:r>
+    </w:p>
+    <w:p>
+      <w:pPr>
+        <w:pBdr>
+          <w:top w:val="single" w:sz="4" w:space="1" w:color="auto"/>
+          <w:left w:val="single" w:sz="4" w:space="4" w:color="auto"/>
+          <w:bottom w:val="single" w:sz="4" w:space="1" w:color="auto"/>
+          <w:right w:val="single" w:sz="4" w:space="4" w:color="auto"/>
+        </w:pBdr>
+        <w:tabs>
+          <w:tab w:val="left" w:pos="1006"/>
+        </w:tabs>
+        <w:spacing w:after="0"/>
+        <w:rPr>
+          <w:rFonts w:ascii="Consolas" w:hAnsi="Consolas" w:cstheme="minorHAnsi"/>
+          <w:sz w:val="14"/>
+          <w:szCs w:val="14"/>
+        </w:rPr>
+      </w:pPr>
+      <w:r>
+        <w:rPr>
+          <w:rFonts w:ascii="Consolas" w:hAnsi="Consolas" w:cstheme="minorHAnsi"/>
+          <w:sz w:val="14"/>
+          <w:szCs w:val="14"/>
+        </w:rPr>
+        <w:t xml:space="preserve">    {</w:t>
+      </w:r>
+    </w:p>
+    <w:p>
+      <w:pPr>
+        <w:pBdr>
+          <w:top w:val="single" w:sz="4" w:space="1" w:color="auto"/>
+          <w:left w:val="single" w:sz="4" w:space="4" w:color="auto"/>
+          <w:bottom w:val="single" w:sz="4" w:space="1" w:color="auto"/>
+          <w:right w:val="single" w:sz="4" w:space="4" w:color="auto"/>
+        </w:pBdr>
+        <w:tabs>
+          <w:tab w:val="left" w:pos="1006"/>
+        </w:tabs>
+        <w:spacing w:after="0"/>
+        <w:rPr>
+          <w:rFonts w:ascii="Consolas" w:hAnsi="Consolas" w:cstheme="minorHAnsi"/>
+          <w:sz w:val="14"/>
+          <w:szCs w:val="14"/>
+        </w:rPr>
+      </w:pPr>
+      <w:r>
+        <w:rPr>
+          <w:rFonts w:ascii="Consolas" w:hAnsi="Consolas" w:cstheme="minorHAnsi"/>
+          <w:sz w:val="14"/>
+          <w:szCs w:val="14"/>
+        </w:rPr>
+        <w:t xml:space="preserve">        ch = g_rxBuf[g_rxTail];</w:t>
+      </w:r>
+    </w:p>
+    <w:p>
+      <w:pPr>
+        <w:pBdr>
+          <w:top w:val="single" w:sz="4" w:space="1" w:color="auto"/>
+          <w:left w:val="single" w:sz="4" w:space="4" w:color="auto"/>
+          <w:bottom w:val="single" w:sz="4" w:space="1" w:color="auto"/>
+          <w:right w:val="single" w:sz="4" w:space="4" w:color="auto"/>
+        </w:pBdr>
+        <w:tabs>
+          <w:tab w:val="left" w:pos="1006"/>
+        </w:tabs>
+        <w:spacing w:after="0"/>
+        <w:rPr>
+          <w:rFonts w:ascii="Consolas" w:hAnsi="Consolas" w:cstheme="minorHAnsi"/>
+          <w:sz w:val="14"/>
+          <w:szCs w:val="14"/>
+        </w:rPr>
+      </w:pPr>
+      <w:r>
+        <w:rPr>
+          <w:rFonts w:ascii="Consolas" w:hAnsi="Consolas" w:cstheme="minorHAnsi"/>
+          <w:sz w:val="14"/>
+          <w:szCs w:val="14"/>
+        </w:rPr>
+        <w:t xml:space="preserve">        g_rxTail = (g_rxTail + 1u) % sizeof(g_rxBuf);</w:t>
+      </w:r>
+    </w:p>
+    <w:p>
+      <w:pPr>
+        <w:pBdr>
+          <w:top w:val="single" w:sz="4" w:space="1" w:color="auto"/>
+          <w:left w:val="single" w:sz="4" w:space="4" w:color="auto"/>
+          <w:bottom w:val="single" w:sz="4" w:space="1" w:color="auto"/>
+          <w:right w:val="single" w:sz="4" w:space="4" w:color="auto"/>
+        </w:pBdr>
+        <w:tabs>
+          <w:tab w:val="left" w:pos="1006"/>
+        </w:tabs>
+        <w:spacing w:after="0"/>
+        <w:rPr>
+          <w:rFonts w:ascii="Consolas" w:hAnsi="Consolas" w:cstheme="minorHAnsi"/>
+          <w:sz w:val="14"/>
+          <w:szCs w:val="14"/>
+        </w:rPr>
+      </w:pPr>
+      <w:r>
+        <w:rPr>
+          <w:rFonts w:ascii="Consolas" w:hAnsi="Consolas" w:cstheme="minorHAnsi"/>
+          <w:sz w:val="14"/>
+          <w:szCs w:val="14"/>
+        </w:rPr>
+        <w:t xml:space="preserve">    }</w:t>
+      </w:r>
+    </w:p>
+    <w:p>
+      <w:pPr>
+        <w:pBdr>
+          <w:top w:val="single" w:sz="4" w:space="1" w:color="auto"/>
+          <w:left w:val="single" w:sz="4" w:space="4" w:color="auto"/>
+          <w:bottom w:val="single" w:sz="4" w:space="1" w:color="auto"/>
+          <w:right w:val="single" w:sz="4" w:space="4" w:color="auto"/>
+        </w:pBdr>
+        <w:tabs>
+          <w:tab w:val="left" w:pos="1006"/>
+        </w:tabs>
+        <w:spacing w:after="0"/>
+        <w:rPr>
+          <w:rFonts w:ascii="Consolas" w:hAnsi="Consolas" w:cstheme="minorHAnsi"/>
+          <w:sz w:val="14"/>
+          <w:szCs w:val="14"/>
+        </w:rPr>
+      </w:pPr>
+      <w:r>
+        <w:rPr>
+          <w:rFonts w:ascii="Consolas" w:hAnsi="Consolas" w:cstheme="minorHAnsi"/>
+          <w:sz w:val="14"/>
+          <w:szCs w:val="14"/>
+        </w:rPr>
+        <w:t xml:space="preserve">    return ch;</w:t>
+      </w:r>
+    </w:p>
+    <w:p>
+      <w:pPr>
+        <w:pBdr>
+          <w:top w:val="single" w:sz="4" w:space="1" w:color="auto"/>
+          <w:left w:val="single" w:sz="4" w:space="4" w:color="auto"/>
+          <w:bottom w:val="single" w:sz="4" w:space="1" w:color="auto"/>
+          <w:right w:val="single" w:sz="4" w:space="4" w:color="auto"/>
+        </w:pBdr>
+        <w:tabs>
+          <w:tab w:val="left" w:pos="1006"/>
+        </w:tabs>
+        <w:spacing w:after="0"/>
+        <w:rPr>
+          <w:rFonts w:ascii="Consolas" w:hAnsi="Consolas" w:cstheme="minorHAnsi"/>
+          <w:sz w:val="14"/>
+          <w:szCs w:val="14"/>
+        </w:rPr>
+      </w:pPr>
+      <w:r>
+        <w:rPr>
+          <w:rFonts w:ascii="Consolas" w:hAnsi="Consolas" w:cstheme="minorHAnsi"/>
+          <w:sz w:val="14"/>
+          <w:szCs w:val="14"/>
+        </w:rPr>
+        <w:t>}</w:t>
+      </w:r>
+    </w:p>
+    <w:p>
+      <w:pPr>
+        <w:shd w:val="clear" w:color="auto" w:fill="FFFFFF"/>
+        <w:spacing w:after="0" w:line="240" w:lineRule="auto"/>
         <w:rPr>
           <w:rFonts w:eastAsia="Times New Roman" w:cstheme="minorHAnsi"/>
           <w:b/>
@@ -4868,6 +6753,1706 @@
           <w:sz w:val="14"/>
           <w:szCs w:val="14"/>
         </w:rPr>
+      </w:pPr>
+    </w:p>
+    <w:p>
+      <w:pPr>
+        <w:shd w:val="clear" w:color="auto" w:fill="FFFFFF"/>
+        <w:spacing w:after="0" w:line="240" w:lineRule="auto"/>
+        <w:rPr>
+          <w:rFonts w:eastAsia="Times New Roman" w:cstheme="minorHAnsi"/>
+          <w:b/>
+          <w:bCs/>
+          <w:color w:val="0A0A0A"/>
+          <w:sz w:val="14"/>
+          <w:szCs w:val="14"/>
+        </w:rPr>
+      </w:pPr>
+    </w:p>
+    <w:p>
+      <w:pPr>
+        <w:pBdr>
+          <w:top w:val="single" w:sz="4" w:space="1" w:color="auto"/>
+          <w:left w:val="single" w:sz="4" w:space="4" w:color="auto"/>
+          <w:bottom w:val="single" w:sz="4" w:space="1" w:color="auto"/>
+          <w:right w:val="single" w:sz="4" w:space="4" w:color="auto"/>
+        </w:pBdr>
+        <w:tabs>
+          <w:tab w:val="left" w:pos="1006"/>
+        </w:tabs>
+        <w:spacing w:after="0"/>
+        <w:rPr>
+          <w:rFonts w:ascii="Consolas" w:hAnsi="Consolas" w:cstheme="minorHAnsi"/>
+          <w:b/>
+          <w:sz w:val="14"/>
+          <w:szCs w:val="14"/>
+        </w:rPr>
+      </w:pPr>
+      <w:r>
+        <w:rPr>
+          <w:rFonts w:ascii="Consolas" w:hAnsi="Consolas" w:cstheme="minorHAnsi"/>
+          <w:b/>
+          <w:sz w:val="14"/>
+          <w:szCs w:val="14"/>
+        </w:rPr>
+        <w:t>void UART0_RxISR(void)</w:t>
+      </w:r>
+    </w:p>
+    <w:p>
+      <w:pPr>
+        <w:pBdr>
+          <w:top w:val="single" w:sz="4" w:space="1" w:color="auto"/>
+          <w:left w:val="single" w:sz="4" w:space="4" w:color="auto"/>
+          <w:bottom w:val="single" w:sz="4" w:space="1" w:color="auto"/>
+          <w:right w:val="single" w:sz="4" w:space="4" w:color="auto"/>
+        </w:pBdr>
+        <w:tabs>
+          <w:tab w:val="left" w:pos="1006"/>
+        </w:tabs>
+        <w:spacing w:after="0"/>
+        <w:rPr>
+          <w:rFonts w:ascii="Consolas" w:hAnsi="Consolas" w:cstheme="minorHAnsi"/>
+          <w:sz w:val="14"/>
+          <w:szCs w:val="14"/>
+        </w:rPr>
+      </w:pPr>
+      <w:r>
+        <w:rPr>
+          <w:rFonts w:ascii="Consolas" w:hAnsi="Consolas" w:cstheme="minorHAnsi"/>
+          <w:sz w:val="14"/>
+          <w:szCs w:val="14"/>
+        </w:rPr>
+        <w:t>{</w:t>
+      </w:r>
+    </w:p>
+    <w:p>
+      <w:pPr>
+        <w:pBdr>
+          <w:top w:val="single" w:sz="4" w:space="1" w:color="auto"/>
+          <w:left w:val="single" w:sz="4" w:space="4" w:color="auto"/>
+          <w:bottom w:val="single" w:sz="4" w:space="1" w:color="auto"/>
+          <w:right w:val="single" w:sz="4" w:space="4" w:color="auto"/>
+        </w:pBdr>
+        <w:tabs>
+          <w:tab w:val="left" w:pos="1006"/>
+        </w:tabs>
+        <w:spacing w:after="0"/>
+        <w:rPr>
+          <w:rFonts w:ascii="Consolas" w:hAnsi="Consolas" w:cstheme="minorHAnsi"/>
+          <w:sz w:val="14"/>
+          <w:szCs w:val="14"/>
+        </w:rPr>
+      </w:pPr>
+      <w:r>
+        <w:rPr>
+          <w:rFonts w:ascii="Consolas" w:hAnsi="Consolas" w:cstheme="minorHAnsi"/>
+          <w:sz w:val="14"/>
+          <w:szCs w:val="14"/>
+        </w:rPr>
+        <w:t xml:space="preserve">    BaseType_t xHigherPriorityTaskWoken = pdFALSE;</w:t>
+      </w:r>
+    </w:p>
+    <w:p>
+      <w:pPr>
+        <w:pBdr>
+          <w:top w:val="single" w:sz="4" w:space="1" w:color="auto"/>
+          <w:left w:val="single" w:sz="4" w:space="4" w:color="auto"/>
+          <w:bottom w:val="single" w:sz="4" w:space="1" w:color="auto"/>
+          <w:right w:val="single" w:sz="4" w:space="4" w:color="auto"/>
+        </w:pBdr>
+        <w:tabs>
+          <w:tab w:val="left" w:pos="1006"/>
+        </w:tabs>
+        <w:spacing w:after="0"/>
+        <w:rPr>
+          <w:rFonts w:ascii="Consolas" w:hAnsi="Consolas" w:cstheme="minorHAnsi"/>
+          <w:sz w:val="14"/>
+          <w:szCs w:val="14"/>
+        </w:rPr>
+      </w:pPr>
+      <w:r>
+        <w:rPr>
+          <w:rFonts w:ascii="Consolas" w:hAnsi="Consolas" w:cstheme="minorHAnsi"/>
+          <w:sz w:val="14"/>
+          <w:szCs w:val="14"/>
+        </w:rPr>
+        <w:t xml:space="preserve">    uint8_t ch;</w:t>
+      </w:r>
+    </w:p>
+    <w:p>
+      <w:pPr>
+        <w:pBdr>
+          <w:top w:val="single" w:sz="4" w:space="1" w:color="auto"/>
+          <w:left w:val="single" w:sz="4" w:space="4" w:color="auto"/>
+          <w:bottom w:val="single" w:sz="4" w:space="1" w:color="auto"/>
+          <w:right w:val="single" w:sz="4" w:space="4" w:color="auto"/>
+        </w:pBdr>
+        <w:tabs>
+          <w:tab w:val="left" w:pos="1006"/>
+        </w:tabs>
+        <w:spacing w:after="0"/>
+        <w:rPr>
+          <w:rFonts w:ascii="Consolas" w:hAnsi="Consolas" w:cstheme="minorHAnsi"/>
+          <w:sz w:val="14"/>
+          <w:szCs w:val="14"/>
+        </w:rPr>
+      </w:pPr>
+    </w:p>
+    <w:p>
+      <w:pPr>
+        <w:pBdr>
+          <w:top w:val="single" w:sz="4" w:space="1" w:color="auto"/>
+          <w:left w:val="single" w:sz="4" w:space="4" w:color="auto"/>
+          <w:bottom w:val="single" w:sz="4" w:space="1" w:color="auto"/>
+          <w:right w:val="single" w:sz="4" w:space="4" w:color="auto"/>
+        </w:pBdr>
+        <w:tabs>
+          <w:tab w:val="left" w:pos="1006"/>
+        </w:tabs>
+        <w:spacing w:after="0"/>
+        <w:rPr>
+          <w:rFonts w:ascii="Consolas" w:hAnsi="Consolas" w:cstheme="minorHAnsi"/>
+          <w:sz w:val="14"/>
+          <w:szCs w:val="14"/>
+        </w:rPr>
+      </w:pPr>
+      <w:r>
+        <w:rPr>
+          <w:rFonts w:ascii="Consolas" w:hAnsi="Consolas" w:cstheme="minorHAnsi"/>
+          <w:sz w:val="14"/>
+          <w:szCs w:val="14"/>
+        </w:rPr>
+        <w:t xml:space="preserve">    /* Read one byte from ASCLIN RX FIFO */</w:t>
+      </w:r>
+    </w:p>
+    <w:p>
+      <w:pPr>
+        <w:pBdr>
+          <w:top w:val="single" w:sz="4" w:space="1" w:color="auto"/>
+          <w:left w:val="single" w:sz="4" w:space="4" w:color="auto"/>
+          <w:bottom w:val="single" w:sz="4" w:space="1" w:color="auto"/>
+          <w:right w:val="single" w:sz="4" w:space="4" w:color="auto"/>
+        </w:pBdr>
+        <w:tabs>
+          <w:tab w:val="left" w:pos="1006"/>
+        </w:tabs>
+        <w:spacing w:after="0"/>
+        <w:rPr>
+          <w:rFonts w:ascii="Consolas" w:hAnsi="Consolas" w:cstheme="minorHAnsi"/>
+          <w:sz w:val="14"/>
+          <w:szCs w:val="14"/>
+        </w:rPr>
+      </w:pPr>
+      <w:r>
+        <w:rPr>
+          <w:rFonts w:ascii="Consolas" w:hAnsi="Consolas" w:cstheme="minorHAnsi"/>
+          <w:sz w:val="14"/>
+          <w:szCs w:val="14"/>
+        </w:rPr>
+        <w:t xml:space="preserve">    ch = IfxAsclin_readRxData(MODULE_ASCLIN0);</w:t>
+      </w:r>
+    </w:p>
+    <w:p>
+      <w:pPr>
+        <w:pBdr>
+          <w:top w:val="single" w:sz="4" w:space="1" w:color="auto"/>
+          <w:left w:val="single" w:sz="4" w:space="4" w:color="auto"/>
+          <w:bottom w:val="single" w:sz="4" w:space="1" w:color="auto"/>
+          <w:right w:val="single" w:sz="4" w:space="4" w:color="auto"/>
+        </w:pBdr>
+        <w:tabs>
+          <w:tab w:val="left" w:pos="1006"/>
+        </w:tabs>
+        <w:spacing w:after="0"/>
+        <w:rPr>
+          <w:rFonts w:ascii="Consolas" w:hAnsi="Consolas" w:cstheme="minorHAnsi"/>
+          <w:sz w:val="14"/>
+          <w:szCs w:val="14"/>
+        </w:rPr>
+      </w:pPr>
+    </w:p>
+    <w:p>
+      <w:pPr>
+        <w:pBdr>
+          <w:top w:val="single" w:sz="4" w:space="1" w:color="auto"/>
+          <w:left w:val="single" w:sz="4" w:space="4" w:color="auto"/>
+          <w:bottom w:val="single" w:sz="4" w:space="1" w:color="auto"/>
+          <w:right w:val="single" w:sz="4" w:space="4" w:color="auto"/>
+        </w:pBdr>
+        <w:tabs>
+          <w:tab w:val="left" w:pos="1006"/>
+        </w:tabs>
+        <w:spacing w:after="0"/>
+        <w:rPr>
+          <w:rFonts w:ascii="Consolas" w:hAnsi="Consolas" w:cstheme="minorHAnsi"/>
+          <w:sz w:val="14"/>
+          <w:szCs w:val="14"/>
+        </w:rPr>
+      </w:pPr>
+      <w:r>
+        <w:rPr>
+          <w:rFonts w:ascii="Consolas" w:hAnsi="Consolas" w:cstheme="minorHAnsi"/>
+          <w:sz w:val="14"/>
+          <w:szCs w:val="14"/>
+        </w:rPr>
+        <w:t xml:space="preserve">    uart_rx_buffer_push(ch);</w:t>
+      </w:r>
+    </w:p>
+    <w:p>
+      <w:pPr>
+        <w:pBdr>
+          <w:top w:val="single" w:sz="4" w:space="1" w:color="auto"/>
+          <w:left w:val="single" w:sz="4" w:space="4" w:color="auto"/>
+          <w:bottom w:val="single" w:sz="4" w:space="1" w:color="auto"/>
+          <w:right w:val="single" w:sz="4" w:space="4" w:color="auto"/>
+        </w:pBdr>
+        <w:tabs>
+          <w:tab w:val="left" w:pos="1006"/>
+        </w:tabs>
+        <w:spacing w:after="0"/>
+        <w:rPr>
+          <w:rFonts w:ascii="Consolas" w:hAnsi="Consolas" w:cstheme="minorHAnsi"/>
+          <w:sz w:val="14"/>
+          <w:szCs w:val="14"/>
+        </w:rPr>
+      </w:pPr>
+    </w:p>
+    <w:p>
+      <w:pPr>
+        <w:pBdr>
+          <w:top w:val="single" w:sz="4" w:space="1" w:color="auto"/>
+          <w:left w:val="single" w:sz="4" w:space="4" w:color="auto"/>
+          <w:bottom w:val="single" w:sz="4" w:space="1" w:color="auto"/>
+          <w:right w:val="single" w:sz="4" w:space="4" w:color="auto"/>
+        </w:pBdr>
+        <w:tabs>
+          <w:tab w:val="left" w:pos="1006"/>
+        </w:tabs>
+        <w:spacing w:after="0"/>
+        <w:rPr>
+          <w:rFonts w:ascii="Consolas" w:hAnsi="Consolas" w:cstheme="minorHAnsi"/>
+          <w:sz w:val="14"/>
+          <w:szCs w:val="14"/>
+        </w:rPr>
+      </w:pPr>
+      <w:r>
+        <w:rPr>
+          <w:rFonts w:ascii="Consolas" w:hAnsi="Consolas" w:cstheme="minorHAnsi"/>
+          <w:sz w:val="14"/>
+          <w:szCs w:val="14"/>
+        </w:rPr>
+        <w:t xml:space="preserve">    /* Notify RX task */</w:t>
+      </w:r>
+    </w:p>
+    <w:p>
+      <w:pPr>
+        <w:pBdr>
+          <w:top w:val="single" w:sz="4" w:space="1" w:color="auto"/>
+          <w:left w:val="single" w:sz="4" w:space="4" w:color="auto"/>
+          <w:bottom w:val="single" w:sz="4" w:space="1" w:color="auto"/>
+          <w:right w:val="single" w:sz="4" w:space="4" w:color="auto"/>
+        </w:pBdr>
+        <w:tabs>
+          <w:tab w:val="left" w:pos="1006"/>
+        </w:tabs>
+        <w:spacing w:after="0"/>
+        <w:rPr>
+          <w:rFonts w:ascii="Consolas" w:hAnsi="Consolas" w:cstheme="minorHAnsi"/>
+          <w:sz w:val="14"/>
+          <w:szCs w:val="14"/>
+        </w:rPr>
+      </w:pPr>
+      <w:r>
+        <w:rPr>
+          <w:rFonts w:ascii="Consolas" w:hAnsi="Consolas" w:cstheme="minorHAnsi"/>
+          <w:sz w:val="14"/>
+          <w:szCs w:val="14"/>
+        </w:rPr>
+        <w:t xml:space="preserve">    xSemaphoreGiveFromISR(g_uartRxSem, &amp;xHigherPriorityTaskWoken);</w:t>
+      </w:r>
+    </w:p>
+    <w:p>
+      <w:pPr>
+        <w:pBdr>
+          <w:top w:val="single" w:sz="4" w:space="1" w:color="auto"/>
+          <w:left w:val="single" w:sz="4" w:space="4" w:color="auto"/>
+          <w:bottom w:val="single" w:sz="4" w:space="1" w:color="auto"/>
+          <w:right w:val="single" w:sz="4" w:space="4" w:color="auto"/>
+        </w:pBdr>
+        <w:tabs>
+          <w:tab w:val="left" w:pos="1006"/>
+        </w:tabs>
+        <w:spacing w:after="0"/>
+        <w:rPr>
+          <w:rFonts w:ascii="Consolas" w:hAnsi="Consolas" w:cstheme="minorHAnsi"/>
+          <w:sz w:val="14"/>
+          <w:szCs w:val="14"/>
+        </w:rPr>
+      </w:pPr>
+    </w:p>
+    <w:p>
+      <w:pPr>
+        <w:pBdr>
+          <w:top w:val="single" w:sz="4" w:space="1" w:color="auto"/>
+          <w:left w:val="single" w:sz="4" w:space="4" w:color="auto"/>
+          <w:bottom w:val="single" w:sz="4" w:space="1" w:color="auto"/>
+          <w:right w:val="single" w:sz="4" w:space="4" w:color="auto"/>
+        </w:pBdr>
+        <w:tabs>
+          <w:tab w:val="left" w:pos="1006"/>
+        </w:tabs>
+        <w:spacing w:after="0"/>
+        <w:rPr>
+          <w:rFonts w:ascii="Consolas" w:hAnsi="Consolas" w:cstheme="minorHAnsi"/>
+          <w:sz w:val="14"/>
+          <w:szCs w:val="14"/>
+        </w:rPr>
+      </w:pPr>
+      <w:r>
+        <w:rPr>
+          <w:rFonts w:ascii="Consolas" w:hAnsi="Consolas" w:cstheme="minorHAnsi"/>
+          <w:sz w:val="14"/>
+          <w:szCs w:val="14"/>
+        </w:rPr>
+        <w:t xml:space="preserve">    portYIELD_FROM_ISR(xHigherPriorityTaskWoken);</w:t>
+      </w:r>
+    </w:p>
+    <w:p>
+      <w:pPr>
+        <w:pBdr>
+          <w:top w:val="single" w:sz="4" w:space="1" w:color="auto"/>
+          <w:left w:val="single" w:sz="4" w:space="4" w:color="auto"/>
+          <w:bottom w:val="single" w:sz="4" w:space="1" w:color="auto"/>
+          <w:right w:val="single" w:sz="4" w:space="4" w:color="auto"/>
+        </w:pBdr>
+        <w:tabs>
+          <w:tab w:val="left" w:pos="1006"/>
+        </w:tabs>
+        <w:spacing w:after="0"/>
+        <w:rPr>
+          <w:rFonts w:ascii="Consolas" w:hAnsi="Consolas" w:cstheme="minorHAnsi"/>
+          <w:sz w:val="14"/>
+          <w:szCs w:val="14"/>
+        </w:rPr>
+      </w:pPr>
+      <w:r>
+        <w:rPr>
+          <w:rFonts w:ascii="Consolas" w:hAnsi="Consolas" w:cstheme="minorHAnsi"/>
+          <w:sz w:val="14"/>
+          <w:szCs w:val="14"/>
+        </w:rPr>
+        <w:t>}</w:t>
+      </w:r>
+    </w:p>
+    <w:p>
+      <w:pPr>
+        <w:shd w:val="clear" w:color="auto" w:fill="FFFFFF"/>
+        <w:spacing w:after="0" w:line="240" w:lineRule="auto"/>
+        <w:rPr>
+          <w:rFonts w:eastAsia="Times New Roman" w:cstheme="minorHAnsi"/>
+          <w:b/>
+          <w:bCs/>
+          <w:color w:val="0A0A0A"/>
+          <w:sz w:val="14"/>
+          <w:szCs w:val="14"/>
+        </w:rPr>
+      </w:pPr>
+    </w:p>
+    <w:p>
+      <w:pPr>
+        <w:pBdr>
+          <w:top w:val="single" w:sz="4" w:space="1" w:color="auto"/>
+          <w:left w:val="single" w:sz="4" w:space="4" w:color="auto"/>
+          <w:bottom w:val="single" w:sz="4" w:space="1" w:color="auto"/>
+          <w:right w:val="single" w:sz="4" w:space="4" w:color="auto"/>
+        </w:pBdr>
+        <w:tabs>
+          <w:tab w:val="left" w:pos="1006"/>
+        </w:tabs>
+        <w:spacing w:after="0"/>
+        <w:rPr>
+          <w:rFonts w:ascii="Consolas" w:hAnsi="Consolas" w:cstheme="minorHAnsi"/>
+          <w:b/>
+          <w:sz w:val="14"/>
+          <w:szCs w:val="14"/>
+        </w:rPr>
+      </w:pPr>
+      <w:r>
+        <w:rPr>
+          <w:rFonts w:ascii="Consolas" w:hAnsi="Consolas" w:cstheme="minorHAnsi"/>
+          <w:b/>
+          <w:sz w:val="14"/>
+          <w:szCs w:val="14"/>
+        </w:rPr>
+        <w:t>void task_uart_rx(void *arg)</w:t>
+      </w:r>
+    </w:p>
+    <w:p>
+      <w:pPr>
+        <w:pBdr>
+          <w:top w:val="single" w:sz="4" w:space="1" w:color="auto"/>
+          <w:left w:val="single" w:sz="4" w:space="4" w:color="auto"/>
+          <w:bottom w:val="single" w:sz="4" w:space="1" w:color="auto"/>
+          <w:right w:val="single" w:sz="4" w:space="4" w:color="auto"/>
+        </w:pBdr>
+        <w:tabs>
+          <w:tab w:val="left" w:pos="1006"/>
+        </w:tabs>
+        <w:spacing w:after="0"/>
+        <w:rPr>
+          <w:rFonts w:ascii="Consolas" w:hAnsi="Consolas" w:cstheme="minorHAnsi"/>
+          <w:sz w:val="14"/>
+          <w:szCs w:val="14"/>
+        </w:rPr>
+      </w:pPr>
+      <w:r>
+        <w:rPr>
+          <w:rFonts w:ascii="Consolas" w:hAnsi="Consolas" w:cstheme="minorHAnsi"/>
+          <w:sz w:val="14"/>
+          <w:szCs w:val="14"/>
+        </w:rPr>
+        <w:t>{</w:t>
+      </w:r>
+    </w:p>
+    <w:p>
+      <w:pPr>
+        <w:pBdr>
+          <w:top w:val="single" w:sz="4" w:space="1" w:color="auto"/>
+          <w:left w:val="single" w:sz="4" w:space="4" w:color="auto"/>
+          <w:bottom w:val="single" w:sz="4" w:space="1" w:color="auto"/>
+          <w:right w:val="single" w:sz="4" w:space="4" w:color="auto"/>
+        </w:pBdr>
+        <w:tabs>
+          <w:tab w:val="left" w:pos="1006"/>
+        </w:tabs>
+        <w:spacing w:after="0"/>
+        <w:rPr>
+          <w:rFonts w:ascii="Consolas" w:hAnsi="Consolas" w:cstheme="minorHAnsi"/>
+          <w:sz w:val="14"/>
+          <w:szCs w:val="14"/>
+        </w:rPr>
+      </w:pPr>
+      <w:r>
+        <w:rPr>
+          <w:rFonts w:ascii="Consolas" w:hAnsi="Consolas" w:cstheme="minorHAnsi"/>
+          <w:sz w:val="14"/>
+          <w:szCs w:val="14"/>
+        </w:rPr>
+        <w:t xml:space="preserve">    uint8_t ch;</w:t>
+      </w:r>
+    </w:p>
+    <w:p>
+      <w:pPr>
+        <w:pBdr>
+          <w:top w:val="single" w:sz="4" w:space="1" w:color="auto"/>
+          <w:left w:val="single" w:sz="4" w:space="4" w:color="auto"/>
+          <w:bottom w:val="single" w:sz="4" w:space="1" w:color="auto"/>
+          <w:right w:val="single" w:sz="4" w:space="4" w:color="auto"/>
+        </w:pBdr>
+        <w:tabs>
+          <w:tab w:val="left" w:pos="1006"/>
+        </w:tabs>
+        <w:spacing w:after="0"/>
+        <w:rPr>
+          <w:rFonts w:ascii="Consolas" w:hAnsi="Consolas" w:cstheme="minorHAnsi"/>
+          <w:sz w:val="14"/>
+          <w:szCs w:val="14"/>
+        </w:rPr>
+      </w:pPr>
+    </w:p>
+    <w:p>
+      <w:pPr>
+        <w:pBdr>
+          <w:top w:val="single" w:sz="4" w:space="1" w:color="auto"/>
+          <w:left w:val="single" w:sz="4" w:space="4" w:color="auto"/>
+          <w:bottom w:val="single" w:sz="4" w:space="1" w:color="auto"/>
+          <w:right w:val="single" w:sz="4" w:space="4" w:color="auto"/>
+        </w:pBdr>
+        <w:tabs>
+          <w:tab w:val="left" w:pos="1006"/>
+        </w:tabs>
+        <w:spacing w:after="0"/>
+        <w:rPr>
+          <w:rFonts w:ascii="Consolas" w:hAnsi="Consolas" w:cstheme="minorHAnsi"/>
+          <w:sz w:val="14"/>
+          <w:szCs w:val="14"/>
+        </w:rPr>
+      </w:pPr>
+      <w:r>
+        <w:rPr>
+          <w:rFonts w:ascii="Consolas" w:hAnsi="Consolas" w:cstheme="minorHAnsi"/>
+          <w:sz w:val="14"/>
+          <w:szCs w:val="14"/>
+        </w:rPr>
+        <w:t xml:space="preserve">    for (;;)</w:t>
+      </w:r>
+    </w:p>
+    <w:p>
+      <w:pPr>
+        <w:pBdr>
+          <w:top w:val="single" w:sz="4" w:space="1" w:color="auto"/>
+          <w:left w:val="single" w:sz="4" w:space="4" w:color="auto"/>
+          <w:bottom w:val="single" w:sz="4" w:space="1" w:color="auto"/>
+          <w:right w:val="single" w:sz="4" w:space="4" w:color="auto"/>
+        </w:pBdr>
+        <w:tabs>
+          <w:tab w:val="left" w:pos="1006"/>
+        </w:tabs>
+        <w:spacing w:after="0"/>
+        <w:rPr>
+          <w:rFonts w:ascii="Consolas" w:hAnsi="Consolas" w:cstheme="minorHAnsi"/>
+          <w:sz w:val="14"/>
+          <w:szCs w:val="14"/>
+        </w:rPr>
+      </w:pPr>
+      <w:r>
+        <w:rPr>
+          <w:rFonts w:ascii="Consolas" w:hAnsi="Consolas" w:cstheme="minorHAnsi"/>
+          <w:sz w:val="14"/>
+          <w:szCs w:val="14"/>
+        </w:rPr>
+        <w:t xml:space="preserve">    {</w:t>
+      </w:r>
+    </w:p>
+    <w:p>
+      <w:pPr>
+        <w:pBdr>
+          <w:top w:val="single" w:sz="4" w:space="1" w:color="auto"/>
+          <w:left w:val="single" w:sz="4" w:space="4" w:color="auto"/>
+          <w:bottom w:val="single" w:sz="4" w:space="1" w:color="auto"/>
+          <w:right w:val="single" w:sz="4" w:space="4" w:color="auto"/>
+        </w:pBdr>
+        <w:tabs>
+          <w:tab w:val="left" w:pos="1006"/>
+        </w:tabs>
+        <w:spacing w:after="0"/>
+        <w:rPr>
+          <w:rFonts w:ascii="Consolas" w:hAnsi="Consolas" w:cstheme="minorHAnsi"/>
+          <w:sz w:val="14"/>
+          <w:szCs w:val="14"/>
+        </w:rPr>
+      </w:pPr>
+      <w:r>
+        <w:rPr>
+          <w:rFonts w:ascii="Consolas" w:hAnsi="Consolas" w:cstheme="minorHAnsi"/>
+          <w:sz w:val="14"/>
+          <w:szCs w:val="14"/>
+        </w:rPr>
+        <w:t xml:space="preserve">        xSemaphoreTake(g_uartRxSem, portMAX_DELAY);</w:t>
+      </w:r>
+    </w:p>
+    <w:p>
+      <w:pPr>
+        <w:pBdr>
+          <w:top w:val="single" w:sz="4" w:space="1" w:color="auto"/>
+          <w:left w:val="single" w:sz="4" w:space="4" w:color="auto"/>
+          <w:bottom w:val="single" w:sz="4" w:space="1" w:color="auto"/>
+          <w:right w:val="single" w:sz="4" w:space="4" w:color="auto"/>
+        </w:pBdr>
+        <w:tabs>
+          <w:tab w:val="left" w:pos="1006"/>
+        </w:tabs>
+        <w:spacing w:after="0"/>
+        <w:rPr>
+          <w:rFonts w:ascii="Consolas" w:hAnsi="Consolas" w:cstheme="minorHAnsi"/>
+          <w:sz w:val="14"/>
+          <w:szCs w:val="14"/>
+        </w:rPr>
+      </w:pPr>
+    </w:p>
+    <w:p>
+      <w:pPr>
+        <w:pBdr>
+          <w:top w:val="single" w:sz="4" w:space="1" w:color="auto"/>
+          <w:left w:val="single" w:sz="4" w:space="4" w:color="auto"/>
+          <w:bottom w:val="single" w:sz="4" w:space="1" w:color="auto"/>
+          <w:right w:val="single" w:sz="4" w:space="4" w:color="auto"/>
+        </w:pBdr>
+        <w:tabs>
+          <w:tab w:val="left" w:pos="1006"/>
+        </w:tabs>
+        <w:spacing w:after="0"/>
+        <w:rPr>
+          <w:rFonts w:ascii="Consolas" w:hAnsi="Consolas" w:cstheme="minorHAnsi"/>
+          <w:sz w:val="14"/>
+          <w:szCs w:val="14"/>
+        </w:rPr>
+      </w:pPr>
+      <w:r>
+        <w:rPr>
+          <w:rFonts w:ascii="Consolas" w:hAnsi="Consolas" w:cstheme="minorHAnsi"/>
+          <w:sz w:val="14"/>
+          <w:szCs w:val="14"/>
+        </w:rPr>
+        <w:t xml:space="preserve">        while (g_rxHead != g_rxTail)</w:t>
+      </w:r>
+    </w:p>
+    <w:p>
+      <w:pPr>
+        <w:pBdr>
+          <w:top w:val="single" w:sz="4" w:space="1" w:color="auto"/>
+          <w:left w:val="single" w:sz="4" w:space="4" w:color="auto"/>
+          <w:bottom w:val="single" w:sz="4" w:space="1" w:color="auto"/>
+          <w:right w:val="single" w:sz="4" w:space="4" w:color="auto"/>
+        </w:pBdr>
+        <w:tabs>
+          <w:tab w:val="left" w:pos="1006"/>
+        </w:tabs>
+        <w:spacing w:after="0"/>
+        <w:rPr>
+          <w:rFonts w:ascii="Consolas" w:hAnsi="Consolas" w:cstheme="minorHAnsi"/>
+          <w:sz w:val="14"/>
+          <w:szCs w:val="14"/>
+        </w:rPr>
+      </w:pPr>
+      <w:r>
+        <w:rPr>
+          <w:rFonts w:ascii="Consolas" w:hAnsi="Consolas" w:cstheme="minorHAnsi"/>
+          <w:sz w:val="14"/>
+          <w:szCs w:val="14"/>
+        </w:rPr>
+        <w:t xml:space="preserve">        {</w:t>
+      </w:r>
+    </w:p>
+    <w:p>
+      <w:pPr>
+        <w:pBdr>
+          <w:top w:val="single" w:sz="4" w:space="1" w:color="auto"/>
+          <w:left w:val="single" w:sz="4" w:space="4" w:color="auto"/>
+          <w:bottom w:val="single" w:sz="4" w:space="1" w:color="auto"/>
+          <w:right w:val="single" w:sz="4" w:space="4" w:color="auto"/>
+        </w:pBdr>
+        <w:tabs>
+          <w:tab w:val="left" w:pos="1006"/>
+        </w:tabs>
+        <w:spacing w:after="0"/>
+        <w:rPr>
+          <w:rFonts w:ascii="Consolas" w:hAnsi="Consolas" w:cstheme="minorHAnsi"/>
+          <w:sz w:val="14"/>
+          <w:szCs w:val="14"/>
+        </w:rPr>
+      </w:pPr>
+      <w:r>
+        <w:rPr>
+          <w:rFonts w:ascii="Consolas" w:hAnsi="Consolas" w:cstheme="minorHAnsi"/>
+          <w:sz w:val="14"/>
+          <w:szCs w:val="14"/>
+        </w:rPr>
+        <w:t xml:space="preserve">            ch = uart_rx_buffer_pop();</w:t>
+      </w:r>
+    </w:p>
+    <w:p>
+      <w:pPr>
+        <w:pBdr>
+          <w:top w:val="single" w:sz="4" w:space="1" w:color="auto"/>
+          <w:left w:val="single" w:sz="4" w:space="4" w:color="auto"/>
+          <w:bottom w:val="single" w:sz="4" w:space="1" w:color="auto"/>
+          <w:right w:val="single" w:sz="4" w:space="4" w:color="auto"/>
+        </w:pBdr>
+        <w:tabs>
+          <w:tab w:val="left" w:pos="1006"/>
+        </w:tabs>
+        <w:spacing w:after="0"/>
+        <w:rPr>
+          <w:rFonts w:ascii="Consolas" w:hAnsi="Consolas" w:cstheme="minorHAnsi"/>
+          <w:sz w:val="14"/>
+          <w:szCs w:val="14"/>
+        </w:rPr>
+      </w:pPr>
+    </w:p>
+    <w:p>
+      <w:pPr>
+        <w:pBdr>
+          <w:top w:val="single" w:sz="4" w:space="1" w:color="auto"/>
+          <w:left w:val="single" w:sz="4" w:space="4" w:color="auto"/>
+          <w:bottom w:val="single" w:sz="4" w:space="1" w:color="auto"/>
+          <w:right w:val="single" w:sz="4" w:space="4" w:color="auto"/>
+        </w:pBdr>
+        <w:tabs>
+          <w:tab w:val="left" w:pos="1006"/>
+        </w:tabs>
+        <w:spacing w:after="0"/>
+        <w:rPr>
+          <w:rFonts w:ascii="Consolas" w:hAnsi="Consolas" w:cstheme="minorHAnsi"/>
+          <w:sz w:val="14"/>
+          <w:szCs w:val="14"/>
+        </w:rPr>
+      </w:pPr>
+      <w:r>
+        <w:rPr>
+          <w:rFonts w:ascii="Consolas" w:hAnsi="Consolas" w:cstheme="minorHAnsi"/>
+          <w:sz w:val="14"/>
+          <w:szCs w:val="14"/>
+        </w:rPr>
+        <w:t xml:space="preserve">            /* ovde obrada prijavljenog podatka */</w:t>
+      </w:r>
+    </w:p>
+    <w:p>
+      <w:pPr>
+        <w:pBdr>
+          <w:top w:val="single" w:sz="4" w:space="1" w:color="auto"/>
+          <w:left w:val="single" w:sz="4" w:space="4" w:color="auto"/>
+          <w:bottom w:val="single" w:sz="4" w:space="1" w:color="auto"/>
+          <w:right w:val="single" w:sz="4" w:space="4" w:color="auto"/>
+        </w:pBdr>
+        <w:tabs>
+          <w:tab w:val="left" w:pos="1006"/>
+        </w:tabs>
+        <w:spacing w:after="0"/>
+        <w:rPr>
+          <w:rFonts w:ascii="Consolas" w:hAnsi="Consolas" w:cstheme="minorHAnsi"/>
+          <w:sz w:val="14"/>
+          <w:szCs w:val="14"/>
+        </w:rPr>
+      </w:pPr>
+      <w:r>
+        <w:rPr>
+          <w:rFonts w:ascii="Consolas" w:hAnsi="Consolas" w:cstheme="minorHAnsi"/>
+          <w:sz w:val="14"/>
+          <w:szCs w:val="14"/>
+        </w:rPr>
+        <w:t xml:space="preserve">            /* npr. ako je '0'..'9' ili 'A'..'Z' */</w:t>
+      </w:r>
+    </w:p>
+    <w:p>
+      <w:pPr>
+        <w:pBdr>
+          <w:top w:val="single" w:sz="4" w:space="1" w:color="auto"/>
+          <w:left w:val="single" w:sz="4" w:space="4" w:color="auto"/>
+          <w:bottom w:val="single" w:sz="4" w:space="1" w:color="auto"/>
+          <w:right w:val="single" w:sz="4" w:space="4" w:color="auto"/>
+        </w:pBdr>
+        <w:tabs>
+          <w:tab w:val="left" w:pos="1006"/>
+        </w:tabs>
+        <w:spacing w:after="0"/>
+        <w:rPr>
+          <w:rFonts w:ascii="Consolas" w:hAnsi="Consolas" w:cstheme="minorHAnsi"/>
+          <w:sz w:val="14"/>
+          <w:szCs w:val="14"/>
+        </w:rPr>
+      </w:pPr>
+      <w:r>
+        <w:rPr>
+          <w:rFonts w:ascii="Consolas" w:hAnsi="Consolas" w:cstheme="minorHAnsi"/>
+          <w:sz w:val="14"/>
+          <w:szCs w:val="14"/>
+        </w:rPr>
+        <w:t xml:space="preserve">            /* ili parse string */</w:t>
+      </w:r>
+    </w:p>
+    <w:p>
+      <w:pPr>
+        <w:pBdr>
+          <w:top w:val="single" w:sz="4" w:space="1" w:color="auto"/>
+          <w:left w:val="single" w:sz="4" w:space="4" w:color="auto"/>
+          <w:bottom w:val="single" w:sz="4" w:space="1" w:color="auto"/>
+          <w:right w:val="single" w:sz="4" w:space="4" w:color="auto"/>
+        </w:pBdr>
+        <w:tabs>
+          <w:tab w:val="left" w:pos="1006"/>
+        </w:tabs>
+        <w:spacing w:after="0"/>
+        <w:rPr>
+          <w:rFonts w:ascii="Consolas" w:hAnsi="Consolas" w:cstheme="minorHAnsi"/>
+          <w:sz w:val="14"/>
+          <w:szCs w:val="14"/>
+        </w:rPr>
+      </w:pPr>
+      <w:r>
+        <w:rPr>
+          <w:rFonts w:ascii="Consolas" w:hAnsi="Consolas" w:cstheme="minorHAnsi"/>
+          <w:sz w:val="14"/>
+          <w:szCs w:val="14"/>
+        </w:rPr>
+        <w:t xml:space="preserve">            if (ch == '\r')</w:t>
+      </w:r>
+    </w:p>
+    <w:p>
+      <w:pPr>
+        <w:pBdr>
+          <w:top w:val="single" w:sz="4" w:space="1" w:color="auto"/>
+          <w:left w:val="single" w:sz="4" w:space="4" w:color="auto"/>
+          <w:bottom w:val="single" w:sz="4" w:space="1" w:color="auto"/>
+          <w:right w:val="single" w:sz="4" w:space="4" w:color="auto"/>
+        </w:pBdr>
+        <w:tabs>
+          <w:tab w:val="left" w:pos="1006"/>
+        </w:tabs>
+        <w:spacing w:after="0"/>
+        <w:rPr>
+          <w:rFonts w:ascii="Consolas" w:hAnsi="Consolas" w:cstheme="minorHAnsi"/>
+          <w:sz w:val="14"/>
+          <w:szCs w:val="14"/>
+        </w:rPr>
+      </w:pPr>
+      <w:r>
+        <w:rPr>
+          <w:rFonts w:ascii="Consolas" w:hAnsi="Consolas" w:cstheme="minorHAnsi"/>
+          <w:sz w:val="14"/>
+          <w:szCs w:val="14"/>
+        </w:rPr>
+        <w:t xml:space="preserve">            {</w:t>
+      </w:r>
+    </w:p>
+    <w:p>
+      <w:pPr>
+        <w:pBdr>
+          <w:top w:val="single" w:sz="4" w:space="1" w:color="auto"/>
+          <w:left w:val="single" w:sz="4" w:space="4" w:color="auto"/>
+          <w:bottom w:val="single" w:sz="4" w:space="1" w:color="auto"/>
+          <w:right w:val="single" w:sz="4" w:space="4" w:color="auto"/>
+        </w:pBdr>
+        <w:tabs>
+          <w:tab w:val="left" w:pos="1006"/>
+        </w:tabs>
+        <w:spacing w:after="0"/>
+        <w:rPr>
+          <w:rFonts w:ascii="Consolas" w:hAnsi="Consolas" w:cstheme="minorHAnsi"/>
+          <w:sz w:val="14"/>
+          <w:szCs w:val="14"/>
+        </w:rPr>
+      </w:pPr>
+      <w:r>
+        <w:rPr>
+          <w:rFonts w:ascii="Consolas" w:hAnsi="Consolas" w:cstheme="minorHAnsi"/>
+          <w:sz w:val="14"/>
+          <w:szCs w:val="14"/>
+        </w:rPr>
+        <w:t xml:space="preserve">                /* kraj linije */</w:t>
+      </w:r>
+    </w:p>
+    <w:p>
+      <w:pPr>
+        <w:pBdr>
+          <w:top w:val="single" w:sz="4" w:space="1" w:color="auto"/>
+          <w:left w:val="single" w:sz="4" w:space="4" w:color="auto"/>
+          <w:bottom w:val="single" w:sz="4" w:space="1" w:color="auto"/>
+          <w:right w:val="single" w:sz="4" w:space="4" w:color="auto"/>
+        </w:pBdr>
+        <w:tabs>
+          <w:tab w:val="left" w:pos="1006"/>
+        </w:tabs>
+        <w:spacing w:after="0"/>
+        <w:rPr>
+          <w:rFonts w:ascii="Consolas" w:hAnsi="Consolas" w:cstheme="minorHAnsi"/>
+          <w:sz w:val="14"/>
+          <w:szCs w:val="14"/>
+        </w:rPr>
+      </w:pPr>
+      <w:r>
+        <w:rPr>
+          <w:rFonts w:ascii="Consolas" w:hAnsi="Consolas" w:cstheme="minorHAnsi"/>
+          <w:sz w:val="14"/>
+          <w:szCs w:val="14"/>
+        </w:rPr>
+        <w:t xml:space="preserve">            }</w:t>
+      </w:r>
+    </w:p>
+    <w:p>
+      <w:pPr>
+        <w:pBdr>
+          <w:top w:val="single" w:sz="4" w:space="1" w:color="auto"/>
+          <w:left w:val="single" w:sz="4" w:space="4" w:color="auto"/>
+          <w:bottom w:val="single" w:sz="4" w:space="1" w:color="auto"/>
+          <w:right w:val="single" w:sz="4" w:space="4" w:color="auto"/>
+        </w:pBdr>
+        <w:tabs>
+          <w:tab w:val="left" w:pos="1006"/>
+        </w:tabs>
+        <w:spacing w:after="0"/>
+        <w:rPr>
+          <w:rFonts w:ascii="Consolas" w:hAnsi="Consolas" w:cstheme="minorHAnsi"/>
+          <w:sz w:val="14"/>
+          <w:szCs w:val="14"/>
+        </w:rPr>
+      </w:pPr>
+      <w:r>
+        <w:rPr>
+          <w:rFonts w:ascii="Consolas" w:hAnsi="Consolas" w:cstheme="minorHAnsi"/>
+          <w:sz w:val="14"/>
+          <w:szCs w:val="14"/>
+        </w:rPr>
+        <w:t xml:space="preserve">        }</w:t>
+      </w:r>
+    </w:p>
+    <w:p>
+      <w:pPr>
+        <w:pBdr>
+          <w:top w:val="single" w:sz="4" w:space="1" w:color="auto"/>
+          <w:left w:val="single" w:sz="4" w:space="4" w:color="auto"/>
+          <w:bottom w:val="single" w:sz="4" w:space="1" w:color="auto"/>
+          <w:right w:val="single" w:sz="4" w:space="4" w:color="auto"/>
+        </w:pBdr>
+        <w:tabs>
+          <w:tab w:val="left" w:pos="1006"/>
+        </w:tabs>
+        <w:spacing w:after="0"/>
+        <w:rPr>
+          <w:rFonts w:ascii="Consolas" w:hAnsi="Consolas" w:cstheme="minorHAnsi"/>
+          <w:sz w:val="14"/>
+          <w:szCs w:val="14"/>
+        </w:rPr>
+      </w:pPr>
+      <w:r>
+        <w:rPr>
+          <w:rFonts w:ascii="Consolas" w:hAnsi="Consolas" w:cstheme="minorHAnsi"/>
+          <w:sz w:val="14"/>
+          <w:szCs w:val="14"/>
+        </w:rPr>
+        <w:t xml:space="preserve">    }</w:t>
+      </w:r>
+    </w:p>
+    <w:p>
+      <w:pPr>
+        <w:pBdr>
+          <w:top w:val="single" w:sz="4" w:space="1" w:color="auto"/>
+          <w:left w:val="single" w:sz="4" w:space="4" w:color="auto"/>
+          <w:bottom w:val="single" w:sz="4" w:space="1" w:color="auto"/>
+          <w:right w:val="single" w:sz="4" w:space="4" w:color="auto"/>
+        </w:pBdr>
+        <w:tabs>
+          <w:tab w:val="left" w:pos="1006"/>
+        </w:tabs>
+        <w:spacing w:after="0"/>
+        <w:rPr>
+          <w:rFonts w:ascii="Consolas" w:hAnsi="Consolas" w:cstheme="minorHAnsi"/>
+          <w:sz w:val="14"/>
+          <w:szCs w:val="14"/>
+        </w:rPr>
+      </w:pPr>
+      <w:r>
+        <w:rPr>
+          <w:rFonts w:ascii="Consolas" w:hAnsi="Consolas" w:cstheme="minorHAnsi"/>
+          <w:sz w:val="14"/>
+          <w:szCs w:val="14"/>
+        </w:rPr>
+        <w:t>}</w:t>
+      </w:r>
+    </w:p>
+    <w:p>
+      <w:pPr>
+        <w:shd w:val="clear" w:color="auto" w:fill="FFFFFF"/>
+        <w:spacing w:after="0" w:line="240" w:lineRule="auto"/>
+        <w:rPr>
+          <w:rFonts w:eastAsia="Times New Roman" w:cstheme="minorHAnsi"/>
+          <w:b/>
+          <w:bCs/>
+          <w:color w:val="0A0A0A"/>
+          <w:sz w:val="14"/>
+          <w:szCs w:val="14"/>
+        </w:rPr>
+      </w:pPr>
+    </w:p>
+    <w:p>
+      <w:pPr>
+        <w:pBdr>
+          <w:top w:val="single" w:sz="4" w:space="1" w:color="auto"/>
+          <w:left w:val="single" w:sz="4" w:space="4" w:color="auto"/>
+          <w:bottom w:val="single" w:sz="4" w:space="1" w:color="auto"/>
+          <w:right w:val="single" w:sz="4" w:space="4" w:color="auto"/>
+        </w:pBdr>
+        <w:tabs>
+          <w:tab w:val="left" w:pos="1006"/>
+        </w:tabs>
+        <w:spacing w:after="0"/>
+        <w:rPr>
+          <w:rFonts w:ascii="Consolas" w:hAnsi="Consolas" w:cstheme="minorHAnsi"/>
+          <w:b/>
+          <w:sz w:val="14"/>
+          <w:szCs w:val="14"/>
+        </w:rPr>
+      </w:pPr>
+      <w:r>
+        <w:rPr>
+          <w:rFonts w:ascii="Consolas" w:hAnsi="Consolas" w:cstheme="minorHAnsi"/>
+          <w:b/>
+          <w:sz w:val="14"/>
+          <w:szCs w:val="14"/>
+        </w:rPr>
+        <w:t>void task_uart_tx(void *arg)</w:t>
+      </w:r>
+    </w:p>
+    <w:p>
+      <w:pPr>
+        <w:pBdr>
+          <w:top w:val="single" w:sz="4" w:space="1" w:color="auto"/>
+          <w:left w:val="single" w:sz="4" w:space="4" w:color="auto"/>
+          <w:bottom w:val="single" w:sz="4" w:space="1" w:color="auto"/>
+          <w:right w:val="single" w:sz="4" w:space="4" w:color="auto"/>
+        </w:pBdr>
+        <w:tabs>
+          <w:tab w:val="left" w:pos="1006"/>
+        </w:tabs>
+        <w:spacing w:after="0"/>
+        <w:rPr>
+          <w:rFonts w:ascii="Consolas" w:hAnsi="Consolas" w:cstheme="minorHAnsi"/>
+          <w:sz w:val="14"/>
+          <w:szCs w:val="14"/>
+        </w:rPr>
+      </w:pPr>
+      <w:r>
+        <w:rPr>
+          <w:rFonts w:ascii="Consolas" w:hAnsi="Consolas" w:cstheme="minorHAnsi"/>
+          <w:sz w:val="14"/>
+          <w:szCs w:val="14"/>
+        </w:rPr>
+        <w:t>{</w:t>
+      </w:r>
+    </w:p>
+    <w:p>
+      <w:pPr>
+        <w:pBdr>
+          <w:top w:val="single" w:sz="4" w:space="1" w:color="auto"/>
+          <w:left w:val="single" w:sz="4" w:space="4" w:color="auto"/>
+          <w:bottom w:val="single" w:sz="4" w:space="1" w:color="auto"/>
+          <w:right w:val="single" w:sz="4" w:space="4" w:color="auto"/>
+        </w:pBdr>
+        <w:tabs>
+          <w:tab w:val="left" w:pos="1006"/>
+        </w:tabs>
+        <w:spacing w:after="0"/>
+        <w:rPr>
+          <w:rFonts w:ascii="Consolas" w:hAnsi="Consolas" w:cstheme="minorHAnsi"/>
+          <w:sz w:val="14"/>
+          <w:szCs w:val="14"/>
+        </w:rPr>
+      </w:pPr>
+      <w:r>
+        <w:rPr>
+          <w:rFonts w:ascii="Consolas" w:hAnsi="Consolas" w:cstheme="minorHAnsi"/>
+          <w:sz w:val="14"/>
+          <w:szCs w:val="14"/>
+        </w:rPr>
+        <w:t xml:space="preserve">    uint8_t ch;</w:t>
+      </w:r>
+    </w:p>
+    <w:p>
+      <w:pPr>
+        <w:pBdr>
+          <w:top w:val="single" w:sz="4" w:space="1" w:color="auto"/>
+          <w:left w:val="single" w:sz="4" w:space="4" w:color="auto"/>
+          <w:bottom w:val="single" w:sz="4" w:space="1" w:color="auto"/>
+          <w:right w:val="single" w:sz="4" w:space="4" w:color="auto"/>
+        </w:pBdr>
+        <w:tabs>
+          <w:tab w:val="left" w:pos="1006"/>
+        </w:tabs>
+        <w:spacing w:after="0"/>
+        <w:rPr>
+          <w:rFonts w:ascii="Consolas" w:hAnsi="Consolas" w:cstheme="minorHAnsi"/>
+          <w:sz w:val="14"/>
+          <w:szCs w:val="14"/>
+        </w:rPr>
+      </w:pPr>
+    </w:p>
+    <w:p>
+      <w:pPr>
+        <w:pBdr>
+          <w:top w:val="single" w:sz="4" w:space="1" w:color="auto"/>
+          <w:left w:val="single" w:sz="4" w:space="4" w:color="auto"/>
+          <w:bottom w:val="single" w:sz="4" w:space="1" w:color="auto"/>
+          <w:right w:val="single" w:sz="4" w:space="4" w:color="auto"/>
+        </w:pBdr>
+        <w:tabs>
+          <w:tab w:val="left" w:pos="1006"/>
+        </w:tabs>
+        <w:spacing w:after="0"/>
+        <w:rPr>
+          <w:rFonts w:ascii="Consolas" w:hAnsi="Consolas" w:cstheme="minorHAnsi"/>
+          <w:sz w:val="14"/>
+          <w:szCs w:val="14"/>
+        </w:rPr>
+      </w:pPr>
+      <w:r>
+        <w:rPr>
+          <w:rFonts w:ascii="Consolas" w:hAnsi="Consolas" w:cstheme="minorHAnsi"/>
+          <w:sz w:val="14"/>
+          <w:szCs w:val="14"/>
+        </w:rPr>
+        <w:t xml:space="preserve">    for (;;)</w:t>
+      </w:r>
+    </w:p>
+    <w:p>
+      <w:pPr>
+        <w:pBdr>
+          <w:top w:val="single" w:sz="4" w:space="1" w:color="auto"/>
+          <w:left w:val="single" w:sz="4" w:space="4" w:color="auto"/>
+          <w:bottom w:val="single" w:sz="4" w:space="1" w:color="auto"/>
+          <w:right w:val="single" w:sz="4" w:space="4" w:color="auto"/>
+        </w:pBdr>
+        <w:tabs>
+          <w:tab w:val="left" w:pos="1006"/>
+        </w:tabs>
+        <w:spacing w:after="0"/>
+        <w:rPr>
+          <w:rFonts w:ascii="Consolas" w:hAnsi="Consolas" w:cstheme="minorHAnsi"/>
+          <w:sz w:val="14"/>
+          <w:szCs w:val="14"/>
+        </w:rPr>
+      </w:pPr>
+      <w:r>
+        <w:rPr>
+          <w:rFonts w:ascii="Consolas" w:hAnsi="Consolas" w:cstheme="minorHAnsi"/>
+          <w:sz w:val="14"/>
+          <w:szCs w:val="14"/>
+        </w:rPr>
+        <w:t xml:space="preserve">    {</w:t>
+      </w:r>
+    </w:p>
+    <w:p>
+      <w:pPr>
+        <w:pBdr>
+          <w:top w:val="single" w:sz="4" w:space="1" w:color="auto"/>
+          <w:left w:val="single" w:sz="4" w:space="4" w:color="auto"/>
+          <w:bottom w:val="single" w:sz="4" w:space="1" w:color="auto"/>
+          <w:right w:val="single" w:sz="4" w:space="4" w:color="auto"/>
+        </w:pBdr>
+        <w:tabs>
+          <w:tab w:val="left" w:pos="1006"/>
+        </w:tabs>
+        <w:spacing w:after="0"/>
+        <w:rPr>
+          <w:rFonts w:ascii="Consolas" w:hAnsi="Consolas" w:cstheme="minorHAnsi"/>
+          <w:sz w:val="14"/>
+          <w:szCs w:val="14"/>
+        </w:rPr>
+      </w:pPr>
+      <w:r>
+        <w:rPr>
+          <w:rFonts w:ascii="Consolas" w:hAnsi="Consolas" w:cstheme="minorHAnsi"/>
+          <w:sz w:val="14"/>
+          <w:szCs w:val="14"/>
+        </w:rPr>
+        <w:t xml:space="preserve">        xQueueReceive(g_uartTxQueue, &amp;ch, portMAX_DELAY);</w:t>
+      </w:r>
+    </w:p>
+    <w:p>
+      <w:pPr>
+        <w:pBdr>
+          <w:top w:val="single" w:sz="4" w:space="1" w:color="auto"/>
+          <w:left w:val="single" w:sz="4" w:space="4" w:color="auto"/>
+          <w:bottom w:val="single" w:sz="4" w:space="1" w:color="auto"/>
+          <w:right w:val="single" w:sz="4" w:space="4" w:color="auto"/>
+        </w:pBdr>
+        <w:tabs>
+          <w:tab w:val="left" w:pos="1006"/>
+        </w:tabs>
+        <w:spacing w:after="0"/>
+        <w:rPr>
+          <w:rFonts w:ascii="Consolas" w:hAnsi="Consolas" w:cstheme="minorHAnsi"/>
+          <w:sz w:val="14"/>
+          <w:szCs w:val="14"/>
+        </w:rPr>
+      </w:pPr>
+    </w:p>
+    <w:p>
+      <w:pPr>
+        <w:pBdr>
+          <w:top w:val="single" w:sz="4" w:space="1" w:color="auto"/>
+          <w:left w:val="single" w:sz="4" w:space="4" w:color="auto"/>
+          <w:bottom w:val="single" w:sz="4" w:space="1" w:color="auto"/>
+          <w:right w:val="single" w:sz="4" w:space="4" w:color="auto"/>
+        </w:pBdr>
+        <w:tabs>
+          <w:tab w:val="left" w:pos="1006"/>
+        </w:tabs>
+        <w:spacing w:after="0"/>
+        <w:rPr>
+          <w:rFonts w:ascii="Consolas" w:hAnsi="Consolas" w:cstheme="minorHAnsi"/>
+          <w:sz w:val="14"/>
+          <w:szCs w:val="14"/>
+        </w:rPr>
+      </w:pPr>
+      <w:r>
+        <w:rPr>
+          <w:rFonts w:ascii="Consolas" w:hAnsi="Consolas" w:cstheme="minorHAnsi"/>
+          <w:sz w:val="14"/>
+          <w:szCs w:val="14"/>
+        </w:rPr>
+        <w:t xml:space="preserve">        while (IfxAsclin_getTxFifoFillLevelFlagStatus(MODULE_ASCLIN0) != TRUE)</w:t>
+      </w:r>
+    </w:p>
+    <w:p>
+      <w:pPr>
+        <w:pBdr>
+          <w:top w:val="single" w:sz="4" w:space="1" w:color="auto"/>
+          <w:left w:val="single" w:sz="4" w:space="4" w:color="auto"/>
+          <w:bottom w:val="single" w:sz="4" w:space="1" w:color="auto"/>
+          <w:right w:val="single" w:sz="4" w:space="4" w:color="auto"/>
+        </w:pBdr>
+        <w:tabs>
+          <w:tab w:val="left" w:pos="1006"/>
+        </w:tabs>
+        <w:spacing w:after="0"/>
+        <w:rPr>
+          <w:rFonts w:ascii="Consolas" w:hAnsi="Consolas" w:cstheme="minorHAnsi"/>
+          <w:sz w:val="14"/>
+          <w:szCs w:val="14"/>
+        </w:rPr>
+      </w:pPr>
+      <w:r>
+        <w:rPr>
+          <w:rFonts w:ascii="Consolas" w:hAnsi="Consolas" w:cstheme="minorHAnsi"/>
+          <w:sz w:val="14"/>
+          <w:szCs w:val="14"/>
+        </w:rPr>
+        <w:t xml:space="preserve">        {</w:t>
+      </w:r>
+    </w:p>
+    <w:p>
+      <w:pPr>
+        <w:pBdr>
+          <w:top w:val="single" w:sz="4" w:space="1" w:color="auto"/>
+          <w:left w:val="single" w:sz="4" w:space="4" w:color="auto"/>
+          <w:bottom w:val="single" w:sz="4" w:space="1" w:color="auto"/>
+          <w:right w:val="single" w:sz="4" w:space="4" w:color="auto"/>
+        </w:pBdr>
+        <w:tabs>
+          <w:tab w:val="left" w:pos="1006"/>
+        </w:tabs>
+        <w:spacing w:after="0"/>
+        <w:rPr>
+          <w:rFonts w:ascii="Consolas" w:hAnsi="Consolas" w:cstheme="minorHAnsi"/>
+          <w:sz w:val="14"/>
+          <w:szCs w:val="14"/>
+        </w:rPr>
+      </w:pPr>
+      <w:r>
+        <w:rPr>
+          <w:rFonts w:ascii="Consolas" w:hAnsi="Consolas" w:cstheme="minorHAnsi"/>
+          <w:sz w:val="14"/>
+          <w:szCs w:val="14"/>
+        </w:rPr>
+        <w:t xml:space="preserve">            /* wait until TX FIFO has room */</w:t>
+      </w:r>
+    </w:p>
+    <w:p>
+      <w:pPr>
+        <w:pBdr>
+          <w:top w:val="single" w:sz="4" w:space="1" w:color="auto"/>
+          <w:left w:val="single" w:sz="4" w:space="4" w:color="auto"/>
+          <w:bottom w:val="single" w:sz="4" w:space="1" w:color="auto"/>
+          <w:right w:val="single" w:sz="4" w:space="4" w:color="auto"/>
+        </w:pBdr>
+        <w:tabs>
+          <w:tab w:val="left" w:pos="1006"/>
+        </w:tabs>
+        <w:spacing w:after="0"/>
+        <w:rPr>
+          <w:rFonts w:ascii="Consolas" w:hAnsi="Consolas" w:cstheme="minorHAnsi"/>
+          <w:sz w:val="14"/>
+          <w:szCs w:val="14"/>
+        </w:rPr>
+      </w:pPr>
+      <w:r>
+        <w:rPr>
+          <w:rFonts w:ascii="Consolas" w:hAnsi="Consolas" w:cstheme="minorHAnsi"/>
+          <w:sz w:val="14"/>
+          <w:szCs w:val="14"/>
+        </w:rPr>
+        <w:t xml:space="preserve">        }</w:t>
+      </w:r>
+    </w:p>
+    <w:p>
+      <w:pPr>
+        <w:pBdr>
+          <w:top w:val="single" w:sz="4" w:space="1" w:color="auto"/>
+          <w:left w:val="single" w:sz="4" w:space="4" w:color="auto"/>
+          <w:bottom w:val="single" w:sz="4" w:space="1" w:color="auto"/>
+          <w:right w:val="single" w:sz="4" w:space="4" w:color="auto"/>
+        </w:pBdr>
+        <w:tabs>
+          <w:tab w:val="left" w:pos="1006"/>
+        </w:tabs>
+        <w:spacing w:after="0"/>
+        <w:rPr>
+          <w:rFonts w:ascii="Consolas" w:hAnsi="Consolas" w:cstheme="minorHAnsi"/>
+          <w:sz w:val="14"/>
+          <w:szCs w:val="14"/>
+        </w:rPr>
+      </w:pPr>
+    </w:p>
+    <w:p>
+      <w:pPr>
+        <w:pBdr>
+          <w:top w:val="single" w:sz="4" w:space="1" w:color="auto"/>
+          <w:left w:val="single" w:sz="4" w:space="4" w:color="auto"/>
+          <w:bottom w:val="single" w:sz="4" w:space="1" w:color="auto"/>
+          <w:right w:val="single" w:sz="4" w:space="4" w:color="auto"/>
+        </w:pBdr>
+        <w:tabs>
+          <w:tab w:val="left" w:pos="1006"/>
+        </w:tabs>
+        <w:spacing w:after="0"/>
+        <w:rPr>
+          <w:rFonts w:ascii="Consolas" w:hAnsi="Consolas" w:cstheme="minorHAnsi"/>
+          <w:sz w:val="14"/>
+          <w:szCs w:val="14"/>
+        </w:rPr>
+      </w:pPr>
+      <w:r>
+        <w:rPr>
+          <w:rFonts w:ascii="Consolas" w:hAnsi="Consolas" w:cstheme="minorHAnsi"/>
+          <w:sz w:val="14"/>
+          <w:szCs w:val="14"/>
+        </w:rPr>
+        <w:t xml:space="preserve">        IfxAsclin_clearTxFifoFillLevelFlag(MODULE_ASCLIN0);</w:t>
+      </w:r>
+    </w:p>
+    <w:p>
+      <w:pPr>
+        <w:pBdr>
+          <w:top w:val="single" w:sz="4" w:space="1" w:color="auto"/>
+          <w:left w:val="single" w:sz="4" w:space="4" w:color="auto"/>
+          <w:bottom w:val="single" w:sz="4" w:space="1" w:color="auto"/>
+          <w:right w:val="single" w:sz="4" w:space="4" w:color="auto"/>
+        </w:pBdr>
+        <w:tabs>
+          <w:tab w:val="left" w:pos="1006"/>
+        </w:tabs>
+        <w:spacing w:after="0"/>
+        <w:rPr>
+          <w:rFonts w:ascii="Consolas" w:hAnsi="Consolas" w:cstheme="minorHAnsi"/>
+          <w:sz w:val="14"/>
+          <w:szCs w:val="14"/>
+        </w:rPr>
+      </w:pPr>
+      <w:r>
+        <w:rPr>
+          <w:rFonts w:ascii="Consolas" w:hAnsi="Consolas" w:cstheme="minorHAnsi"/>
+          <w:sz w:val="14"/>
+          <w:szCs w:val="14"/>
+        </w:rPr>
+        <w:t xml:space="preserve">        IfxAsclin_writeTxData(MODULE_ASCLIN0, ch);</w:t>
+      </w:r>
+    </w:p>
+    <w:p>
+      <w:pPr>
+        <w:pBdr>
+          <w:top w:val="single" w:sz="4" w:space="1" w:color="auto"/>
+          <w:left w:val="single" w:sz="4" w:space="4" w:color="auto"/>
+          <w:bottom w:val="single" w:sz="4" w:space="1" w:color="auto"/>
+          <w:right w:val="single" w:sz="4" w:space="4" w:color="auto"/>
+        </w:pBdr>
+        <w:tabs>
+          <w:tab w:val="left" w:pos="1006"/>
+        </w:tabs>
+        <w:spacing w:after="0"/>
+        <w:rPr>
+          <w:rFonts w:ascii="Consolas" w:hAnsi="Consolas" w:cstheme="minorHAnsi"/>
+          <w:sz w:val="14"/>
+          <w:szCs w:val="14"/>
+        </w:rPr>
+      </w:pPr>
+      <w:r>
+        <w:rPr>
+          <w:rFonts w:ascii="Consolas" w:hAnsi="Consolas" w:cstheme="minorHAnsi"/>
+          <w:sz w:val="14"/>
+          <w:szCs w:val="14"/>
+        </w:rPr>
+        <w:t xml:space="preserve">    }</w:t>
+      </w:r>
+    </w:p>
+    <w:p>
+      <w:pPr>
+        <w:pBdr>
+          <w:top w:val="single" w:sz="4" w:space="1" w:color="auto"/>
+          <w:left w:val="single" w:sz="4" w:space="4" w:color="auto"/>
+          <w:bottom w:val="single" w:sz="4" w:space="1" w:color="auto"/>
+          <w:right w:val="single" w:sz="4" w:space="4" w:color="auto"/>
+        </w:pBdr>
+        <w:tabs>
+          <w:tab w:val="left" w:pos="1006"/>
+        </w:tabs>
+        <w:spacing w:after="0"/>
+        <w:rPr>
+          <w:rFonts w:ascii="Consolas" w:hAnsi="Consolas" w:cstheme="minorHAnsi"/>
+          <w:sz w:val="14"/>
+          <w:szCs w:val="14"/>
+        </w:rPr>
+      </w:pPr>
+      <w:r>
+        <w:rPr>
+          <w:rFonts w:ascii="Consolas" w:hAnsi="Consolas" w:cstheme="minorHAnsi"/>
+          <w:sz w:val="14"/>
+          <w:szCs w:val="14"/>
+        </w:rPr>
+        <w:t>}</w:t>
+      </w:r>
+    </w:p>
+    <w:p>
+      <w:pPr>
+        <w:shd w:val="clear" w:color="auto" w:fill="FFFFFF"/>
+        <w:spacing w:after="0" w:line="240" w:lineRule="auto"/>
+        <w:rPr>
+          <w:rFonts w:eastAsia="Times New Roman" w:cstheme="minorHAnsi"/>
+          <w:b/>
+          <w:bCs/>
+          <w:color w:val="0A0A0A"/>
+          <w:sz w:val="14"/>
+          <w:szCs w:val="14"/>
+        </w:rPr>
+      </w:pPr>
+    </w:p>
+    <w:p>
+      <w:pPr>
+        <w:shd w:val="clear" w:color="auto" w:fill="FFFFFF"/>
+        <w:spacing w:after="0" w:line="240" w:lineRule="auto"/>
+        <w:rPr>
+          <w:rFonts w:eastAsia="Times New Roman" w:cstheme="minorHAnsi"/>
+          <w:b/>
+          <w:bCs/>
+          <w:color w:val="0A0A0A"/>
+          <w:sz w:val="14"/>
+          <w:szCs w:val="14"/>
+        </w:rPr>
+      </w:pPr>
+    </w:p>
+    <w:p>
+      <w:pPr>
+        <w:pBdr>
+          <w:top w:val="single" w:sz="4" w:space="1" w:color="auto"/>
+          <w:left w:val="single" w:sz="4" w:space="4" w:color="auto"/>
+          <w:bottom w:val="single" w:sz="4" w:space="1" w:color="auto"/>
+          <w:right w:val="single" w:sz="4" w:space="4" w:color="auto"/>
+        </w:pBdr>
+        <w:tabs>
+          <w:tab w:val="left" w:pos="1006"/>
+        </w:tabs>
+        <w:spacing w:after="0"/>
+        <w:rPr>
+          <w:rFonts w:ascii="Consolas" w:hAnsi="Consolas" w:cstheme="minorHAnsi"/>
+          <w:sz w:val="14"/>
+          <w:szCs w:val="14"/>
+        </w:rPr>
+      </w:pPr>
+      <w:r>
+        <w:rPr>
+          <w:rFonts w:ascii="Consolas" w:hAnsi="Consolas" w:cstheme="minorHAnsi"/>
+          <w:sz w:val="14"/>
+          <w:szCs w:val="14"/>
+        </w:rPr>
+        <w:t>Slanje karaktera iz bilo kog task-a</w:t>
+      </w:r>
+    </w:p>
+    <w:p>
+      <w:pPr>
+        <w:pBdr>
+          <w:top w:val="single" w:sz="4" w:space="1" w:color="auto"/>
+          <w:left w:val="single" w:sz="4" w:space="4" w:color="auto"/>
+          <w:bottom w:val="single" w:sz="4" w:space="1" w:color="auto"/>
+          <w:right w:val="single" w:sz="4" w:space="4" w:color="auto"/>
+        </w:pBdr>
+        <w:tabs>
+          <w:tab w:val="left" w:pos="1006"/>
+        </w:tabs>
+        <w:spacing w:after="0"/>
+        <w:rPr>
+          <w:rFonts w:ascii="Consolas" w:hAnsi="Consolas" w:cstheme="minorHAnsi"/>
+          <w:sz w:val="14"/>
+          <w:szCs w:val="14"/>
+        </w:rPr>
+      </w:pPr>
+    </w:p>
+    <w:p>
+      <w:pPr>
+        <w:pBdr>
+          <w:top w:val="single" w:sz="4" w:space="1" w:color="auto"/>
+          <w:left w:val="single" w:sz="4" w:space="4" w:color="auto"/>
+          <w:bottom w:val="single" w:sz="4" w:space="1" w:color="auto"/>
+          <w:right w:val="single" w:sz="4" w:space="4" w:color="auto"/>
+        </w:pBdr>
+        <w:tabs>
+          <w:tab w:val="left" w:pos="1006"/>
+        </w:tabs>
+        <w:spacing w:after="0"/>
+        <w:rPr>
+          <w:rFonts w:ascii="Consolas" w:hAnsi="Consolas" w:cstheme="minorHAnsi"/>
+          <w:b/>
+          <w:sz w:val="14"/>
+          <w:szCs w:val="14"/>
+        </w:rPr>
+      </w:pPr>
+      <w:r>
+        <w:rPr>
+          <w:rFonts w:ascii="Consolas" w:hAnsi="Consolas" w:cstheme="minorHAnsi"/>
+          <w:b/>
+          <w:sz w:val="14"/>
+          <w:szCs w:val="14"/>
+        </w:rPr>
+        <w:t>void uart_send_char(uint8_t ch)</w:t>
+      </w:r>
+    </w:p>
+    <w:p>
+      <w:pPr>
+        <w:pBdr>
+          <w:top w:val="single" w:sz="4" w:space="1" w:color="auto"/>
+          <w:left w:val="single" w:sz="4" w:space="4" w:color="auto"/>
+          <w:bottom w:val="single" w:sz="4" w:space="1" w:color="auto"/>
+          <w:right w:val="single" w:sz="4" w:space="4" w:color="auto"/>
+        </w:pBdr>
+        <w:tabs>
+          <w:tab w:val="left" w:pos="1006"/>
+        </w:tabs>
+        <w:spacing w:after="0"/>
+        <w:rPr>
+          <w:rFonts w:ascii="Consolas" w:hAnsi="Consolas" w:cstheme="minorHAnsi"/>
+          <w:sz w:val="14"/>
+          <w:szCs w:val="14"/>
+        </w:rPr>
+      </w:pPr>
+      <w:r>
+        <w:rPr>
+          <w:rFonts w:ascii="Consolas" w:hAnsi="Consolas" w:cstheme="minorHAnsi"/>
+          <w:sz w:val="14"/>
+          <w:szCs w:val="14"/>
+        </w:rPr>
+        <w:t>{</w:t>
+      </w:r>
+    </w:p>
+    <w:p>
+      <w:pPr>
+        <w:pBdr>
+          <w:top w:val="single" w:sz="4" w:space="1" w:color="auto"/>
+          <w:left w:val="single" w:sz="4" w:space="4" w:color="auto"/>
+          <w:bottom w:val="single" w:sz="4" w:space="1" w:color="auto"/>
+          <w:right w:val="single" w:sz="4" w:space="4" w:color="auto"/>
+        </w:pBdr>
+        <w:tabs>
+          <w:tab w:val="left" w:pos="1006"/>
+        </w:tabs>
+        <w:spacing w:after="0"/>
+        <w:rPr>
+          <w:rFonts w:ascii="Consolas" w:hAnsi="Consolas" w:cstheme="minorHAnsi"/>
+          <w:sz w:val="14"/>
+          <w:szCs w:val="14"/>
+        </w:rPr>
+      </w:pPr>
+      <w:r>
+        <w:rPr>
+          <w:rFonts w:ascii="Consolas" w:hAnsi="Consolas" w:cstheme="minorHAnsi"/>
+          <w:sz w:val="14"/>
+          <w:szCs w:val="14"/>
+        </w:rPr>
+        <w:t xml:space="preserve">    xQueueSend(g_uartTxQueue, &amp;ch, portMAX_DELAY);</w:t>
+      </w:r>
+    </w:p>
+    <w:p>
+      <w:pPr>
+        <w:pBdr>
+          <w:top w:val="single" w:sz="4" w:space="1" w:color="auto"/>
+          <w:left w:val="single" w:sz="4" w:space="4" w:color="auto"/>
+          <w:bottom w:val="single" w:sz="4" w:space="1" w:color="auto"/>
+          <w:right w:val="single" w:sz="4" w:space="4" w:color="auto"/>
+        </w:pBdr>
+        <w:tabs>
+          <w:tab w:val="left" w:pos="1006"/>
+        </w:tabs>
+        <w:spacing w:after="0"/>
+        <w:rPr>
+          <w:rFonts w:ascii="Consolas" w:hAnsi="Consolas" w:cstheme="minorHAnsi"/>
+          <w:sz w:val="14"/>
+          <w:szCs w:val="14"/>
+        </w:rPr>
+      </w:pPr>
+      <w:r>
+        <w:rPr>
+          <w:rFonts w:ascii="Consolas" w:hAnsi="Consolas" w:cstheme="minorHAnsi"/>
+          <w:sz w:val="14"/>
+          <w:szCs w:val="14"/>
+        </w:rPr>
+        <w:t>}</w:t>
+      </w:r>
+    </w:p>
+    <w:p>
+      <w:pPr>
+        <w:shd w:val="clear" w:color="auto" w:fill="FFFFFF"/>
+        <w:spacing w:after="0" w:line="240" w:lineRule="auto"/>
+        <w:rPr>
+          <w:rFonts w:eastAsia="Times New Roman" w:cstheme="minorHAnsi"/>
+          <w:b/>
+          <w:bCs/>
+          <w:color w:val="0A0A0A"/>
+          <w:sz w:val="14"/>
+          <w:szCs w:val="14"/>
+        </w:rPr>
+      </w:pPr>
+    </w:p>
+    <w:p>
+      <w:pPr>
+        <w:shd w:val="clear" w:color="auto" w:fill="FFFFFF"/>
+        <w:spacing w:after="0" w:line="240" w:lineRule="auto"/>
+        <w:rPr>
+          <w:rFonts w:eastAsia="Times New Roman" w:cstheme="minorHAnsi"/>
+          <w:b/>
+          <w:bCs/>
+          <w:color w:val="0A0A0A"/>
+          <w:sz w:val="14"/>
+          <w:szCs w:val="14"/>
+        </w:rPr>
+      </w:pPr>
+    </w:p>
+    <w:p>
+      <w:pPr>
+        <w:shd w:val="clear" w:color="auto" w:fill="FFFFFF"/>
+        <w:spacing w:after="0" w:line="240" w:lineRule="auto"/>
+        <w:rPr>
+          <w:rFonts w:eastAsia="Times New Roman" w:cstheme="minorHAnsi"/>
+          <w:b/>
+          <w:bCs/>
+          <w:color w:val="0A0A0A"/>
+          <w:sz w:val="14"/>
+          <w:szCs w:val="14"/>
+        </w:rPr>
+      </w:pPr>
+    </w:p>
+    <w:p>
+      <w:pPr>
+        <w:rPr>
+          <w:rFonts w:eastAsia="Times New Roman" w:cstheme="minorHAnsi"/>
+          <w:b/>
+          <w:bCs/>
+          <w:color w:val="0A0A0A"/>
+          <w:sz w:val="14"/>
+          <w:szCs w:val="14"/>
+        </w:rPr>
+      </w:pPr>
+      <w:r>
+        <w:rPr>
+          <w:rFonts w:eastAsia="Times New Roman" w:cstheme="minorHAnsi"/>
+          <w:b/>
+          <w:bCs/>
+          <w:color w:val="0A0A0A"/>
+          <w:sz w:val="14"/>
+          <w:szCs w:val="14"/>
+        </w:rPr>
+        <w:br w:type="page"/>
+      </w:r>
+    </w:p>
+    <w:p>
+      <w:pPr>
+        <w:shd w:val="clear" w:color="auto" w:fill="FFFFFF"/>
+        <w:spacing w:after="0" w:line="240" w:lineRule="auto"/>
+        <w:rPr>
+          <w:rFonts w:eastAsia="Times New Roman" w:cstheme="minorHAnsi"/>
+          <w:b/>
+          <w:bCs/>
+          <w:color w:val="0A0A0A"/>
+          <w:sz w:val="14"/>
+          <w:szCs w:val="14"/>
+        </w:rPr>
+      </w:pPr>
+      <w:r>
+        <w:rPr>
+          <w:rFonts w:eastAsia="Times New Roman" w:cstheme="minorHAnsi"/>
+          <w:b/>
+          <w:bCs/>
+          <w:color w:val="0A0A0A"/>
+          <w:sz w:val="14"/>
+          <w:szCs w:val="14"/>
+        </w:rPr>
+        <w:lastRenderedPageBreak/>
         <w:t>Detalji:</w:t>
       </w:r>
     </w:p>
@@ -5487,7 +9072,6 @@
           <w:sz w:val="14"/>
           <w:szCs w:val="14"/>
         </w:rPr>
-        <w:lastRenderedPageBreak/>
         <w:drawing>
           <wp:inline distT="0" distB="0" distL="0" distR="0" wp14:anchorId="4B5A68A2" wp14:editId="666CE04C">
             <wp:extent cx="4001401" cy="1554819"/>
@@ -5760,8 +9344,51 @@
         <w:ind w:left="360"/>
         <w:rPr>
           <w:rFonts w:cstheme="minorHAnsi"/>
-        </w:rPr>
-      </w:pPr>
+          <w:b/>
+          <w:u w:val="single"/>
+        </w:rPr>
+      </w:pPr>
+      <w:r>
+        <w:rPr>
+          <w:rFonts w:cstheme="minorHAnsi"/>
+          <w:highlight w:val="yellow"/>
+        </w:rPr>
+        <w:t>Zuto: obrisati posle</w:t>
+      </w:r>
+      <w:r>
+        <w:rPr>
+          <w:rFonts w:cstheme="minorHAnsi"/>
+        </w:rPr>
+        <w:t xml:space="preserve"> </w:t>
+      </w:r>
+      <w:r>
+        <w:rPr>
+          <w:rFonts w:cstheme="minorHAnsi"/>
+          <w:b/>
+          <w:highlight w:val="yellow"/>
+          <w:u w:val="single"/>
+        </w:rPr>
+        <w:t xml:space="preserve">ili </w:t>
+      </w:r>
+      <w:r>
+        <w:rPr>
+          <w:rFonts w:cstheme="minorHAnsi"/>
+          <w:b/>
+          <w:color w:val="FF0000"/>
+          <w:highlight w:val="yellow"/>
+          <w:u w:val="single"/>
+        </w:rPr>
+        <w:t>dipomac da sve osvezi</w:t>
+      </w:r>
+      <w:r>
+        <w:rPr>
+          <w:rFonts w:cstheme="minorHAnsi"/>
+          <w:b/>
+          <w:color w:val="FF0000"/>
+          <w:u w:val="single"/>
+        </w:rPr>
+        <w:t xml:space="preserve"> </w:t>
+      </w:r>
     </w:p>
     <w:p>
       <w:pPr>
@@ -5769,11 +9396,13 @@
         <w:jc w:val="both"/>
         <w:rPr>
           <w:rFonts w:cstheme="minorHAnsi"/>
-        </w:rPr>
-      </w:pPr>
-      <w:r>
-        <w:rPr>
-          <w:rFonts w:cstheme="minorHAnsi"/>
+          <w:highlight w:val="yellow"/>
+        </w:rPr>
+      </w:pPr>
+      <w:r>
+        <w:rPr>
+          <w:rFonts w:cstheme="minorHAnsi"/>
+          <w:highlight w:val="yellow"/>
         </w:rPr>
         <w:t xml:space="preserve">Primeri su bazirani na Infineonovoj ILL biblioteci i FreeRTOS-u (vise taskova, semafori, muteksi, redovi, itd.). Prilikom upoznavanje sa temom, prvo pogledati </w:t>
       </w:r>
@@ -5782,66 +9411,77 @@
           <w:rFonts w:cstheme="minorHAnsi"/>
           <w:b/>
           <w:i/>
+          <w:highlight w:val="yellow"/>
         </w:rPr>
         <w:t>ReadMe.md</w:t>
       </w:r>
       <w:r>
         <w:rPr>
           <w:rFonts w:cstheme="minorHAnsi"/>
+          <w:highlight w:val="yellow"/>
         </w:rPr>
         <w:t xml:space="preserve"> fajl svakog primera</w:t>
       </w:r>
       <w:r>
         <w:rPr>
           <w:rFonts w:cstheme="minorHAnsi"/>
+          <w:highlight w:val="yellow"/>
         </w:rPr>
         <w:t>.</w:t>
       </w:r>
       <w:r>
         <w:rPr>
           <w:rFonts w:cstheme="minorHAnsi"/>
+          <w:highlight w:val="yellow"/>
         </w:rPr>
         <w:t xml:space="preserve"> Posle u</w:t>
       </w:r>
       <w:r>
         <w:rPr>
           <w:rFonts w:cstheme="minorHAnsi"/>
+          <w:highlight w:val="yellow"/>
         </w:rPr>
         <w:t>pozna</w:t>
       </w:r>
       <w:r>
         <w:rPr>
           <w:rFonts w:cstheme="minorHAnsi"/>
+          <w:highlight w:val="yellow"/>
         </w:rPr>
         <w:t>vanja</w:t>
       </w:r>
       <w:r>
         <w:rPr>
           <w:rFonts w:cstheme="minorHAnsi"/>
+          <w:highlight w:val="yellow"/>
         </w:rPr>
         <w:t xml:space="preserve"> sa originalnim proj</w:t>
       </w:r>
       <w:r>
         <w:rPr>
           <w:rFonts w:cstheme="minorHAnsi"/>
+          <w:highlight w:val="yellow"/>
         </w:rPr>
         <w:t>ektom</w:t>
       </w:r>
       <w:r>
         <w:rPr>
           <w:rFonts w:cstheme="minorHAnsi"/>
+          <w:highlight w:val="yellow"/>
         </w:rPr>
         <w:t>, neohodno je</w:t>
       </w:r>
       <w:r>
         <w:rPr>
           <w:rFonts w:cstheme="minorHAnsi"/>
+          <w:highlight w:val="yellow"/>
         </w:rPr>
         <w:t xml:space="preserve"> realizovati sledece</w:t>
       </w:r>
       <w:r>
         <w:rPr>
           <w:rFonts w:cstheme="minorHAnsi"/>
+          <w:highlight w:val="yellow"/>
         </w:rPr>
         <w:t>:</w:t>
       </w:r>
@@ -5857,12 +9497,14 @@
         <w:ind w:left="357"/>
         <w:rPr>
           <w:rFonts w:cstheme="minorHAnsi"/>
+          <w:highlight w:val="yellow"/>
         </w:rPr>
       </w:pPr>
       <w:r>
         <w:rPr>
           <w:rFonts w:cstheme="minorHAnsi"/>
           <w:color w:val="FF0000"/>
+          <w:highlight w:val="yellow"/>
         </w:rPr>
         <w:t>iLLD_TC375_ADS_FreeRTOS_Basic</w:t>
       </w:r>
@@ -5870,6 +9512,7 @@
         <w:rPr>
           <w:rFonts w:cstheme="minorHAnsi"/>
           <w:color w:val="FF0000"/>
+          <w:highlight w:val="yellow"/>
         </w:rPr>
         <w:t xml:space="preserve"> </w:t>
       </w:r>
@@ -5881,41 +9524,48 @@
         <w:ind w:left="357"/>
         <w:rPr>
           <w:rFonts w:cstheme="minorHAnsi"/>
-        </w:rPr>
-      </w:pPr>
-      <w:r>
-        <w:rPr>
-          <w:rFonts w:cstheme="minorHAnsi"/>
+          <w:highlight w:val="yellow"/>
+        </w:rPr>
+      </w:pPr>
+      <w:r>
+        <w:rPr>
+          <w:rFonts w:cstheme="minorHAnsi"/>
+          <w:highlight w:val="yellow"/>
         </w:rPr>
         <w:t xml:space="preserve">Opis (originala): </w:t>
       </w:r>
       <w:r>
         <w:rPr>
           <w:rFonts w:cstheme="minorHAnsi"/>
+          <w:highlight w:val="yellow"/>
         </w:rPr>
         <w:t xml:space="preserve">1 </w:t>
       </w:r>
       <w:r>
         <w:rPr>
           <w:rFonts w:cstheme="minorHAnsi"/>
+          <w:highlight w:val="yellow"/>
         </w:rPr>
         <w:t>taster</w:t>
       </w:r>
       <w:r>
         <w:rPr>
           <w:rFonts w:cstheme="minorHAnsi"/>
+          <w:highlight w:val="yellow"/>
         </w:rPr>
         <w:t xml:space="preserve"> + 2 LED</w:t>
       </w:r>
       <w:r>
         <w:rPr>
           <w:rFonts w:cstheme="minorHAnsi"/>
+          <w:highlight w:val="yellow"/>
         </w:rPr>
         <w:t>. Periodi</w:t>
       </w:r>
       <w:r>
         <w:rPr>
           <w:rFonts w:cstheme="minorHAnsi"/>
+          <w:highlight w:val="yellow"/>
           <w:lang w:val="sr-Latn-RS"/>
         </w:rPr>
         <w:t>čni</w:t>
@@ -5923,18 +9573,21 @@
       <w:r>
         <w:rPr>
           <w:rFonts w:cstheme="minorHAnsi"/>
+          <w:highlight w:val="yellow"/>
         </w:rPr>
         <w:t xml:space="preserve"> </w:t>
       </w:r>
       <w:r>
         <w:rPr>
           <w:rFonts w:cstheme="minorHAnsi"/>
+          <w:highlight w:val="yellow"/>
         </w:rPr>
         <w:t>Task_app_led1</w:t>
       </w:r>
       <w:r>
         <w:rPr>
           <w:rFonts w:cstheme="minorHAnsi"/>
+          <w:highlight w:val="yellow"/>
         </w:rPr>
         <w:t xml:space="preserve"> </w:t>
       </w:r>
@@ -5942,6 +9595,7 @@
         <w:rPr>
           <w:rFonts w:cstheme="minorHAnsi"/>
           <w:i/>
+          <w:highlight w:val="yellow"/>
         </w:rPr>
         <w:t>toggl</w:t>
       </w:r>
@@ -5949,66 +9603,77 @@
         <w:rPr>
           <w:rFonts w:cstheme="minorHAnsi"/>
           <w:i/>
+          <w:highlight w:val="yellow"/>
         </w:rPr>
         <w:t>e-</w:t>
       </w:r>
       <w:r>
         <w:rPr>
           <w:rFonts w:cstheme="minorHAnsi"/>
+          <w:highlight w:val="yellow"/>
         </w:rPr>
         <w:t>uje LED1</w:t>
       </w:r>
       <w:r>
         <w:rPr>
           <w:rFonts w:cstheme="minorHAnsi"/>
+          <w:highlight w:val="yellow"/>
         </w:rPr>
         <w:t>,</w:t>
       </w:r>
       <w:r>
         <w:rPr>
           <w:rFonts w:cstheme="minorHAnsi"/>
+          <w:highlight w:val="yellow"/>
         </w:rPr>
         <w:t xml:space="preserve"> a</w:t>
       </w:r>
       <w:r>
         <w:rPr>
           <w:rFonts w:cstheme="minorHAnsi"/>
+          <w:highlight w:val="yellow"/>
         </w:rPr>
         <w:t xml:space="preserve"> </w:t>
       </w:r>
       <w:r>
         <w:rPr>
           <w:rFonts w:cstheme="minorHAnsi"/>
+          <w:highlight w:val="yellow"/>
         </w:rPr>
         <w:t xml:space="preserve">tester </w:t>
       </w:r>
       <w:r>
         <w:rPr>
           <w:rFonts w:cstheme="minorHAnsi"/>
+          <w:highlight w:val="yellow"/>
         </w:rPr>
         <w:t>e</w:t>
       </w:r>
       <w:r>
         <w:rPr>
           <w:rFonts w:cstheme="minorHAnsi"/>
+          <w:highlight w:val="yellow"/>
         </w:rPr>
         <w:t>ks</w:t>
       </w:r>
       <w:r>
         <w:rPr>
           <w:rFonts w:cstheme="minorHAnsi"/>
+          <w:highlight w:val="yellow"/>
         </w:rPr>
         <w:t>tern</w:t>
       </w:r>
       <w:r>
         <w:rPr>
           <w:rFonts w:cstheme="minorHAnsi"/>
+          <w:highlight w:val="yellow"/>
         </w:rPr>
         <w:t>im</w:t>
       </w:r>
       <w:r>
         <w:rPr>
           <w:rFonts w:cstheme="minorHAnsi"/>
+          <w:highlight w:val="yellow"/>
         </w:rPr>
         <w:t xml:space="preserve"> </w:t>
       </w:r>
@@ -6016,30 +9681,35 @@
         <w:rPr>
           <w:rFonts w:cstheme="minorHAnsi"/>
           <w:i/>
+          <w:highlight w:val="yellow"/>
         </w:rPr>
         <w:t>interrupt</w:t>
       </w:r>
       <w:r>
         <w:rPr>
           <w:rFonts w:cstheme="minorHAnsi"/>
+          <w:highlight w:val="yellow"/>
         </w:rPr>
         <w:t>-</w:t>
       </w:r>
       <w:r>
         <w:rPr>
           <w:rFonts w:cstheme="minorHAnsi"/>
+          <w:highlight w:val="yellow"/>
         </w:rPr>
         <w:t>om</w:t>
       </w:r>
       <w:r>
         <w:rPr>
           <w:rFonts w:cstheme="minorHAnsi"/>
+          <w:highlight w:val="yellow"/>
         </w:rPr>
         <w:t xml:space="preserve"> </w:t>
       </w:r>
       <w:r>
         <w:rPr>
           <w:rFonts w:cstheme="minorHAnsi"/>
+          <w:highlight w:val="yellow"/>
         </w:rPr>
         <w:t xml:space="preserve">putem </w:t>
       </w:r>
@@ -6047,18 +9717,21 @@
         <w:rPr>
           <w:rFonts w:cstheme="minorHAnsi"/>
           <w:i/>
+          <w:highlight w:val="yellow"/>
         </w:rPr>
         <w:t>event</w:t>
       </w:r>
       <w:r>
         <w:rPr>
           <w:rFonts w:cstheme="minorHAnsi"/>
+          <w:highlight w:val="yellow"/>
         </w:rPr>
         <w:t>-</w:t>
       </w:r>
       <w:r>
         <w:rPr>
           <w:rFonts w:cstheme="minorHAnsi"/>
+          <w:highlight w:val="yellow"/>
         </w:rPr>
         <w:t xml:space="preserve">a notifikuje </w:t>
       </w:r>
@@ -6066,12 +9739,14 @@
         <w:rPr>
           <w:rFonts w:cstheme="minorHAnsi"/>
           <w:i/>
+          <w:highlight w:val="yellow"/>
         </w:rPr>
         <w:t>Task_app_led2</w:t>
       </w:r>
       <w:r>
         <w:rPr>
           <w:rFonts w:cstheme="minorHAnsi"/>
+          <w:highlight w:val="yellow"/>
         </w:rPr>
         <w:t>, koji toggluje LED2</w:t>
       </w:r>
@@ -6083,24 +9758,28 @@
         <w:ind w:left="357"/>
         <w:rPr>
           <w:rFonts w:cstheme="minorHAnsi"/>
+          <w:highlight w:val="yellow"/>
         </w:rPr>
       </w:pPr>
       <w:r>
         <w:rPr>
           <w:rFonts w:cstheme="minorHAnsi"/>
           <w:b/>
+          <w:highlight w:val="yellow"/>
         </w:rPr>
         <w:t>Zadatak</w:t>
       </w:r>
       <w:r>
         <w:rPr>
           <w:rFonts w:cstheme="minorHAnsi"/>
+          <w:highlight w:val="yellow"/>
         </w:rPr>
         <w:t>:</w:t>
       </w:r>
       <w:r>
         <w:rPr>
           <w:rFonts w:cstheme="minorHAnsi"/>
+          <w:highlight w:val="yellow"/>
         </w:rPr>
         <w:t xml:space="preserve"> </w:t>
       </w:r>
@@ -6115,53 +9794,62 @@
         <w:spacing w:after="120"/>
         <w:rPr>
           <w:rFonts w:cstheme="minorHAnsi"/>
-        </w:rPr>
-      </w:pPr>
-      <w:r>
-        <w:rPr>
-          <w:rFonts w:cstheme="minorHAnsi"/>
+          <w:highlight w:val="yellow"/>
+        </w:rPr>
+      </w:pPr>
+      <w:r>
+        <w:rPr>
+          <w:rFonts w:cstheme="minorHAnsi"/>
+          <w:highlight w:val="yellow"/>
         </w:rPr>
         <w:t>dodati</w:t>
       </w:r>
       <w:r>
         <w:rPr>
           <w:rFonts w:cstheme="minorHAnsi"/>
+          <w:highlight w:val="yellow"/>
         </w:rPr>
         <w:t xml:space="preserve"> u periodic</w:t>
       </w:r>
       <w:r>
         <w:rPr>
           <w:rFonts w:cstheme="minorHAnsi"/>
+          <w:highlight w:val="yellow"/>
         </w:rPr>
         <w:t xml:space="preserve"> task </w:t>
       </w:r>
       <w:r>
         <w:rPr>
           <w:rFonts w:cstheme="minorHAnsi"/>
+          <w:highlight w:val="yellow"/>
         </w:rPr>
         <w:t xml:space="preserve">strukturu za </w:t>
       </w:r>
       <w:r>
         <w:rPr>
           <w:rFonts w:cstheme="minorHAnsi"/>
+          <w:highlight w:val="yellow"/>
         </w:rPr>
         <w:t xml:space="preserve">vreme (sec, min, </w:t>
       </w:r>
       <w:r>
         <w:rPr>
           <w:rFonts w:cstheme="minorHAnsi"/>
+          <w:highlight w:val="yellow"/>
         </w:rPr>
         <w:t>hours</w:t>
       </w:r>
       <w:r>
         <w:rPr>
           <w:rFonts w:cstheme="minorHAnsi"/>
+          <w:highlight w:val="yellow"/>
         </w:rPr>
         <w:t xml:space="preserve">) </w:t>
       </w:r>
       <w:r>
         <w:rPr>
           <w:rFonts w:cstheme="minorHAnsi"/>
+          <w:highlight w:val="yellow"/>
         </w:rPr>
         <w:t xml:space="preserve">i potvrditi ponašanje u </w:t>
       </w:r>
@@ -6169,6 +9857,7 @@
         <w:rPr>
           <w:rFonts w:cstheme="minorHAnsi"/>
           <w:i/>
+          <w:highlight w:val="yellow"/>
         </w:rPr>
         <w:t>watch window</w:t>
       </w:r>
@@ -6184,12 +9873,14 @@
         <w:ind w:left="357"/>
         <w:rPr>
           <w:rFonts w:cstheme="minorHAnsi"/>
+          <w:highlight w:val="yellow"/>
         </w:rPr>
       </w:pPr>
       <w:r>
         <w:rPr>
           <w:rFonts w:cstheme="minorHAnsi"/>
           <w:color w:val="FF0000"/>
+          <w:highlight w:val="yellow"/>
         </w:rPr>
         <w:t>C AN</w:t>
       </w:r>
@@ -6197,6 +9888,7 @@
         <w:rPr>
           <w:rFonts w:cstheme="minorHAnsi"/>
           <w:color w:val="FF0000"/>
+          <w:highlight w:val="yellow"/>
         </w:rPr>
         <w:t xml:space="preserve"> </w:t>
       </w:r>
@@ -6208,11 +9900,13 @@
         <w:ind w:left="360"/>
         <w:rPr>
           <w:rFonts w:cstheme="minorHAnsi"/>
-        </w:rPr>
-      </w:pPr>
-      <w:r>
-        <w:rPr>
-          <w:rFonts w:cstheme="minorHAnsi"/>
+          <w:highlight w:val="yellow"/>
+        </w:rPr>
+      </w:pPr>
+      <w:r>
+        <w:rPr>
+          <w:rFonts w:cstheme="minorHAnsi"/>
+          <w:highlight w:val="yellow"/>
         </w:rPr>
         <w:t>Opis (originala): CAN loopback primer</w:t>
       </w:r>
@@ -6224,18 +9918,21 @@
         <w:ind w:left="360"/>
         <w:rPr>
           <w:rFonts w:cstheme="minorHAnsi"/>
+          <w:highlight w:val="yellow"/>
         </w:rPr>
       </w:pPr>
       <w:r>
         <w:rPr>
           <w:rFonts w:cstheme="minorHAnsi"/>
           <w:b/>
+          <w:highlight w:val="yellow"/>
         </w:rPr>
         <w:t>Zadatak</w:t>
       </w:r>
       <w:r>
         <w:rPr>
           <w:rFonts w:cstheme="minorHAnsi"/>
+          <w:highlight w:val="yellow"/>
         </w:rPr>
         <w:t xml:space="preserve">: </w:t>
       </w:r>
@@ -6250,41 +9947,48 @@
         <w:spacing w:after="120"/>
         <w:rPr>
           <w:rFonts w:cstheme="minorHAnsi"/>
-        </w:rPr>
-      </w:pPr>
-      <w:r>
-        <w:rPr>
-          <w:rFonts w:cstheme="minorHAnsi"/>
+          <w:highlight w:val="yellow"/>
+        </w:rPr>
+      </w:pPr>
+      <w:r>
+        <w:rPr>
+          <w:rFonts w:cstheme="minorHAnsi"/>
+          <w:highlight w:val="yellow"/>
         </w:rPr>
         <w:t xml:space="preserve">original: </w:t>
       </w:r>
       <w:r>
         <w:rPr>
           <w:rFonts w:cstheme="minorHAnsi"/>
+          <w:highlight w:val="yellow"/>
         </w:rPr>
         <w:t xml:space="preserve">postojeci Loopback </w:t>
       </w:r>
       <w:r>
         <w:rPr>
           <w:rFonts w:cstheme="minorHAnsi"/>
+          <w:highlight w:val="yellow"/>
         </w:rPr>
         <w:t xml:space="preserve">primer </w:t>
       </w:r>
       <w:r>
         <w:rPr>
           <w:rFonts w:cstheme="minorHAnsi"/>
+          <w:highlight w:val="yellow"/>
         </w:rPr>
         <w:t>prosir</w:t>
       </w:r>
       <w:r>
         <w:rPr>
           <w:rFonts w:cstheme="minorHAnsi"/>
+          <w:highlight w:val="yellow"/>
         </w:rPr>
         <w:t>iti</w:t>
       </w:r>
       <w:r>
         <w:rPr>
           <w:rFonts w:cstheme="minorHAnsi"/>
+          <w:highlight w:val="yellow"/>
         </w:rPr>
         <w:t xml:space="preserve"> na 2 kartice</w:t>
       </w:r>
@@ -6299,59 +10003,69 @@
         <w:spacing w:after="120"/>
         <w:rPr>
           <w:rFonts w:cstheme="minorHAnsi"/>
-        </w:rPr>
-      </w:pPr>
-      <w:r>
-        <w:rPr>
-          <w:rFonts w:cstheme="minorHAnsi"/>
+          <w:highlight w:val="yellow"/>
+        </w:rPr>
+      </w:pPr>
+      <w:r>
+        <w:rPr>
+          <w:rFonts w:cstheme="minorHAnsi"/>
+          <w:highlight w:val="yellow"/>
         </w:rPr>
         <w:t>ubac</w:t>
       </w:r>
       <w:r>
         <w:rPr>
           <w:rFonts w:cstheme="minorHAnsi"/>
+          <w:highlight w:val="yellow"/>
         </w:rPr>
         <w:t>i</w:t>
       </w:r>
       <w:r>
         <w:rPr>
           <w:rFonts w:cstheme="minorHAnsi"/>
+          <w:highlight w:val="yellow"/>
         </w:rPr>
         <w:t>ti</w:t>
       </w:r>
       <w:r>
         <w:rPr>
           <w:rFonts w:cstheme="minorHAnsi"/>
+          <w:highlight w:val="yellow"/>
         </w:rPr>
         <w:t xml:space="preserve"> </w:t>
       </w:r>
       <w:r>
         <w:rPr>
           <w:rFonts w:cstheme="minorHAnsi"/>
+          <w:highlight w:val="yellow"/>
         </w:rPr>
         <w:t xml:space="preserve">implementaciju </w:t>
       </w:r>
       <w:r>
         <w:rPr>
           <w:rFonts w:cstheme="minorHAnsi"/>
+          <w:highlight w:val="yellow"/>
         </w:rPr>
         <w:t>u Fre</w:t>
       </w:r>
       <w:r>
         <w:rPr>
           <w:rFonts w:cstheme="minorHAnsi"/>
+          <w:highlight w:val="yellow"/>
         </w:rPr>
         <w:t>e</w:t>
       </w:r>
       <w:r>
         <w:rPr>
           <w:rFonts w:cstheme="minorHAnsi"/>
+          <w:highlight w:val="yellow"/>
         </w:rPr>
         <w:t>RTOS</w:t>
       </w:r>
       <w:r>
         <w:rPr>
           <w:rFonts w:cstheme="minorHAnsi"/>
+          <w:highlight w:val="yellow"/>
         </w:rPr>
         <w:t xml:space="preserve"> primer</w:t>
       </w:r>
@@ -6366,23 +10080,27 @@
         <w:spacing w:after="120"/>
         <w:rPr>
           <w:rFonts w:cstheme="minorHAnsi"/>
-        </w:rPr>
-      </w:pPr>
-      <w:r>
-        <w:rPr>
-          <w:rFonts w:cstheme="minorHAnsi"/>
+          <w:highlight w:val="yellow"/>
+        </w:rPr>
+      </w:pPr>
+      <w:r>
+        <w:rPr>
+          <w:rFonts w:cstheme="minorHAnsi"/>
+          <w:highlight w:val="yellow"/>
         </w:rPr>
         <w:t xml:space="preserve">kreirati task za inicijalizaciju (gde ce se posle </w:t>
       </w:r>
       <w:r>
         <w:rPr>
           <w:rFonts w:cstheme="minorHAnsi"/>
+          <w:highlight w:val="yellow"/>
         </w:rPr>
         <w:t>dodati</w:t>
       </w:r>
       <w:r>
         <w:rPr>
           <w:rFonts w:cstheme="minorHAnsi"/>
+          <w:highlight w:val="yellow"/>
         </w:rPr>
         <w:t xml:space="preserve"> inicijalizacija i za ostale periferije)</w:t>
       </w:r>
@@ -6397,29 +10115,34 @@
         <w:spacing w:after="120"/>
         <w:rPr>
           <w:rFonts w:cstheme="minorHAnsi"/>
-        </w:rPr>
-      </w:pPr>
-      <w:r>
-        <w:rPr>
-          <w:rFonts w:cstheme="minorHAnsi"/>
+          <w:highlight w:val="yellow"/>
+        </w:rPr>
+      </w:pPr>
+      <w:r>
+        <w:rPr>
+          <w:rFonts w:cstheme="minorHAnsi"/>
+          <w:highlight w:val="yellow"/>
         </w:rPr>
         <w:t xml:space="preserve">Rx: </w:t>
       </w:r>
       <w:r>
         <w:rPr>
           <w:rFonts w:cstheme="minorHAnsi"/>
+          <w:highlight w:val="yellow"/>
         </w:rPr>
         <w:t>upotreb</w:t>
       </w:r>
       <w:r>
         <w:rPr>
           <w:rFonts w:cstheme="minorHAnsi"/>
+          <w:highlight w:val="yellow"/>
         </w:rPr>
         <w:t>a</w:t>
       </w:r>
       <w:r>
         <w:rPr>
           <w:rFonts w:cstheme="minorHAnsi"/>
+          <w:highlight w:val="yellow"/>
         </w:rPr>
         <w:t xml:space="preserve"> redova</w:t>
       </w:r>
@@ -6434,47 +10157,55 @@
         <w:spacing w:after="120"/>
         <w:rPr>
           <w:rFonts w:cstheme="minorHAnsi"/>
-        </w:rPr>
-      </w:pPr>
-      <w:r>
-        <w:rPr>
-          <w:rFonts w:cstheme="minorHAnsi"/>
+          <w:highlight w:val="yellow"/>
+        </w:rPr>
+      </w:pPr>
+      <w:r>
+        <w:rPr>
+          <w:rFonts w:cstheme="minorHAnsi"/>
+          <w:highlight w:val="yellow"/>
         </w:rPr>
         <w:t>Tx:</w:t>
       </w:r>
       <w:r>
         <w:rPr>
           <w:rFonts w:cstheme="minorHAnsi"/>
+          <w:highlight w:val="yellow"/>
         </w:rPr>
         <w:t xml:space="preserve"> </w:t>
       </w:r>
       <w:r>
         <w:rPr>
           <w:rFonts w:cstheme="minorHAnsi"/>
+          <w:highlight w:val="yellow"/>
         </w:rPr>
         <w:t xml:space="preserve">mozda </w:t>
       </w:r>
       <w:r>
         <w:rPr>
           <w:rFonts w:cstheme="minorHAnsi"/>
+          <w:highlight w:val="yellow"/>
         </w:rPr>
         <w:t xml:space="preserve">ne </w:t>
       </w:r>
       <w:r>
         <w:rPr>
           <w:rFonts w:cstheme="minorHAnsi"/>
+          <w:highlight w:val="yellow"/>
         </w:rPr>
         <w:t>muteks</w:t>
       </w:r>
       <w:r>
         <w:rPr>
           <w:rFonts w:cstheme="minorHAnsi"/>
+          <w:highlight w:val="yellow"/>
         </w:rPr>
         <w:t xml:space="preserve">, vec </w:t>
       </w:r>
       <w:r>
         <w:rPr>
           <w:rFonts w:cstheme="minorHAnsi"/>
+          <w:highlight w:val="yellow"/>
         </w:rPr>
         <w:t>periodicno</w:t>
       </w:r>
@@ -7082,47 +10813,55 @@
         <w:pStyle w:val="Heading2"/>
         <w:rPr>
           <w:rFonts w:asciiTheme="minorHAnsi" w:hAnsiTheme="minorHAnsi" w:cstheme="minorHAnsi"/>
+          <w:highlight w:val="yellow"/>
         </w:rPr>
       </w:pPr>
       <w:r>
         <w:rPr>
           <w:rFonts w:asciiTheme="minorHAnsi" w:hAnsiTheme="minorHAnsi" w:cstheme="minorHAnsi"/>
+          <w:highlight w:val="yellow"/>
         </w:rPr>
         <w:t>Tema: CAN</w:t>
       </w:r>
       <w:r>
         <w:rPr>
           <w:rFonts w:asciiTheme="minorHAnsi" w:hAnsiTheme="minorHAnsi" w:cstheme="minorHAnsi"/>
+          <w:highlight w:val="yellow"/>
         </w:rPr>
         <w:t xml:space="preserve"> – </w:t>
       </w:r>
       <w:r>
         <w:rPr>
           <w:rFonts w:asciiTheme="minorHAnsi" w:hAnsiTheme="minorHAnsi" w:cstheme="minorHAnsi"/>
+          <w:highlight w:val="yellow"/>
         </w:rPr>
         <w:t xml:space="preserve">obsolite, </w:t>
       </w:r>
       <w:r>
         <w:rPr>
           <w:rFonts w:asciiTheme="minorHAnsi" w:hAnsiTheme="minorHAnsi" w:cstheme="minorHAnsi"/>
+          <w:highlight w:val="yellow"/>
         </w:rPr>
         <w:t>to be updated</w:t>
       </w:r>
       <w:r>
         <w:rPr>
           <w:rFonts w:asciiTheme="minorHAnsi" w:hAnsiTheme="minorHAnsi" w:cstheme="minorHAnsi"/>
+          <w:highlight w:val="yellow"/>
         </w:rPr>
         <w:t>/abandoned</w:t>
       </w:r>
       <w:r>
         <w:rPr>
           <w:rFonts w:asciiTheme="minorHAnsi" w:hAnsiTheme="minorHAnsi" w:cstheme="minorHAnsi"/>
+          <w:highlight w:val="yellow"/>
         </w:rPr>
         <w:t xml:space="preserve"> </w:t>
       </w:r>
       <w:r>
         <w:rPr>
           <w:rFonts w:asciiTheme="minorHAnsi" w:hAnsiTheme="minorHAnsi" w:cstheme="minorHAnsi"/>
+          <w:highlight w:val="yellow"/>
         </w:rPr>
         <w:t>…</w:t>
       </w:r>
@@ -7131,11 +10870,13 @@
       <w:pPr>
         <w:rPr>
           <w:rFonts w:cstheme="minorHAnsi"/>
-        </w:rPr>
-      </w:pPr>
-      <w:r>
-        <w:rPr>
-          <w:rFonts w:cstheme="minorHAnsi"/>
+          <w:highlight w:val="yellow"/>
+        </w:rPr>
+      </w:pPr>
+      <w:r>
+        <w:rPr>
+          <w:rFonts w:cstheme="minorHAnsi"/>
+          <w:highlight w:val="yellow"/>
         </w:rPr>
         <w:t xml:space="preserve">Generalno, potrebno je proci kroz </w:t>
       </w:r>
@@ -7143,12 +10884,14 @@
         <w:rPr>
           <w:rFonts w:cstheme="minorHAnsi"/>
           <w:b/>
+          <w:highlight w:val="yellow"/>
         </w:rPr>
         <w:t>ceo</w:t>
       </w:r>
       <w:r>
         <w:rPr>
           <w:rFonts w:cstheme="minorHAnsi"/>
+          <w:highlight w:val="yellow"/>
         </w:rPr>
         <w:t xml:space="preserve"> .docx (pisan za TC275) i updajtovati ga sa TC375 kontrolerom i ovogodisnjim zadacima.</w:t>
       </w:r>
@@ -7158,17 +10901,20 @@
         <w:rPr>
           <w:rFonts w:cstheme="minorHAnsi"/>
           <w:b/>
-        </w:rPr>
-      </w:pPr>
-      <w:r>
-        <w:rPr>
-          <w:rFonts w:cstheme="minorHAnsi"/>
+          <w:highlight w:val="yellow"/>
+        </w:rPr>
+      </w:pPr>
+      <w:r>
+        <w:rPr>
+          <w:rFonts w:cstheme="minorHAnsi"/>
+          <w:highlight w:val="yellow"/>
         </w:rPr>
         <w:t>Posle upo</w:t>
       </w:r>
       <w:r>
         <w:rPr>
           <w:rFonts w:cstheme="minorHAnsi"/>
+          <w:highlight w:val="yellow"/>
           <w:lang w:val="sr-Latn-RS"/>
         </w:rPr>
         <w:t xml:space="preserve">znavanja sa </w:t>
@@ -7176,6 +10922,7 @@
       <w:r>
         <w:rPr>
           <w:rFonts w:cstheme="minorHAnsi"/>
+          <w:highlight w:val="yellow"/>
         </w:rPr>
         <w:t>gore navedenim, neophodno je:</w:t>
       </w:r>
@@ -7189,6 +10936,7 @@
         </w:numPr>
         <w:rPr>
           <w:rFonts w:cstheme="minorHAnsi"/>
+          <w:highlight w:val="yellow"/>
           <w:lang w:val="sr-Latn-RS"/>
         </w:rPr>
       </w:pPr>
@@ -7196,6 +10944,7 @@
         <w:rPr>
           <w:rFonts w:cstheme="minorHAnsi"/>
           <w:b/>
+          <w:highlight w:val="yellow"/>
           <w:u w:val="single"/>
         </w:rPr>
         <w:t>ostvariti CAN komunikaciju između 2 Lite kit-a</w:t>
@@ -7203,12 +10952,14 @@
       <w:r>
         <w:rPr>
           <w:rFonts w:cstheme="minorHAnsi"/>
+          <w:highlight w:val="yellow"/>
         </w:rPr>
         <w:t xml:space="preserve"> (razmena uint32 varijable</w:t>
       </w:r>
       <w:r>
         <w:rPr>
           <w:rFonts w:cstheme="minorHAnsi"/>
+          <w:highlight w:val="yellow"/>
           <w:lang w:val="sr-Latn-RS"/>
         </w:rPr>
         <w:t xml:space="preserve">, dvosmerno). </w:t>
@@ -7219,12 +10970,14 @@
         <w:pStyle w:val="ListParagraph"/>
         <w:rPr>
           <w:rFonts w:cstheme="minorHAnsi"/>
+          <w:highlight w:val="yellow"/>
           <w:lang w:val="sr-Latn-RS"/>
         </w:rPr>
       </w:pPr>
       <w:r>
         <w:rPr>
           <w:rFonts w:cstheme="minorHAnsi"/>
+          <w:highlight w:val="yellow"/>
           <w:lang w:val="sr-Latn-RS"/>
         </w:rPr>
         <w:t>Koraci rešavanja zadatka:</w:t>
@@ -7239,11 +10992,13 @@
         </w:numPr>
         <w:rPr>
           <w:rFonts w:cstheme="minorHAnsi"/>
-        </w:rPr>
-      </w:pPr>
-      <w:r>
-        <w:rPr>
-          <w:rFonts w:cstheme="minorHAnsi"/>
+          <w:highlight w:val="yellow"/>
+        </w:rPr>
+      </w:pPr>
+      <w:r>
+        <w:rPr>
+          <w:rFonts w:cstheme="minorHAnsi"/>
+          <w:highlight w:val="yellow"/>
         </w:rPr>
         <w:t>detaljno proučiti CAN periferiju kontrolera!</w:t>
       </w:r>
@@ -7257,17 +11012,20 @@
         </w:numPr>
         <w:rPr>
           <w:rFonts w:cstheme="minorHAnsi"/>
-        </w:rPr>
-      </w:pPr>
-      <w:r>
-        <w:rPr>
-          <w:rFonts w:cstheme="minorHAnsi"/>
+          <w:highlight w:val="yellow"/>
+        </w:rPr>
+      </w:pPr>
+      <w:r>
+        <w:rPr>
+          <w:rFonts w:cstheme="minorHAnsi"/>
+          <w:highlight w:val="yellow"/>
         </w:rPr>
         <w:t>detaljno proučiti postoje</w:t>
       </w:r>
       <w:r>
         <w:rPr>
           <w:rFonts w:cstheme="minorHAnsi"/>
+          <w:highlight w:val="yellow"/>
           <w:lang w:val="sr-Latn-RS"/>
         </w:rPr>
         <w:t xml:space="preserve">ći </w:t>
@@ -7275,6 +11033,7 @@
       <w:r>
         <w:rPr>
           <w:rFonts w:cstheme="minorHAnsi"/>
+          <w:highlight w:val="yellow"/>
         </w:rPr>
         <w:t xml:space="preserve">CAN loop back primer (= </w:t>
       </w:r>
@@ -7283,12 +11042,14 @@
           <w:rFonts w:cstheme="minorHAnsi"/>
           <w:b/>
           <w:color w:val="538135" w:themeColor="accent6" w:themeShade="BF"/>
+          <w:highlight w:val="yellow"/>
         </w:rPr>
         <w:t>1_MCMCAN1_1_KIT_TC375_LK_original</w:t>
       </w:r>
       <w:r>
         <w:rPr>
           <w:rFonts w:cstheme="minorHAnsi"/>
+          <w:highlight w:val="yellow"/>
         </w:rPr>
         <w:t>)!</w:t>
       </w:r>
@@ -7302,11 +11063,13 @@
         </w:numPr>
         <w:rPr>
           <w:rFonts w:cstheme="minorHAnsi"/>
-        </w:rPr>
-      </w:pPr>
-      <w:r>
-        <w:rPr>
-          <w:rFonts w:cstheme="minorHAnsi"/>
+          <w:highlight w:val="yellow"/>
+        </w:rPr>
+      </w:pPr>
+      <w:r>
+        <w:rPr>
+          <w:rFonts w:cstheme="minorHAnsi"/>
+          <w:highlight w:val="yellow"/>
         </w:rPr>
         <w:t xml:space="preserve">realizovati CAN komunikaciju između 2 kit-a, preradom postojećeg CAN loop back primera. </w:t>
       </w:r>
@@ -7317,11 +11080,13 @@
         <w:ind w:left="1440"/>
         <w:rPr>
           <w:rFonts w:cstheme="minorHAnsi"/>
-        </w:rPr>
-      </w:pPr>
-      <w:r>
-        <w:rPr>
-          <w:rFonts w:cstheme="minorHAnsi"/>
+          <w:highlight w:val="yellow"/>
+        </w:rPr>
+      </w:pPr>
+      <w:r>
+        <w:rPr>
+          <w:rFonts w:cstheme="minorHAnsi"/>
+          <w:highlight w:val="yellow"/>
         </w:rPr>
         <w:t>Detalji: slati jednu uint32 varijablu koja se inkrementuje u svakom ciklusu slanja (</w:t>
       </w:r>
@@ -7329,12 +11094,14 @@
         <w:rPr>
           <w:rFonts w:cstheme="minorHAnsi"/>
           <w:i/>
+          <w:highlight w:val="yellow"/>
         </w:rPr>
         <w:t>Counter</w:t>
       </w:r>
       <w:r>
         <w:rPr>
           <w:rFonts w:cstheme="minorHAnsi"/>
+          <w:highlight w:val="yellow"/>
         </w:rPr>
         <w:t>).</w:t>
       </w:r>
@@ -7345,11 +11112,13 @@
         <w:ind w:left="1440"/>
         <w:rPr>
           <w:rFonts w:cstheme="minorHAnsi"/>
-        </w:rPr>
-      </w:pPr>
-      <w:r>
-        <w:rPr>
-          <w:rFonts w:cstheme="minorHAnsi"/>
+          <w:highlight w:val="yellow"/>
+        </w:rPr>
+      </w:pPr>
+      <w:r>
+        <w:rPr>
+          <w:rFonts w:cstheme="minorHAnsi"/>
+          <w:highlight w:val="yellow"/>
           <w:lang w:val="sr-Latn-RS"/>
         </w:rPr>
         <w:t>Potvrda</w:t>
@@ -7357,6 +11126,7 @@
       <w:r>
         <w:rPr>
           <w:rFonts w:cstheme="minorHAnsi"/>
+          <w:highlight w:val="yellow"/>
         </w:rPr>
         <w:t xml:space="preserve"> realizovanog zadatka: poslati podaci sa jednog Lite kit-a se vidi na drugom kit-u i obratno.</w:t>
       </w:r>
@@ -7369,6 +11139,7 @@
           <w:rFonts w:cstheme="minorHAnsi"/>
           <w:b/>
           <w:color w:val="538135" w:themeColor="accent6" w:themeShade="BF"/>
+          <w:highlight w:val="yellow"/>
         </w:rPr>
       </w:pPr>
       <w:r>
@@ -7376,6 +11147,7 @@
           <w:rFonts w:cstheme="minorHAnsi"/>
           <w:b/>
           <w:color w:val="538135" w:themeColor="accent6" w:themeShade="BF"/>
+          <w:highlight w:val="yellow"/>
         </w:rPr>
         <w:t>(= 2_MULTICAN_1_TC275_2controllers)</w:t>
       </w:r>
@@ -7389,12 +11161,14 @@
         </w:numPr>
         <w:rPr>
           <w:rFonts w:cstheme="minorHAnsi"/>
+          <w:highlight w:val="yellow"/>
           <w:lang w:val="sr-Latn-RS"/>
         </w:rPr>
       </w:pPr>
       <w:r>
         <w:rPr>
           <w:rFonts w:cstheme="minorHAnsi"/>
+          <w:highlight w:val="yellow"/>
         </w:rPr>
         <w:t xml:space="preserve">Navedene funkcije </w:t>
       </w:r>
@@ -7402,6 +11176,7 @@
         <w:rPr>
           <w:rFonts w:cstheme="minorHAnsi"/>
           <w:b/>
+          <w:highlight w:val="yellow"/>
           <w:u w:val="single"/>
         </w:rPr>
         <w:t xml:space="preserve">razmene podataka putem CAN-a dodati na postojeći FreeRTOS projekat </w:t>
@@ -7411,6 +11186,7 @@
           <w:rFonts w:cstheme="minorHAnsi"/>
           <w:b/>
           <w:color w:val="538135" w:themeColor="accent6" w:themeShade="BF"/>
+          <w:highlight w:val="yellow"/>
         </w:rPr>
         <w:t>(= 3_iLLD_TC375_ADS_FreeRTOS_Basic).</w:t>
       </w:r>
@@ -7420,11 +11196,13 @@
         <w:pStyle w:val="ListParagraph"/>
         <w:rPr>
           <w:rFonts w:cstheme="minorHAnsi"/>
-        </w:rPr>
-      </w:pPr>
-      <w:r>
-        <w:rPr>
-          <w:rFonts w:cstheme="minorHAnsi"/>
+          <w:highlight w:val="yellow"/>
+        </w:rPr>
+      </w:pPr>
+      <w:r>
+        <w:rPr>
+          <w:rFonts w:cstheme="minorHAnsi"/>
+          <w:highlight w:val="yellow"/>
         </w:rPr>
         <w:t>Detalji: slati jednu uint32 varijablu koja se inkrementuje u svakom ciklusu slanja (</w:t>
       </w:r>
@@ -7432,18 +11210,21 @@
         <w:rPr>
           <w:rFonts w:cstheme="minorHAnsi"/>
           <w:i/>
+          <w:highlight w:val="yellow"/>
         </w:rPr>
         <w:t>Counter</w:t>
       </w:r>
       <w:r>
         <w:rPr>
           <w:rFonts w:cstheme="minorHAnsi"/>
+          <w:highlight w:val="yellow"/>
         </w:rPr>
         <w:t xml:space="preserve">), kao i podatke koji reprezentuju sate/minute/sekunde (struct, velicine 4 byta). Dakle sve staje u 8 byte-ova, </w:t>
       </w:r>
       <w:r>
         <w:rPr>
           <w:rFonts w:cstheme="minorHAnsi"/>
+          <w:highlight w:val="yellow"/>
           <w:lang w:val="sr-Latn-RS"/>
         </w:rPr>
         <w:t>što je jedna CAN poruka</w:t>
@@ -7451,6 +11232,7 @@
       <w:r>
         <w:rPr>
           <w:rFonts w:cstheme="minorHAnsi"/>
+          <w:highlight w:val="yellow"/>
         </w:rPr>
         <w:t>.</w:t>
       </w:r>
@@ -7460,11 +11242,13 @@
         <w:pStyle w:val="ListParagraph"/>
         <w:rPr>
           <w:rFonts w:cstheme="minorHAnsi"/>
-        </w:rPr>
-      </w:pPr>
-      <w:r>
-        <w:rPr>
-          <w:rFonts w:cstheme="minorHAnsi"/>
+          <w:highlight w:val="yellow"/>
+        </w:rPr>
+      </w:pPr>
+      <w:r>
+        <w:rPr>
+          <w:rFonts w:cstheme="minorHAnsi"/>
+          <w:highlight w:val="yellow"/>
           <w:lang w:val="sr-Latn-RS"/>
         </w:rPr>
         <w:t>Potvrda</w:t>
@@ -7472,6 +11256,7 @@
       <w:r>
         <w:rPr>
           <w:rFonts w:cstheme="minorHAnsi"/>
+          <w:highlight w:val="yellow"/>
         </w:rPr>
         <w:t xml:space="preserve"> realizovanog zadatka: poslati podaci sa jednog Lite kit-a se vidi na drugom kit-u i obratno.</w:t>
       </w:r>
@@ -7481,6 +11266,7 @@
         <w:pStyle w:val="ListParagraph"/>
         <w:rPr>
           <w:rFonts w:cstheme="minorHAnsi"/>
+          <w:highlight w:val="yellow"/>
           <w:lang w:val="sr-Latn-RS"/>
         </w:rPr>
       </w:pPr>
@@ -7490,12 +11276,14 @@
         <w:pStyle w:val="ListParagraph"/>
         <w:rPr>
           <w:rFonts w:cstheme="minorHAnsi"/>
+          <w:highlight w:val="yellow"/>
           <w:lang w:val="sr-Latn-RS"/>
         </w:rPr>
       </w:pPr>
       <w:r>
         <w:rPr>
           <w:rFonts w:cstheme="minorHAnsi"/>
+          <w:highlight w:val="yellow"/>
           <w:lang w:val="sr-Latn-RS"/>
         </w:rPr>
         <w:t>Koraci rešavanja zadatka:</w:t>
@@ -7510,6 +11298,7 @@
         </w:numPr>
         <w:rPr>
           <w:rFonts w:cstheme="minorHAnsi"/>
+          <w:highlight w:val="yellow"/>
           <w:lang w:val="sr-Latn-RS"/>
         </w:rPr>
       </w:pPr>
@@ -7517,12 +11306,14 @@
         <w:rPr>
           <w:rFonts w:cstheme="minorHAnsi"/>
           <w:b/>
+          <w:highlight w:val="yellow"/>
         </w:rPr>
         <w:t xml:space="preserve">Jedan Task (Tx): </w:t>
       </w:r>
       <w:r>
         <w:rPr>
           <w:rFonts w:cstheme="minorHAnsi"/>
+          <w:highlight w:val="yellow"/>
         </w:rPr>
         <w:t>realizovati slanje iz periodičnog Task-a (CAN_Tx_Task, npr. 100 ms), a prijem u CAN Rx Interrupt-u.</w:t>
       </w:r>
@@ -7533,11 +11324,13 @@
         <w:ind w:left="1440"/>
         <w:rPr>
           <w:rFonts w:cstheme="minorHAnsi"/>
-        </w:rPr>
-      </w:pPr>
-      <w:r>
-        <w:rPr>
-          <w:rFonts w:cstheme="minorHAnsi"/>
+          <w:highlight w:val="yellow"/>
+        </w:rPr>
+      </w:pPr>
+      <w:r>
+        <w:rPr>
+          <w:rFonts w:cstheme="minorHAnsi"/>
+          <w:highlight w:val="yellow"/>
         </w:rPr>
         <w:t>Generalno, postoje 2 CAN interrupta: Rx i Tx. Rx – za prijem, Tx – za konfirmaciju slanja, koji se u ovom delu zadatka ne koristi.</w:t>
       </w:r>
@@ -7551,18 +11344,21 @@
         </w:numPr>
         <w:rPr>
           <w:rFonts w:cstheme="minorHAnsi"/>
+          <w:highlight w:val="yellow"/>
         </w:rPr>
       </w:pPr>
       <w:r>
         <w:rPr>
           <w:rFonts w:cstheme="minorHAnsi"/>
           <w:b/>
+          <w:highlight w:val="yellow"/>
         </w:rPr>
         <w:t>Dva Taska (Tx / Rx):</w:t>
       </w:r>
       <w:r>
         <w:rPr>
           <w:rFonts w:cstheme="minorHAnsi"/>
+          <w:highlight w:val="yellow"/>
         </w:rPr>
         <w:t xml:space="preserve"> realizovati slanje iz periodičnog Task-a (</w:t>
       </w:r>
@@ -7570,6 +11366,7 @@
         <w:rPr>
           <w:rFonts w:cstheme="minorHAnsi"/>
           <w:b/>
+          <w:highlight w:val="yellow"/>
         </w:rPr>
         <w:t>“</w:t>
       </w:r>
@@ -7578,6 +11375,7 @@
           <w:rFonts w:cstheme="minorHAnsi"/>
           <w:b/>
           <w:i/>
+          <w:highlight w:val="yellow"/>
         </w:rPr>
         <w:t>CAN_Tx_Task</w:t>
       </w:r>
@@ -7585,12 +11383,14 @@
         <w:rPr>
           <w:rFonts w:cstheme="minorHAnsi"/>
           <w:b/>
+          <w:highlight w:val="yellow"/>
         </w:rPr>
         <w:t>”</w:t>
       </w:r>
       <w:r>
         <w:rPr>
           <w:rFonts w:cstheme="minorHAnsi"/>
+          <w:highlight w:val="yellow"/>
         </w:rPr>
         <w:t xml:space="preserve">, npr. 100 ms, a prijem u </w:t>
       </w:r>
@@ -7598,12 +11398,14 @@
         <w:rPr>
           <w:rFonts w:cstheme="minorHAnsi"/>
           <w:i/>
+          <w:highlight w:val="yellow"/>
         </w:rPr>
         <w:t xml:space="preserve">Extended </w:t>
       </w:r>
       <w:r>
         <w:rPr>
           <w:rFonts w:cstheme="minorHAnsi"/>
+          <w:highlight w:val="yellow"/>
         </w:rPr>
         <w:t xml:space="preserve">Tasku – </w:t>
       </w:r>
@@ -7611,6 +11413,7 @@
         <w:rPr>
           <w:rFonts w:cstheme="minorHAnsi"/>
           <w:b/>
+          <w:highlight w:val="yellow"/>
         </w:rPr>
         <w:t>“</w:t>
       </w:r>
@@ -7619,6 +11422,7 @@
           <w:rFonts w:cstheme="minorHAnsi"/>
           <w:b/>
           <w:i/>
+          <w:highlight w:val="yellow"/>
         </w:rPr>
         <w:t>CAN_Rx_Task</w:t>
       </w:r>
@@ -7626,12 +11430,14 @@
         <w:rPr>
           <w:rFonts w:cstheme="minorHAnsi"/>
           <w:b/>
+          <w:highlight w:val="yellow"/>
         </w:rPr>
         <w:t>”</w:t>
       </w:r>
       <w:r>
         <w:rPr>
           <w:rFonts w:cstheme="minorHAnsi"/>
+          <w:highlight w:val="yellow"/>
         </w:rPr>
         <w:t xml:space="preserve">). </w:t>
       </w:r>
@@ -7642,11 +11448,13 @@
         <w:ind w:left="1440"/>
         <w:rPr>
           <w:rFonts w:cstheme="minorHAnsi"/>
-        </w:rPr>
-      </w:pPr>
-      <w:r>
-        <w:rPr>
-          <w:rFonts w:cstheme="minorHAnsi"/>
+          <w:highlight w:val="yellow"/>
+        </w:rPr>
+      </w:pPr>
+      <w:r>
+        <w:rPr>
+          <w:rFonts w:cstheme="minorHAnsi"/>
+          <w:highlight w:val="yellow"/>
         </w:rPr>
         <w:t xml:space="preserve">Detalji: u CAN Rx Interrupt-u se sadržaj CAN mailbox-a odmah kopira u globalnu varijablu i setuje </w:t>
       </w:r>
@@ -7654,12 +11462,14 @@
         <w:rPr>
           <w:rFonts w:cstheme="minorHAnsi"/>
           <w:i/>
+          <w:highlight w:val="yellow"/>
         </w:rPr>
         <w:t>Event</w:t>
       </w:r>
       <w:r>
         <w:rPr>
           <w:rFonts w:cstheme="minorHAnsi"/>
+          <w:highlight w:val="yellow"/>
         </w:rPr>
         <w:t xml:space="preserve"> za task (CAN_Rx_Task). Posledično, FreeRTOS će odblokirati taj Task, u kome će se nastaviti dalja obrada podataka (npr. izdvajanje signala iz CAN poruke). Videti </w:t>
       </w:r>
@@ -7667,12 +11477,14 @@
         <w:rPr>
           <w:rFonts w:cstheme="minorHAnsi"/>
           <w:i/>
+          <w:highlight w:val="yellow"/>
         </w:rPr>
         <w:t>code snipet</w:t>
       </w:r>
       <w:r>
         <w:rPr>
           <w:rFonts w:cstheme="minorHAnsi"/>
+          <w:highlight w:val="yellow"/>
         </w:rPr>
         <w:t xml:space="preserve"> dole.</w:t>
       </w:r>
@@ -7683,6 +11495,7 @@
         <w:ind w:left="1440"/>
         <w:rPr>
           <w:rFonts w:cstheme="minorHAnsi"/>
+          <w:highlight w:val="yellow"/>
         </w:rPr>
       </w:pPr>
       <w:r>
@@ -7690,6 +11503,7 @@
           <w:rFonts w:cstheme="minorHAnsi"/>
           <w:b/>
           <w:color w:val="538135" w:themeColor="accent6" w:themeShade="BF"/>
+          <w:highlight w:val="yellow"/>
         </w:rPr>
         <w:t>(Ranije = 3_MULTICAN_1_TC275_2controllers_with_freeRTOS)</w:t>
       </w:r>
@@ -7703,18 +11517,21 @@
         </w:numPr>
         <w:rPr>
           <w:rFonts w:cstheme="minorHAnsi"/>
+          <w:highlight w:val="yellow"/>
         </w:rPr>
       </w:pPr>
       <w:r>
         <w:rPr>
           <w:rFonts w:cstheme="minorHAnsi"/>
           <w:b/>
+          <w:highlight w:val="yellow"/>
         </w:rPr>
         <w:t>Queue:</w:t>
       </w:r>
       <w:r>
         <w:rPr>
           <w:rFonts w:cstheme="minorHAnsi"/>
+          <w:highlight w:val="yellow"/>
         </w:rPr>
         <w:t xml:space="preserve"> Kao pod b), ali se odblokiravanje </w:t>
       </w:r>
@@ -7723,12 +11540,14 @@
           <w:rFonts w:cstheme="minorHAnsi"/>
           <w:b/>
           <w:i/>
+          <w:highlight w:val="yellow"/>
         </w:rPr>
         <w:t xml:space="preserve">CAN_Rx_Task </w:t>
       </w:r>
       <w:r>
         <w:rPr>
           <w:rFonts w:cstheme="minorHAnsi"/>
+          <w:highlight w:val="yellow"/>
         </w:rPr>
         <w:t>kao i slanje primljenog podatka iz RX interrupta ka datom RX tasku vrši putem mehanizma redova u freeRTOS-u (</w:t>
       </w:r>
@@ -7736,12 +11555,14 @@
         <w:rPr>
           <w:rFonts w:cstheme="minorHAnsi"/>
           <w:i/>
+          <w:highlight w:val="yellow"/>
         </w:rPr>
         <w:t>queue</w:t>
       </w:r>
       <w:r>
         <w:rPr>
           <w:rFonts w:cstheme="minorHAnsi"/>
+          <w:highlight w:val="yellow"/>
         </w:rPr>
         <w:t>).</w:t>
       </w:r>
@@ -7755,12 +11576,14 @@
         </w:numPr>
         <w:rPr>
           <w:rFonts w:cstheme="minorHAnsi"/>
+          <w:highlight w:val="yellow"/>
         </w:rPr>
       </w:pPr>
       <w:r>
         <w:rPr>
           <w:rFonts w:cstheme="minorHAnsi"/>
           <w:b/>
+          <w:highlight w:val="yellow"/>
         </w:rPr>
         <w:lastRenderedPageBreak/>
         <w:t xml:space="preserve">Dva Taska (Tx / Rx) + TxConfirmation: </w:t>
@@ -7768,6 +11591,7 @@
       <w:r>
         <w:rPr>
           <w:rFonts w:cstheme="minorHAnsi"/>
+          <w:highlight w:val="yellow"/>
         </w:rPr>
         <w:t xml:space="preserve">Realizovati slanje podatka na CAN bus tek kada se dobije potvrda je prethodni podatak poslat (to je ujedno maksimalno brzo slanje podataka) </w:t>
       </w:r>
@@ -7779,11 +11603,13 @@
         <w:rPr>
           <w:rFonts w:cstheme="minorHAnsi"/>
           <w:i/>
-        </w:rPr>
-      </w:pPr>
-      <w:r>
-        <w:rPr>
-          <w:rFonts w:cstheme="minorHAnsi"/>
+          <w:highlight w:val="yellow"/>
+        </w:rPr>
+      </w:pPr>
+      <w:r>
+        <w:rPr>
+          <w:rFonts w:cstheme="minorHAnsi"/>
+          <w:highlight w:val="yellow"/>
         </w:rPr>
         <w:t xml:space="preserve">Detalji: zadatak se realizuje upotrebom Tx </w:t>
       </w:r>
@@ -7791,12 +11617,14 @@
         <w:rPr>
           <w:rFonts w:cstheme="minorHAnsi"/>
           <w:i/>
+          <w:highlight w:val="yellow"/>
         </w:rPr>
         <w:t>Confirmation</w:t>
       </w:r>
       <w:r>
         <w:rPr>
           <w:rFonts w:cstheme="minorHAnsi"/>
+          <w:highlight w:val="yellow"/>
         </w:rPr>
         <w:t xml:space="preserve"> mehanizma, tj. putem CAN TX interrupt-a, koji setuje </w:t>
       </w:r>
@@ -7804,12 +11632,14 @@
         <w:rPr>
           <w:rFonts w:cstheme="minorHAnsi"/>
           <w:i/>
+          <w:highlight w:val="yellow"/>
         </w:rPr>
         <w:t>Event</w:t>
       </w:r>
       <w:r>
         <w:rPr>
           <w:rFonts w:cstheme="minorHAnsi"/>
+          <w:highlight w:val="yellow"/>
         </w:rPr>
         <w:t xml:space="preserve"> za </w:t>
       </w:r>
@@ -7818,18 +11648,21 @@
           <w:rFonts w:cstheme="minorHAnsi"/>
           <w:b/>
           <w:i/>
+          <w:highlight w:val="yellow"/>
         </w:rPr>
         <w:t>CAN_Tx_Task</w:t>
       </w:r>
       <w:r>
         <w:rPr>
           <w:rFonts w:cstheme="minorHAnsi"/>
+          <w:highlight w:val="yellow"/>
         </w:rPr>
         <w:t xml:space="preserve">, iz koga se </w:t>
       </w:r>
       <w:r>
         <w:rPr>
           <w:rFonts w:cstheme="minorHAnsi"/>
+          <w:highlight w:val="yellow"/>
           <w:lang w:val="sr-Latn-RS"/>
         </w:rPr>
         <w:t xml:space="preserve">šalje podatak na CAN. Dakle, </w:t>
@@ -7839,12 +11672,14 @@
           <w:rFonts w:cstheme="minorHAnsi"/>
           <w:b/>
           <w:i/>
+          <w:highlight w:val="yellow"/>
         </w:rPr>
         <w:t xml:space="preserve">CAN_Tx_Task </w:t>
       </w:r>
       <w:r>
         <w:rPr>
           <w:rFonts w:cstheme="minorHAnsi"/>
+          <w:highlight w:val="yellow"/>
         </w:rPr>
         <w:t xml:space="preserve"> se ne izvršava periodično, već se pozove </w:t>
       </w:r>
@@ -7852,12 +11687,14 @@
         <w:rPr>
           <w:rFonts w:cstheme="minorHAnsi"/>
           <w:i/>
+          <w:highlight w:val="yellow"/>
         </w:rPr>
         <w:t>transmitCanMessage()</w:t>
       </w:r>
       <w:r>
         <w:rPr>
           <w:rFonts w:cstheme="minorHAnsi"/>
+          <w:highlight w:val="yellow"/>
         </w:rPr>
         <w:t xml:space="preserve"> funkcija samo prvi put (npr. Flag-om iz main funkcije), dok se svako naredno slanje realizuje iz </w:t>
       </w:r>
@@ -7866,6 +11703,7 @@
           <w:rFonts w:cstheme="minorHAnsi"/>
           <w:b/>
           <w:i/>
+          <w:highlight w:val="yellow"/>
         </w:rPr>
         <w:t>CAN_Tx_Task</w:t>
       </w:r>
@@ -7873,6 +11711,7 @@
         <w:rPr>
           <w:rFonts w:cstheme="minorHAnsi"/>
           <w:i/>
+          <w:highlight w:val="yellow"/>
         </w:rPr>
         <w:t>-a.</w:t>
       </w:r>
@@ -7883,6 +11722,7 @@
         <w:ind w:left="1440"/>
         <w:rPr>
           <w:rFonts w:cstheme="minorHAnsi"/>
+          <w:highlight w:val="yellow"/>
         </w:rPr>
       </w:pPr>
       <w:r>
@@ -7903,24 +11743,28 @@
         </w:numPr>
         <w:rPr>
           <w:rFonts w:cstheme="minorHAnsi"/>
+          <w:highlight w:val="yellow"/>
         </w:rPr>
       </w:pPr>
       <w:r>
         <w:rPr>
           <w:rFonts w:cstheme="minorHAnsi"/>
           <w:b/>
+          <w:highlight w:val="yellow"/>
         </w:rPr>
         <w:t xml:space="preserve">Tri Taska (2 Tx / 1 Rx) + TxConfirmation: </w:t>
       </w:r>
       <w:r>
         <w:rPr>
           <w:rFonts w:cstheme="minorHAnsi"/>
+          <w:highlight w:val="yellow"/>
         </w:rPr>
         <w:t xml:space="preserve">Dodati još jedan CAN_Tx_Task koji </w:t>
       </w:r>
       <w:r>
         <w:rPr>
           <w:rFonts w:cstheme="minorHAnsi"/>
+          <w:highlight w:val="yellow"/>
           <w:lang w:val="sr-Latn-RS"/>
         </w:rPr>
         <w:t>šalje</w:t>
@@ -7928,6 +11772,7 @@
       <w:r>
         <w:rPr>
           <w:rFonts w:cstheme="minorHAnsi"/>
+          <w:highlight w:val="yellow"/>
         </w:rPr>
         <w:t xml:space="preserve"> poruku na CAN (dakle imate 2 odvojena taska: CAN_Tx_Task i CAN_Tx_Task1). Regulisati upotrebu CAN periferije (= resursa) upotrebom: </w:t>
       </w:r>
@@ -7938,11 +11783,13 @@
         <w:ind w:left="1440"/>
         <w:rPr>
           <w:rFonts w:cstheme="minorHAnsi"/>
-        </w:rPr>
-      </w:pPr>
-      <w:r>
-        <w:rPr>
-          <w:rFonts w:cstheme="minorHAnsi"/>
+          <w:highlight w:val="yellow"/>
+        </w:rPr>
+      </w:pPr>
+      <w:r>
+        <w:rPr>
+          <w:rFonts w:cstheme="minorHAnsi"/>
+          <w:highlight w:val="yellow"/>
         </w:rPr>
         <w:t>- FreeRTOS mutexa ili</w:t>
       </w:r>
@@ -7953,11 +11800,13 @@
         <w:ind w:left="1440"/>
         <w:rPr>
           <w:rFonts w:cstheme="minorHAnsi"/>
-        </w:rPr>
-      </w:pPr>
-      <w:r>
-        <w:rPr>
-          <w:rFonts w:cstheme="minorHAnsi"/>
+          <w:highlight w:val="yellow"/>
+        </w:rPr>
+      </w:pPr>
+      <w:r>
+        <w:rPr>
+          <w:rFonts w:cstheme="minorHAnsi"/>
+          <w:highlight w:val="yellow"/>
         </w:rPr>
         <w:t xml:space="preserve">- </w:t>
       </w:r>
@@ -7965,12 +11814,14 @@
         <w:rPr>
           <w:rFonts w:cstheme="minorHAnsi"/>
           <w:color w:val="FF0000"/>
+          <w:highlight w:val="yellow"/>
         </w:rPr>
         <w:t>Mastering-the-FreeRTOS-Real-Time-Kernel.v1.1.0_vidiUartAdc_str10.3.7.pdf</w:t>
       </w:r>
       <w:r>
         <w:rPr>
           <w:rFonts w:cstheme="minorHAnsi"/>
+          <w:highlight w:val="yellow"/>
         </w:rPr>
         <w:t xml:space="preserve">) </w:t>
       </w:r>
@@ -7984,11 +11835,13 @@
         </w:numPr>
         <w:rPr>
           <w:rFonts w:cstheme="minorHAnsi"/>
-        </w:rPr>
-      </w:pPr>
-      <w:r>
-        <w:rPr>
-          <w:rFonts w:cstheme="minorHAnsi"/>
+          <w:highlight w:val="yellow"/>
+        </w:rPr>
+      </w:pPr>
+      <w:r>
+        <w:rPr>
+          <w:rFonts w:cstheme="minorHAnsi"/>
+          <w:highlight w:val="yellow"/>
         </w:rPr>
         <w:t xml:space="preserve">Realizovati </w:t>
       </w:r>
@@ -7996,12 +11849,14 @@
         <w:rPr>
           <w:rFonts w:cstheme="minorHAnsi"/>
           <w:b/>
+          <w:highlight w:val="yellow"/>
         </w:rPr>
         <w:t>WakeUp</w:t>
       </w:r>
       <w:r>
         <w:rPr>
           <w:rFonts w:cstheme="minorHAnsi"/>
+          <w:highlight w:val="yellow"/>
         </w:rPr>
         <w:t xml:space="preserve"> funkcionalnost (RX linija dovedena i na dodatni pin, konfigurisan kao eksterni interrupt)</w:t>
       </w:r>
@@ -8015,11 +11870,13 @@
         </w:numPr>
         <w:rPr>
           <w:rFonts w:cstheme="minorHAnsi"/>
-        </w:rPr>
-      </w:pPr>
-      <w:r>
-        <w:rPr>
-          <w:rFonts w:cstheme="minorHAnsi"/>
+          <w:highlight w:val="yellow"/>
+        </w:rPr>
+      </w:pPr>
+      <w:r>
+        <w:rPr>
+          <w:rFonts w:cstheme="minorHAnsi"/>
+          <w:highlight w:val="yellow"/>
         </w:rPr>
         <w:t xml:space="preserve">Realizovati (posmatrati) detekciju </w:t>
       </w:r>
@@ -8027,12 +11884,14 @@
         <w:rPr>
           <w:rFonts w:cstheme="minorHAnsi"/>
           <w:b/>
+          <w:highlight w:val="yellow"/>
         </w:rPr>
         <w:t>BusOff</w:t>
       </w:r>
       <w:r>
         <w:rPr>
           <w:rFonts w:cstheme="minorHAnsi"/>
+          <w:highlight w:val="yellow"/>
         </w:rPr>
         <w:t xml:space="preserve"> stanja (2 CAN zice spojene)</w:t>
       </w:r>
@@ -8043,6 +11902,7 @@
         <w:ind w:left="1440"/>
         <w:rPr>
           <w:rFonts w:cstheme="minorHAnsi"/>
+          <w:highlight w:val="yellow"/>
         </w:rPr>
       </w:pPr>
     </w:p>
@@ -8061,6 +11921,7 @@
           <w:color w:val="000000"/>
           <w:sz w:val="16"/>
           <w:szCs w:val="16"/>
+          <w:highlight w:val="yellow"/>
         </w:rPr>
       </w:pPr>
       <w:r>
@@ -8069,6 +11930,7 @@
           <w:color w:val="000000"/>
           <w:sz w:val="16"/>
           <w:szCs w:val="16"/>
+          <w:highlight w:val="yellow"/>
         </w:rPr>
         <w:t>ISR to task event signalling (iLLD_TC375_ADS_FreeRTOS_Basic project):</w:t>
       </w:r>
@@ -8088,6 +11950,7 @@
           <w:color w:val="000000"/>
           <w:sz w:val="16"/>
           <w:szCs w:val="16"/>
+          <w:highlight w:val="yellow"/>
         </w:rPr>
       </w:pPr>
       <w:r>
@@ -8097,6 +11960,7 @@
           <w:color w:val="000000"/>
           <w:sz w:val="16"/>
           <w:szCs w:val="16"/>
+          <w:highlight w:val="yellow"/>
         </w:rPr>
         <w:t>IFX_INTERRUPT</w:t>
       </w:r>
@@ -8106,6 +11970,7 @@
           <w:color w:val="000000"/>
           <w:sz w:val="16"/>
           <w:szCs w:val="16"/>
+          <w:highlight w:val="yellow"/>
         </w:rPr>
         <w:t>(SCUERU_Int0_Handler, 0, ISR_PRIORITY_SCUERU_INT0)</w:t>
       </w:r>
@@ -8125,6 +11990,7 @@
           <w:color w:val="000000"/>
           <w:sz w:val="16"/>
           <w:szCs w:val="16"/>
+          <w:highlight w:val="yellow"/>
         </w:rPr>
       </w:pPr>
       <w:r>
@@ -8133,6 +11999,7 @@
           <w:color w:val="000000"/>
           <w:sz w:val="16"/>
           <w:szCs w:val="16"/>
+          <w:highlight w:val="yellow"/>
         </w:rPr>
         <w:t>{</w:t>
       </w:r>
@@ -8152,6 +12019,7 @@
           <w:color w:val="000000"/>
           <w:sz w:val="16"/>
           <w:szCs w:val="16"/>
+          <w:highlight w:val="yellow"/>
         </w:rPr>
       </w:pPr>
       <w:r>
@@ -8160,6 +12028,7 @@
           <w:color w:val="000000"/>
           <w:sz w:val="16"/>
           <w:szCs w:val="16"/>
+          <w:highlight w:val="yellow"/>
         </w:rPr>
         <w:t xml:space="preserve">    BaseType_t externalIsrTriggered;</w:t>
       </w:r>
@@ -8179,6 +12048,7 @@
           <w:color w:val="000000"/>
           <w:sz w:val="16"/>
           <w:szCs w:val="16"/>
+          <w:highlight w:val="yellow"/>
         </w:rPr>
       </w:pPr>
     </w:p>
@@ -8197,6 +12067,7 @@
           <w:color w:val="000000"/>
           <w:sz w:val="16"/>
           <w:szCs w:val="16"/>
+          <w:highlight w:val="yellow"/>
         </w:rPr>
       </w:pPr>
       <w:r>
@@ -8205,6 +12076,7 @@
           <w:color w:val="000000"/>
           <w:sz w:val="16"/>
           <w:szCs w:val="16"/>
+          <w:highlight w:val="yellow"/>
         </w:rPr>
         <w:t xml:space="preserve">    </w:t>
       </w:r>
@@ -8214,6 +12086,7 @@
           <w:color w:val="3F7F5F"/>
           <w:sz w:val="16"/>
           <w:szCs w:val="16"/>
+          <w:highlight w:val="yellow"/>
         </w:rPr>
         <w:t>/* Notify task from ISR */</w:t>
       </w:r>
@@ -8234,6 +12107,7 @@
           <w:color w:val="000000"/>
           <w:sz w:val="16"/>
           <w:szCs w:val="16"/>
+          <w:highlight w:val="yellow"/>
         </w:rPr>
       </w:pPr>
       <w:r>
@@ -8243,6 +12117,7 @@
           <w:color w:val="000000"/>
           <w:sz w:val="16"/>
           <w:szCs w:val="16"/>
+          <w:highlight w:val="yellow"/>
         </w:rPr>
         <w:t xml:space="preserve">    vTaskNotifyGiveFromISR(g_AppTaskHandle, &amp;externalIsrTriggered);</w:t>
       </w:r>
@@ -8262,6 +12137,7 @@
           <w:color w:val="000000"/>
           <w:sz w:val="16"/>
           <w:szCs w:val="16"/>
+          <w:highlight w:val="yellow"/>
         </w:rPr>
       </w:pPr>
       <w:r>
@@ -8270,6 +12146,7 @@
           <w:color w:val="000000"/>
           <w:sz w:val="16"/>
           <w:szCs w:val="16"/>
+          <w:highlight w:val="yellow"/>
         </w:rPr>
         <w:t xml:space="preserve">    …</w:t>
       </w:r>
@@ -8289,6 +12166,7 @@
           <w:color w:val="000000"/>
           <w:sz w:val="16"/>
           <w:szCs w:val="16"/>
+          <w:highlight w:val="yellow"/>
         </w:rPr>
       </w:pPr>
       <w:r>
@@ -8297,6 +12175,7 @@
           <w:color w:val="000000"/>
           <w:sz w:val="16"/>
           <w:szCs w:val="16"/>
+          <w:highlight w:val="yellow"/>
         </w:rPr>
         <w:t>}</w:t>
       </w:r>
@@ -8308,6 +12187,7 @@
           <w:color w:val="000000"/>
           <w:sz w:val="16"/>
           <w:szCs w:val="16"/>
+          <w:highlight w:val="yellow"/>
           <w:u w:val="single"/>
           <w:shd w:val="clear" w:color="auto" w:fill="D4D4D4"/>
         </w:rPr>
@@ -8328,6 +12208,7 @@
           <w:color w:val="000000"/>
           <w:sz w:val="16"/>
           <w:szCs w:val="16"/>
+          <w:highlight w:val="yellow"/>
         </w:rPr>
       </w:pPr>
       <w:r>
@@ -8338,6 +12219,7 @@
           <w:color w:val="7F0055"/>
           <w:sz w:val="16"/>
           <w:szCs w:val="16"/>
+          <w:highlight w:val="yellow"/>
         </w:rPr>
         <w:t>void</w:t>
       </w:r>
@@ -8347,6 +12229,7 @@
           <w:color w:val="000000"/>
           <w:sz w:val="16"/>
           <w:szCs w:val="16"/>
+          <w:highlight w:val="yellow"/>
         </w:rPr>
         <w:t xml:space="preserve"> </w:t>
       </w:r>
@@ -8358,6 +12241,7 @@
           <w:color w:val="000000"/>
           <w:sz w:val="16"/>
           <w:szCs w:val="16"/>
+          <w:highlight w:val="yellow"/>
         </w:rPr>
         <w:t>task_app_led2</w:t>
       </w:r>
@@ -8367,6 +12251,7 @@
           <w:color w:val="000000"/>
           <w:sz w:val="16"/>
           <w:szCs w:val="16"/>
+          <w:highlight w:val="yellow"/>
         </w:rPr>
         <w:t>(</w:t>
       </w:r>
@@ -8378,6 +12263,7 @@
           <w:color w:val="7F0055"/>
           <w:sz w:val="16"/>
           <w:szCs w:val="16"/>
+          <w:highlight w:val="yellow"/>
         </w:rPr>
         <w:t>void</w:t>
       </w:r>
@@ -8387,6 +12273,7 @@
           <w:color w:val="000000"/>
           <w:sz w:val="16"/>
           <w:szCs w:val="16"/>
+          <w:highlight w:val="yellow"/>
         </w:rPr>
         <w:t xml:space="preserve"> *arg)</w:t>
       </w:r>
@@ -8406,6 +12293,7 @@
           <w:color w:val="000000"/>
           <w:sz w:val="16"/>
           <w:szCs w:val="16"/>
+          <w:highlight w:val="yellow"/>
         </w:rPr>
       </w:pPr>
       <w:r>
@@ -8414,6 +12302,7 @@
           <w:color w:val="000000"/>
           <w:sz w:val="16"/>
           <w:szCs w:val="16"/>
+          <w:highlight w:val="yellow"/>
         </w:rPr>
         <w:t>{</w:t>
       </w:r>
@@ -8433,6 +12322,7 @@
           <w:color w:val="000000"/>
           <w:sz w:val="16"/>
           <w:szCs w:val="16"/>
+          <w:highlight w:val="yellow"/>
         </w:rPr>
       </w:pPr>
       <w:r>
@@ -8441,6 +12331,7 @@
           <w:color w:val="000000"/>
           <w:sz w:val="16"/>
           <w:szCs w:val="16"/>
+          <w:highlight w:val="yellow"/>
         </w:rPr>
         <w:t xml:space="preserve">    g_AppTaskHandle = xTaskGetCurrentTaskHandle();</w:t>
       </w:r>
@@ -8460,6 +12351,7 @@
           <w:color w:val="000000"/>
           <w:sz w:val="16"/>
           <w:szCs w:val="16"/>
+          <w:highlight w:val="yellow"/>
         </w:rPr>
       </w:pPr>
     </w:p>
@@ -8478,6 +12370,7 @@
           <w:color w:val="000000"/>
           <w:sz w:val="16"/>
           <w:szCs w:val="16"/>
+          <w:highlight w:val="yellow"/>
         </w:rPr>
       </w:pPr>
       <w:r>
@@ -8486,6 +12379,7 @@
           <w:color w:val="000000"/>
           <w:sz w:val="16"/>
           <w:szCs w:val="16"/>
+          <w:highlight w:val="yellow"/>
         </w:rPr>
         <w:t xml:space="preserve">    app_init();</w:t>
       </w:r>
@@ -8505,6 +12399,7 @@
           <w:color w:val="000000"/>
           <w:sz w:val="16"/>
           <w:szCs w:val="16"/>
+          <w:highlight w:val="yellow"/>
         </w:rPr>
       </w:pPr>
     </w:p>
@@ -8523,6 +12418,7 @@
           <w:color w:val="000000"/>
           <w:sz w:val="16"/>
           <w:szCs w:val="16"/>
+          <w:highlight w:val="yellow"/>
         </w:rPr>
       </w:pPr>
       <w:r>
@@ -8531,6 +12427,7 @@
           <w:color w:val="000000"/>
           <w:sz w:val="16"/>
           <w:szCs w:val="16"/>
+          <w:highlight w:val="yellow"/>
         </w:rPr>
         <w:t xml:space="preserve">    </w:t>
       </w:r>
@@ -8542,6 +12439,7 @@
           <w:color w:val="7F0055"/>
           <w:sz w:val="16"/>
           <w:szCs w:val="16"/>
+          <w:highlight w:val="yellow"/>
         </w:rPr>
         <w:t>while</w:t>
       </w:r>
@@ -8551,6 +12449,7 @@
           <w:color w:val="000000"/>
           <w:sz w:val="16"/>
           <w:szCs w:val="16"/>
+          <w:highlight w:val="yellow"/>
         </w:rPr>
         <w:t xml:space="preserve"> (1)</w:t>
       </w:r>
@@ -8570,6 +12469,7 @@
           <w:color w:val="000000"/>
           <w:sz w:val="16"/>
           <w:szCs w:val="16"/>
+          <w:highlight w:val="yellow"/>
         </w:rPr>
       </w:pPr>
       <w:r>
@@ -8578,6 +12478,7 @@
           <w:color w:val="000000"/>
           <w:sz w:val="16"/>
           <w:szCs w:val="16"/>
+          <w:highlight w:val="yellow"/>
         </w:rPr>
         <w:t xml:space="preserve">    {</w:t>
       </w:r>
@@ -8597,6 +12498,7 @@
           <w:color w:val="000000"/>
           <w:sz w:val="16"/>
           <w:szCs w:val="16"/>
+          <w:highlight w:val="yellow"/>
         </w:rPr>
       </w:pPr>
       <w:r>
@@ -8605,6 +12507,7 @@
           <w:color w:val="000000"/>
           <w:sz w:val="16"/>
           <w:szCs w:val="16"/>
+          <w:highlight w:val="yellow"/>
         </w:rPr>
         <w:t xml:space="preserve">        </w:t>
       </w:r>
@@ -8614,6 +12517,7 @@
           <w:color w:val="3F7F5F"/>
           <w:sz w:val="16"/>
           <w:szCs w:val="16"/>
+          <w:highlight w:val="yellow"/>
         </w:rPr>
         <w:t>// Wait for task notification and then toggle LED2</w:t>
       </w:r>
@@ -8633,6 +12537,7 @@
           <w:color w:val="000000"/>
           <w:sz w:val="16"/>
           <w:szCs w:val="16"/>
+          <w:highlight w:val="yellow"/>
         </w:rPr>
       </w:pPr>
       <w:r>
@@ -8641,6 +12546,7 @@
           <w:color w:val="000000"/>
           <w:sz w:val="16"/>
           <w:szCs w:val="16"/>
+          <w:highlight w:val="yellow"/>
         </w:rPr>
         <w:t xml:space="preserve">        ulTaskNotifyTake(0, portMAX_DELAY);</w:t>
       </w:r>
@@ -8660,6 +12566,7 @@
           <w:color w:val="000000"/>
           <w:sz w:val="16"/>
           <w:szCs w:val="16"/>
+          <w:highlight w:val="yellow"/>
         </w:rPr>
       </w:pPr>
       <w:r>
@@ -8668,6 +12575,7 @@
           <w:color w:val="000000"/>
           <w:sz w:val="16"/>
           <w:szCs w:val="16"/>
+          <w:highlight w:val="yellow"/>
         </w:rPr>
         <w:t xml:space="preserve">    …</w:t>
       </w:r>
@@ -8687,6 +12595,7 @@
           <w:color w:val="000000"/>
           <w:sz w:val="16"/>
           <w:szCs w:val="16"/>
+          <w:highlight w:val="yellow"/>
         </w:rPr>
       </w:pPr>
       <w:r>
@@ -8695,6 +12604,7 @@
           <w:color w:val="000000"/>
           <w:sz w:val="16"/>
           <w:szCs w:val="16"/>
+          <w:highlight w:val="yellow"/>
         </w:rPr>
         <w:t xml:space="preserve">    }</w:t>
       </w:r>
@@ -8714,6 +12624,7 @@
           <w:color w:val="000000"/>
           <w:sz w:val="16"/>
           <w:szCs w:val="16"/>
+          <w:highlight w:val="yellow"/>
         </w:rPr>
       </w:pPr>
       <w:r>
@@ -8722,6 +12633,7 @@
           <w:color w:val="000000"/>
           <w:sz w:val="16"/>
           <w:szCs w:val="16"/>
+          <w:highlight w:val="yellow"/>
         </w:rPr>
         <w:t>}</w:t>
       </w:r>
@@ -8730,6 +12642,7 @@
       <w:pPr>
         <w:rPr>
           <w:rFonts w:cstheme="minorHAnsi"/>
+          <w:highlight w:val="yellow"/>
         </w:rPr>
       </w:pPr>
     </w:p>
@@ -8742,11 +12655,13 @@
         </w:numPr>
         <w:rPr>
           <w:rFonts w:cstheme="minorHAnsi"/>
-        </w:rPr>
-      </w:pPr>
-      <w:r>
-        <w:rPr>
-          <w:rFonts w:cstheme="minorHAnsi"/>
+          <w:highlight w:val="yellow"/>
+        </w:rPr>
+      </w:pPr>
+      <w:r>
+        <w:rPr>
+          <w:rFonts w:cstheme="minorHAnsi"/>
+          <w:highlight w:val="yellow"/>
         </w:rPr>
         <w:t>Integracija u jedan zajednički projekat (sa drugim grupama)</w:t>
       </w:r>
@@ -8760,11 +12675,13 @@
         </w:numPr>
         <w:rPr>
           <w:rFonts w:cstheme="minorHAnsi"/>
-        </w:rPr>
-      </w:pPr>
-      <w:r>
-        <w:rPr>
-          <w:rFonts w:cstheme="minorHAnsi"/>
+          <w:highlight w:val="yellow"/>
+        </w:rPr>
+      </w:pPr>
+      <w:r>
+        <w:rPr>
+          <w:rFonts w:cstheme="minorHAnsi"/>
+          <w:highlight w:val="yellow"/>
         </w:rPr>
         <w:t>Dokumentacija</w:t>
       </w:r>
@@ -8778,6 +12695,7 @@
       <w:r>
         <w:rPr>
           <w:rFonts w:cstheme="minorHAnsi"/>
+          <w:highlight w:val="yellow"/>
         </w:rPr>
         <w:t>CANoe?</w:t>
       </w:r>
@@ -9129,7 +13047,7 @@
 </file>
 
 <file path=word/endnotes.xml><?xml version="1.0" encoding="utf-8"?>
-<w:endnotes xmlns:wpc="http://schemas.microsoft.com/office/word/2010/wordprocessingCanvas" xmlns:cx="http://schemas.microsoft.com/office/drawing/2014/chartex" xmlns:cx1="http://schemas.microsoft.com/office/drawing/2015/9/8/chartex" xmlns:cx2="http://schemas.microsoft.com/office/drawing/2015/10/21/chartex" xmlns:cx3="http://schemas.microsoft.com/office/drawing/2016/5/9/chartex" xmlns:cx4="http://schemas.microsoft.com/office/drawing/2016/5/10/chartex" xmlns:cx5="http://schemas.microsoft.com/office/drawing/2016/5/11/chartex" xmlns:cx6="http://schemas.microsoft.com/office/drawing/2016/5/12/chartex" xmlns:cx7="http://schemas.microsoft.com/office/drawing/2016/5/13/chartex" xmlns:cx8="http://schemas.microsoft.com/office/drawing/2016/5/14/chartex" xmlns:mc="http://schemas.openxmlformats.org/markup-compatibility/2006" xmlns:aink="http://schemas.microsoft.com/office/drawing/2016/ink" xmlns:am3d="http://schemas.microsoft.com/office/drawing/2017/model3d" xmlns:o="urn:schemas-microsoft-com:office:office" xmlns:oel="http://schemas.microsoft.com/office/2019/extlst" xmlns:r="http://schemas.openxmlformats.org/officeDocument/2006/relationships" xmlns:m="http://schemas.openxmlformats.org/officeDocument/2006/math" xmlns:v="urn:schemas-microsoft-com:vml" xmlns:wp14="http://schemas.microsoft.com/office/word/2010/wordprocessingDrawing" xmlns:wp="http://schemas.openxmlformats.org/drawingml/2006/wordprocessingDrawing" xmlns:w10="urn:schemas-microsoft-com:office:word" xmlns:w="http://schemas.openxmlformats.org/wordprocessingml/2006/main" xmlns:w14="http://schemas.microsoft.com/office/word/2010/wordml" xmlns:w15="http://schemas.microsoft.com/office/word/2012/wordml" xmlns:w16cex="http://schemas.microsoft.com/office/word/2018/wordml/cex" xmlns:w16cid="http://schemas.microsoft.com/office/word/2016/wordml/cid" xmlns:w16="http://schemas.microsoft.com/office/word/2018/wordml" xmlns:w16du="http://schemas.microsoft.com/office/word/2023/wordml/word16du" xmlns:w16sdtdh="http://schemas.microsoft.com/office/word/2020/wordml/sdtdatahash" xmlns:w16sdtfl="http://schemas.microsoft.com/office/word/2024/wordml/sdtformatlock" xmlns:w16se="http://schemas.microsoft.com/office/word/2015/wordml/symex" xmlns:wpg="http://schemas.microsoft.com/office/word/2010/wordprocessingGroup" xmlns:wpi="http://schemas.microsoft.com/office/word/2010/wordprocessingInk" xmlns:wne="http://schemas.microsoft.com/office/word/2006/wordml" xmlns:wps="http://schemas.microsoft.com/office/word/2010/wordprocessingShape" mc:Ignorable="w14 w15 w16se w16cid w16 w16cex w16sdtdh w16sdtfl w16du wp14">
+<w:endnotes xmlns:wpc="http://schemas.microsoft.com/office/word/2010/wordprocessingCanvas" xmlns:cx="http://schemas.microsoft.com/office/drawing/2014/chartex" xmlns:cx1="http://schemas.microsoft.com/office/drawing/2015/9/8/chartex" xmlns:mc="http://schemas.openxmlformats.org/markup-compatibility/2006" xmlns:o="urn:schemas-microsoft-com:office:office" xmlns:r="http://schemas.openxmlformats.org/officeDocument/2006/relationships" xmlns:m="http://schemas.openxmlformats.org/officeDocument/2006/math" xmlns:v="urn:schemas-microsoft-com:vml" xmlns:wp14="http://schemas.microsoft.com/office/word/2010/wordprocessingDrawing" xmlns:wp="http://schemas.openxmlformats.org/drawingml/2006/wordprocessingDrawing" xmlns:w10="urn:schemas-microsoft-com:office:word" xmlns:w="http://schemas.openxmlformats.org/wordprocessingml/2006/main" xmlns:w14="http://schemas.microsoft.com/office/word/2010/wordml" xmlns:w15="http://schemas.microsoft.com/office/word/2012/wordml" xmlns:w16se="http://schemas.microsoft.com/office/word/2015/wordml/symex" xmlns:wpg="http://schemas.microsoft.com/office/word/2010/wordprocessingGroup" xmlns:wpi="http://schemas.microsoft.com/office/word/2010/wordprocessingInk" xmlns:wne="http://schemas.microsoft.com/office/word/2006/wordml" xmlns:wps="http://schemas.microsoft.com/office/word/2010/wordprocessingShape" mc:Ignorable="w14 w15 w16se wp14">
   <w:endnote w:type="separator" w:id="-1">
     <w:p>
       <w:pPr>
@@ -9154,7 +13072,7 @@
 </file>
 
 <file path=word/footer1.xml><?xml version="1.0" encoding="utf-8"?>
-<w:ftr xmlns:wpc="http://schemas.microsoft.com/office/word/2010/wordprocessingCanvas" xmlns:cx="http://schemas.microsoft.com/office/drawing/2014/chartex" xmlns:cx1="http://schemas.microsoft.com/office/drawing/2015/9/8/chartex" xmlns:cx2="http://schemas.microsoft.com/office/drawing/2015/10/21/chartex" xmlns:cx3="http://schemas.microsoft.com/office/drawing/2016/5/9/chartex" xmlns:cx4="http://schemas.microsoft.com/office/drawing/2016/5/10/chartex" xmlns:cx5="http://schemas.microsoft.com/office/drawing/2016/5/11/chartex" xmlns:cx6="http://schemas.microsoft.com/office/drawing/2016/5/12/chartex" xmlns:cx7="http://schemas.microsoft.com/office/drawing/2016/5/13/chartex" xmlns:cx8="http://schemas.microsoft.com/office/drawing/2016/5/14/chartex" xmlns:mc="http://schemas.openxmlformats.org/markup-compatibility/2006" xmlns:aink="http://schemas.microsoft.com/office/drawing/2016/ink" xmlns:am3d="http://schemas.microsoft.com/office/drawing/2017/model3d" xmlns:o="urn:schemas-microsoft-com:office:office" xmlns:oel="http://schemas.microsoft.com/office/2019/extlst" xmlns:r="http://schemas.openxmlformats.org/officeDocument/2006/relationships" xmlns:m="http://schemas.openxmlformats.org/officeDocument/2006/math" xmlns:v="urn:schemas-microsoft-com:vml" xmlns:wp14="http://schemas.microsoft.com/office/word/2010/wordprocessingDrawing" xmlns:wp="http://schemas.openxmlformats.org/drawingml/2006/wordprocessingDrawing" xmlns:w10="urn:schemas-microsoft-com:office:word" xmlns:w="http://schemas.openxmlformats.org/wordprocessingml/2006/main" xmlns:w14="http://schemas.microsoft.com/office/word/2010/wordml" xmlns:w15="http://schemas.microsoft.com/office/word/2012/wordml" xmlns:w16cex="http://schemas.microsoft.com/office/word/2018/wordml/cex" xmlns:w16cid="http://schemas.microsoft.com/office/word/2016/wordml/cid" xmlns:w16="http://schemas.microsoft.com/office/word/2018/wordml" xmlns:w16du="http://schemas.microsoft.com/office/word/2023/wordml/word16du" xmlns:w16sdtdh="http://schemas.microsoft.com/office/word/2020/wordml/sdtdatahash" xmlns:w16sdtfl="http://schemas.microsoft.com/office/word/2024/wordml/sdtformatlock" xmlns:w16se="http://schemas.microsoft.com/office/word/2015/wordml/symex" xmlns:wpg="http://schemas.microsoft.com/office/word/2010/wordprocessingGroup" xmlns:wpi="http://schemas.microsoft.com/office/word/2010/wordprocessingInk" xmlns:wne="http://schemas.microsoft.com/office/word/2006/wordml" xmlns:wps="http://schemas.microsoft.com/office/word/2010/wordprocessingShape" mc:Ignorable="w14 w15 w16se w16cid w16 w16cex w16sdtdh w16sdtfl w16du wp14">
+<w:ftr xmlns:wpc="http://schemas.microsoft.com/office/word/2010/wordprocessingCanvas" xmlns:cx="http://schemas.microsoft.com/office/drawing/2014/chartex" xmlns:cx1="http://schemas.microsoft.com/office/drawing/2015/9/8/chartex" xmlns:mc="http://schemas.openxmlformats.org/markup-compatibility/2006" xmlns:o="urn:schemas-microsoft-com:office:office" xmlns:r="http://schemas.openxmlformats.org/officeDocument/2006/relationships" xmlns:m="http://schemas.openxmlformats.org/officeDocument/2006/math" xmlns:v="urn:schemas-microsoft-com:vml" xmlns:wp14="http://schemas.microsoft.com/office/word/2010/wordprocessingDrawing" xmlns:wp="http://schemas.openxmlformats.org/drawingml/2006/wordprocessingDrawing" xmlns:w10="urn:schemas-microsoft-com:office:word" xmlns:w="http://schemas.openxmlformats.org/wordprocessingml/2006/main" xmlns:w14="http://schemas.microsoft.com/office/word/2010/wordml" xmlns:w15="http://schemas.microsoft.com/office/word/2012/wordml" xmlns:w16se="http://schemas.microsoft.com/office/word/2015/wordml/symex" xmlns:wpg="http://schemas.microsoft.com/office/word/2010/wordprocessingGroup" xmlns:wpi="http://schemas.microsoft.com/office/word/2010/wordprocessingInk" xmlns:wne="http://schemas.microsoft.com/office/word/2006/wordml" xmlns:wps="http://schemas.microsoft.com/office/word/2010/wordprocessingShape" mc:Ignorable="w14 w15 w16se wp14">
   <w:p>
     <w:pPr>
       <w:pStyle w:val="Footer"/>
@@ -9180,7 +13098,7 @@
               <wp:docPr id="400576986" name="Text Box 2" descr="Internal">
                 <a:extLst xmlns:a="http://schemas.openxmlformats.org/drawingml/2006/main">
                   <a:ext uri="{5AE41FA2-C0FF-4470-9BD4-5FADCA87CBE2}">
-                    <aclsh:classification xmlns:aclsh="http://schemas.microsoft.com/office/drawing/2020/classificationShape" classificationOutcomeType="ftr"/>
+                    <aclsh:classification xmlns="" xmlns:cx2="http://schemas.microsoft.com/office/drawing/2015/10/21/chartex" xmlns:cx3="http://schemas.microsoft.com/office/drawing/2016/5/9/chartex" xmlns:cx4="http://schemas.microsoft.com/office/drawing/2016/5/10/chartex" xmlns:cx5="http://schemas.microsoft.com/office/drawing/2016/5/11/chartex" xmlns:cx6="http://schemas.microsoft.com/office/drawing/2016/5/12/chartex" xmlns:cx7="http://schemas.microsoft.com/office/drawing/2016/5/13/chartex" xmlns:cx8="http://schemas.microsoft.com/office/drawing/2016/5/14/chartex" xmlns:aink="http://schemas.microsoft.com/office/drawing/2016/ink" xmlns:am3d="http://schemas.microsoft.com/office/drawing/2017/model3d" xmlns:o="urn:schemas-microsoft-com:office:office" xmlns:oel="http://schemas.microsoft.com/office/2019/extlst" xmlns:v="urn:schemas-microsoft-com:vml" xmlns:w10="urn:schemas-microsoft-com:office:word" xmlns:w="http://schemas.openxmlformats.org/wordprocessingml/2006/main" xmlns:w16cex="http://schemas.microsoft.com/office/word/2018/wordml/cex" xmlns:w16cid="http://schemas.microsoft.com/office/word/2016/wordml/cid" xmlns:w16="http://schemas.microsoft.com/office/word/2018/wordml" xmlns:w16du="http://schemas.microsoft.com/office/word/2023/wordml/word16du" xmlns:w16sdtdh="http://schemas.microsoft.com/office/word/2020/wordml/sdtdatahash" xmlns:w16sdtfl="http://schemas.microsoft.com/office/word/2024/wordml/sdtformatlock" xmlns:aclsh="http://schemas.microsoft.com/office/drawing/2020/classificationShape" classificationOutcomeType="ftr"/>
                   </a:ext>
                 </a:extLst>
               </wp:docPr>
@@ -9246,8 +13164,7 @@
               <v:stroke joinstyle="miter"/>
               <v:path gradientshapeok="t" o:connecttype="rect"/>
             </v:shapetype>
-            <v:shape id="Text Box 2" o:spid="_x0000_s1026" type="#_x0000_t202" alt="Internal" style="position:absolute;margin-left:0;margin-top:0;width:25.55pt;height:25.55pt;z-index:251659264;visibility:visible;mso-wrap-style:none;mso-wrap-distance-left:0;mso-wrap-distance-top:0;mso-wrap-distance-right:0;mso-wrap-distance-bottom:0;mso-position-horizontal:center;mso-position-horizontal-relative:page;mso-position-vertical:bottom;mso-position-vertical-relative:page;v-text-anchor:bottom" o:gfxdata="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" filled="f" stroked="f">
-              <v:fill o:detectmouseclick="t"/>
+            <v:shape id="Text Box 2" o:spid="_x0000_s1026" type="#_x0000_t202" alt="Internal" style="position:absolute;margin-left:0;margin-top:0;width:25.55pt;height:25.55pt;z-index:251659264;visibility:visible;mso-wrap-style:none;mso-wrap-distance-left:0;mso-wrap-distance-top:0;mso-wrap-distance-right:0;mso-wrap-distance-bottom:0;mso-position-horizontal:center;mso-position-horizontal-relative:page;mso-position-vertical:bottom;mso-position-vertical-relative:page;v-text-anchor:bottom" o:gfxdata="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" filled="f" stroked="f">
               <v:textbox style="mso-fit-shape-to-text:t" inset="0,0,0,15pt">
                 <w:txbxContent>
                   <w:p>
@@ -9285,7 +13202,7 @@
 </file>
 
 <file path=word/footer2.xml><?xml version="1.0" encoding="utf-8"?>
-<w:ftr xmlns:wpc="http://schemas.microsoft.com/office/word/2010/wordprocessingCanvas" xmlns:cx="http://schemas.microsoft.com/office/drawing/2014/chartex" xmlns:cx1="http://schemas.microsoft.com/office/drawing/2015/9/8/chartex" xmlns:cx2="http://schemas.microsoft.com/office/drawing/2015/10/21/chartex" xmlns:cx3="http://schemas.microsoft.com/office/drawing/2016/5/9/chartex" xmlns:cx4="http://schemas.microsoft.com/office/drawing/2016/5/10/chartex" xmlns:cx5="http://schemas.microsoft.com/office/drawing/2016/5/11/chartex" xmlns:cx6="http://schemas.microsoft.com/office/drawing/2016/5/12/chartex" xmlns:cx7="http://schemas.microsoft.com/office/drawing/2016/5/13/chartex" xmlns:cx8="http://schemas.microsoft.com/office/drawing/2016/5/14/chartex" xmlns:mc="http://schemas.openxmlformats.org/markup-compatibility/2006" xmlns:aink="http://schemas.microsoft.com/office/drawing/2016/ink" xmlns:am3d="http://schemas.microsoft.com/office/drawing/2017/model3d" xmlns:o="urn:schemas-microsoft-com:office:office" xmlns:oel="http://schemas.microsoft.com/office/2019/extlst" xmlns:r="http://schemas.openxmlformats.org/officeDocument/2006/relationships" xmlns:m="http://schemas.openxmlformats.org/officeDocument/2006/math" xmlns:v="urn:schemas-microsoft-com:vml" xmlns:wp14="http://schemas.microsoft.com/office/word/2010/wordprocessingDrawing" xmlns:wp="http://schemas.openxmlformats.org/drawingml/2006/wordprocessingDrawing" xmlns:w10="urn:schemas-microsoft-com:office:word" xmlns:w="http://schemas.openxmlformats.org/wordprocessingml/2006/main" xmlns:w14="http://schemas.microsoft.com/office/word/2010/wordml" xmlns:w15="http://schemas.microsoft.com/office/word/2012/wordml" xmlns:w16cex="http://schemas.microsoft.com/office/word/2018/wordml/cex" xmlns:w16cid="http://schemas.microsoft.com/office/word/2016/wordml/cid" xmlns:w16="http://schemas.microsoft.com/office/word/2018/wordml" xmlns:w16du="http://schemas.microsoft.com/office/word/2023/wordml/word16du" xmlns:w16sdtdh="http://schemas.microsoft.com/office/word/2020/wordml/sdtdatahash" xmlns:w16sdtfl="http://schemas.microsoft.com/office/word/2024/wordml/sdtformatlock" xmlns:w16se="http://schemas.microsoft.com/office/word/2015/wordml/symex" xmlns:wpg="http://schemas.microsoft.com/office/word/2010/wordprocessingGroup" xmlns:wpi="http://schemas.microsoft.com/office/word/2010/wordprocessingInk" xmlns:wne="http://schemas.microsoft.com/office/word/2006/wordml" xmlns:wps="http://schemas.microsoft.com/office/word/2010/wordprocessingShape" mc:Ignorable="w14 w15 w16se w16cid w16 w16cex w16sdtdh w16sdtfl w16du wp14">
+<w:ftr xmlns:wpc="http://schemas.microsoft.com/office/word/2010/wordprocessingCanvas" xmlns:cx="http://schemas.microsoft.com/office/drawing/2014/chartex" xmlns:cx1="http://schemas.microsoft.com/office/drawing/2015/9/8/chartex" xmlns:mc="http://schemas.openxmlformats.org/markup-compatibility/2006" xmlns:o="urn:schemas-microsoft-com:office:office" xmlns:r="http://schemas.openxmlformats.org/officeDocument/2006/relationships" xmlns:m="http://schemas.openxmlformats.org/officeDocument/2006/math" xmlns:v="urn:schemas-microsoft-com:vml" xmlns:wp14="http://schemas.microsoft.com/office/word/2010/wordprocessingDrawing" xmlns:wp="http://schemas.openxmlformats.org/drawingml/2006/wordprocessingDrawing" xmlns:w10="urn:schemas-microsoft-com:office:word" xmlns:w="http://schemas.openxmlformats.org/wordprocessingml/2006/main" xmlns:w14="http://schemas.microsoft.com/office/word/2010/wordml" xmlns:w15="http://schemas.microsoft.com/office/word/2012/wordml" xmlns:w16se="http://schemas.microsoft.com/office/word/2015/wordml/symex" xmlns:wpg="http://schemas.microsoft.com/office/word/2010/wordprocessingGroup" xmlns:wpi="http://schemas.microsoft.com/office/word/2010/wordprocessingInk" xmlns:wne="http://schemas.microsoft.com/office/word/2006/wordml" xmlns:wps="http://schemas.microsoft.com/office/word/2010/wordprocessingShape" mc:Ignorable="w14 w15 w16se wp14">
   <w:p>
     <w:pPr>
       <w:pStyle w:val="Footer"/>
@@ -9311,7 +13228,7 @@
               <wp:docPr id="2081344251" name="Text Box 3" descr="Internal">
                 <a:extLst xmlns:a="http://schemas.openxmlformats.org/drawingml/2006/main">
                   <a:ext uri="{5AE41FA2-C0FF-4470-9BD4-5FADCA87CBE2}">
-                    <aclsh:classification xmlns:aclsh="http://schemas.microsoft.com/office/drawing/2020/classificationShape" classificationOutcomeType="ftr"/>
+                    <aclsh:classification xmlns="" xmlns:cx2="http://schemas.microsoft.com/office/drawing/2015/10/21/chartex" xmlns:cx3="http://schemas.microsoft.com/office/drawing/2016/5/9/chartex" xmlns:cx4="http://schemas.microsoft.com/office/drawing/2016/5/10/chartex" xmlns:cx5="http://schemas.microsoft.com/office/drawing/2016/5/11/chartex" xmlns:cx6="http://schemas.microsoft.com/office/drawing/2016/5/12/chartex" xmlns:cx7="http://schemas.microsoft.com/office/drawing/2016/5/13/chartex" xmlns:cx8="http://schemas.microsoft.com/office/drawing/2016/5/14/chartex" xmlns:aink="http://schemas.microsoft.com/office/drawing/2016/ink" xmlns:am3d="http://schemas.microsoft.com/office/drawing/2017/model3d" xmlns:o="urn:schemas-microsoft-com:office:office" xmlns:oel="http://schemas.microsoft.com/office/2019/extlst" xmlns:v="urn:schemas-microsoft-com:vml" xmlns:w10="urn:schemas-microsoft-com:office:word" xmlns:w="http://schemas.openxmlformats.org/wordprocessingml/2006/main" xmlns:w16cex="http://schemas.microsoft.com/office/word/2018/wordml/cex" xmlns:w16cid="http://schemas.microsoft.com/office/word/2016/wordml/cid" xmlns:w16="http://schemas.microsoft.com/office/word/2018/wordml" xmlns:w16du="http://schemas.microsoft.com/office/word/2023/wordml/word16du" xmlns:w16sdtdh="http://schemas.microsoft.com/office/word/2020/wordml/sdtdatahash" xmlns:w16sdtfl="http://schemas.microsoft.com/office/word/2024/wordml/sdtformatlock" xmlns:aclsh="http://schemas.microsoft.com/office/drawing/2020/classificationShape" classificationOutcomeType="ftr"/>
                   </a:ext>
                 </a:extLst>
               </wp:docPr>
@@ -9377,8 +13294,7 @@
               <v:stroke joinstyle="miter"/>
               <v:path gradientshapeok="t" o:connecttype="rect"/>
             </v:shapetype>
-            <v:shape id="Text Box 3" o:spid="_x0000_s1027" type="#_x0000_t202" alt="Internal" style="position:absolute;margin-left:0;margin-top:0;width:25.55pt;height:25.55pt;z-index:251660288;visibility:visible;mso-wrap-style:none;mso-wrap-distance-left:0;mso-wrap-distance-top:0;mso-wrap-distance-right:0;mso-wrap-distance-bottom:0;mso-position-horizontal:center;mso-position-horizontal-relative:page;mso-position-vertical:bottom;mso-position-vertical-relative:page;v-text-anchor:bottom" o:gfxdata="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" filled="f" stroked="f">
-              <v:fill o:detectmouseclick="t"/>
+            <v:shape id="Text Box 3" o:spid="_x0000_s1027" type="#_x0000_t202" alt="Internal" style="position:absolute;margin-left:0;margin-top:0;width:25.55pt;height:25.55pt;z-index:251660288;visibility:visible;mso-wrap-style:none;mso-wrap-distance-left:0;mso-wrap-distance-top:0;mso-wrap-distance-right:0;mso-wrap-distance-bottom:0;mso-position-horizontal:center;mso-position-horizontal-relative:page;mso-position-vertical:bottom;mso-position-vertical-relative:page;v-text-anchor:bottom" o:gfxdata="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" filled="f" stroked="f">
               <v:textbox style="mso-fit-shape-to-text:t" inset="0,0,0,15pt">
                 <w:txbxContent>
                   <w:p>
@@ -9416,7 +13332,7 @@
 </file>
 
 <file path=word/footer3.xml><?xml version="1.0" encoding="utf-8"?>
-<w:ftr xmlns:wpc="http://schemas.microsoft.com/office/word/2010/wordprocessingCanvas" xmlns:cx="http://schemas.microsoft.com/office/drawing/2014/chartex" xmlns:cx1="http://schemas.microsoft.com/office/drawing/2015/9/8/chartex" xmlns:cx2="http://schemas.microsoft.com/office/drawing/2015/10/21/chartex" xmlns:cx3="http://schemas.microsoft.com/office/drawing/2016/5/9/chartex" xmlns:cx4="http://schemas.microsoft.com/office/drawing/2016/5/10/chartex" xmlns:cx5="http://schemas.microsoft.com/office/drawing/2016/5/11/chartex" xmlns:cx6="http://schemas.microsoft.com/office/drawing/2016/5/12/chartex" xmlns:cx7="http://schemas.microsoft.com/office/drawing/2016/5/13/chartex" xmlns:cx8="http://schemas.microsoft.com/office/drawing/2016/5/14/chartex" xmlns:mc="http://schemas.openxmlformats.org/markup-compatibility/2006" xmlns:aink="http://schemas.microsoft.com/office/drawing/2016/ink" xmlns:am3d="http://schemas.microsoft.com/office/drawing/2017/model3d" xmlns:o="urn:schemas-microsoft-com:office:office" xmlns:oel="http://schemas.microsoft.com/office/2019/extlst" xmlns:r="http://schemas.openxmlformats.org/officeDocument/2006/relationships" xmlns:m="http://schemas.openxmlformats.org/officeDocument/2006/math" xmlns:v="urn:schemas-microsoft-com:vml" xmlns:wp14="http://schemas.microsoft.com/office/word/2010/wordprocessingDrawing" xmlns:wp="http://schemas.openxmlformats.org/drawingml/2006/wordprocessingDrawing" xmlns:w10="urn:schemas-microsoft-com:office:word" xmlns:w="http://schemas.openxmlformats.org/wordprocessingml/2006/main" xmlns:w14="http://schemas.microsoft.com/office/word/2010/wordml" xmlns:w15="http://schemas.microsoft.com/office/word/2012/wordml" xmlns:w16cex="http://schemas.microsoft.com/office/word/2018/wordml/cex" xmlns:w16cid="http://schemas.microsoft.com/office/word/2016/wordml/cid" xmlns:w16="http://schemas.microsoft.com/office/word/2018/wordml" xmlns:w16du="http://schemas.microsoft.com/office/word/2023/wordml/word16du" xmlns:w16sdtdh="http://schemas.microsoft.com/office/word/2020/wordml/sdtdatahash" xmlns:w16sdtfl="http://schemas.microsoft.com/office/word/2024/wordml/sdtformatlock" xmlns:w16se="http://schemas.microsoft.com/office/word/2015/wordml/symex" xmlns:wpg="http://schemas.microsoft.com/office/word/2010/wordprocessingGroup" xmlns:wpi="http://schemas.microsoft.com/office/word/2010/wordprocessingInk" xmlns:wne="http://schemas.microsoft.com/office/word/2006/wordml" xmlns:wps="http://schemas.microsoft.com/office/word/2010/wordprocessingShape" mc:Ignorable="w14 w15 w16se w16cid w16 w16cex w16sdtdh w16sdtfl w16du wp14">
+<w:ftr xmlns:wpc="http://schemas.microsoft.com/office/word/2010/wordprocessingCanvas" xmlns:cx="http://schemas.microsoft.com/office/drawing/2014/chartex" xmlns:cx1="http://schemas.microsoft.com/office/drawing/2015/9/8/chartex" xmlns:mc="http://schemas.openxmlformats.org/markup-compatibility/2006" xmlns:o="urn:schemas-microsoft-com:office:office" xmlns:r="http://schemas.openxmlformats.org/officeDocument/2006/relationships" xmlns:m="http://schemas.openxmlformats.org/officeDocument/2006/math" xmlns:v="urn:schemas-microsoft-com:vml" xmlns:wp14="http://schemas.microsoft.com/office/word/2010/wordprocessingDrawing" xmlns:wp="http://schemas.openxmlformats.org/drawingml/2006/wordprocessingDrawing" xmlns:w10="urn:schemas-microsoft-com:office:word" xmlns:w="http://schemas.openxmlformats.org/wordprocessingml/2006/main" xmlns:w14="http://schemas.microsoft.com/office/word/2010/wordml" xmlns:w15="http://schemas.microsoft.com/office/word/2012/wordml" xmlns:w16se="http://schemas.microsoft.com/office/word/2015/wordml/symex" xmlns:wpg="http://schemas.microsoft.com/office/word/2010/wordprocessingGroup" xmlns:wpi="http://schemas.microsoft.com/office/word/2010/wordprocessingInk" xmlns:wne="http://schemas.microsoft.com/office/word/2006/wordml" xmlns:wps="http://schemas.microsoft.com/office/word/2010/wordprocessingShape" mc:Ignorable="w14 w15 w16se wp14">
   <w:p>
     <w:pPr>
       <w:pStyle w:val="Footer"/>
@@ -9442,7 +13358,7 @@
               <wp:docPr id="1524805397" name="Text Box 1" descr="Internal">
                 <a:extLst xmlns:a="http://schemas.openxmlformats.org/drawingml/2006/main">
                   <a:ext uri="{5AE41FA2-C0FF-4470-9BD4-5FADCA87CBE2}">
-                    <aclsh:classification xmlns:aclsh="http://schemas.microsoft.com/office/drawing/2020/classificationShape" classificationOutcomeType="ftr"/>
+                    <aclsh:classification xmlns="" xmlns:cx2="http://schemas.microsoft.com/office/drawing/2015/10/21/chartex" xmlns:cx3="http://schemas.microsoft.com/office/drawing/2016/5/9/chartex" xmlns:cx4="http://schemas.microsoft.com/office/drawing/2016/5/10/chartex" xmlns:cx5="http://schemas.microsoft.com/office/drawing/2016/5/11/chartex" xmlns:cx6="http://schemas.microsoft.com/office/drawing/2016/5/12/chartex" xmlns:cx7="http://schemas.microsoft.com/office/drawing/2016/5/13/chartex" xmlns:cx8="http://schemas.microsoft.com/office/drawing/2016/5/14/chartex" xmlns:aink="http://schemas.microsoft.com/office/drawing/2016/ink" xmlns:am3d="http://schemas.microsoft.com/office/drawing/2017/model3d" xmlns:o="urn:schemas-microsoft-com:office:office" xmlns:oel="http://schemas.microsoft.com/office/2019/extlst" xmlns:v="urn:schemas-microsoft-com:vml" xmlns:w10="urn:schemas-microsoft-com:office:word" xmlns:w="http://schemas.openxmlformats.org/wordprocessingml/2006/main" xmlns:w16cex="http://schemas.microsoft.com/office/word/2018/wordml/cex" xmlns:w16cid="http://schemas.microsoft.com/office/word/2016/wordml/cid" xmlns:w16="http://schemas.microsoft.com/office/word/2018/wordml" xmlns:w16du="http://schemas.microsoft.com/office/word/2023/wordml/word16du" xmlns:w16sdtdh="http://schemas.microsoft.com/office/word/2020/wordml/sdtdatahash" xmlns:w16sdtfl="http://schemas.microsoft.com/office/word/2024/wordml/sdtformatlock" xmlns:aclsh="http://schemas.microsoft.com/office/drawing/2020/classificationShape" classificationOutcomeType="ftr"/>
                   </a:ext>
                 </a:extLst>
               </wp:docPr>
@@ -9508,8 +13424,7 @@
               <v:stroke joinstyle="miter"/>
               <v:path gradientshapeok="t" o:connecttype="rect"/>
             </v:shapetype>
-            <v:shape id="Text Box 1" o:spid="_x0000_s1028" type="#_x0000_t202" alt="Internal" style="position:absolute;margin-left:0;margin-top:0;width:25.55pt;height:25.55pt;z-index:251658240;visibility:visible;mso-wrap-style:none;mso-wrap-distance-left:0;mso-wrap-distance-top:0;mso-wrap-distance-right:0;mso-wrap-distance-bottom:0;mso-position-horizontal:center;mso-position-horizontal-relative:page;mso-position-vertical:bottom;mso-position-vertical-relative:page;v-text-anchor:bottom" o:gfxdata="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" filled="f" stroked="f">
-              <v:fill o:detectmouseclick="t"/>
+            <v:shape id="Text Box 1" o:spid="_x0000_s1028" type="#_x0000_t202" alt="Internal" style="position:absolute;margin-left:0;margin-top:0;width:25.55pt;height:25.55pt;z-index:251658240;visibility:visible;mso-wrap-style:none;mso-wrap-distance-left:0;mso-wrap-distance-top:0;mso-wrap-distance-right:0;mso-wrap-distance-bottom:0;mso-position-horizontal:center;mso-position-horizontal-relative:page;mso-position-vertical:bottom;mso-position-vertical-relative:page;v-text-anchor:bottom" o:gfxdata="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" filled="f" stroked="f">
               <v:textbox style="mso-fit-shape-to-text:t" inset="0,0,0,15pt">
                 <w:txbxContent>
                   <w:p>
@@ -9547,7 +13462,7 @@
 </file>
 
 <file path=word/footnotes.xml><?xml version="1.0" encoding="utf-8"?>
-<w:footnotes xmlns:wpc="http://schemas.microsoft.com/office/word/2010/wordprocessingCanvas" xmlns:cx="http://schemas.microsoft.com/office/drawing/2014/chartex" xmlns:cx1="http://schemas.microsoft.com/office/drawing/2015/9/8/chartex" xmlns:cx2="http://schemas.microsoft.com/office/drawing/2015/10/21/chartex" xmlns:cx3="http://schemas.microsoft.com/office/drawing/2016/5/9/chartex" xmlns:cx4="http://schemas.microsoft.com/office/drawing/2016/5/10/chartex" xmlns:cx5="http://schemas.microsoft.com/office/drawing/2016/5/11/chartex" xmlns:cx6="http://schemas.microsoft.com/office/drawing/2016/5/12/chartex" xmlns:cx7="http://schemas.microsoft.com/office/drawing/2016/5/13/chartex" xmlns:cx8="http://schemas.microsoft.com/office/drawing/2016/5/14/chartex" xmlns:mc="http://schemas.openxmlformats.org/markup-compatibility/2006" xmlns:aink="http://schemas.microsoft.com/office/drawing/2016/ink" xmlns:am3d="http://schemas.microsoft.com/office/drawing/2017/model3d" xmlns:o="urn:schemas-microsoft-com:office:office" xmlns:oel="http://schemas.microsoft.com/office/2019/extlst" xmlns:r="http://schemas.openxmlformats.org/officeDocument/2006/relationships" xmlns:m="http://schemas.openxmlformats.org/officeDocument/2006/math" xmlns:v="urn:schemas-microsoft-com:vml" xmlns:wp14="http://schemas.microsoft.com/office/word/2010/wordprocessingDrawing" xmlns:wp="http://schemas.openxmlformats.org/drawingml/2006/wordprocessingDrawing" xmlns:w10="urn:schemas-microsoft-com:office:word" xmlns:w="http://schemas.openxmlformats.org/wordprocessingml/2006/main" xmlns:w14="http://schemas.microsoft.com/office/word/2010/wordml" xmlns:w15="http://schemas.microsoft.com/office/word/2012/wordml" xmlns:w16cex="http://schemas.microsoft.com/office/word/2018/wordml/cex" xmlns:w16cid="http://schemas.microsoft.com/office/word/2016/wordml/cid" xmlns:w16="http://schemas.microsoft.com/office/word/2018/wordml" xmlns:w16du="http://schemas.microsoft.com/office/word/2023/wordml/word16du" xmlns:w16sdtdh="http://schemas.microsoft.com/office/word/2020/wordml/sdtdatahash" xmlns:w16sdtfl="http://schemas.microsoft.com/office/word/2024/wordml/sdtformatlock" xmlns:w16se="http://schemas.microsoft.com/office/word/2015/wordml/symex" xmlns:wpg="http://schemas.microsoft.com/office/word/2010/wordprocessingGroup" xmlns:wpi="http://schemas.microsoft.com/office/word/2010/wordprocessingInk" xmlns:wne="http://schemas.microsoft.com/office/word/2006/wordml" xmlns:wps="http://schemas.microsoft.com/office/word/2010/wordprocessingShape" mc:Ignorable="w14 w15 w16se w16cid w16 w16cex w16sdtdh w16sdtfl w16du wp14">
+<w:footnotes xmlns:wpc="http://schemas.microsoft.com/office/word/2010/wordprocessingCanvas" xmlns:cx="http://schemas.microsoft.com/office/drawing/2014/chartex" xmlns:cx1="http://schemas.microsoft.com/office/drawing/2015/9/8/chartex" xmlns:mc="http://schemas.openxmlformats.org/markup-compatibility/2006" xmlns:o="urn:schemas-microsoft-com:office:office" xmlns:r="http://schemas.openxmlformats.org/officeDocument/2006/relationships" xmlns:m="http://schemas.openxmlformats.org/officeDocument/2006/math" xmlns:v="urn:schemas-microsoft-com:vml" xmlns:wp14="http://schemas.microsoft.com/office/word/2010/wordprocessingDrawing" xmlns:wp="http://schemas.openxmlformats.org/drawingml/2006/wordprocessingDrawing" xmlns:w10="urn:schemas-microsoft-com:office:word" xmlns:w="http://schemas.openxmlformats.org/wordprocessingml/2006/main" xmlns:w14="http://schemas.microsoft.com/office/word/2010/wordml" xmlns:w15="http://schemas.microsoft.com/office/word/2012/wordml" xmlns:w16se="http://schemas.microsoft.com/office/word/2015/wordml/symex" xmlns:wpg="http://schemas.microsoft.com/office/word/2010/wordprocessingGroup" xmlns:wpi="http://schemas.microsoft.com/office/word/2010/wordprocessingInk" xmlns:wne="http://schemas.microsoft.com/office/word/2006/wordml" xmlns:wps="http://schemas.microsoft.com/office/word/2010/wordprocessingShape" mc:Ignorable="w14 w15 w16se wp14">
   <w:footnote w:type="separator" w:id="-1">
     <w:p>
       <w:pPr>
@@ -9572,7 +13487,7 @@
 </file>
 
 <file path=word/numbering.xml><?xml version="1.0" encoding="utf-8"?>
-<w:numbering xmlns:wpc="http://schemas.microsoft.com/office/word/2010/wordprocessingCanvas" xmlns:cx="http://schemas.microsoft.com/office/drawing/2014/chartex" xmlns:cx1="http://schemas.microsoft.com/office/drawing/2015/9/8/chartex" xmlns:cx2="http://schemas.microsoft.com/office/drawing/2015/10/21/chartex" xmlns:cx3="http://schemas.microsoft.com/office/drawing/2016/5/9/chartex" xmlns:cx4="http://schemas.microsoft.com/office/drawing/2016/5/10/chartex" xmlns:cx5="http://schemas.microsoft.com/office/drawing/2016/5/11/chartex" xmlns:cx6="http://schemas.microsoft.com/office/drawing/2016/5/12/chartex" xmlns:cx7="http://schemas.microsoft.com/office/drawing/2016/5/13/chartex" xmlns:cx8="http://schemas.microsoft.com/office/drawing/2016/5/14/chartex" xmlns:mc="http://schemas.openxmlformats.org/markup-compatibility/2006" xmlns:aink="http://schemas.microsoft.com/office/drawing/2016/ink" xmlns:am3d="http://schemas.microsoft.com/office/drawing/2017/model3d" xmlns:o="urn:schemas-microsoft-com:office:office" xmlns:oel="http://schemas.microsoft.com/office/2019/extlst" xmlns:r="http://schemas.openxmlformats.org/officeDocument/2006/relationships" xmlns:m="http://schemas.openxmlformats.org/officeDocument/2006/math" xmlns:v="urn:schemas-microsoft-com:vml" xmlns:wp14="http://schemas.microsoft.com/office/word/2010/wordprocessingDrawing" xmlns:wp="http://schemas.openxmlformats.org/drawingml/2006/wordprocessingDrawing" xmlns:w10="urn:schemas-microsoft-com:office:word" xmlns:w="http://schemas.openxmlformats.org/wordprocessingml/2006/main" xmlns:w14="http://schemas.microsoft.com/office/word/2010/wordml" xmlns:w15="http://schemas.microsoft.com/office/word/2012/wordml" xmlns:w16cex="http://schemas.microsoft.com/office/word/2018/wordml/cex" xmlns:w16cid="http://schemas.microsoft.com/office/word/2016/wordml/cid" xmlns:w16="http://schemas.microsoft.com/office/word/2018/wordml" xmlns:w16du="http://schemas.microsoft.com/office/word/2023/wordml/word16du" xmlns:w16sdtdh="http://schemas.microsoft.com/office/word/2020/wordml/sdtdatahash" xmlns:w16sdtfl="http://schemas.microsoft.com/office/word/2024/wordml/sdtformatlock" xmlns:w16se="http://schemas.microsoft.com/office/word/2015/wordml/symex" xmlns:wpg="http://schemas.microsoft.com/office/word/2010/wordprocessingGroup" xmlns:wpi="http://schemas.microsoft.com/office/word/2010/wordprocessingInk" xmlns:wne="http://schemas.microsoft.com/office/word/2006/wordml" xmlns:wps="http://schemas.microsoft.com/office/word/2010/wordprocessingShape" mc:Ignorable="w14 w15 w16se w16cid w16 w16cex w16sdtdh w16sdtfl w16du wp14">
+<w:numbering xmlns:wpc="http://schemas.microsoft.com/office/word/2010/wordprocessingCanvas" xmlns:cx="http://schemas.microsoft.com/office/drawing/2014/chartex" xmlns:cx1="http://schemas.microsoft.com/office/drawing/2015/9/8/chartex" xmlns:mc="http://schemas.openxmlformats.org/markup-compatibility/2006" xmlns:o="urn:schemas-microsoft-com:office:office" xmlns:r="http://schemas.openxmlformats.org/officeDocument/2006/relationships" xmlns:m="http://schemas.openxmlformats.org/officeDocument/2006/math" xmlns:v="urn:schemas-microsoft-com:vml" xmlns:wp14="http://schemas.microsoft.com/office/word/2010/wordprocessingDrawing" xmlns:wp="http://schemas.openxmlformats.org/drawingml/2006/wordprocessingDrawing" xmlns:w10="urn:schemas-microsoft-com:office:word" xmlns:w="http://schemas.openxmlformats.org/wordprocessingml/2006/main" xmlns:w14="http://schemas.microsoft.com/office/word/2010/wordml" xmlns:w15="http://schemas.microsoft.com/office/word/2012/wordml" xmlns:w16se="http://schemas.microsoft.com/office/word/2015/wordml/symex" xmlns:wpg="http://schemas.microsoft.com/office/word/2010/wordprocessingGroup" xmlns:wpi="http://schemas.microsoft.com/office/word/2010/wordprocessingInk" xmlns:wne="http://schemas.microsoft.com/office/word/2006/wordml" xmlns:wps="http://schemas.microsoft.com/office/word/2010/wordprocessingShape" mc:Ignorable="w14 w15 w16se wp14">
   <w:abstractNum w:abstractNumId="0" w15:restartNumberingAfterBreak="0">
     <w:nsid w:val="0B8809A7"/>
     <w:multiLevelType w:val="hybridMultilevel"/>
@@ -9775,6 +13690,119 @@
     </w:lvl>
   </w:abstractNum>
   <w:abstractNum w:abstractNumId="2" w15:restartNumberingAfterBreak="0">
+    <w:nsid w:val="158412AD"/>
+    <w:multiLevelType w:val="hybridMultilevel"/>
+    <w:tmpl w:val="5E44B006"/>
+    <w:lvl w:ilvl="0" w:tplc="04090001">
+      <w:start w:val="1"/>
+      <w:numFmt w:val="bullet"/>
+      <w:lvlText w:val=""/>
+      <w:lvlJc w:val="left"/>
+      <w:pPr>
+        <w:ind w:left="360" w:hanging="360"/>
+      </w:pPr>
+      <w:rPr>
+        <w:rFonts w:ascii="Symbol" w:hAnsi="Symbol" w:hint="default"/>
+      </w:rPr>
+    </w:lvl>
+    <w:lvl w:ilvl="1" w:tplc="04090003" w:tentative="1">
+      <w:start w:val="1"/>
+      <w:numFmt w:val="bullet"/>
+      <w:lvlText w:val="o"/>
+      <w:lvlJc w:val="left"/>
+      <w:pPr>
+        <w:ind w:left="1080" w:hanging="360"/>
+      </w:pPr>
+      <w:rPr>
+        <w:rFonts w:ascii="Courier New" w:hAnsi="Courier New" w:cs="Courier New" w:hint="default"/>
+      </w:rPr>
+    </w:lvl>
+    <w:lvl w:ilvl="2" w:tplc="04090005" w:tentative="1">
+      <w:start w:val="1"/>
+      <w:numFmt w:val="bullet"/>
+      <w:lvlText w:val=""/>
+      <w:lvlJc w:val="left"/>
+      <w:pPr>
+        <w:ind w:left="1800" w:hanging="360"/>
+      </w:pPr>
+      <w:rPr>
+        <w:rFonts w:ascii="Wingdings" w:hAnsi="Wingdings" w:hint="default"/>
+      </w:rPr>
+    </w:lvl>
+    <w:lvl w:ilvl="3" w:tplc="04090001" w:tentative="1">
+      <w:start w:val="1"/>
+      <w:numFmt w:val="bullet"/>
+      <w:lvlText w:val=""/>
+      <w:lvlJc w:val="left"/>
+      <w:pPr>
+        <w:ind w:left="2520" w:hanging="360"/>
+      </w:pPr>
+      <w:rPr>
+        <w:rFonts w:ascii="Symbol" w:hAnsi="Symbol" w:hint="default"/>
+      </w:rPr>
+    </w:lvl>
+    <w:lvl w:ilvl="4" w:tplc="04090003" w:tentative="1">
+      <w:start w:val="1"/>
+      <w:numFmt w:val="bullet"/>
+      <w:lvlText w:val="o"/>
+      <w:lvlJc w:val="left"/>
+      <w:pPr>
+        <w:ind w:left="3240" w:hanging="360"/>
+      </w:pPr>
+      <w:rPr>
+        <w:rFonts w:ascii="Courier New" w:hAnsi="Courier New" w:cs="Courier New" w:hint="default"/>
+      </w:rPr>
+    </w:lvl>
+    <w:lvl w:ilvl="5" w:tplc="04090005" w:tentative="1">
+      <w:start w:val="1"/>
+      <w:numFmt w:val="bullet"/>
+      <w:lvlText w:val=""/>
+      <w:lvlJc w:val="left"/>
+      <w:pPr>
+        <w:ind w:left="3960" w:hanging="360"/>
+      </w:pPr>
+      <w:rPr>
+        <w:rFonts w:ascii="Wingdings" w:hAnsi="Wingdings" w:hint="default"/>
+      </w:rPr>
+    </w:lvl>
+    <w:lvl w:ilvl="6" w:tplc="04090001" w:tentative="1">
+      <w:start w:val="1"/>
+      <w:numFmt w:val="bullet"/>
+      <w:lvlText w:val=""/>
+      <w:lvlJc w:val="left"/>
+      <w:pPr>
+        <w:ind w:left="4680" w:hanging="360"/>
+      </w:pPr>
+      <w:rPr>
+        <w:rFonts w:ascii="Symbol" w:hAnsi="Symbol" w:hint="default"/>
+      </w:rPr>
+    </w:lvl>
+    <w:lvl w:ilvl="7" w:tplc="04090003" w:tentative="1">
+      <w:start w:val="1"/>
+      <w:numFmt w:val="bullet"/>
+      <w:lvlText w:val="o"/>
+      <w:lvlJc w:val="left"/>
+      <w:pPr>
+        <w:ind w:left="5400" w:hanging="360"/>
+      </w:pPr>
+      <w:rPr>
+        <w:rFonts w:ascii="Courier New" w:hAnsi="Courier New" w:cs="Courier New" w:hint="default"/>
+      </w:rPr>
+    </w:lvl>
+    <w:lvl w:ilvl="8" w:tplc="04090005" w:tentative="1">
+      <w:start w:val="1"/>
+      <w:numFmt w:val="bullet"/>
+      <w:lvlText w:val=""/>
+      <w:lvlJc w:val="left"/>
+      <w:pPr>
+        <w:ind w:left="6120" w:hanging="360"/>
+      </w:pPr>
+      <w:rPr>
+        <w:rFonts w:ascii="Wingdings" w:hAnsi="Wingdings" w:hint="default"/>
+      </w:rPr>
+    </w:lvl>
+  </w:abstractNum>
+  <w:abstractNum w:abstractNumId="3" w15:restartNumberingAfterBreak="0">
     <w:nsid w:val="18A533EB"/>
     <w:multiLevelType w:val="hybridMultilevel"/>
     <w:tmpl w:val="0B4A7608"/>
@@ -9887,7 +13915,7 @@
       </w:rPr>
     </w:lvl>
   </w:abstractNum>
-  <w:abstractNum w:abstractNumId="3" w15:restartNumberingAfterBreak="0">
+  <w:abstractNum w:abstractNumId="4" w15:restartNumberingAfterBreak="0">
     <w:nsid w:val="214A57A8"/>
     <w:multiLevelType w:val="multilevel"/>
     <w:tmpl w:val="0B4A7608"/>
@@ -10000,7 +14028,7 @@
       </w:rPr>
     </w:lvl>
   </w:abstractNum>
-  <w:abstractNum w:abstractNumId="4" w15:restartNumberingAfterBreak="0">
+  <w:abstractNum w:abstractNumId="5" w15:restartNumberingAfterBreak="0">
     <w:nsid w:val="21DF305D"/>
     <w:multiLevelType w:val="multilevel"/>
     <w:tmpl w:val="77E2A1AE"/>
@@ -10149,7 +14177,7 @@
       </w:rPr>
     </w:lvl>
   </w:abstractNum>
-  <w:abstractNum w:abstractNumId="5" w15:restartNumberingAfterBreak="0">
+  <w:abstractNum w:abstractNumId="6" w15:restartNumberingAfterBreak="0">
     <w:nsid w:val="235F20CC"/>
     <w:multiLevelType w:val="hybridMultilevel"/>
     <w:tmpl w:val="3B0CBB00"/>
@@ -10262,7 +14290,7 @@
       </w:rPr>
     </w:lvl>
   </w:abstractNum>
-  <w:abstractNum w:abstractNumId="6" w15:restartNumberingAfterBreak="0">
+  <w:abstractNum w:abstractNumId="7" w15:restartNumberingAfterBreak="0">
     <w:nsid w:val="2D1B166C"/>
     <w:multiLevelType w:val="hybridMultilevel"/>
     <w:tmpl w:val="C5EC7C24"/>
@@ -10374,7 +14402,7 @@
       </w:rPr>
     </w:lvl>
   </w:abstractNum>
-  <w:abstractNum w:abstractNumId="7" w15:restartNumberingAfterBreak="0">
+  <w:abstractNum w:abstractNumId="8" w15:restartNumberingAfterBreak="0">
     <w:nsid w:val="33103600"/>
     <w:multiLevelType w:val="multilevel"/>
     <w:tmpl w:val="77E2A1AE"/>
@@ -10523,7 +14551,7 @@
       </w:rPr>
     </w:lvl>
   </w:abstractNum>
-  <w:abstractNum w:abstractNumId="8" w15:restartNumberingAfterBreak="0">
+  <w:abstractNum w:abstractNumId="9" w15:restartNumberingAfterBreak="0">
     <w:nsid w:val="39D55B65"/>
     <w:multiLevelType w:val="hybridMultilevel"/>
     <w:tmpl w:val="E7BCCC94"/>
@@ -10635,7 +14663,7 @@
       </w:rPr>
     </w:lvl>
   </w:abstractNum>
-  <w:abstractNum w:abstractNumId="9" w15:restartNumberingAfterBreak="0">
+  <w:abstractNum w:abstractNumId="10" w15:restartNumberingAfterBreak="0">
     <w:nsid w:val="40B10F66"/>
     <w:multiLevelType w:val="hybridMultilevel"/>
     <w:tmpl w:val="FBE07CBA"/>
@@ -10748,7 +14776,7 @@
       </w:rPr>
     </w:lvl>
   </w:abstractNum>
-  <w:abstractNum w:abstractNumId="10" w15:restartNumberingAfterBreak="0">
+  <w:abstractNum w:abstractNumId="11" w15:restartNumberingAfterBreak="0">
     <w:nsid w:val="41EB1FE1"/>
     <w:multiLevelType w:val="multilevel"/>
     <w:tmpl w:val="776AAE82"/>
@@ -10865,7 +14893,7 @@
       </w:pPr>
     </w:lvl>
   </w:abstractNum>
-  <w:abstractNum w:abstractNumId="11" w15:restartNumberingAfterBreak="0">
+  <w:abstractNum w:abstractNumId="12" w15:restartNumberingAfterBreak="0">
     <w:nsid w:val="4347400A"/>
     <w:multiLevelType w:val="hybridMultilevel"/>
     <w:tmpl w:val="BE44AB9A"/>
@@ -10954,7 +14982,7 @@
       </w:pPr>
     </w:lvl>
   </w:abstractNum>
-  <w:abstractNum w:abstractNumId="12" w15:restartNumberingAfterBreak="0">
+  <w:abstractNum w:abstractNumId="13" w15:restartNumberingAfterBreak="0">
     <w:nsid w:val="45563A1E"/>
     <w:multiLevelType w:val="hybridMultilevel"/>
     <w:tmpl w:val="B9D24F98"/>
@@ -11043,7 +15071,7 @@
       </w:pPr>
     </w:lvl>
   </w:abstractNum>
-  <w:abstractNum w:abstractNumId="13" w15:restartNumberingAfterBreak="0">
+  <w:abstractNum w:abstractNumId="14" w15:restartNumberingAfterBreak="0">
     <w:nsid w:val="4AFF5F56"/>
     <w:multiLevelType w:val="hybridMultilevel"/>
     <w:tmpl w:val="3E9AF240"/>
@@ -11156,7 +15184,7 @@
       </w:rPr>
     </w:lvl>
   </w:abstractNum>
-  <w:abstractNum w:abstractNumId="14" w15:restartNumberingAfterBreak="0">
+  <w:abstractNum w:abstractNumId="15" w15:restartNumberingAfterBreak="0">
     <w:nsid w:val="4CDD0B1D"/>
     <w:multiLevelType w:val="hybridMultilevel"/>
     <w:tmpl w:val="2334D5FC"/>
@@ -11268,7 +15296,7 @@
       </w:rPr>
     </w:lvl>
   </w:abstractNum>
-  <w:abstractNum w:abstractNumId="15" w15:restartNumberingAfterBreak="0">
+  <w:abstractNum w:abstractNumId="16" w15:restartNumberingAfterBreak="0">
     <w:nsid w:val="57A642B8"/>
     <w:multiLevelType w:val="hybridMultilevel"/>
     <w:tmpl w:val="B9D24F98"/>
@@ -11357,7 +15385,7 @@
       </w:pPr>
     </w:lvl>
   </w:abstractNum>
-  <w:abstractNum w:abstractNumId="16" w15:restartNumberingAfterBreak="0">
+  <w:abstractNum w:abstractNumId="17" w15:restartNumberingAfterBreak="0">
     <w:nsid w:val="5A065460"/>
     <w:multiLevelType w:val="hybridMultilevel"/>
     <w:tmpl w:val="CEB469D8"/>
@@ -11470,7 +15498,7 @@
       </w:rPr>
     </w:lvl>
   </w:abstractNum>
-  <w:abstractNum w:abstractNumId="17" w15:restartNumberingAfterBreak="0">
+  <w:abstractNum w:abstractNumId="18" w15:restartNumberingAfterBreak="0">
     <w:nsid w:val="5C562651"/>
     <w:multiLevelType w:val="hybridMultilevel"/>
     <w:tmpl w:val="3A507C46"/>
@@ -11559,7 +15587,7 @@
       </w:pPr>
     </w:lvl>
   </w:abstractNum>
-  <w:abstractNum w:abstractNumId="18" w15:restartNumberingAfterBreak="0">
+  <w:abstractNum w:abstractNumId="19" w15:restartNumberingAfterBreak="0">
     <w:nsid w:val="5EC97EFA"/>
     <w:multiLevelType w:val="hybridMultilevel"/>
     <w:tmpl w:val="4784133C"/>
@@ -11648,7 +15676,7 @@
       </w:pPr>
     </w:lvl>
   </w:abstractNum>
-  <w:abstractNum w:abstractNumId="19" w15:restartNumberingAfterBreak="0">
+  <w:abstractNum w:abstractNumId="20" w15:restartNumberingAfterBreak="0">
     <w:nsid w:val="617164F9"/>
     <w:multiLevelType w:val="hybridMultilevel"/>
     <w:tmpl w:val="12D6F200"/>
@@ -11737,7 +15765,7 @@
       </w:pPr>
     </w:lvl>
   </w:abstractNum>
-  <w:abstractNum w:abstractNumId="20" w15:restartNumberingAfterBreak="0">
+  <w:abstractNum w:abstractNumId="21" w15:restartNumberingAfterBreak="0">
     <w:nsid w:val="68221E95"/>
     <w:multiLevelType w:val="hybridMultilevel"/>
     <w:tmpl w:val="B9D24F98"/>
@@ -11826,7 +15854,7 @@
       </w:pPr>
     </w:lvl>
   </w:abstractNum>
-  <w:abstractNum w:abstractNumId="21" w15:restartNumberingAfterBreak="0">
+  <w:abstractNum w:abstractNumId="22" w15:restartNumberingAfterBreak="0">
     <w:nsid w:val="697C7FF1"/>
     <w:multiLevelType w:val="hybridMultilevel"/>
     <w:tmpl w:val="4D701F6C"/>
@@ -11939,7 +15967,7 @@
       </w:rPr>
     </w:lvl>
   </w:abstractNum>
-  <w:abstractNum w:abstractNumId="22" w15:restartNumberingAfterBreak="0">
+  <w:abstractNum w:abstractNumId="23" w15:restartNumberingAfterBreak="0">
     <w:nsid w:val="7D5B6D04"/>
     <w:multiLevelType w:val="hybridMultilevel"/>
     <w:tmpl w:val="E200D4C0"/>
@@ -12051,7 +16079,7 @@
       </w:rPr>
     </w:lvl>
   </w:abstractNum>
-  <w:abstractNum w:abstractNumId="23" w15:restartNumberingAfterBreak="0">
+  <w:abstractNum w:abstractNumId="24" w15:restartNumberingAfterBreak="0">
     <w:nsid w:val="7E985931"/>
     <w:multiLevelType w:val="hybridMultilevel"/>
     <w:tmpl w:val="D1729246"/>
@@ -12140,7 +16168,7 @@
       </w:pPr>
     </w:lvl>
   </w:abstractNum>
-  <w:abstractNum w:abstractNumId="24" w15:restartNumberingAfterBreak="0">
+  <w:abstractNum w:abstractNumId="25" w15:restartNumberingAfterBreak="0">
     <w:nsid w:val="7F7506C1"/>
     <w:multiLevelType w:val="multilevel"/>
     <w:tmpl w:val="77E2A1AE"/>
@@ -12289,7 +16317,7 @@
       </w:rPr>
     </w:lvl>
   </w:abstractNum>
-  <w:abstractNum w:abstractNumId="25" w15:restartNumberingAfterBreak="0">
+  <w:abstractNum w:abstractNumId="26" w15:restartNumberingAfterBreak="0">
     <w:nsid w:val="7FA243D9"/>
     <w:multiLevelType w:val="hybridMultilevel"/>
     <w:tmpl w:val="D1729246"/>
@@ -12378,59 +16406,59 @@
       </w:pPr>
     </w:lvl>
   </w:abstractNum>
-  <w:num w:numId="1" w16cid:durableId="296032030">
+  <w:num w:numId="1">
+    <w:abstractNumId w:val="20"/>
+  </w:num>
+  <w:num w:numId="2">
+    <w:abstractNumId w:val="7"/>
+  </w:num>
+  <w:num w:numId="3">
+    <w:abstractNumId w:val="24"/>
+  </w:num>
+  <w:num w:numId="4">
+    <w:abstractNumId w:val="12"/>
+  </w:num>
+  <w:num w:numId="5">
+    <w:abstractNumId w:val="26"/>
+  </w:num>
+  <w:num w:numId="6">
     <w:abstractNumId w:val="19"/>
   </w:num>
-  <w:num w:numId="2" w16cid:durableId="53940052">
+  <w:num w:numId="7">
+    <w:abstractNumId w:val="16"/>
+  </w:num>
+  <w:num w:numId="8">
+    <w:abstractNumId w:val="1"/>
+  </w:num>
+  <w:num w:numId="9">
+    <w:abstractNumId w:val="21"/>
+  </w:num>
+  <w:num w:numId="10">
+    <w:abstractNumId w:val="10"/>
+  </w:num>
+  <w:num w:numId="11">
+    <w:abstractNumId w:val="17"/>
+  </w:num>
+  <w:num w:numId="12">
+    <w:abstractNumId w:val="14"/>
+  </w:num>
+  <w:num w:numId="13">
+    <w:abstractNumId w:val="18"/>
+  </w:num>
+  <w:num w:numId="14">
     <w:abstractNumId w:val="6"/>
   </w:num>
-  <w:num w:numId="3" w16cid:durableId="217712437">
-    <w:abstractNumId w:val="23"/>
-  </w:num>
-  <w:num w:numId="4" w16cid:durableId="1743213863">
-    <w:abstractNumId w:val="11"/>
-  </w:num>
-  <w:num w:numId="5" w16cid:durableId="576399100">
-    <w:abstractNumId w:val="25"/>
-  </w:num>
-  <w:num w:numId="6" w16cid:durableId="2072268901">
-    <w:abstractNumId w:val="18"/>
-  </w:num>
-  <w:num w:numId="7" w16cid:durableId="2018269378">
-    <w:abstractNumId w:val="15"/>
-  </w:num>
-  <w:num w:numId="8" w16cid:durableId="1019162629">
-    <w:abstractNumId w:val="1"/>
-  </w:num>
-  <w:num w:numId="9" w16cid:durableId="1906331100">
-    <w:abstractNumId w:val="20"/>
-  </w:num>
-  <w:num w:numId="10" w16cid:durableId="274556818">
-    <w:abstractNumId w:val="9"/>
-  </w:num>
-  <w:num w:numId="11" w16cid:durableId="1062673796">
-    <w:abstractNumId w:val="16"/>
-  </w:num>
-  <w:num w:numId="12" w16cid:durableId="216285578">
+  <w:num w:numId="15">
     <w:abstractNumId w:val="13"/>
   </w:num>
-  <w:num w:numId="13" w16cid:durableId="2781066">
-    <w:abstractNumId w:val="17"/>
+  <w:num w:numId="16">
+    <w:abstractNumId w:val="3"/>
   </w:num>
-  <w:num w:numId="14" w16cid:durableId="1377969619">
-    <w:abstractNumId w:val="5"/>
+  <w:num w:numId="17">
+    <w:abstractNumId w:val="8"/>
   </w:num>
-  <w:num w:numId="15" w16cid:durableId="30302338">
-    <w:abstractNumId w:val="12"/>
-  </w:num>
-  <w:num w:numId="16" w16cid:durableId="769131817">
-    <w:abstractNumId w:val="2"/>
-  </w:num>
-  <w:num w:numId="17" w16cid:durableId="752776852">
-    <w:abstractNumId w:val="7"/>
-  </w:num>
-  <w:num w:numId="18" w16cid:durableId="946230383">
-    <w:abstractNumId w:val="7"/>
+  <w:num w:numId="18">
+    <w:abstractNumId w:val="8"/>
     <w:lvlOverride w:ilvl="1">
       <w:lvl w:ilvl="1">
         <w:numFmt w:val="decimal"/>
@@ -12439,8 +16467,8 @@
       </w:lvl>
     </w:lvlOverride>
   </w:num>
-  <w:num w:numId="19" w16cid:durableId="1574580177">
-    <w:abstractNumId w:val="7"/>
+  <w:num w:numId="19">
+    <w:abstractNumId w:val="8"/>
     <w:lvlOverride w:ilvl="1">
       <w:lvl w:ilvl="1">
         <w:numFmt w:val="decimal"/>
@@ -12455,14 +16483,14 @@
       </w:lvl>
     </w:lvlOverride>
   </w:num>
-  <w:num w:numId="20" w16cid:durableId="352192417">
-    <w:abstractNumId w:val="21"/>
+  <w:num w:numId="20">
+    <w:abstractNumId w:val="22"/>
   </w:num>
-  <w:num w:numId="21" w16cid:durableId="384303159">
-    <w:abstractNumId w:val="10"/>
+  <w:num w:numId="21">
+    <w:abstractNumId w:val="11"/>
   </w:num>
-  <w:num w:numId="22" w16cid:durableId="762452923">
-    <w:abstractNumId w:val="10"/>
+  <w:num w:numId="22">
+    <w:abstractNumId w:val="11"/>
     <w:lvlOverride w:ilvl="1">
       <w:lvl w:ilvl="1">
         <w:numFmt w:val="decimal"/>
@@ -12471,32 +16499,35 @@
       </w:lvl>
     </w:lvlOverride>
   </w:num>
-  <w:num w:numId="23" w16cid:durableId="579565591">
-    <w:abstractNumId w:val="24"/>
+  <w:num w:numId="23">
+    <w:abstractNumId w:val="25"/>
   </w:num>
-  <w:num w:numId="24" w16cid:durableId="812872203">
+  <w:num w:numId="24">
+    <w:abstractNumId w:val="5"/>
+  </w:num>
+  <w:num w:numId="25">
     <w:abstractNumId w:val="4"/>
   </w:num>
-  <w:num w:numId="25" w16cid:durableId="486555449">
-    <w:abstractNumId w:val="3"/>
-  </w:num>
-  <w:num w:numId="26" w16cid:durableId="1421367076">
+  <w:num w:numId="26">
     <w:abstractNumId w:val="0"/>
   </w:num>
-  <w:num w:numId="27" w16cid:durableId="2067608989">
-    <w:abstractNumId w:val="14"/>
+  <w:num w:numId="27">
+    <w:abstractNumId w:val="15"/>
   </w:num>
-  <w:num w:numId="28" w16cid:durableId="829908265">
-    <w:abstractNumId w:val="22"/>
+  <w:num w:numId="28">
+    <w:abstractNumId w:val="23"/>
   </w:num>
-  <w:num w:numId="29" w16cid:durableId="860750299">
-    <w:abstractNumId w:val="8"/>
+  <w:num w:numId="29">
+    <w:abstractNumId w:val="9"/>
+  </w:num>
+  <w:num w:numId="30">
+    <w:abstractNumId w:val="2"/>
   </w:num>
 </w:numbering>
 </file>
 
 <file path=word/styles.xml><?xml version="1.0" encoding="utf-8"?>
-<w:styles xmlns:mc="http://schemas.openxmlformats.org/markup-compatibility/2006" xmlns:r="http://schemas.openxmlformats.org/officeDocument/2006/relationships" xmlns:w="http://schemas.openxmlformats.org/wordprocessingml/2006/main" xmlns:w14="http://schemas.microsoft.com/office/word/2010/wordml" xmlns:w15="http://schemas.microsoft.com/office/word/2012/wordml" xmlns:w16cex="http://schemas.microsoft.com/office/word/2018/wordml/cex" xmlns:w16cid="http://schemas.microsoft.com/office/word/2016/wordml/cid" xmlns:w16="http://schemas.microsoft.com/office/word/2018/wordml" xmlns:w16du="http://schemas.microsoft.com/office/word/2023/wordml/word16du" xmlns:w16sdtdh="http://schemas.microsoft.com/office/word/2020/wordml/sdtdatahash" xmlns:w16sdtfl="http://schemas.microsoft.com/office/word/2024/wordml/sdtformatlock" xmlns:w16se="http://schemas.microsoft.com/office/word/2015/wordml/symex" mc:Ignorable="w14 w15 w16se w16cid w16 w16cex w16sdtdh w16sdtfl w16du">
+<w:styles xmlns:mc="http://schemas.openxmlformats.org/markup-compatibility/2006" xmlns:r="http://schemas.openxmlformats.org/officeDocument/2006/relationships" xmlns:w="http://schemas.openxmlformats.org/wordprocessingml/2006/main" xmlns:w14="http://schemas.microsoft.com/office/word/2010/wordml" xmlns:w15="http://schemas.microsoft.com/office/word/2012/wordml" xmlns:w16se="http://schemas.microsoft.com/office/word/2015/wordml/symex" mc:Ignorable="w14 w15 w16se">
   <w:docDefaults>
     <w:rPrDefault>
       <w:rPr>
@@ -12512,7 +16543,7 @@
       </w:pPr>
     </w:pPrDefault>
   </w:docDefaults>
-  <w:latentStyles w:defLockedState="0" w:defUIPriority="99" w:defSemiHidden="0" w:defUnhideWhenUsed="0" w:defQFormat="0" w:count="376">
+  <w:latentStyles w:defLockedState="0" w:defUIPriority="99" w:defSemiHidden="0" w:defUnhideWhenUsed="0" w:defQFormat="0" w:count="371">
     <w:lsdException w:name="Normal" w:uiPriority="0" w:qFormat="1"/>
     <w:lsdException w:name="heading 1" w:uiPriority="9" w:qFormat="1"/>
     <w:lsdException w:name="heading 2" w:semiHidden="1" w:uiPriority="9" w:unhideWhenUsed="1" w:qFormat="1"/>
@@ -12884,11 +16915,6 @@
     <w:lsdException w:name="List Table 5 Dark Accent 6" w:uiPriority="50"/>
     <w:lsdException w:name="List Table 6 Colorful Accent 6" w:uiPriority="51"/>
     <w:lsdException w:name="List Table 7 Colorful Accent 6" w:uiPriority="52"/>
-    <w:lsdException w:name="Mention" w:semiHidden="1" w:unhideWhenUsed="1"/>
-    <w:lsdException w:name="Smart Hyperlink" w:semiHidden="1" w:unhideWhenUsed="1"/>
-    <w:lsdException w:name="Hashtag" w:semiHidden="1" w:unhideWhenUsed="1"/>
-    <w:lsdException w:name="Unresolved Mention" w:semiHidden="1" w:unhideWhenUsed="1"/>
-    <w:lsdException w:name="Smart Link" w:semiHidden="1" w:unhideWhenUsed="1"/>
   </w:latentStyles>
   <w:style w:type="paragraph" w:default="1" w:styleId="Normal">
     <w:name w:val="Normal"/>
@@ -12937,9 +16963,32 @@
       <w:szCs w:val="26"/>
     </w:rPr>
   </w:style>
+  <w:style w:type="paragraph" w:styleId="Heading3">
+    <w:name w:val="heading 3"/>
+    <w:basedOn w:val="Normal"/>
+    <w:next w:val="Normal"/>
+    <w:link w:val="Heading3Char"/>
+    <w:uiPriority w:val="9"/>
+    <w:unhideWhenUsed/>
+    <w:qFormat/>
+    <w:rsid w:val="008B3AE1"/>
+    <w:pPr>
+      <w:keepNext/>
+      <w:keepLines/>
+      <w:spacing w:before="40" w:after="0"/>
+      <w:outlineLvl w:val="2"/>
+    </w:pPr>
+    <w:rPr>
+      <w:rFonts w:asciiTheme="majorHAnsi" w:eastAsiaTheme="majorEastAsia" w:hAnsiTheme="majorHAnsi" w:cstheme="majorBidi"/>
+      <w:color w:val="1F4D78" w:themeColor="accent1" w:themeShade="7F"/>
+      <w:sz w:val="24"/>
+      <w:szCs w:val="24"/>
+    </w:rPr>
+  </w:style>
   <w:style w:type="character" w:default="1" w:styleId="DefaultParagraphFont">
     <w:name w:val="Default Paragraph Font"/>
     <w:uiPriority w:val="1"/>
+    <w:semiHidden/>
     <w:unhideWhenUsed/>
   </w:style>
   <w:style w:type="table" w:default="1" w:styleId="TableNormal">
@@ -13256,7 +17305,7 @@
       </w:tcPr>
     </w:tblStylePr>
   </w:style>
-  <w:style w:type="character" w:styleId="UnresolvedMention">
+  <w:style w:type="character" w:customStyle="1" w:styleId="UnresolvedMention">
     <w:name w:val="Unresolved Mention"/>
     <w:basedOn w:val="DefaultParagraphFont"/>
     <w:uiPriority w:val="99"/>
@@ -13289,6 +17338,19 @@
     <w:link w:val="Footer"/>
     <w:uiPriority w:val="99"/>
     <w:rsid w:val="00F22A51"/>
+  </w:style>
+  <w:style w:type="character" w:customStyle="1" w:styleId="Heading3Char">
+    <w:name w:val="Heading 3 Char"/>
+    <w:basedOn w:val="DefaultParagraphFont"/>
+    <w:link w:val="Heading3"/>
+    <w:uiPriority w:val="9"/>
+    <w:rsid w:val="008B3AE1"/>
+    <w:rPr>
+      <w:rFonts w:asciiTheme="majorHAnsi" w:eastAsiaTheme="majorEastAsia" w:hAnsiTheme="majorHAnsi" w:cstheme="majorBidi"/>
+      <w:color w:val="1F4D78" w:themeColor="accent1" w:themeShade="7F"/>
+      <w:sz w:val="24"/>
+      <w:szCs w:val="24"/>
+    </w:rPr>
   </w:style>
 </w:styles>
 </file>
@@ -13559,7 +17621,7 @@
 </file>
 
 <file path=customXml/itemProps1.xml><?xml version="1.0" encoding="utf-8"?>
-<ds:datastoreItem xmlns:ds="http://schemas.openxmlformats.org/officeDocument/2006/customXml" ds:itemID="{C231FF15-46C9-45F9-83BE-78AA285DB854}">
+<ds:datastoreItem xmlns:ds="http://schemas.openxmlformats.org/officeDocument/2006/customXml" ds:itemID="{72920F90-4377-4DFF-AC30-20A9C9E302F0}">
   <ds:schemaRefs>
     <ds:schemaRef ds:uri="http://schemas.openxmlformats.org/officeDocument/2006/bibliography"/>
   </ds:schemaRefs>
